--- a/docs_llm/FormatFuzzer Benchmarking Report.docx
+++ b/docs_llm/FormatFuzzer Benchmarking Report.docx
@@ -11187,6 +11187,9 @@
               <w:jc w:val="center"/>
               <w:cnfStyle w:val="000000100000" w:firstRow="0" w:lastRow="0" w:firstColumn="0" w:lastColumn="0" w:oddVBand="0" w:evenVBand="0" w:oddHBand="1" w:evenHBand="0" w:firstRowFirstColumn="0" w:firstRowLastColumn="0" w:lastRowFirstColumn="0" w:lastRowLastColumn="0"/>
             </w:pPr>
+            <w:r>
+              <w:t>3.5%</w:t>
+            </w:r>
           </w:p>
         </w:tc>
         <w:tc>
@@ -11199,6 +11202,9 @@
               <w:jc w:val="center"/>
               <w:cnfStyle w:val="000000100000" w:firstRow="0" w:lastRow="0" w:firstColumn="0" w:lastColumn="0" w:oddVBand="0" w:evenVBand="0" w:oddHBand="1" w:evenHBand="0" w:firstRowFirstColumn="0" w:firstRowLastColumn="0" w:lastRowFirstColumn="0" w:lastRowLastColumn="0"/>
             </w:pPr>
+            <w:r>
+              <w:t>FFmpeg 6.1</w:t>
+            </w:r>
           </w:p>
         </w:tc>
       </w:tr>
@@ -11306,6 +11312,9 @@
               <w:jc w:val="center"/>
               <w:cnfStyle w:val="000000010000" w:firstRow="0" w:lastRow="0" w:firstColumn="0" w:lastColumn="0" w:oddVBand="0" w:evenVBand="0" w:oddHBand="0" w:evenHBand="1" w:firstRowFirstColumn="0" w:firstRowLastColumn="0" w:lastRowFirstColumn="0" w:lastRowLastColumn="0"/>
             </w:pPr>
+            <w:r>
+              <w:t>14.5%</w:t>
+            </w:r>
           </w:p>
         </w:tc>
         <w:tc>
@@ -11318,6 +11327,9 @@
               <w:jc w:val="center"/>
               <w:cnfStyle w:val="000000010000" w:firstRow="0" w:lastRow="0" w:firstColumn="0" w:lastColumn="0" w:oddVBand="0" w:evenVBand="0" w:oddHBand="0" w:evenHBand="1" w:firstRowFirstColumn="0" w:firstRowLastColumn="0" w:lastRowFirstColumn="0" w:lastRowLastColumn="0"/>
             </w:pPr>
+            <w:r>
+              <w:t>gdk-pixbuf 2.42.12</w:t>
+            </w:r>
           </w:p>
         </w:tc>
       </w:tr>
@@ -11431,6 +11443,9 @@
               <w:jc w:val="center"/>
               <w:cnfStyle w:val="000000100000" w:firstRow="0" w:lastRow="0" w:firstColumn="0" w:lastColumn="0" w:oddVBand="0" w:evenVBand="0" w:oddHBand="1" w:evenHBand="0" w:firstRowFirstColumn="0" w:firstRowLastColumn="0" w:lastRowFirstColumn="0" w:lastRowLastColumn="0"/>
             </w:pPr>
+            <w:r>
+              <w:t>24.5%</w:t>
+            </w:r>
           </w:p>
         </w:tc>
         <w:tc>
@@ -11443,6 +11458,9 @@
               <w:jc w:val="center"/>
               <w:cnfStyle w:val="000000100000" w:firstRow="0" w:lastRow="0" w:firstColumn="0" w:lastColumn="0" w:oddVBand="0" w:evenVBand="0" w:oddHBand="1" w:evenHBand="0" w:firstRowFirstColumn="0" w:firstRowLastColumn="0" w:lastRowFirstColumn="0" w:lastRowLastColumn="0"/>
             </w:pPr>
+            <w:r>
+              <w:t>giflib 5.2.2 (gif2rgb)</w:t>
+            </w:r>
           </w:p>
         </w:tc>
       </w:tr>
@@ -11550,6 +11568,9 @@
               <w:jc w:val="center"/>
               <w:cnfStyle w:val="000000010000" w:firstRow="0" w:lastRow="0" w:firstColumn="0" w:lastColumn="0" w:oddVBand="0" w:evenVBand="0" w:oddHBand="0" w:evenHBand="1" w:firstRowFirstColumn="0" w:firstRowLastColumn="0" w:lastRowFirstColumn="0" w:lastRowLastColumn="0"/>
             </w:pPr>
+            <w:r>
+              <w:t>9.8%</w:t>
+            </w:r>
           </w:p>
         </w:tc>
         <w:tc>
@@ -11562,6 +11583,9 @@
               <w:jc w:val="center"/>
               <w:cnfStyle w:val="000000010000" w:firstRow="0" w:lastRow="0" w:firstColumn="0" w:lastColumn="0" w:oddVBand="0" w:evenVBand="0" w:oddHBand="0" w:evenHBand="1" w:firstRowFirstColumn="0" w:firstRowLastColumn="0" w:lastRowFirstColumn="0" w:lastRowLastColumn="0"/>
             </w:pPr>
+            <w:r>
+              <w:t>libjpeg-turbo 3.2.0 (djpeg)</w:t>
+            </w:r>
           </w:p>
         </w:tc>
       </w:tr>
@@ -11669,6 +11693,9 @@
               <w:jc w:val="center"/>
               <w:cnfStyle w:val="000000100000" w:firstRow="0" w:lastRow="0" w:firstColumn="0" w:lastColumn="0" w:oddVBand="0" w:evenVBand="0" w:oddHBand="1" w:evenHBand="0" w:firstRowFirstColumn="0" w:firstRowLastColumn="0" w:lastRowFirstColumn="0" w:lastRowLastColumn="0"/>
             </w:pPr>
+            <w:r>
+              <w:t>8.4%</w:t>
+            </w:r>
           </w:p>
         </w:tc>
         <w:tc>
@@ -11681,6 +11708,9 @@
               <w:jc w:val="center"/>
               <w:cnfStyle w:val="000000100000" w:firstRow="0" w:lastRow="0" w:firstColumn="0" w:lastColumn="0" w:oddVBand="0" w:evenVBand="0" w:oddHBand="1" w:evenHBand="0" w:firstRowFirstColumn="0" w:firstRowLastColumn="0" w:lastRowFirstColumn="0" w:lastRowLastColumn="0"/>
             </w:pPr>
+            <w:r>
+              <w:t>TiMidity++ 2.15.0</w:t>
+            </w:r>
           </w:p>
         </w:tc>
       </w:tr>
@@ -11788,6 +11818,9 @@
               <w:jc w:val="center"/>
               <w:cnfStyle w:val="000000010000" w:firstRow="0" w:lastRow="0" w:firstColumn="0" w:lastColumn="0" w:oddVBand="0" w:evenVBand="0" w:oddHBand="0" w:evenHBand="1" w:firstRowFirstColumn="0" w:firstRowLastColumn="0" w:lastRowFirstColumn="0" w:lastRowLastColumn="0"/>
             </w:pPr>
+            <w:r>
+              <w:t>n/a</w:t>
+            </w:r>
           </w:p>
         </w:tc>
         <w:tc>
@@ -11800,6 +11833,9 @@
               <w:jc w:val="center"/>
               <w:cnfStyle w:val="000000010000" w:firstRow="0" w:lastRow="0" w:firstColumn="0" w:lastColumn="0" w:oddVBand="0" w:evenVBand="0" w:oddHBand="0" w:evenHBand="1" w:firstRowFirstColumn="0" w:firstRowLastColumn="0" w:lastRowFirstColumn="0" w:lastRowLastColumn="0"/>
             </w:pPr>
+            <w:r>
+              <w:t>—</w:t>
+            </w:r>
           </w:p>
         </w:tc>
       </w:tr>
@@ -11907,6 +11943,9 @@
               <w:jc w:val="center"/>
               <w:cnfStyle w:val="000000100000" w:firstRow="0" w:lastRow="0" w:firstColumn="0" w:lastColumn="0" w:oddVBand="0" w:evenVBand="0" w:oddHBand="1" w:evenHBand="0" w:firstRowFirstColumn="0" w:firstRowLastColumn="0" w:lastRowFirstColumn="0" w:lastRowLastColumn="0"/>
             </w:pPr>
+            <w:r>
+              <w:t>1.6%</w:t>
+            </w:r>
           </w:p>
         </w:tc>
         <w:tc>
@@ -11919,6 +11958,9 @@
               <w:jc w:val="center"/>
               <w:cnfStyle w:val="000000100000" w:firstRow="0" w:lastRow="0" w:firstColumn="0" w:lastColumn="0" w:oddVBand="0" w:evenVBand="0" w:oddHBand="1" w:evenHBand="0" w:firstRowFirstColumn="0" w:firstRowLastColumn="0" w:lastRowFirstColumn="0" w:lastRowLastColumn="0"/>
             </w:pPr>
+            <w:r>
+              <w:t>FFmpeg 6.1</w:t>
+            </w:r>
           </w:p>
         </w:tc>
       </w:tr>
@@ -12031,6 +12073,9 @@
               <w:jc w:val="center"/>
               <w:cnfStyle w:val="000000010000" w:firstRow="0" w:lastRow="0" w:firstColumn="0" w:lastColumn="0" w:oddVBand="0" w:evenVBand="0" w:oddHBand="0" w:evenHBand="1" w:firstRowFirstColumn="0" w:firstRowLastColumn="0" w:lastRowFirstColumn="0" w:lastRowLastColumn="0"/>
             </w:pPr>
+            <w:r>
+              <w:t>21.8%</w:t>
+            </w:r>
           </w:p>
         </w:tc>
         <w:tc>
@@ -12043,6 +12088,9 @@
               <w:jc w:val="center"/>
               <w:cnfStyle w:val="000000010000" w:firstRow="0" w:lastRow="0" w:firstColumn="0" w:lastColumn="0" w:oddVBand="0" w:evenVBand="0" w:oddHBand="0" w:evenHBand="1" w:firstRowFirstColumn="0" w:firstRowLastColumn="0" w:lastRowFirstColumn="0" w:lastRowLastColumn="0"/>
             </w:pPr>
+            <w:r>
+              <w:t>libpng 1.6.57 (pngtest)</w:t>
+            </w:r>
           </w:p>
         </w:tc>
       </w:tr>
@@ -12154,6 +12202,9 @@
               <w:jc w:val="center"/>
               <w:cnfStyle w:val="000000100000" w:firstRow="0" w:lastRow="0" w:firstColumn="0" w:lastColumn="0" w:oddVBand="0" w:evenVBand="0" w:oddHBand="1" w:evenHBand="0" w:firstRowFirstColumn="0" w:firstRowLastColumn="0" w:lastRowFirstColumn="0" w:lastRowLastColumn="0"/>
             </w:pPr>
+            <w:r>
+              <w:t>22.0%</w:t>
+            </w:r>
           </w:p>
         </w:tc>
         <w:tc>
@@ -12166,6 +12217,9 @@
               <w:jc w:val="center"/>
               <w:cnfStyle w:val="000000100000" w:firstRow="0" w:lastRow="0" w:firstColumn="0" w:lastColumn="0" w:oddVBand="0" w:evenVBand="0" w:oddHBand="1" w:evenHBand="0" w:firstRowFirstColumn="0" w:firstRowLastColumn="0" w:lastRowFirstColumn="0" w:lastRowLastColumn="0"/>
             </w:pPr>
+            <w:r>
+              <w:t>WavPack 5.9.0</w:t>
+            </w:r>
           </w:p>
         </w:tc>
       </w:tr>
@@ -12273,6 +12327,9 @@
               <w:jc w:val="center"/>
               <w:cnfStyle w:val="000000010000" w:firstRow="0" w:lastRow="0" w:firstColumn="0" w:lastColumn="0" w:oddVBand="0" w:evenVBand="0" w:oddHBand="0" w:evenHBand="1" w:firstRowFirstColumn="0" w:firstRowLastColumn="0" w:lastRowFirstColumn="0" w:lastRowLastColumn="0"/>
             </w:pPr>
+            <w:r>
+              <w:t>15.1%</w:t>
+            </w:r>
           </w:p>
         </w:tc>
         <w:tc>
@@ -12285,6 +12342,9 @@
               <w:jc w:val="center"/>
               <w:cnfStyle w:val="000000010000" w:firstRow="0" w:lastRow="0" w:firstColumn="0" w:lastColumn="0" w:oddVBand="0" w:evenVBand="0" w:oddHBand="0" w:evenHBand="1" w:firstRowFirstColumn="0" w:firstRowLastColumn="0" w:lastRowFirstColumn="0" w:lastRowLastColumn="0"/>
             </w:pPr>
+            <w:r>
+              <w:t>Info-ZIP UnZip 6.0</w:t>
+            </w:r>
           </w:p>
         </w:tc>
       </w:tr>
@@ -12397,6 +12457,9 @@
               <w:jc w:val="center"/>
               <w:cnfStyle w:val="000000100000" w:firstRow="0" w:lastRow="0" w:firstColumn="0" w:lastColumn="0" w:oddVBand="0" w:evenVBand="0" w:oddHBand="1" w:evenHBand="0" w:firstRowFirstColumn="0" w:firstRowLastColumn="0" w:lastRowFirstColumn="0" w:lastRowLastColumn="0"/>
             </w:pPr>
+            <w:r>
+              <w:t>4.5%</w:t>
+            </w:r>
           </w:p>
         </w:tc>
         <w:tc>
@@ -12409,6 +12472,9 @@
               <w:jc w:val="center"/>
               <w:cnfStyle w:val="000000100000" w:firstRow="0" w:lastRow="0" w:firstColumn="0" w:lastColumn="0" w:oddVBand="0" w:evenVBand="0" w:oddHBand="1" w:evenHBand="0" w:firstRowFirstColumn="0" w:firstRowLastColumn="0" w:lastRowFirstColumn="0" w:lastRowLastColumn="0"/>
             </w:pPr>
+            <w:r>
+              <w:t>tcpdump 4.99.6 + libpcap 1.10.6</w:t>
+            </w:r>
           </w:p>
         </w:tc>
       </w:tr>
@@ -12649,6 +12715,9 @@
               <w:jc w:val="center"/>
               <w:cnfStyle w:val="000000100000" w:firstRow="0" w:lastRow="0" w:firstColumn="0" w:lastColumn="0" w:oddVBand="0" w:evenVBand="0" w:oddHBand="1" w:evenHBand="0" w:firstRowFirstColumn="0" w:firstRowLastColumn="0" w:lastRowFirstColumn="0" w:lastRowLastColumn="0"/>
             </w:pPr>
+            <w:r>
+              <w:t>4.4%</w:t>
+            </w:r>
           </w:p>
         </w:tc>
         <w:tc>
@@ -12661,6 +12730,9 @@
               <w:jc w:val="center"/>
               <w:cnfStyle w:val="000000100000" w:firstRow="0" w:lastRow="0" w:firstColumn="0" w:lastColumn="0" w:oddVBand="0" w:evenVBand="0" w:oddHBand="1" w:evenHBand="0" w:firstRowFirstColumn="0" w:firstRowLastColumn="0" w:lastRowFirstColumn="0" w:lastRowLastColumn="0"/>
             </w:pPr>
+            <w:r>
+              <w:t>FFmpeg 6.1</w:t>
+            </w:r>
           </w:p>
         </w:tc>
       </w:tr>
@@ -12771,6 +12843,9 @@
               <w:jc w:val="center"/>
               <w:cnfStyle w:val="000000010000" w:firstRow="0" w:lastRow="0" w:firstColumn="0" w:lastColumn="0" w:oddVBand="0" w:evenVBand="0" w:oddHBand="0" w:evenHBand="1" w:firstRowFirstColumn="0" w:firstRowLastColumn="0" w:lastRowFirstColumn="0" w:lastRowLastColumn="0"/>
             </w:pPr>
+            <w:r>
+              <w:t>20.3%</w:t>
+            </w:r>
           </w:p>
         </w:tc>
         <w:tc>
@@ -12783,6 +12858,9 @@
               <w:jc w:val="center"/>
               <w:cnfStyle w:val="000000010000" w:firstRow="0" w:lastRow="0" w:firstColumn="0" w:lastColumn="0" w:oddVBand="0" w:evenVBand="0" w:oddHBand="0" w:evenHBand="1" w:firstRowFirstColumn="0" w:firstRowLastColumn="0" w:lastRowFirstColumn="0" w:lastRowLastColumn="0"/>
             </w:pPr>
+            <w:r>
+              <w:t>gdk-pixbuf 2.42.12</w:t>
+            </w:r>
           </w:p>
         </w:tc>
       </w:tr>
@@ -12899,6 +12977,9 @@
               <w:jc w:val="center"/>
               <w:cnfStyle w:val="000000100000" w:firstRow="0" w:lastRow="0" w:firstColumn="0" w:lastColumn="0" w:oddVBand="0" w:evenVBand="0" w:oddHBand="1" w:evenHBand="0" w:firstRowFirstColumn="0" w:firstRowLastColumn="0" w:lastRowFirstColumn="0" w:lastRowLastColumn="0"/>
             </w:pPr>
+            <w:r>
+              <w:t>23.5%</w:t>
+            </w:r>
           </w:p>
         </w:tc>
         <w:tc>
@@ -12911,6 +12992,9 @@
               <w:jc w:val="center"/>
               <w:cnfStyle w:val="000000100000" w:firstRow="0" w:lastRow="0" w:firstColumn="0" w:lastColumn="0" w:oddVBand="0" w:evenVBand="0" w:oddHBand="1" w:evenHBand="0" w:firstRowFirstColumn="0" w:firstRowLastColumn="0" w:lastRowFirstColumn="0" w:lastRowLastColumn="0"/>
             </w:pPr>
+            <w:r>
+              <w:t>giflib 5.2.2 (gif2rgb)</w:t>
+            </w:r>
           </w:p>
         </w:tc>
       </w:tr>
@@ -13018,6 +13102,9 @@
               <w:jc w:val="center"/>
               <w:cnfStyle w:val="000000010000" w:firstRow="0" w:lastRow="0" w:firstColumn="0" w:lastColumn="0" w:oddVBand="0" w:evenVBand="0" w:oddHBand="0" w:evenHBand="1" w:firstRowFirstColumn="0" w:firstRowLastColumn="0" w:lastRowFirstColumn="0" w:lastRowLastColumn="0"/>
             </w:pPr>
+            <w:r>
+              <w:t>14.3%</w:t>
+            </w:r>
           </w:p>
         </w:tc>
         <w:tc>
@@ -13030,6 +13117,9 @@
               <w:jc w:val="center"/>
               <w:cnfStyle w:val="000000010000" w:firstRow="0" w:lastRow="0" w:firstColumn="0" w:lastColumn="0" w:oddVBand="0" w:evenVBand="0" w:oddHBand="0" w:evenHBand="1" w:firstRowFirstColumn="0" w:firstRowLastColumn="0" w:lastRowFirstColumn="0" w:lastRowLastColumn="0"/>
             </w:pPr>
+            <w:r>
+              <w:t>libjpeg-turbo 3.2.0 (djpeg)</w:t>
+            </w:r>
           </w:p>
         </w:tc>
       </w:tr>
@@ -13137,6 +13227,9 @@
               <w:jc w:val="center"/>
               <w:cnfStyle w:val="000000100000" w:firstRow="0" w:lastRow="0" w:firstColumn="0" w:lastColumn="0" w:oddVBand="0" w:evenVBand="0" w:oddHBand="1" w:evenHBand="0" w:firstRowFirstColumn="0" w:firstRowLastColumn="0" w:lastRowFirstColumn="0" w:lastRowLastColumn="0"/>
             </w:pPr>
+            <w:r>
+              <w:t>11.4%</w:t>
+            </w:r>
           </w:p>
         </w:tc>
         <w:tc>
@@ -13149,6 +13242,9 @@
               <w:jc w:val="center"/>
               <w:cnfStyle w:val="000000100000" w:firstRow="0" w:lastRow="0" w:firstColumn="0" w:lastColumn="0" w:oddVBand="0" w:evenVBand="0" w:oddHBand="1" w:evenHBand="0" w:firstRowFirstColumn="0" w:firstRowLastColumn="0" w:lastRowFirstColumn="0" w:lastRowLastColumn="0"/>
             </w:pPr>
+            <w:r>
+              <w:t>TiMidity++ 2.15.0</w:t>
+            </w:r>
           </w:p>
         </w:tc>
       </w:tr>
@@ -13256,6 +13352,9 @@
               <w:jc w:val="center"/>
               <w:cnfStyle w:val="000000010000" w:firstRow="0" w:lastRow="0" w:firstColumn="0" w:lastColumn="0" w:oddVBand="0" w:evenVBand="0" w:oddHBand="0" w:evenHBand="1" w:firstRowFirstColumn="0" w:firstRowLastColumn="0" w:lastRowFirstColumn="0" w:lastRowLastColumn="0"/>
             </w:pPr>
+            <w:r>
+              <w:t>n/a</w:t>
+            </w:r>
           </w:p>
         </w:tc>
         <w:tc>
@@ -13268,6 +13367,9 @@
               <w:jc w:val="center"/>
               <w:cnfStyle w:val="000000010000" w:firstRow="0" w:lastRow="0" w:firstColumn="0" w:lastColumn="0" w:oddVBand="0" w:evenVBand="0" w:oddHBand="0" w:evenHBand="1" w:firstRowFirstColumn="0" w:firstRowLastColumn="0" w:lastRowFirstColumn="0" w:lastRowLastColumn="0"/>
             </w:pPr>
+            <w:r>
+              <w:t>—</w:t>
+            </w:r>
           </w:p>
         </w:tc>
       </w:tr>
@@ -13375,6 +13477,9 @@
               <w:jc w:val="center"/>
               <w:cnfStyle w:val="000000100000" w:firstRow="0" w:lastRow="0" w:firstColumn="0" w:lastColumn="0" w:oddVBand="0" w:evenVBand="0" w:oddHBand="1" w:evenHBand="0" w:firstRowFirstColumn="0" w:firstRowLastColumn="0" w:lastRowFirstColumn="0" w:lastRowLastColumn="0"/>
             </w:pPr>
+            <w:r>
+              <w:t>4.3%</w:t>
+            </w:r>
           </w:p>
         </w:tc>
         <w:tc>
@@ -13387,6 +13492,9 @@
               <w:jc w:val="center"/>
               <w:cnfStyle w:val="000000100000" w:firstRow="0" w:lastRow="0" w:firstColumn="0" w:lastColumn="0" w:oddVBand="0" w:evenVBand="0" w:oddHBand="1" w:evenHBand="0" w:firstRowFirstColumn="0" w:firstRowLastColumn="0" w:lastRowFirstColumn="0" w:lastRowLastColumn="0"/>
             </w:pPr>
+            <w:r>
+              <w:t>FFmpeg 6.1</w:t>
+            </w:r>
           </w:p>
         </w:tc>
       </w:tr>
@@ -13499,6 +13607,9 @@
               <w:jc w:val="center"/>
               <w:cnfStyle w:val="000000010000" w:firstRow="0" w:lastRow="0" w:firstColumn="0" w:lastColumn="0" w:oddVBand="0" w:evenVBand="0" w:oddHBand="0" w:evenHBand="1" w:firstRowFirstColumn="0" w:firstRowLastColumn="0" w:lastRowFirstColumn="0" w:lastRowLastColumn="0"/>
             </w:pPr>
+            <w:r>
+              <w:t>22.3%</w:t>
+            </w:r>
           </w:p>
         </w:tc>
         <w:tc>
@@ -13511,6 +13622,9 @@
               <w:jc w:val="center"/>
               <w:cnfStyle w:val="000000010000" w:firstRow="0" w:lastRow="0" w:firstColumn="0" w:lastColumn="0" w:oddVBand="0" w:evenVBand="0" w:oddHBand="0" w:evenHBand="1" w:firstRowFirstColumn="0" w:firstRowLastColumn="0" w:lastRowFirstColumn="0" w:lastRowLastColumn="0"/>
             </w:pPr>
+            <w:r>
+              <w:t>libpng 1.6.57 (pngtest)</w:t>
+            </w:r>
           </w:p>
         </w:tc>
       </w:tr>
@@ -13618,6 +13732,9 @@
               <w:jc w:val="center"/>
               <w:cnfStyle w:val="000000100000" w:firstRow="0" w:lastRow="0" w:firstColumn="0" w:lastColumn="0" w:oddVBand="0" w:evenVBand="0" w:oddHBand="1" w:evenHBand="0" w:firstRowFirstColumn="0" w:firstRowLastColumn="0" w:lastRowFirstColumn="0" w:lastRowLastColumn="0"/>
             </w:pPr>
+            <w:r>
+              <w:t>22.1%</w:t>
+            </w:r>
           </w:p>
         </w:tc>
         <w:tc>
@@ -13630,6 +13747,9 @@
               <w:jc w:val="center"/>
               <w:cnfStyle w:val="000000100000" w:firstRow="0" w:lastRow="0" w:firstColumn="0" w:lastColumn="0" w:oddVBand="0" w:evenVBand="0" w:oddHBand="1" w:evenHBand="0" w:firstRowFirstColumn="0" w:firstRowLastColumn="0" w:lastRowFirstColumn="0" w:lastRowLastColumn="0"/>
             </w:pPr>
+            <w:r>
+              <w:t>WavPack 5.9.0</w:t>
+            </w:r>
           </w:p>
         </w:tc>
       </w:tr>
@@ -13737,6 +13857,9 @@
               <w:jc w:val="center"/>
               <w:cnfStyle w:val="000000010000" w:firstRow="0" w:lastRow="0" w:firstColumn="0" w:lastColumn="0" w:oddVBand="0" w:evenVBand="0" w:oddHBand="0" w:evenHBand="1" w:firstRowFirstColumn="0" w:firstRowLastColumn="0" w:lastRowFirstColumn="0" w:lastRowLastColumn="0"/>
             </w:pPr>
+            <w:r>
+              <w:t>32.2%</w:t>
+            </w:r>
           </w:p>
         </w:tc>
         <w:tc>
@@ -13749,6 +13872,9 @@
               <w:jc w:val="center"/>
               <w:cnfStyle w:val="000000010000" w:firstRow="0" w:lastRow="0" w:firstColumn="0" w:lastColumn="0" w:oddVBand="0" w:evenVBand="0" w:oddHBand="0" w:evenHBand="1" w:firstRowFirstColumn="0" w:firstRowLastColumn="0" w:lastRowFirstColumn="0" w:lastRowLastColumn="0"/>
             </w:pPr>
+            <w:r>
+              <w:t>Info-ZIP UnZip 6.0</w:t>
+            </w:r>
           </w:p>
         </w:tc>
       </w:tr>
@@ -13858,6 +13984,9 @@
               <w:jc w:val="center"/>
               <w:cnfStyle w:val="000000100000" w:firstRow="0" w:lastRow="0" w:firstColumn="0" w:lastColumn="0" w:oddVBand="0" w:evenVBand="0" w:oddHBand="1" w:evenHBand="0" w:firstRowFirstColumn="0" w:firstRowLastColumn="0" w:lastRowFirstColumn="0" w:lastRowLastColumn="0"/>
             </w:pPr>
+            <w:r>
+              <w:t>5.6%</w:t>
+            </w:r>
           </w:p>
         </w:tc>
         <w:tc>
@@ -13870,6 +13999,9 @@
               <w:jc w:val="center"/>
               <w:cnfStyle w:val="000000100000" w:firstRow="0" w:lastRow="0" w:firstColumn="0" w:lastColumn="0" w:oddVBand="0" w:evenVBand="0" w:oddHBand="1" w:evenHBand="0" w:firstRowFirstColumn="0" w:firstRowLastColumn="0" w:lastRowFirstColumn="0" w:lastRowLastColumn="0"/>
             </w:pPr>
+            <w:r>
+              <w:t>tcpdump 4.99.6 + libpcap 1.10.6</w:t>
+            </w:r>
           </w:p>
         </w:tc>
       </w:tr>
@@ -15316,7 +15448,7 @@
               <w:spacing w:line="360" w:lineRule="auto"/>
             </w:pPr>
             <w:r>
-              <w:t>—</w:t>
+              <w:t>37.1</w:t>
             </w:r>
           </w:p>
         </w:tc>
@@ -15355,7 +15487,7 @@
               <w:spacing w:line="360" w:lineRule="auto"/>
             </w:pPr>
             <w:r>
-              <w:t>—</w:t>
+              <w:t>9.8</w:t>
             </w:r>
           </w:p>
         </w:tc>
@@ -15449,7 +15581,7 @@
         </w:rPr>
       </w:pPr>
       <w:r>
-        <w:t>Line coverage (%) of the target program after an 8-hour AFL+FFMut campaign per format, read from each run's final/meta.json. FF-templates and LLM-templates (Opus 4.7) come from coverage_results_opus4-7_templates/ (runs of 2026-09-01); LLM-templates (Opus 5) from coverage_results/ (runs of 2026-09-07). All supersede the earlier figures invalidated by the shared-gcov defect that pooled the two variants into one set of counters. — = no completed run: midi never produced a snapshot in any set; the Opus 5 set has no png run at all; mp4/FF-templates stopped after 1 h at 6.7%; avi and wav were missing from the Opus 4.7 LLM set. The FF-paper row is a 24-hour, 10-repetition campaign against 2021-era target versions and is not directly comparable to these single 8-hour runs.</w:t>
+        <w:t>Line coverage (%) of the target program after an 8-hour AFL+FFMut campaign per format, read from each run's final/meta.json. FF-templates and LLM-templates (Opus 4.7) come from coverage_results_opus4-7_templates/ (runs of 2026-09-01); LLM-templates (Opus 5) from coverage_results/ (runs of 2026-09-07, with png and midi completed 2026-09-08/09). All supersede the earlier figures invalidated by the shared-gcov defect that pooled the two variants into one set of counters. The Opus 5 row is complete for all ten formats; — marks a run that never completed in the older sets: midi produced no snapshot for FF-templates or Opus 4.7, mp4/FF-templates stopped after 1 h at 6.7%, and avi and wav were absent from the Opus 4.7 LLM set. The FF-paper row is a 24-hour, 10-repetition campaign against 2021-era target versions and is not directly comparable to these single 8-hour runs.</w:t>
       </w:r>
     </w:p>
     <w:p>
@@ -18953,7 +19085,7 @@
                 <w:sz w:val="20"/>
                 <w:szCs w:val="20"/>
               </w:rPr>
-              <w:t>LLM-templates</w:t>
+              <w:t>LLM-templates (Opus 4.7)</w:t>
             </w:r>
           </w:p>
         </w:tc>
@@ -19388,6 +19520,483 @@
                 <w:szCs w:val="20"/>
               </w:rPr>
               <w:t>17.6</w:t>
+            </w:r>
+          </w:p>
+        </w:tc>
+      </w:tr>
+      <w:tr>
+        <w:tc>
+          <w:tcPr>
+            <w:tcW w:w="0" w:type="auto"/>
+            <w:tcBorders>
+              <w:top w:val="single" w:sz="6" w:space="0" w:color="2A2B2C"/>
+              <w:left w:val="single" w:sz="6" w:space="0" w:color="2A2B2C"/>
+              <w:bottom w:val="single" w:sz="6" w:space="0" w:color="2A2B2C"/>
+              <w:right w:val="single" w:sz="6" w:space="0" w:color="2A2B2C"/>
+            </w:tcBorders>
+            <w:shd w:val="clear" w:color="auto" w:fill="191A1B"/>
+            <w:tcMar>
+              <w:top w:w="30" w:type="dxa"/>
+              <w:left w:w="30" w:type="dxa"/>
+              <w:bottom w:w="30" w:type="dxa"/>
+              <w:right w:w="30" w:type="dxa"/>
+            </w:tcMar>
+            <w:vAlign w:val="center"/>
+            <w:hideMark/>
+          </w:tcPr>
+          <w:p>
+            <w:pPr>
+              <w:shd w:val="clear" w:color="auto" w:fill="FFFFFF" w:themeFill="background1"/>
+              <w:spacing w:after="0" w:line="240" w:lineRule="auto"/>
+              <w:rPr>
+                <w:rFonts w:ascii="Segoe UI" w:eastAsia="Times New Roman" w:hAnsi="Segoe UI" w:cs="Segoe UI"/>
+                <w:color w:val="000000" w:themeColor="text1"/>
+                <w:sz w:val="20"/>
+                <w:szCs w:val="20"/>
+              </w:rPr>
+            </w:pPr>
+            <w:r>
+              <w:rPr>
+                <w:rFonts w:ascii="Segoe UI" w:eastAsia="Times New Roman" w:hAnsi="Segoe UI" w:cs="Segoe UI"/>
+                <w:color w:val="000000" w:themeColor="text1"/>
+                <w:sz w:val="20"/>
+                <w:szCs w:val="20"/>
+              </w:rPr>
+              <w:t>LLM-templates (Opus 5)</w:t>
+            </w:r>
+          </w:p>
+        </w:tc>
+        <w:tc>
+          <w:tcPr>
+            <w:tcW w:w="0" w:type="auto"/>
+            <w:tcBorders>
+              <w:top w:val="single" w:sz="6" w:space="0" w:color="2A2B2C"/>
+              <w:left w:val="single" w:sz="6" w:space="0" w:color="2A2B2C"/>
+              <w:bottom w:val="single" w:sz="6" w:space="0" w:color="2A2B2C"/>
+              <w:right w:val="single" w:sz="6" w:space="0" w:color="2A2B2C"/>
+            </w:tcBorders>
+            <w:shd w:val="clear" w:color="auto" w:fill="191A1B"/>
+            <w:tcMar>
+              <w:top w:w="30" w:type="dxa"/>
+              <w:left w:w="30" w:type="dxa"/>
+              <w:bottom w:w="30" w:type="dxa"/>
+              <w:right w:w="30" w:type="dxa"/>
+            </w:tcMar>
+            <w:vAlign w:val="center"/>
+            <w:hideMark/>
+          </w:tcPr>
+          <w:p>
+            <w:pPr>
+              <w:shd w:val="clear" w:color="auto" w:fill="FFFFFF" w:themeFill="background1"/>
+              <w:spacing w:after="0" w:line="240" w:lineRule="auto"/>
+              <w:jc w:val="right"/>
+              <w:rPr>
+                <w:rFonts w:ascii="Segoe UI" w:eastAsia="Times New Roman" w:hAnsi="Segoe UI" w:cs="Segoe UI"/>
+                <w:color w:val="000000" w:themeColor="text1"/>
+                <w:sz w:val="20"/>
+                <w:szCs w:val="20"/>
+              </w:rPr>
+            </w:pPr>
+            <w:r>
+              <w:rPr>
+                <w:rFonts w:ascii="Segoe UI" w:eastAsia="Times New Roman" w:hAnsi="Segoe UI" w:cs="Segoe UI"/>
+                <w:b/>
+                <w:bCs/>
+                <w:color w:val="000000" w:themeColor="text1"/>
+                <w:sz w:val="20"/>
+                <w:szCs w:val="20"/>
+              </w:rPr>
+              <w:t>37.1</w:t>
+            </w:r>
+          </w:p>
+        </w:tc>
+        <w:tc>
+          <w:tcPr>
+            <w:tcW w:w="0" w:type="auto"/>
+            <w:tcBorders>
+              <w:top w:val="single" w:sz="6" w:space="0" w:color="2A2B2C"/>
+              <w:left w:val="single" w:sz="6" w:space="0" w:color="2A2B2C"/>
+              <w:bottom w:val="single" w:sz="6" w:space="0" w:color="2A2B2C"/>
+              <w:right w:val="single" w:sz="6" w:space="0" w:color="2A2B2C"/>
+            </w:tcBorders>
+            <w:shd w:val="clear" w:color="auto" w:fill="191A1B"/>
+            <w:tcMar>
+              <w:top w:w="30" w:type="dxa"/>
+              <w:left w:w="30" w:type="dxa"/>
+              <w:bottom w:w="30" w:type="dxa"/>
+              <w:right w:w="30" w:type="dxa"/>
+            </w:tcMar>
+            <w:vAlign w:val="center"/>
+            <w:hideMark/>
+          </w:tcPr>
+          <w:p>
+            <w:pPr>
+              <w:shd w:val="clear" w:color="auto" w:fill="FFFFFF" w:themeFill="background1"/>
+              <w:spacing w:after="0" w:line="240" w:lineRule="auto"/>
+              <w:jc w:val="right"/>
+              <w:rPr>
+                <w:rFonts w:ascii="Segoe UI" w:eastAsia="Times New Roman" w:hAnsi="Segoe UI" w:cs="Segoe UI"/>
+                <w:color w:val="000000" w:themeColor="text1"/>
+                <w:sz w:val="20"/>
+                <w:szCs w:val="20"/>
+              </w:rPr>
+            </w:pPr>
+            <w:r>
+              <w:rPr>
+                <w:rFonts w:ascii="Segoe UI" w:eastAsia="Times New Roman" w:hAnsi="Segoe UI" w:cs="Segoe UI"/>
+                <w:b/>
+                <w:bCs/>
+                <w:color w:val="000000" w:themeColor="text1"/>
+                <w:sz w:val="20"/>
+                <w:szCs w:val="20"/>
+              </w:rPr>
+              <w:t>19.7</w:t>
+            </w:r>
+          </w:p>
+        </w:tc>
+        <w:tc>
+          <w:tcPr>
+            <w:tcW w:w="0" w:type="auto"/>
+            <w:tcBorders>
+              <w:top w:val="single" w:sz="6" w:space="0" w:color="2A2B2C"/>
+              <w:left w:val="single" w:sz="6" w:space="0" w:color="2A2B2C"/>
+              <w:bottom w:val="single" w:sz="6" w:space="0" w:color="2A2B2C"/>
+              <w:right w:val="single" w:sz="6" w:space="0" w:color="2A2B2C"/>
+            </w:tcBorders>
+            <w:shd w:val="clear" w:color="auto" w:fill="191A1B"/>
+            <w:tcMar>
+              <w:top w:w="30" w:type="dxa"/>
+              <w:left w:w="30" w:type="dxa"/>
+              <w:bottom w:w="30" w:type="dxa"/>
+              <w:right w:w="30" w:type="dxa"/>
+            </w:tcMar>
+            <w:vAlign w:val="center"/>
+            <w:hideMark/>
+          </w:tcPr>
+          <w:p>
+            <w:pPr>
+              <w:shd w:val="clear" w:color="auto" w:fill="FFFFFF" w:themeFill="background1"/>
+              <w:spacing w:after="0" w:line="240" w:lineRule="auto"/>
+              <w:jc w:val="right"/>
+              <w:rPr>
+                <w:rFonts w:ascii="Segoe UI" w:eastAsia="Times New Roman" w:hAnsi="Segoe UI" w:cs="Segoe UI"/>
+                <w:color w:val="000000" w:themeColor="text1"/>
+                <w:sz w:val="20"/>
+                <w:szCs w:val="20"/>
+              </w:rPr>
+            </w:pPr>
+            <w:r>
+              <w:rPr>
+                <w:rFonts w:ascii="Segoe UI" w:eastAsia="Times New Roman" w:hAnsi="Segoe UI" w:cs="Segoe UI"/>
+                <w:b/>
+                <w:bCs/>
+                <w:color w:val="000000" w:themeColor="text1"/>
+                <w:sz w:val="20"/>
+                <w:szCs w:val="20"/>
+              </w:rPr>
+              <w:t>26.8</w:t>
+            </w:r>
+          </w:p>
+        </w:tc>
+        <w:tc>
+          <w:tcPr>
+            <w:tcW w:w="0" w:type="auto"/>
+            <w:tcBorders>
+              <w:top w:val="single" w:sz="6" w:space="0" w:color="2A2B2C"/>
+              <w:left w:val="single" w:sz="6" w:space="0" w:color="2A2B2C"/>
+              <w:bottom w:val="single" w:sz="6" w:space="0" w:color="2A2B2C"/>
+              <w:right w:val="single" w:sz="6" w:space="0" w:color="2A2B2C"/>
+            </w:tcBorders>
+            <w:shd w:val="clear" w:color="auto" w:fill="191A1B"/>
+            <w:tcMar>
+              <w:top w:w="30" w:type="dxa"/>
+              <w:left w:w="30" w:type="dxa"/>
+              <w:bottom w:w="30" w:type="dxa"/>
+              <w:right w:w="30" w:type="dxa"/>
+            </w:tcMar>
+            <w:vAlign w:val="center"/>
+            <w:hideMark/>
+          </w:tcPr>
+          <w:p>
+            <w:pPr>
+              <w:shd w:val="clear" w:color="auto" w:fill="FFFFFF" w:themeFill="background1"/>
+              <w:spacing w:after="0" w:line="240" w:lineRule="auto"/>
+              <w:jc w:val="right"/>
+              <w:rPr>
+                <w:rFonts w:ascii="Segoe UI" w:eastAsia="Times New Roman" w:hAnsi="Segoe UI" w:cs="Segoe UI"/>
+                <w:color w:val="000000" w:themeColor="text1"/>
+                <w:sz w:val="20"/>
+                <w:szCs w:val="20"/>
+              </w:rPr>
+            </w:pPr>
+            <w:r>
+              <w:rPr>
+                <w:rFonts w:ascii="Segoe UI" w:eastAsia="Times New Roman" w:hAnsi="Segoe UI" w:cs="Segoe UI"/>
+                <w:color w:val="000000" w:themeColor="text1"/>
+                <w:sz w:val="20"/>
+                <w:szCs w:val="20"/>
+              </w:rPr>
+              <w:t>9.8</w:t>
+            </w:r>
+          </w:p>
+        </w:tc>
+        <w:tc>
+          <w:tcPr>
+            <w:tcW w:w="0" w:type="auto"/>
+            <w:tcBorders>
+              <w:top w:val="single" w:sz="6" w:space="0" w:color="2A2B2C"/>
+              <w:left w:val="single" w:sz="6" w:space="0" w:color="2A2B2C"/>
+              <w:bottom w:val="single" w:sz="6" w:space="0" w:color="2A2B2C"/>
+              <w:right w:val="single" w:sz="6" w:space="0" w:color="2A2B2C"/>
+            </w:tcBorders>
+            <w:shd w:val="clear" w:color="auto" w:fill="191A1B"/>
+            <w:tcMar>
+              <w:top w:w="30" w:type="dxa"/>
+              <w:left w:w="30" w:type="dxa"/>
+              <w:bottom w:w="30" w:type="dxa"/>
+              <w:right w:w="30" w:type="dxa"/>
+            </w:tcMar>
+            <w:vAlign w:val="center"/>
+            <w:hideMark/>
+          </w:tcPr>
+          <w:p>
+            <w:pPr>
+              <w:shd w:val="clear" w:color="auto" w:fill="FFFFFF" w:themeFill="background1"/>
+              <w:spacing w:after="0" w:line="240" w:lineRule="auto"/>
+              <w:jc w:val="right"/>
+              <w:rPr>
+                <w:rFonts w:ascii="Segoe UI" w:eastAsia="Times New Roman" w:hAnsi="Segoe UI" w:cs="Segoe UI"/>
+                <w:color w:val="000000" w:themeColor="text1"/>
+                <w:sz w:val="20"/>
+                <w:szCs w:val="20"/>
+              </w:rPr>
+            </w:pPr>
+            <w:r>
+              <w:rPr>
+                <w:rFonts w:ascii="Segoe UI" w:eastAsia="Times New Roman" w:hAnsi="Segoe UI" w:cs="Segoe UI"/>
+                <w:b/>
+                <w:bCs/>
+                <w:color w:val="000000" w:themeColor="text1"/>
+                <w:sz w:val="20"/>
+                <w:szCs w:val="20"/>
+              </w:rPr>
+              <w:t>7.1</w:t>
+            </w:r>
+          </w:p>
+        </w:tc>
+        <w:tc>
+          <w:tcPr>
+            <w:tcW w:w="0" w:type="auto"/>
+            <w:tcBorders>
+              <w:top w:val="single" w:sz="6" w:space="0" w:color="2A2B2C"/>
+              <w:left w:val="single" w:sz="6" w:space="0" w:color="2A2B2C"/>
+              <w:bottom w:val="single" w:sz="6" w:space="0" w:color="2A2B2C"/>
+              <w:right w:val="single" w:sz="6" w:space="0" w:color="2A2B2C"/>
+            </w:tcBorders>
+            <w:shd w:val="clear" w:color="auto" w:fill="191A1B"/>
+            <w:tcMar>
+              <w:top w:w="30" w:type="dxa"/>
+              <w:left w:w="30" w:type="dxa"/>
+              <w:bottom w:w="30" w:type="dxa"/>
+              <w:right w:w="30" w:type="dxa"/>
+            </w:tcMar>
+            <w:vAlign w:val="center"/>
+            <w:hideMark/>
+          </w:tcPr>
+          <w:p>
+            <w:pPr>
+              <w:shd w:val="clear" w:color="auto" w:fill="FFFFFF" w:themeFill="background1"/>
+              <w:spacing w:after="0" w:line="240" w:lineRule="auto"/>
+              <w:jc w:val="right"/>
+              <w:rPr>
+                <w:rFonts w:ascii="Segoe UI" w:eastAsia="Times New Roman" w:hAnsi="Segoe UI" w:cs="Segoe UI"/>
+                <w:color w:val="000000" w:themeColor="text1"/>
+                <w:sz w:val="20"/>
+                <w:szCs w:val="20"/>
+              </w:rPr>
+            </w:pPr>
+            <w:r>
+              <w:rPr>
+                <w:rFonts w:ascii="Segoe UI" w:eastAsia="Times New Roman" w:hAnsi="Segoe UI" w:cs="Segoe UI"/>
+                <w:b/>
+                <w:bCs/>
+                <w:color w:val="000000" w:themeColor="text1"/>
+                <w:sz w:val="20"/>
+                <w:szCs w:val="20"/>
+              </w:rPr>
+              <w:t>34.9</w:t>
+            </w:r>
+          </w:p>
+        </w:tc>
+        <w:tc>
+          <w:tcPr>
+            <w:tcW w:w="0" w:type="auto"/>
+            <w:tcBorders>
+              <w:top w:val="single" w:sz="6" w:space="0" w:color="2A2B2C"/>
+              <w:left w:val="single" w:sz="6" w:space="0" w:color="2A2B2C"/>
+              <w:bottom w:val="single" w:sz="6" w:space="0" w:color="2A2B2C"/>
+              <w:right w:val="single" w:sz="6" w:space="0" w:color="2A2B2C"/>
+            </w:tcBorders>
+            <w:shd w:val="clear" w:color="auto" w:fill="191A1B"/>
+            <w:tcMar>
+              <w:top w:w="30" w:type="dxa"/>
+              <w:left w:w="30" w:type="dxa"/>
+              <w:bottom w:w="30" w:type="dxa"/>
+              <w:right w:w="30" w:type="dxa"/>
+            </w:tcMar>
+            <w:vAlign w:val="center"/>
+            <w:hideMark/>
+          </w:tcPr>
+          <w:p>
+            <w:pPr>
+              <w:shd w:val="clear" w:color="auto" w:fill="FFFFFF" w:themeFill="background1"/>
+              <w:spacing w:after="0" w:line="240" w:lineRule="auto"/>
+              <w:jc w:val="right"/>
+              <w:rPr>
+                <w:rFonts w:ascii="Segoe UI" w:eastAsia="Times New Roman" w:hAnsi="Segoe UI" w:cs="Segoe UI"/>
+                <w:color w:val="000000" w:themeColor="text1"/>
+                <w:sz w:val="20"/>
+                <w:szCs w:val="20"/>
+              </w:rPr>
+            </w:pPr>
+            <w:r>
+              <w:rPr>
+                <w:rFonts w:ascii="Segoe UI" w:eastAsia="Times New Roman" w:hAnsi="Segoe UI" w:cs="Segoe UI"/>
+                <w:b/>
+                <w:bCs/>
+                <w:color w:val="000000" w:themeColor="text1"/>
+                <w:sz w:val="20"/>
+                <w:szCs w:val="20"/>
+              </w:rPr>
+              <w:t>13.3</w:t>
+            </w:r>
+          </w:p>
+        </w:tc>
+        <w:tc>
+          <w:tcPr>
+            <w:tcW w:w="0" w:type="auto"/>
+            <w:tcBorders>
+              <w:top w:val="single" w:sz="6" w:space="0" w:color="2A2B2C"/>
+              <w:left w:val="single" w:sz="6" w:space="0" w:color="2A2B2C"/>
+              <w:bottom w:val="single" w:sz="6" w:space="0" w:color="2A2B2C"/>
+              <w:right w:val="single" w:sz="6" w:space="0" w:color="2A2B2C"/>
+            </w:tcBorders>
+            <w:shd w:val="clear" w:color="auto" w:fill="191A1B"/>
+            <w:tcMar>
+              <w:top w:w="30" w:type="dxa"/>
+              <w:left w:w="30" w:type="dxa"/>
+              <w:bottom w:w="30" w:type="dxa"/>
+              <w:right w:w="30" w:type="dxa"/>
+            </w:tcMar>
+            <w:vAlign w:val="center"/>
+            <w:hideMark/>
+          </w:tcPr>
+          <w:p>
+            <w:pPr>
+              <w:shd w:val="clear" w:color="auto" w:fill="FFFFFF" w:themeFill="background1"/>
+              <w:spacing w:after="0" w:line="240" w:lineRule="auto"/>
+              <w:jc w:val="right"/>
+              <w:rPr>
+                <w:rFonts w:ascii="Segoe UI" w:eastAsia="Times New Roman" w:hAnsi="Segoe UI" w:cs="Segoe UI"/>
+                <w:color w:val="000000" w:themeColor="text1"/>
+                <w:sz w:val="20"/>
+                <w:szCs w:val="20"/>
+              </w:rPr>
+            </w:pPr>
+            <w:r>
+              <w:rPr>
+                <w:rFonts w:ascii="Segoe UI" w:eastAsia="Times New Roman" w:hAnsi="Segoe UI" w:cs="Segoe UI"/>
+                <w:color w:val="000000" w:themeColor="text1"/>
+                <w:sz w:val="20"/>
+                <w:szCs w:val="20"/>
+              </w:rPr>
+              <w:t>7.1</w:t>
+            </w:r>
+          </w:p>
+        </w:tc>
+        <w:tc>
+          <w:tcPr>
+            <w:tcW w:w="0" w:type="auto"/>
+            <w:tcBorders>
+              <w:top w:val="single" w:sz="6" w:space="0" w:color="2A2B2C"/>
+              <w:left w:val="single" w:sz="6" w:space="0" w:color="2A2B2C"/>
+              <w:bottom w:val="single" w:sz="6" w:space="0" w:color="2A2B2C"/>
+              <w:right w:val="single" w:sz="6" w:space="0" w:color="2A2B2C"/>
+            </w:tcBorders>
+            <w:shd w:val="clear" w:color="auto" w:fill="191A1B"/>
+            <w:tcMar>
+              <w:top w:w="30" w:type="dxa"/>
+              <w:left w:w="30" w:type="dxa"/>
+              <w:bottom w:w="30" w:type="dxa"/>
+              <w:right w:w="30" w:type="dxa"/>
+            </w:tcMar>
+            <w:vAlign w:val="center"/>
+            <w:hideMark/>
+          </w:tcPr>
+          <w:p>
+            <w:pPr>
+              <w:shd w:val="clear" w:color="auto" w:fill="FFFFFF" w:themeFill="background1"/>
+              <w:spacing w:after="0" w:line="240" w:lineRule="auto"/>
+              <w:jc w:val="right"/>
+              <w:rPr>
+                <w:rFonts w:ascii="Segoe UI" w:eastAsia="Times New Roman" w:hAnsi="Segoe UI" w:cs="Segoe UI"/>
+                <w:color w:val="000000" w:themeColor="text1"/>
+                <w:sz w:val="20"/>
+                <w:szCs w:val="20"/>
+              </w:rPr>
+            </w:pPr>
+            <w:r>
+              <w:rPr>
+                <w:rFonts w:ascii="Segoe UI" w:eastAsia="Times New Roman" w:hAnsi="Segoe UI" w:cs="Segoe UI"/>
+                <w:color w:val="000000" w:themeColor="text1"/>
+                <w:sz w:val="20"/>
+                <w:szCs w:val="20"/>
+              </w:rPr>
+              <w:t>3.0</w:t>
+            </w:r>
+          </w:p>
+        </w:tc>
+        <w:tc>
+          <w:tcPr>
+            <w:tcW w:w="0" w:type="auto"/>
+            <w:tcBorders>
+              <w:top w:val="single" w:sz="6" w:space="0" w:color="2A2B2C"/>
+              <w:left w:val="single" w:sz="6" w:space="0" w:color="2A2B2C"/>
+              <w:bottom w:val="single" w:sz="6" w:space="0" w:color="2A2B2C"/>
+              <w:right w:val="single" w:sz="6" w:space="0" w:color="2A2B2C"/>
+            </w:tcBorders>
+            <w:shd w:val="clear" w:color="auto" w:fill="191A1B"/>
+            <w:tcMar>
+              <w:top w:w="30" w:type="dxa"/>
+              <w:left w:w="30" w:type="dxa"/>
+              <w:bottom w:w="30" w:type="dxa"/>
+              <w:right w:w="30" w:type="dxa"/>
+            </w:tcMar>
+            <w:vAlign w:val="center"/>
+            <w:hideMark/>
+          </w:tcPr>
+          <w:p>
+            <w:pPr>
+              <w:shd w:val="clear" w:color="auto" w:fill="FFFFFF" w:themeFill="background1"/>
+              <w:spacing w:after="0" w:line="240" w:lineRule="auto"/>
+              <w:jc w:val="right"/>
+              <w:rPr>
+                <w:rFonts w:ascii="Segoe UI" w:eastAsia="Times New Roman" w:hAnsi="Segoe UI" w:cs="Segoe UI"/>
+                <w:color w:val="000000" w:themeColor="text1"/>
+                <w:sz w:val="20"/>
+                <w:szCs w:val="20"/>
+              </w:rPr>
+            </w:pPr>
+            <w:r>
+              <w:rPr>
+                <w:rFonts w:ascii="Segoe UI" w:eastAsia="Times New Roman" w:hAnsi="Segoe UI" w:cs="Segoe UI"/>
+                <w:b/>
+                <w:bCs/>
+                <w:color w:val="000000" w:themeColor="text1"/>
+                <w:sz w:val="20"/>
+                <w:szCs w:val="20"/>
+              </w:rPr>
+              <w:t>19.1</w:t>
             </w:r>
           </w:p>
         </w:tc>
@@ -21493,7 +22102,7 @@
                 <w:sz w:val="20"/>
                 <w:szCs w:val="20"/>
               </w:rPr>
-              <w:t>—</w:t>
+              <w:t>37.1</w:t>
             </w:r>
           </w:p>
         </w:tc>
@@ -21625,7 +22234,7 @@
                 <w:sz w:val="20"/>
                 <w:szCs w:val="20"/>
               </w:rPr>
-              <w:t>—</w:t>
+              <w:t>9.8</w:t>
             </w:r>
           </w:p>
         </w:tc>
@@ -21913,70 +22522,12 @@
           <w:sz w:val="20"/>
           <w:szCs w:val="20"/>
         </w:rPr>
-        <w:t xml:space="preserve">Line coverage for the Opus 5 runs (8 h </w:t>
+        <w:t>Line coverage for the Opus 5 runs (8 h AFL+FFMut, read from each run's final/meta.json; eight formats dated 2026-09-07, png 2026-09-08, midi 2026-09-09) — all ten formats now complete:</w:t>
       </w:r>
       <w:proofErr w:type="spellStart"/>
-      <w:r>
-        <w:rPr>
-          <w:rFonts w:ascii="Segoe UI" w:eastAsia="Times New Roman" w:hAnsi="Segoe UI" w:cs="Segoe UI"/>
-          <w:color w:val="000000" w:themeColor="text1"/>
-          <w:sz w:val="20"/>
-          <w:szCs w:val="20"/>
-        </w:rPr>
-        <w:t>AFL+FFMut</w:t>
-      </w:r>
       <w:proofErr w:type="spellEnd"/>
-      <w:r>
-        <w:rPr>
-          <w:rFonts w:ascii="Segoe UI" w:eastAsia="Times New Roman" w:hAnsi="Segoe UI" w:cs="Segoe UI"/>
-          <w:color w:val="000000" w:themeColor="text1"/>
-          <w:sz w:val="20"/>
-          <w:szCs w:val="20"/>
-          <w:shd w:val="clear" w:color="auto" w:fill="FFFFFF" w:themeFill="background1"/>
-        </w:rPr>
-        <w:t xml:space="preserve">, </w:t>
-      </w:r>
-      <w:r>
-        <w:rPr>
-          <w:rFonts w:ascii="Courier New" w:eastAsia="Times New Roman" w:hAnsi="Courier New" w:cs="Courier New"/>
-          <w:color w:val="000000" w:themeColor="text1"/>
-          <w:sz w:val="18"/>
-          <w:szCs w:val="18"/>
-          <w:shd w:val="clear" w:color="auto" w:fill="FFFFFF" w:themeFill="background1"/>
-        </w:rPr>
-        <w:t>final/</w:t>
-      </w:r>
       <w:proofErr w:type="spellStart"/>
-      <w:r>
-        <w:rPr>
-          <w:rFonts w:ascii="Courier New" w:eastAsia="Times New Roman" w:hAnsi="Courier New" w:cs="Courier New"/>
-          <w:color w:val="000000" w:themeColor="text1"/>
-          <w:sz w:val="18"/>
-          <w:szCs w:val="18"/>
-          <w:shd w:val="clear" w:color="auto" w:fill="FFFFFF" w:themeFill="background1"/>
-        </w:rPr>
-        <w:t>meta.json</w:t>
-      </w:r>
       <w:proofErr w:type="spellEnd"/>
-      <w:r>
-        <w:rPr>
-          <w:rFonts w:ascii="Segoe UI" w:eastAsia="Times New Roman" w:hAnsi="Segoe UI" w:cs="Segoe UI"/>
-          <w:color w:val="000000" w:themeColor="text1"/>
-          <w:sz w:val="20"/>
-          <w:szCs w:val="20"/>
-          <w:shd w:val="clear" w:color="auto" w:fill="FFFFFF" w:themeFill="background1"/>
-        </w:rPr>
-        <w:t>, all</w:t>
-      </w:r>
-      <w:r>
-        <w:rPr>
-          <w:rFonts w:ascii="Segoe UI" w:eastAsia="Times New Roman" w:hAnsi="Segoe UI" w:cs="Segoe UI"/>
-          <w:color w:val="000000" w:themeColor="text1"/>
-          <w:sz w:val="20"/>
-          <w:szCs w:val="20"/>
-        </w:rPr>
-        <w:t xml:space="preserve"> dated 2026-09-07):</w:t>
-      </w:r>
     </w:p>
     <w:p>
       <w:pPr>
@@ -22002,37 +22553,10 @@
           <w:sz w:val="20"/>
           <w:szCs w:val="20"/>
         </w:rPr>
-        <w:t>zip</w:t>
-      </w:r>
-      <w:r>
-        <w:rPr>
-          <w:rFonts w:ascii="Segoe UI" w:eastAsia="Times New Roman" w:hAnsi="Segoe UI" w:cs="Segoe UI"/>
-          <w:color w:val="000000" w:themeColor="text1"/>
-          <w:sz w:val="20"/>
-          <w:szCs w:val="20"/>
-        </w:rPr>
-        <w:t xml:space="preserve"> 34.9% — 1727/4944, Info-ZIP </w:t>
+        <w:t>png 37.1% — 4004/10778, libpng 1.6.57 (pngtest)</w:t>
       </w:r>
       <w:proofErr w:type="spellStart"/>
-      <w:r>
-        <w:rPr>
-          <w:rFonts w:ascii="Segoe UI" w:eastAsia="Times New Roman" w:hAnsi="Segoe UI" w:cs="Segoe UI"/>
-          <w:color w:val="000000" w:themeColor="text1"/>
-          <w:sz w:val="20"/>
-          <w:szCs w:val="20"/>
-        </w:rPr>
-        <w:t>UnZip</w:t>
-      </w:r>
       <w:proofErr w:type="spellEnd"/>
-      <w:r>
-        <w:rPr>
-          <w:rFonts w:ascii="Segoe UI" w:eastAsia="Times New Roman" w:hAnsi="Segoe UI" w:cs="Segoe UI"/>
-          <w:color w:val="000000" w:themeColor="text1"/>
-          <w:sz w:val="20"/>
-          <w:szCs w:val="20"/>
-        </w:rPr>
-        <w:t xml:space="preserve"> 6.0</w:t>
-      </w:r>
     </w:p>
     <w:p>
       <w:pPr>
@@ -22058,37 +22582,10 @@
           <w:sz w:val="20"/>
           <w:szCs w:val="20"/>
         </w:rPr>
-        <w:t>gif</w:t>
-      </w:r>
-      <w:r>
-        <w:rPr>
-          <w:rFonts w:ascii="Segoe UI" w:eastAsia="Times New Roman" w:hAnsi="Segoe UI" w:cs="Segoe UI"/>
-          <w:color w:val="000000" w:themeColor="text1"/>
-          <w:sz w:val="20"/>
-          <w:szCs w:val="20"/>
-        </w:rPr>
-        <w:t xml:space="preserve"> 26.8% — 573/2138, </w:t>
+        <w:t>zip 34.9% — 1727/4944, Info-ZIP UnZip 6.0</w:t>
       </w:r>
       <w:proofErr w:type="spellStart"/>
-      <w:r>
-        <w:rPr>
-          <w:rFonts w:ascii="Segoe UI" w:eastAsia="Times New Roman" w:hAnsi="Segoe UI" w:cs="Segoe UI"/>
-          <w:color w:val="000000" w:themeColor="text1"/>
-          <w:sz w:val="20"/>
-          <w:szCs w:val="20"/>
-        </w:rPr>
-        <w:t>giflib</w:t>
-      </w:r>
       <w:proofErr w:type="spellEnd"/>
-      <w:r>
-        <w:rPr>
-          <w:rFonts w:ascii="Segoe UI" w:eastAsia="Times New Roman" w:hAnsi="Segoe UI" w:cs="Segoe UI"/>
-          <w:color w:val="000000" w:themeColor="text1"/>
-          <w:sz w:val="20"/>
-          <w:szCs w:val="20"/>
-        </w:rPr>
-        <w:t xml:space="preserve"> 5.2.2</w:t>
-      </w:r>
     </w:p>
     <w:p>
       <w:pPr>
@@ -22114,37 +22611,10 @@
           <w:sz w:val="20"/>
           <w:szCs w:val="20"/>
         </w:rPr>
-        <w:t>jpg</w:t>
-      </w:r>
-      <w:r>
-        <w:rPr>
-          <w:rFonts w:ascii="Segoe UI" w:eastAsia="Times New Roman" w:hAnsi="Segoe UI" w:cs="Segoe UI"/>
-          <w:color w:val="000000" w:themeColor="text1"/>
-          <w:sz w:val="20"/>
-          <w:szCs w:val="20"/>
-        </w:rPr>
-        <w:t xml:space="preserve"> 19.7% — 3420/17343, </w:t>
+        <w:t>gif 26.8% — 573/2138, giflib 5.2.2</w:t>
       </w:r>
       <w:proofErr w:type="spellStart"/>
-      <w:r>
-        <w:rPr>
-          <w:rFonts w:ascii="Segoe UI" w:eastAsia="Times New Roman" w:hAnsi="Segoe UI" w:cs="Segoe UI"/>
-          <w:color w:val="000000" w:themeColor="text1"/>
-          <w:sz w:val="20"/>
-          <w:szCs w:val="20"/>
-        </w:rPr>
-        <w:t>libjpeg</w:t>
-      </w:r>
       <w:proofErr w:type="spellEnd"/>
-      <w:r>
-        <w:rPr>
-          <w:rFonts w:ascii="Segoe UI" w:eastAsia="Times New Roman" w:hAnsi="Segoe UI" w:cs="Segoe UI"/>
-          <w:color w:val="000000" w:themeColor="text1"/>
-          <w:sz w:val="20"/>
-          <w:szCs w:val="20"/>
-        </w:rPr>
-        <w:t>-turbo 3.2.0</w:t>
-      </w:r>
     </w:p>
     <w:p>
       <w:pPr>
@@ -22170,37 +22640,10 @@
           <w:sz w:val="20"/>
           <w:szCs w:val="20"/>
         </w:rPr>
-        <w:t>bmp</w:t>
-      </w:r>
-      <w:r>
-        <w:rPr>
-          <w:rFonts w:ascii="Segoe UI" w:eastAsia="Times New Roman" w:hAnsi="Segoe UI" w:cs="Segoe UI"/>
-          <w:color w:val="000000" w:themeColor="text1"/>
-          <w:sz w:val="20"/>
-          <w:szCs w:val="20"/>
-        </w:rPr>
-        <w:t xml:space="preserve"> 19.1% — 851/4445, </w:t>
+        <w:t>jpg 19.7% — 3420/17343, libjpeg-turbo 3.2.0</w:t>
       </w:r>
       <w:proofErr w:type="spellStart"/>
-      <w:r>
-        <w:rPr>
-          <w:rFonts w:ascii="Segoe UI" w:eastAsia="Times New Roman" w:hAnsi="Segoe UI" w:cs="Segoe UI"/>
-          <w:color w:val="000000" w:themeColor="text1"/>
-          <w:sz w:val="20"/>
-          <w:szCs w:val="20"/>
-        </w:rPr>
-        <w:t>gdk-pixbuf</w:t>
-      </w:r>
       <w:proofErr w:type="spellEnd"/>
-      <w:r>
-        <w:rPr>
-          <w:rFonts w:ascii="Segoe UI" w:eastAsia="Times New Roman" w:hAnsi="Segoe UI" w:cs="Segoe UI"/>
-          <w:color w:val="000000" w:themeColor="text1"/>
-          <w:sz w:val="20"/>
-          <w:szCs w:val="20"/>
-        </w:rPr>
-        <w:t xml:space="preserve"> 2.42.12</w:t>
-      </w:r>
     </w:p>
     <w:p>
       <w:pPr>
@@ -22227,48 +22670,12 @@
           <w:sz w:val="20"/>
           <w:szCs w:val="20"/>
         </w:rPr>
-        <w:t>pcap</w:t>
+        <w:t>bmp 19.1% — 851/4445, gdk-pixbuf 2.42.12</w:t>
       </w:r>
       <w:proofErr w:type="spellEnd"/>
-      <w:r>
-        <w:rPr>
-          <w:rFonts w:ascii="Segoe UI" w:eastAsia="Times New Roman" w:hAnsi="Segoe UI" w:cs="Segoe UI"/>
-          <w:color w:val="000000" w:themeColor="text1"/>
-          <w:sz w:val="20"/>
-          <w:szCs w:val="20"/>
-        </w:rPr>
-        <w:t xml:space="preserve"> 13.3% — 6363/47822, </w:t>
-      </w:r>
       <w:proofErr w:type="spellStart"/>
-      <w:r>
-        <w:rPr>
-          <w:rFonts w:ascii="Segoe UI" w:eastAsia="Times New Roman" w:hAnsi="Segoe UI" w:cs="Segoe UI"/>
-          <w:color w:val="000000" w:themeColor="text1"/>
-          <w:sz w:val="20"/>
-          <w:szCs w:val="20"/>
-        </w:rPr>
-        <w:t>tcpdump</w:t>
-      </w:r>
       <w:proofErr w:type="spellEnd"/>
-      <w:r>
-        <w:rPr>
-          <w:rFonts w:ascii="Segoe UI" w:eastAsia="Times New Roman" w:hAnsi="Segoe UI" w:cs="Segoe UI"/>
-          <w:color w:val="000000" w:themeColor="text1"/>
-          <w:sz w:val="20"/>
-          <w:szCs w:val="20"/>
-        </w:rPr>
-        <w:t xml:space="preserve"> + </w:t>
-      </w:r>
       <w:proofErr w:type="spellStart"/>
-      <w:r>
-        <w:rPr>
-          <w:rFonts w:ascii="Segoe UI" w:eastAsia="Times New Roman" w:hAnsi="Segoe UI" w:cs="Segoe UI"/>
-          <w:color w:val="000000" w:themeColor="text1"/>
-          <w:sz w:val="20"/>
-          <w:szCs w:val="20"/>
-        </w:rPr>
-        <w:t>libpcap</w:t>
-      </w:r>
       <w:proofErr w:type="spellEnd"/>
     </w:p>
     <w:p>
@@ -22295,37 +22702,10 @@
           <w:sz w:val="20"/>
           <w:szCs w:val="20"/>
         </w:rPr>
-        <w:t>mp4</w:t>
-      </w:r>
-      <w:r>
-        <w:rPr>
-          <w:rFonts w:ascii="Segoe UI" w:eastAsia="Times New Roman" w:hAnsi="Segoe UI" w:cs="Segoe UI"/>
-          <w:color w:val="000000" w:themeColor="text1"/>
-          <w:sz w:val="20"/>
-          <w:szCs w:val="20"/>
-        </w:rPr>
-        <w:t xml:space="preserve"> 7.1% — 33599/471237, </w:t>
+        <w:t>pcap 13.3% — 6363/47822, tcpdump + libpcap</w:t>
       </w:r>
       <w:proofErr w:type="spellStart"/>
-      <w:r>
-        <w:rPr>
-          <w:rFonts w:ascii="Segoe UI" w:eastAsia="Times New Roman" w:hAnsi="Segoe UI" w:cs="Segoe UI"/>
-          <w:color w:val="000000" w:themeColor="text1"/>
-          <w:sz w:val="20"/>
-          <w:szCs w:val="20"/>
-        </w:rPr>
-        <w:t>FFmpeg</w:t>
-      </w:r>
       <w:proofErr w:type="spellEnd"/>
-      <w:r>
-        <w:rPr>
-          <w:rFonts w:ascii="Segoe UI" w:eastAsia="Times New Roman" w:hAnsi="Segoe UI" w:cs="Segoe UI"/>
-          <w:color w:val="000000" w:themeColor="text1"/>
-          <w:sz w:val="20"/>
-          <w:szCs w:val="20"/>
-        </w:rPr>
-        <w:t xml:space="preserve"> 6.1</w:t>
-      </w:r>
     </w:p>
     <w:p>
       <w:pPr>
@@ -22351,37 +22731,10 @@
           <w:sz w:val="20"/>
           <w:szCs w:val="20"/>
         </w:rPr>
-        <w:t>avi</w:t>
-      </w:r>
-      <w:r>
-        <w:rPr>
-          <w:rFonts w:ascii="Segoe UI" w:eastAsia="Times New Roman" w:hAnsi="Segoe UI" w:cs="Segoe UI"/>
-          <w:color w:val="000000" w:themeColor="text1"/>
-          <w:sz w:val="20"/>
-          <w:szCs w:val="20"/>
-        </w:rPr>
-        <w:t xml:space="preserve"> 7.1% — 33391/471237, </w:t>
+        <w:t>midi 9.8% — 2771/28335, TiMidity++ 2.15.0</w:t>
       </w:r>
       <w:proofErr w:type="spellStart"/>
-      <w:r>
-        <w:rPr>
-          <w:rFonts w:ascii="Segoe UI" w:eastAsia="Times New Roman" w:hAnsi="Segoe UI" w:cs="Segoe UI"/>
-          <w:color w:val="000000" w:themeColor="text1"/>
-          <w:sz w:val="20"/>
-          <w:szCs w:val="20"/>
-        </w:rPr>
-        <w:t>FFmpeg</w:t>
-      </w:r>
       <w:proofErr w:type="spellEnd"/>
-      <w:r>
-        <w:rPr>
-          <w:rFonts w:ascii="Segoe UI" w:eastAsia="Times New Roman" w:hAnsi="Segoe UI" w:cs="Segoe UI"/>
-          <w:color w:val="000000" w:themeColor="text1"/>
-          <w:sz w:val="20"/>
-          <w:szCs w:val="20"/>
-        </w:rPr>
-        <w:t xml:space="preserve"> 6.1</w:t>
-      </w:r>
     </w:p>
     <w:p>
       <w:pPr>
@@ -22407,37 +22760,10 @@
           <w:sz w:val="20"/>
           <w:szCs w:val="20"/>
         </w:rPr>
-        <w:t>wav</w:t>
-      </w:r>
-      <w:r>
-        <w:rPr>
-          <w:rFonts w:ascii="Segoe UI" w:eastAsia="Times New Roman" w:hAnsi="Segoe UI" w:cs="Segoe UI"/>
-          <w:color w:val="000000" w:themeColor="text1"/>
-          <w:sz w:val="20"/>
-          <w:szCs w:val="20"/>
-        </w:rPr>
-        <w:t xml:space="preserve"> 3.0% — 303/10197, </w:t>
+        <w:t>mp4 7.1% — 33599/471237, FFmpeg 6.1</w:t>
       </w:r>
       <w:proofErr w:type="spellStart"/>
-      <w:r>
-        <w:rPr>
-          <w:rFonts w:ascii="Segoe UI" w:eastAsia="Times New Roman" w:hAnsi="Segoe UI" w:cs="Segoe UI"/>
-          <w:color w:val="000000" w:themeColor="text1"/>
-          <w:sz w:val="20"/>
-          <w:szCs w:val="20"/>
-        </w:rPr>
-        <w:t>WavPack</w:t>
-      </w:r>
       <w:proofErr w:type="spellEnd"/>
-      <w:r>
-        <w:rPr>
-          <w:rFonts w:ascii="Segoe UI" w:eastAsia="Times New Roman" w:hAnsi="Segoe UI" w:cs="Segoe UI"/>
-          <w:color w:val="000000" w:themeColor="text1"/>
-          <w:sz w:val="20"/>
-          <w:szCs w:val="20"/>
-        </w:rPr>
-        <w:t xml:space="preserve"> 5.9.0</w:t>
-      </w:r>
     </w:p>
     <w:p>
       <w:pPr>
@@ -22463,16 +22789,7 @@
           <w:sz w:val="20"/>
           <w:szCs w:val="20"/>
         </w:rPr>
-        <w:t>midi</w:t>
-      </w:r>
-      <w:r>
-        <w:rPr>
-          <w:rFonts w:ascii="Segoe UI" w:eastAsia="Times New Roman" w:hAnsi="Segoe UI" w:cs="Segoe UI"/>
-          <w:color w:val="000000" w:themeColor="text1"/>
-          <w:sz w:val="20"/>
-          <w:szCs w:val="20"/>
-        </w:rPr>
-        <w:t> — folder exists, zero snapshots</w:t>
+        <w:t>avi 7.1% — 33391/471237, FFmpeg 6.1</w:t>
       </w:r>
     </w:p>
     <w:p>
@@ -22500,20 +22817,2191 @@
           <w:sz w:val="20"/>
           <w:szCs w:val="20"/>
         </w:rPr>
-        <w:t>png</w:t>
+        <w:t>wav 3.0% — 303/10197, WavPack 5.9.0</w:t>
       </w:r>
       <w:proofErr w:type="spellEnd"/>
-      <w:r>
-        <w:rPr>
-          <w:rFonts w:ascii="Segoe UI" w:eastAsia="Times New Roman" w:hAnsi="Segoe UI" w:cs="Segoe UI"/>
-          <w:color w:val="000000" w:themeColor="text1"/>
-          <w:sz w:val="20"/>
-          <w:szCs w:val="20"/>
-        </w:rPr>
-        <w:t> — no run in this set at all</w:t>
-      </w:r>
     </w:p>
     <w:p/>
+    <w:p>
+      <w:pPr>
+        <w:pStyle w:val="Heading1"/>
+      </w:pPr>
+      <w:r>
+        <w:t>AFL + FF-MUT — Opus 4.7 vs Opus 5 (matched re-run, 2026-09-09)</w:t>
+      </w:r>
+    </w:p>
+    <w:p>
+      <w:r>
+        <w:rPr>
+          <w:i/>
+          <w:sz w:val="18"/>
+        </w:rPr>
+        <w:t>A complete, matched head-to-head: all ten formats run for both models, 8-hour AFL+FFMut campaigns (28,800 s), every run completed, launched together on 2026-09-09. Unlike the earlier sets recorded above, each model's templates live in their own directory (templates_llm/llm_opus4.7/&lt;fmt&gt;-llm.bt and templates_llm/llm_opus5/&lt;fmt&gt;-llm.bt), so the two variants are fully isolated. Figures are line and function coverage of the target program, read from each run's final/meta.json. These supersede nothing above — they are a separate, self-contained comparison.</w:t>
+      </w:r>
+    </w:p>
+    <w:p>
+      <w:r>
+        <w:t>Line coverage (%)</w:t>
+      </w:r>
+    </w:p>
+    <w:tbl>
+      <w:tblPr>
+        <w:tblStyle w:val="TableGrid"/>
+        <w:tblW w:type="auto" w:w="0"/>
+        <w:tblLook w:firstColumn="1" w:firstRow="1" w:lastColumn="0" w:lastRow="0" w:noHBand="0" w:noVBand="1" w:val="04A0"/>
+      </w:tblPr>
+      <w:tblGrid>
+        <w:gridCol w:w="785"/>
+        <w:gridCol w:w="785"/>
+        <w:gridCol w:w="785"/>
+        <w:gridCol w:w="785"/>
+        <w:gridCol w:w="785"/>
+        <w:gridCol w:w="785"/>
+        <w:gridCol w:w="785"/>
+        <w:gridCol w:w="785"/>
+        <w:gridCol w:w="785"/>
+        <w:gridCol w:w="785"/>
+        <w:gridCol w:w="785"/>
+      </w:tblGrid>
+      <w:tr>
+        <w:tc>
+          <w:tcPr>
+            <w:tcW w:type="dxa" w:w="785"/>
+          </w:tcPr>
+          <w:p>
+            <w:r>
+              <w:rPr>
+                <w:b/>
+                <w:sz w:val="18"/>
+              </w:rPr>
+              <w:t>Setting</w:t>
+            </w:r>
+          </w:p>
+        </w:tc>
+        <w:tc>
+          <w:tcPr>
+            <w:tcW w:type="dxa" w:w="785"/>
+          </w:tcPr>
+          <w:p>
+            <w:r>
+              <w:rPr>
+                <w:b/>
+                <w:sz w:val="18"/>
+              </w:rPr>
+              <w:t>PNG</w:t>
+            </w:r>
+          </w:p>
+        </w:tc>
+        <w:tc>
+          <w:tcPr>
+            <w:tcW w:type="dxa" w:w="785"/>
+          </w:tcPr>
+          <w:p>
+            <w:r>
+              <w:rPr>
+                <w:b/>
+                <w:sz w:val="18"/>
+              </w:rPr>
+              <w:t>JPG</w:t>
+            </w:r>
+          </w:p>
+        </w:tc>
+        <w:tc>
+          <w:tcPr>
+            <w:tcW w:type="dxa" w:w="785"/>
+          </w:tcPr>
+          <w:p>
+            <w:r>
+              <w:rPr>
+                <w:b/>
+                <w:sz w:val="18"/>
+              </w:rPr>
+              <w:t>GIF</w:t>
+            </w:r>
+          </w:p>
+        </w:tc>
+        <w:tc>
+          <w:tcPr>
+            <w:tcW w:type="dxa" w:w="785"/>
+          </w:tcPr>
+          <w:p>
+            <w:r>
+              <w:rPr>
+                <w:b/>
+                <w:sz w:val="18"/>
+              </w:rPr>
+              <w:t>MIDI</w:t>
+            </w:r>
+          </w:p>
+        </w:tc>
+        <w:tc>
+          <w:tcPr>
+            <w:tcW w:type="dxa" w:w="785"/>
+          </w:tcPr>
+          <w:p>
+            <w:r>
+              <w:rPr>
+                <w:b/>
+                <w:sz w:val="18"/>
+              </w:rPr>
+              <w:t>MP4</w:t>
+            </w:r>
+          </w:p>
+        </w:tc>
+        <w:tc>
+          <w:tcPr>
+            <w:tcW w:type="dxa" w:w="785"/>
+          </w:tcPr>
+          <w:p>
+            <w:r>
+              <w:rPr>
+                <w:b/>
+                <w:sz w:val="18"/>
+              </w:rPr>
+              <w:t>ZIP</w:t>
+            </w:r>
+          </w:p>
+        </w:tc>
+        <w:tc>
+          <w:tcPr>
+            <w:tcW w:type="dxa" w:w="785"/>
+          </w:tcPr>
+          <w:p>
+            <w:r>
+              <w:rPr>
+                <w:b/>
+                <w:sz w:val="18"/>
+              </w:rPr>
+              <w:t>PCAP</w:t>
+            </w:r>
+          </w:p>
+        </w:tc>
+        <w:tc>
+          <w:tcPr>
+            <w:tcW w:type="dxa" w:w="785"/>
+          </w:tcPr>
+          <w:p>
+            <w:r>
+              <w:rPr>
+                <w:b/>
+                <w:sz w:val="18"/>
+              </w:rPr>
+              <w:t>AVI</w:t>
+            </w:r>
+          </w:p>
+        </w:tc>
+        <w:tc>
+          <w:tcPr>
+            <w:tcW w:type="dxa" w:w="785"/>
+          </w:tcPr>
+          <w:p>
+            <w:r>
+              <w:rPr>
+                <w:b/>
+                <w:sz w:val="18"/>
+              </w:rPr>
+              <w:t>WAV</w:t>
+            </w:r>
+          </w:p>
+        </w:tc>
+        <w:tc>
+          <w:tcPr>
+            <w:tcW w:type="dxa" w:w="785"/>
+          </w:tcPr>
+          <w:p>
+            <w:r>
+              <w:rPr>
+                <w:b/>
+                <w:sz w:val="18"/>
+              </w:rPr>
+              <w:t>BMP</w:t>
+            </w:r>
+          </w:p>
+        </w:tc>
+      </w:tr>
+      <w:tr>
+        <w:tc>
+          <w:tcPr>
+            <w:tcW w:type="dxa" w:w="785"/>
+          </w:tcPr>
+          <w:p>
+            <w:r>
+              <w:rPr>
+                <w:b/>
+                <w:sz w:val="18"/>
+              </w:rPr>
+              <w:t>LLM-templates (Opus 4.7)</w:t>
+            </w:r>
+          </w:p>
+        </w:tc>
+        <w:tc>
+          <w:tcPr>
+            <w:tcW w:type="dxa" w:w="785"/>
+          </w:tcPr>
+          <w:p>
+            <w:r>
+              <w:rPr>
+                <w:sz w:val="18"/>
+              </w:rPr>
+              <w:t>35.9</w:t>
+            </w:r>
+          </w:p>
+        </w:tc>
+        <w:tc>
+          <w:tcPr>
+            <w:tcW w:type="dxa" w:w="785"/>
+          </w:tcPr>
+          <w:p>
+            <w:r>
+              <w:rPr>
+                <w:sz w:val="18"/>
+              </w:rPr>
+              <w:t>20.0</w:t>
+            </w:r>
+          </w:p>
+        </w:tc>
+        <w:tc>
+          <w:tcPr>
+            <w:tcW w:type="dxa" w:w="785"/>
+          </w:tcPr>
+          <w:p>
+            <w:r>
+              <w:rPr>
+                <w:sz w:val="18"/>
+              </w:rPr>
+              <w:t>24.6</w:t>
+            </w:r>
+          </w:p>
+        </w:tc>
+        <w:tc>
+          <w:tcPr>
+            <w:tcW w:type="dxa" w:w="785"/>
+          </w:tcPr>
+          <w:p>
+            <w:r>
+              <w:rPr>
+                <w:sz w:val="18"/>
+              </w:rPr>
+              <w:t>9.5</w:t>
+            </w:r>
+          </w:p>
+        </w:tc>
+        <w:tc>
+          <w:tcPr>
+            <w:tcW w:type="dxa" w:w="785"/>
+          </w:tcPr>
+          <w:p>
+            <w:r>
+              <w:rPr>
+                <w:sz w:val="18"/>
+              </w:rPr>
+              <w:t>6.6</w:t>
+            </w:r>
+          </w:p>
+        </w:tc>
+        <w:tc>
+          <w:tcPr>
+            <w:tcW w:type="dxa" w:w="785"/>
+          </w:tcPr>
+          <w:p>
+            <w:r>
+              <w:rPr>
+                <w:sz w:val="18"/>
+              </w:rPr>
+              <w:t>32.2</w:t>
+            </w:r>
+          </w:p>
+        </w:tc>
+        <w:tc>
+          <w:tcPr>
+            <w:tcW w:type="dxa" w:w="785"/>
+          </w:tcPr>
+          <w:p>
+            <w:r>
+              <w:rPr>
+                <w:sz w:val="18"/>
+              </w:rPr>
+              <w:t>6.8</w:t>
+            </w:r>
+          </w:p>
+        </w:tc>
+        <w:tc>
+          <w:tcPr>
+            <w:tcW w:type="dxa" w:w="785"/>
+          </w:tcPr>
+          <w:p>
+            <w:r>
+              <w:rPr>
+                <w:sz w:val="18"/>
+              </w:rPr>
+              <w:t>5.3</w:t>
+            </w:r>
+          </w:p>
+        </w:tc>
+        <w:tc>
+          <w:tcPr>
+            <w:tcW w:type="dxa" w:w="785"/>
+          </w:tcPr>
+          <w:p>
+            <w:r>
+              <w:rPr>
+                <w:sz w:val="18"/>
+              </w:rPr>
+              <w:t>3.0</w:t>
+            </w:r>
+          </w:p>
+        </w:tc>
+        <w:tc>
+          <w:tcPr>
+            <w:tcW w:type="dxa" w:w="785"/>
+          </w:tcPr>
+          <w:p>
+            <w:r>
+              <w:rPr>
+                <w:sz w:val="18"/>
+              </w:rPr>
+              <w:t>16.0</w:t>
+            </w:r>
+          </w:p>
+        </w:tc>
+      </w:tr>
+      <w:tr>
+        <w:tc>
+          <w:tcPr>
+            <w:tcW w:type="dxa" w:w="785"/>
+          </w:tcPr>
+          <w:p>
+            <w:r>
+              <w:rPr>
+                <w:b/>
+                <w:sz w:val="18"/>
+              </w:rPr>
+              <w:t>LLM-templates (Opus 5)</w:t>
+            </w:r>
+          </w:p>
+        </w:tc>
+        <w:tc>
+          <w:tcPr>
+            <w:tcW w:type="dxa" w:w="785"/>
+          </w:tcPr>
+          <w:p>
+            <w:r>
+              <w:rPr>
+                <w:sz w:val="18"/>
+              </w:rPr>
+              <w:t>36.4</w:t>
+            </w:r>
+          </w:p>
+        </w:tc>
+        <w:tc>
+          <w:tcPr>
+            <w:tcW w:type="dxa" w:w="785"/>
+          </w:tcPr>
+          <w:p>
+            <w:r>
+              <w:rPr>
+                <w:sz w:val="18"/>
+              </w:rPr>
+              <w:t>17.0</w:t>
+            </w:r>
+          </w:p>
+        </w:tc>
+        <w:tc>
+          <w:tcPr>
+            <w:tcW w:type="dxa" w:w="785"/>
+          </w:tcPr>
+          <w:p>
+            <w:r>
+              <w:rPr>
+                <w:sz w:val="18"/>
+              </w:rPr>
+              <w:t>26.3</w:t>
+            </w:r>
+          </w:p>
+        </w:tc>
+        <w:tc>
+          <w:tcPr>
+            <w:tcW w:type="dxa" w:w="785"/>
+          </w:tcPr>
+          <w:p>
+            <w:r>
+              <w:rPr>
+                <w:sz w:val="18"/>
+              </w:rPr>
+              <w:t>9.8</w:t>
+            </w:r>
+          </w:p>
+        </w:tc>
+        <w:tc>
+          <w:tcPr>
+            <w:tcW w:type="dxa" w:w="785"/>
+          </w:tcPr>
+          <w:p>
+            <w:r>
+              <w:rPr>
+                <w:sz w:val="18"/>
+              </w:rPr>
+              <w:t>7.0</w:t>
+            </w:r>
+          </w:p>
+        </w:tc>
+        <w:tc>
+          <w:tcPr>
+            <w:tcW w:type="dxa" w:w="785"/>
+          </w:tcPr>
+          <w:p>
+            <w:r>
+              <w:rPr>
+                <w:sz w:val="18"/>
+              </w:rPr>
+              <w:t>34.4</w:t>
+            </w:r>
+          </w:p>
+        </w:tc>
+        <w:tc>
+          <w:tcPr>
+            <w:tcW w:type="dxa" w:w="785"/>
+          </w:tcPr>
+          <w:p>
+            <w:r>
+              <w:rPr>
+                <w:sz w:val="18"/>
+              </w:rPr>
+              <w:t>7.7</w:t>
+            </w:r>
+          </w:p>
+        </w:tc>
+        <w:tc>
+          <w:tcPr>
+            <w:tcW w:type="dxa" w:w="785"/>
+          </w:tcPr>
+          <w:p>
+            <w:r>
+              <w:rPr>
+                <w:sz w:val="18"/>
+              </w:rPr>
+              <w:t>6.7</w:t>
+            </w:r>
+          </w:p>
+        </w:tc>
+        <w:tc>
+          <w:tcPr>
+            <w:tcW w:type="dxa" w:w="785"/>
+          </w:tcPr>
+          <w:p>
+            <w:r>
+              <w:rPr>
+                <w:sz w:val="18"/>
+              </w:rPr>
+              <w:t>3.0</w:t>
+            </w:r>
+          </w:p>
+        </w:tc>
+        <w:tc>
+          <w:tcPr>
+            <w:tcW w:type="dxa" w:w="785"/>
+          </w:tcPr>
+          <w:p>
+            <w:r>
+              <w:rPr>
+                <w:sz w:val="18"/>
+              </w:rPr>
+              <w:t>17.6</w:t>
+            </w:r>
+          </w:p>
+        </w:tc>
+      </w:tr>
+      <w:tr>
+        <w:tc>
+          <w:tcPr>
+            <w:tcW w:type="dxa" w:w="785"/>
+          </w:tcPr>
+          <w:p>
+            <w:r>
+              <w:rPr>
+                <w:b/>
+                <w:sz w:val="18"/>
+              </w:rPr>
+              <w:t>Δ (pts)</w:t>
+            </w:r>
+          </w:p>
+        </w:tc>
+        <w:tc>
+          <w:tcPr>
+            <w:tcW w:type="dxa" w:w="785"/>
+          </w:tcPr>
+          <w:p>
+            <w:r>
+              <w:rPr>
+                <w:sz w:val="18"/>
+              </w:rPr>
+              <w:t>+0.5</w:t>
+            </w:r>
+          </w:p>
+        </w:tc>
+        <w:tc>
+          <w:tcPr>
+            <w:tcW w:type="dxa" w:w="785"/>
+          </w:tcPr>
+          <w:p>
+            <w:r>
+              <w:rPr>
+                <w:sz w:val="18"/>
+              </w:rPr>
+              <w:t>−3.0</w:t>
+            </w:r>
+          </w:p>
+        </w:tc>
+        <w:tc>
+          <w:tcPr>
+            <w:tcW w:type="dxa" w:w="785"/>
+          </w:tcPr>
+          <w:p>
+            <w:r>
+              <w:rPr>
+                <w:sz w:val="18"/>
+              </w:rPr>
+              <w:t>+1.7</w:t>
+            </w:r>
+          </w:p>
+        </w:tc>
+        <w:tc>
+          <w:tcPr>
+            <w:tcW w:type="dxa" w:w="785"/>
+          </w:tcPr>
+          <w:p>
+            <w:r>
+              <w:rPr>
+                <w:sz w:val="18"/>
+              </w:rPr>
+              <w:t>+0.3</w:t>
+            </w:r>
+          </w:p>
+        </w:tc>
+        <w:tc>
+          <w:tcPr>
+            <w:tcW w:type="dxa" w:w="785"/>
+          </w:tcPr>
+          <w:p>
+            <w:r>
+              <w:rPr>
+                <w:sz w:val="18"/>
+              </w:rPr>
+              <w:t>+0.4</w:t>
+            </w:r>
+          </w:p>
+        </w:tc>
+        <w:tc>
+          <w:tcPr>
+            <w:tcW w:type="dxa" w:w="785"/>
+          </w:tcPr>
+          <w:p>
+            <w:r>
+              <w:rPr>
+                <w:sz w:val="18"/>
+              </w:rPr>
+              <w:t>+2.2</w:t>
+            </w:r>
+          </w:p>
+        </w:tc>
+        <w:tc>
+          <w:tcPr>
+            <w:tcW w:type="dxa" w:w="785"/>
+          </w:tcPr>
+          <w:p>
+            <w:r>
+              <w:rPr>
+                <w:sz w:val="18"/>
+              </w:rPr>
+              <w:t>+0.9</w:t>
+            </w:r>
+          </w:p>
+        </w:tc>
+        <w:tc>
+          <w:tcPr>
+            <w:tcW w:type="dxa" w:w="785"/>
+          </w:tcPr>
+          <w:p>
+            <w:r>
+              <w:rPr>
+                <w:sz w:val="18"/>
+              </w:rPr>
+              <w:t>+1.4</w:t>
+            </w:r>
+          </w:p>
+        </w:tc>
+        <w:tc>
+          <w:tcPr>
+            <w:tcW w:type="dxa" w:w="785"/>
+          </w:tcPr>
+          <w:p>
+            <w:r>
+              <w:rPr>
+                <w:sz w:val="18"/>
+              </w:rPr>
+              <w:t>0.0</w:t>
+            </w:r>
+          </w:p>
+        </w:tc>
+        <w:tc>
+          <w:tcPr>
+            <w:tcW w:type="dxa" w:w="785"/>
+          </w:tcPr>
+          <w:p>
+            <w:r>
+              <w:rPr>
+                <w:sz w:val="18"/>
+              </w:rPr>
+              <w:t>+1.6</w:t>
+            </w:r>
+          </w:p>
+        </w:tc>
+      </w:tr>
+    </w:tbl>
+    <w:p>
+      <w:r>
+        <w:t>Function coverage (%)</w:t>
+      </w:r>
+    </w:p>
+    <w:tbl>
+      <w:tblPr>
+        <w:tblStyle w:val="TableGrid"/>
+        <w:tblW w:type="auto" w:w="0"/>
+        <w:tblLook w:firstColumn="1" w:firstRow="1" w:lastColumn="0" w:lastRow="0" w:noHBand="0" w:noVBand="1" w:val="04A0"/>
+      </w:tblPr>
+      <w:tblGrid>
+        <w:gridCol w:w="785"/>
+        <w:gridCol w:w="785"/>
+        <w:gridCol w:w="785"/>
+        <w:gridCol w:w="785"/>
+        <w:gridCol w:w="785"/>
+        <w:gridCol w:w="785"/>
+        <w:gridCol w:w="785"/>
+        <w:gridCol w:w="785"/>
+        <w:gridCol w:w="785"/>
+        <w:gridCol w:w="785"/>
+        <w:gridCol w:w="785"/>
+      </w:tblGrid>
+      <w:tr>
+        <w:tc>
+          <w:tcPr>
+            <w:tcW w:type="dxa" w:w="785"/>
+          </w:tcPr>
+          <w:p>
+            <w:r>
+              <w:rPr>
+                <w:b/>
+                <w:sz w:val="18"/>
+              </w:rPr>
+              <w:t>Setting</w:t>
+            </w:r>
+          </w:p>
+        </w:tc>
+        <w:tc>
+          <w:tcPr>
+            <w:tcW w:type="dxa" w:w="785"/>
+          </w:tcPr>
+          <w:p>
+            <w:r>
+              <w:rPr>
+                <w:b/>
+                <w:sz w:val="18"/>
+              </w:rPr>
+              <w:t>PNG</w:t>
+            </w:r>
+          </w:p>
+        </w:tc>
+        <w:tc>
+          <w:tcPr>
+            <w:tcW w:type="dxa" w:w="785"/>
+          </w:tcPr>
+          <w:p>
+            <w:r>
+              <w:rPr>
+                <w:b/>
+                <w:sz w:val="18"/>
+              </w:rPr>
+              <w:t>JPG</w:t>
+            </w:r>
+          </w:p>
+        </w:tc>
+        <w:tc>
+          <w:tcPr>
+            <w:tcW w:type="dxa" w:w="785"/>
+          </w:tcPr>
+          <w:p>
+            <w:r>
+              <w:rPr>
+                <w:b/>
+                <w:sz w:val="18"/>
+              </w:rPr>
+              <w:t>GIF</w:t>
+            </w:r>
+          </w:p>
+        </w:tc>
+        <w:tc>
+          <w:tcPr>
+            <w:tcW w:type="dxa" w:w="785"/>
+          </w:tcPr>
+          <w:p>
+            <w:r>
+              <w:rPr>
+                <w:b/>
+                <w:sz w:val="18"/>
+              </w:rPr>
+              <w:t>MIDI</w:t>
+            </w:r>
+          </w:p>
+        </w:tc>
+        <w:tc>
+          <w:tcPr>
+            <w:tcW w:type="dxa" w:w="785"/>
+          </w:tcPr>
+          <w:p>
+            <w:r>
+              <w:rPr>
+                <w:b/>
+                <w:sz w:val="18"/>
+              </w:rPr>
+              <w:t>MP4</w:t>
+            </w:r>
+          </w:p>
+        </w:tc>
+        <w:tc>
+          <w:tcPr>
+            <w:tcW w:type="dxa" w:w="785"/>
+          </w:tcPr>
+          <w:p>
+            <w:r>
+              <w:rPr>
+                <w:b/>
+                <w:sz w:val="18"/>
+              </w:rPr>
+              <w:t>ZIP</w:t>
+            </w:r>
+          </w:p>
+        </w:tc>
+        <w:tc>
+          <w:tcPr>
+            <w:tcW w:type="dxa" w:w="785"/>
+          </w:tcPr>
+          <w:p>
+            <w:r>
+              <w:rPr>
+                <w:b/>
+                <w:sz w:val="18"/>
+              </w:rPr>
+              <w:t>PCAP</w:t>
+            </w:r>
+          </w:p>
+        </w:tc>
+        <w:tc>
+          <w:tcPr>
+            <w:tcW w:type="dxa" w:w="785"/>
+          </w:tcPr>
+          <w:p>
+            <w:r>
+              <w:rPr>
+                <w:b/>
+                <w:sz w:val="18"/>
+              </w:rPr>
+              <w:t>AVI</w:t>
+            </w:r>
+          </w:p>
+        </w:tc>
+        <w:tc>
+          <w:tcPr>
+            <w:tcW w:type="dxa" w:w="785"/>
+          </w:tcPr>
+          <w:p>
+            <w:r>
+              <w:rPr>
+                <w:b/>
+                <w:sz w:val="18"/>
+              </w:rPr>
+              <w:t>WAV</w:t>
+            </w:r>
+          </w:p>
+        </w:tc>
+        <w:tc>
+          <w:tcPr>
+            <w:tcW w:type="dxa" w:w="785"/>
+          </w:tcPr>
+          <w:p>
+            <w:r>
+              <w:rPr>
+                <w:b/>
+                <w:sz w:val="18"/>
+              </w:rPr>
+              <w:t>BMP</w:t>
+            </w:r>
+          </w:p>
+        </w:tc>
+      </w:tr>
+      <w:tr>
+        <w:tc>
+          <w:tcPr>
+            <w:tcW w:type="dxa" w:w="785"/>
+          </w:tcPr>
+          <w:p>
+            <w:r>
+              <w:rPr>
+                <w:b/>
+                <w:sz w:val="18"/>
+              </w:rPr>
+              <w:t>LLM-templates (Opus 4.7)</w:t>
+            </w:r>
+          </w:p>
+        </w:tc>
+        <w:tc>
+          <w:tcPr>
+            <w:tcW w:type="dxa" w:w="785"/>
+          </w:tcPr>
+          <w:p>
+            <w:r>
+              <w:rPr>
+                <w:sz w:val="18"/>
+              </w:rPr>
+              <w:t>48.1</w:t>
+            </w:r>
+          </w:p>
+        </w:tc>
+        <w:tc>
+          <w:tcPr>
+            <w:tcW w:type="dxa" w:w="785"/>
+          </w:tcPr>
+          <w:p>
+            <w:r>
+              <w:rPr>
+                <w:sz w:val="18"/>
+              </w:rPr>
+              <w:t>26.3</w:t>
+            </w:r>
+          </w:p>
+        </w:tc>
+        <w:tc>
+          <w:tcPr>
+            <w:tcW w:type="dxa" w:w="785"/>
+          </w:tcPr>
+          <w:p>
+            <w:r>
+              <w:rPr>
+                <w:sz w:val="18"/>
+              </w:rPr>
+              <w:t>34.8</w:t>
+            </w:r>
+          </w:p>
+        </w:tc>
+        <w:tc>
+          <w:tcPr>
+            <w:tcW w:type="dxa" w:w="785"/>
+          </w:tcPr>
+          <w:p>
+            <w:r>
+              <w:rPr>
+                <w:sz w:val="18"/>
+              </w:rPr>
+              <w:t>18.9</w:t>
+            </w:r>
+          </w:p>
+        </w:tc>
+        <w:tc>
+          <w:tcPr>
+            <w:tcW w:type="dxa" w:w="785"/>
+          </w:tcPr>
+          <w:p>
+            <w:r>
+              <w:rPr>
+                <w:sz w:val="18"/>
+              </w:rPr>
+              <w:t>8.1</w:t>
+            </w:r>
+          </w:p>
+        </w:tc>
+        <w:tc>
+          <w:tcPr>
+            <w:tcW w:type="dxa" w:w="785"/>
+          </w:tcPr>
+          <w:p>
+            <w:r>
+              <w:rPr>
+                <w:sz w:val="18"/>
+              </w:rPr>
+              <w:t>55.5</w:t>
+            </w:r>
+          </w:p>
+        </w:tc>
+        <w:tc>
+          <w:tcPr>
+            <w:tcW w:type="dxa" w:w="785"/>
+          </w:tcPr>
+          <w:p>
+            <w:r>
+              <w:rPr>
+                <w:sz w:val="18"/>
+              </w:rPr>
+              <w:t>14.1</w:t>
+            </w:r>
+          </w:p>
+        </w:tc>
+        <w:tc>
+          <w:tcPr>
+            <w:tcW w:type="dxa" w:w="785"/>
+          </w:tcPr>
+          <w:p>
+            <w:r>
+              <w:rPr>
+                <w:sz w:val="18"/>
+              </w:rPr>
+              <w:t>6.1</w:t>
+            </w:r>
+          </w:p>
+        </w:tc>
+        <w:tc>
+          <w:tcPr>
+            <w:tcW w:type="dxa" w:w="785"/>
+          </w:tcPr>
+          <w:p>
+            <w:r>
+              <w:rPr>
+                <w:sz w:val="18"/>
+              </w:rPr>
+              <w:t>7.7</w:t>
+            </w:r>
+          </w:p>
+        </w:tc>
+        <w:tc>
+          <w:tcPr>
+            <w:tcW w:type="dxa" w:w="785"/>
+          </w:tcPr>
+          <w:p>
+            <w:r>
+              <w:rPr>
+                <w:sz w:val="18"/>
+              </w:rPr>
+              <w:t>17.0</w:t>
+            </w:r>
+          </w:p>
+        </w:tc>
+      </w:tr>
+      <w:tr>
+        <w:tc>
+          <w:tcPr>
+            <w:tcW w:type="dxa" w:w="785"/>
+          </w:tcPr>
+          <w:p>
+            <w:r>
+              <w:rPr>
+                <w:b/>
+                <w:sz w:val="18"/>
+              </w:rPr>
+              <w:t>LLM-templates (Opus 5)</w:t>
+            </w:r>
+          </w:p>
+        </w:tc>
+        <w:tc>
+          <w:tcPr>
+            <w:tcW w:type="dxa" w:w="785"/>
+          </w:tcPr>
+          <w:p>
+            <w:r>
+              <w:rPr>
+                <w:sz w:val="18"/>
+              </w:rPr>
+              <w:t>48.1</w:t>
+            </w:r>
+          </w:p>
+        </w:tc>
+        <w:tc>
+          <w:tcPr>
+            <w:tcW w:type="dxa" w:w="785"/>
+          </w:tcPr>
+          <w:p>
+            <w:r>
+              <w:rPr>
+                <w:sz w:val="18"/>
+              </w:rPr>
+              <w:t>22.7</w:t>
+            </w:r>
+          </w:p>
+        </w:tc>
+        <w:tc>
+          <w:tcPr>
+            <w:tcW w:type="dxa" w:w="785"/>
+          </w:tcPr>
+          <w:p>
+            <w:r>
+              <w:rPr>
+                <w:sz w:val="18"/>
+              </w:rPr>
+              <w:t>35.9</w:t>
+            </w:r>
+          </w:p>
+        </w:tc>
+        <w:tc>
+          <w:tcPr>
+            <w:tcW w:type="dxa" w:w="785"/>
+          </w:tcPr>
+          <w:p>
+            <w:r>
+              <w:rPr>
+                <w:sz w:val="18"/>
+              </w:rPr>
+              <w:t>19.1</w:t>
+            </w:r>
+          </w:p>
+        </w:tc>
+        <w:tc>
+          <w:tcPr>
+            <w:tcW w:type="dxa" w:w="785"/>
+          </w:tcPr>
+          <w:p>
+            <w:r>
+              <w:rPr>
+                <w:sz w:val="18"/>
+              </w:rPr>
+              <w:t>8.5</w:t>
+            </w:r>
+          </w:p>
+        </w:tc>
+        <w:tc>
+          <w:tcPr>
+            <w:tcW w:type="dxa" w:w="785"/>
+          </w:tcPr>
+          <w:p>
+            <w:r>
+              <w:rPr>
+                <w:sz w:val="18"/>
+              </w:rPr>
+              <w:t>56.3</w:t>
+            </w:r>
+          </w:p>
+        </w:tc>
+        <w:tc>
+          <w:tcPr>
+            <w:tcW w:type="dxa" w:w="785"/>
+          </w:tcPr>
+          <w:p>
+            <w:r>
+              <w:rPr>
+                <w:sz w:val="18"/>
+              </w:rPr>
+              <w:t>15.5</w:t>
+            </w:r>
+          </w:p>
+        </w:tc>
+        <w:tc>
+          <w:tcPr>
+            <w:tcW w:type="dxa" w:w="785"/>
+          </w:tcPr>
+          <w:p>
+            <w:r>
+              <w:rPr>
+                <w:sz w:val="18"/>
+              </w:rPr>
+              <w:t>7.6</w:t>
+            </w:r>
+          </w:p>
+        </w:tc>
+        <w:tc>
+          <w:tcPr>
+            <w:tcW w:type="dxa" w:w="785"/>
+          </w:tcPr>
+          <w:p>
+            <w:r>
+              <w:rPr>
+                <w:sz w:val="18"/>
+              </w:rPr>
+              <w:t>7.7</w:t>
+            </w:r>
+          </w:p>
+        </w:tc>
+        <w:tc>
+          <w:tcPr>
+            <w:tcW w:type="dxa" w:w="785"/>
+          </w:tcPr>
+          <w:p>
+            <w:r>
+              <w:rPr>
+                <w:sz w:val="18"/>
+              </w:rPr>
+              <w:t>17.7</w:t>
+            </w:r>
+          </w:p>
+        </w:tc>
+      </w:tr>
+      <w:tr>
+        <w:tc>
+          <w:tcPr>
+            <w:tcW w:type="dxa" w:w="785"/>
+          </w:tcPr>
+          <w:p>
+            <w:r>
+              <w:rPr>
+                <w:b/>
+                <w:sz w:val="18"/>
+              </w:rPr>
+              <w:t>Δ (pts)</w:t>
+            </w:r>
+          </w:p>
+        </w:tc>
+        <w:tc>
+          <w:tcPr>
+            <w:tcW w:type="dxa" w:w="785"/>
+          </w:tcPr>
+          <w:p>
+            <w:r>
+              <w:rPr>
+                <w:sz w:val="18"/>
+              </w:rPr>
+              <w:t>0.0</w:t>
+            </w:r>
+          </w:p>
+        </w:tc>
+        <w:tc>
+          <w:tcPr>
+            <w:tcW w:type="dxa" w:w="785"/>
+          </w:tcPr>
+          <w:p>
+            <w:r>
+              <w:rPr>
+                <w:sz w:val="18"/>
+              </w:rPr>
+              <w:t>−3.6</w:t>
+            </w:r>
+          </w:p>
+        </w:tc>
+        <w:tc>
+          <w:tcPr>
+            <w:tcW w:type="dxa" w:w="785"/>
+          </w:tcPr>
+          <w:p>
+            <w:r>
+              <w:rPr>
+                <w:sz w:val="18"/>
+              </w:rPr>
+              <w:t>+1.1</w:t>
+            </w:r>
+          </w:p>
+        </w:tc>
+        <w:tc>
+          <w:tcPr>
+            <w:tcW w:type="dxa" w:w="785"/>
+          </w:tcPr>
+          <w:p>
+            <w:r>
+              <w:rPr>
+                <w:sz w:val="18"/>
+              </w:rPr>
+              <w:t>+0.2</w:t>
+            </w:r>
+          </w:p>
+        </w:tc>
+        <w:tc>
+          <w:tcPr>
+            <w:tcW w:type="dxa" w:w="785"/>
+          </w:tcPr>
+          <w:p>
+            <w:r>
+              <w:rPr>
+                <w:sz w:val="18"/>
+              </w:rPr>
+              <w:t>+0.4</w:t>
+            </w:r>
+          </w:p>
+        </w:tc>
+        <w:tc>
+          <w:tcPr>
+            <w:tcW w:type="dxa" w:w="785"/>
+          </w:tcPr>
+          <w:p>
+            <w:r>
+              <w:rPr>
+                <w:sz w:val="18"/>
+              </w:rPr>
+              <w:t>+0.8</w:t>
+            </w:r>
+          </w:p>
+        </w:tc>
+        <w:tc>
+          <w:tcPr>
+            <w:tcW w:type="dxa" w:w="785"/>
+          </w:tcPr>
+          <w:p>
+            <w:r>
+              <w:rPr>
+                <w:sz w:val="18"/>
+              </w:rPr>
+              <w:t>+1.4</w:t>
+            </w:r>
+          </w:p>
+        </w:tc>
+        <w:tc>
+          <w:tcPr>
+            <w:tcW w:type="dxa" w:w="785"/>
+          </w:tcPr>
+          <w:p>
+            <w:r>
+              <w:rPr>
+                <w:sz w:val="18"/>
+              </w:rPr>
+              <w:t>+1.5</w:t>
+            </w:r>
+          </w:p>
+        </w:tc>
+        <w:tc>
+          <w:tcPr>
+            <w:tcW w:type="dxa" w:w="785"/>
+          </w:tcPr>
+          <w:p>
+            <w:r>
+              <w:rPr>
+                <w:sz w:val="18"/>
+              </w:rPr>
+              <w:t>0.0</w:t>
+            </w:r>
+          </w:p>
+        </w:tc>
+        <w:tc>
+          <w:tcPr>
+            <w:tcW w:type="dxa" w:w="785"/>
+          </w:tcPr>
+          <w:p>
+            <w:r>
+              <w:rPr>
+                <w:sz w:val="18"/>
+              </w:rPr>
+              <w:t>+0.7</w:t>
+            </w:r>
+          </w:p>
+        </w:tc>
+      </w:tr>
+    </w:tbl>
+    <w:p>
+      <w:r>
+        <w:t>Per-format detail</w:t>
+      </w:r>
+    </w:p>
+    <w:tbl>
+      <w:tblPr>
+        <w:tblStyle w:val="TableGrid"/>
+        <w:tblW w:type="auto" w:w="0"/>
+        <w:tblLook w:firstColumn="1" w:firstRow="1" w:lastColumn="0" w:lastRow="0" w:noHBand="0" w:noVBand="1" w:val="04A0"/>
+      </w:tblPr>
+      <w:tblGrid>
+        <w:gridCol w:w="1440"/>
+        <w:gridCol w:w="1440"/>
+        <w:gridCol w:w="1440"/>
+        <w:gridCol w:w="1440"/>
+        <w:gridCol w:w="1440"/>
+        <w:gridCol w:w="1440"/>
+      </w:tblGrid>
+      <w:tr>
+        <w:tc>
+          <w:tcPr>
+            <w:tcW w:type="dxa" w:w="1440"/>
+          </w:tcPr>
+          <w:p>
+            <w:r>
+              <w:rPr>
+                <w:b/>
+                <w:sz w:val="18"/>
+              </w:rPr>
+              <w:t>Format</w:t>
+            </w:r>
+          </w:p>
+        </w:tc>
+        <w:tc>
+          <w:tcPr>
+            <w:tcW w:type="dxa" w:w="1440"/>
+          </w:tcPr>
+          <w:p>
+            <w:r>
+              <w:rPr>
+                <w:b/>
+                <w:sz w:val="18"/>
+              </w:rPr>
+              <w:t>Target program</w:t>
+            </w:r>
+          </w:p>
+        </w:tc>
+        <w:tc>
+          <w:tcPr>
+            <w:tcW w:type="dxa" w:w="1440"/>
+          </w:tcPr>
+          <w:p>
+            <w:r>
+              <w:rPr>
+                <w:b/>
+                <w:sz w:val="18"/>
+              </w:rPr>
+              <w:t>Lines hit / total (Opus 4.7)</w:t>
+            </w:r>
+          </w:p>
+        </w:tc>
+        <w:tc>
+          <w:tcPr>
+            <w:tcW w:type="dxa" w:w="1440"/>
+          </w:tcPr>
+          <w:p>
+            <w:r>
+              <w:rPr>
+                <w:b/>
+                <w:sz w:val="18"/>
+              </w:rPr>
+              <w:t>Lines hit / total (Opus 5)</w:t>
+            </w:r>
+          </w:p>
+        </w:tc>
+        <w:tc>
+          <w:tcPr>
+            <w:tcW w:type="dxa" w:w="1440"/>
+          </w:tcPr>
+          <w:p>
+            <w:r>
+              <w:rPr>
+                <w:b/>
+                <w:sz w:val="18"/>
+              </w:rPr>
+              <w:t>AFL paths 4.7</w:t>
+            </w:r>
+          </w:p>
+        </w:tc>
+        <w:tc>
+          <w:tcPr>
+            <w:tcW w:type="dxa" w:w="1440"/>
+          </w:tcPr>
+          <w:p>
+            <w:r>
+              <w:rPr>
+                <w:b/>
+                <w:sz w:val="18"/>
+              </w:rPr>
+              <w:t>AFL paths 5</w:t>
+            </w:r>
+          </w:p>
+        </w:tc>
+      </w:tr>
+      <w:tr>
+        <w:tc>
+          <w:tcPr>
+            <w:tcW w:type="dxa" w:w="1440"/>
+          </w:tcPr>
+          <w:p>
+            <w:r>
+              <w:rPr>
+                <w:b/>
+                <w:sz w:val="18"/>
+              </w:rPr>
+              <w:t>png</w:t>
+            </w:r>
+          </w:p>
+        </w:tc>
+        <w:tc>
+          <w:tcPr>
+            <w:tcW w:type="dxa" w:w="1440"/>
+          </w:tcPr>
+          <w:p>
+            <w:r>
+              <w:rPr>
+                <w:sz w:val="18"/>
+              </w:rPr>
+              <w:t>libpng 1.6.57 (pngtest)</w:t>
+            </w:r>
+          </w:p>
+        </w:tc>
+        <w:tc>
+          <w:tcPr>
+            <w:tcW w:type="dxa" w:w="1440"/>
+          </w:tcPr>
+          <w:p>
+            <w:r>
+              <w:rPr>
+                <w:sz w:val="18"/>
+              </w:rPr>
+              <w:t>3,872 / 10,778</w:t>
+            </w:r>
+          </w:p>
+        </w:tc>
+        <w:tc>
+          <w:tcPr>
+            <w:tcW w:type="dxa" w:w="1440"/>
+          </w:tcPr>
+          <w:p>
+            <w:r>
+              <w:rPr>
+                <w:sz w:val="18"/>
+              </w:rPr>
+              <w:t>3,923 / 10,778</w:t>
+            </w:r>
+          </w:p>
+        </w:tc>
+        <w:tc>
+          <w:tcPr>
+            <w:tcW w:type="dxa" w:w="1440"/>
+          </w:tcPr>
+          <w:p>
+            <w:r>
+              <w:rPr>
+                <w:sz w:val="18"/>
+              </w:rPr>
+              <w:t>697</w:t>
+            </w:r>
+          </w:p>
+        </w:tc>
+        <w:tc>
+          <w:tcPr>
+            <w:tcW w:type="dxa" w:w="1440"/>
+          </w:tcPr>
+          <w:p>
+            <w:r>
+              <w:rPr>
+                <w:sz w:val="18"/>
+              </w:rPr>
+              <w:t>737</w:t>
+            </w:r>
+          </w:p>
+        </w:tc>
+      </w:tr>
+      <w:tr>
+        <w:tc>
+          <w:tcPr>
+            <w:tcW w:type="dxa" w:w="1440"/>
+          </w:tcPr>
+          <w:p>
+            <w:r>
+              <w:rPr>
+                <w:b/>
+                <w:sz w:val="18"/>
+              </w:rPr>
+              <w:t>jpg</w:t>
+            </w:r>
+          </w:p>
+        </w:tc>
+        <w:tc>
+          <w:tcPr>
+            <w:tcW w:type="dxa" w:w="1440"/>
+          </w:tcPr>
+          <w:p>
+            <w:r>
+              <w:rPr>
+                <w:sz w:val="18"/>
+              </w:rPr>
+              <w:t>libjpeg-turbo 3.2.0 (djpeg)</w:t>
+            </w:r>
+          </w:p>
+        </w:tc>
+        <w:tc>
+          <w:tcPr>
+            <w:tcW w:type="dxa" w:w="1440"/>
+          </w:tcPr>
+          <w:p>
+            <w:r>
+              <w:rPr>
+                <w:sz w:val="18"/>
+              </w:rPr>
+              <w:t>3,466 / 17,343</w:t>
+            </w:r>
+          </w:p>
+        </w:tc>
+        <w:tc>
+          <w:tcPr>
+            <w:tcW w:type="dxa" w:w="1440"/>
+          </w:tcPr>
+          <w:p>
+            <w:r>
+              <w:rPr>
+                <w:sz w:val="18"/>
+              </w:rPr>
+              <w:t>2,950 / 17,343</w:t>
+            </w:r>
+          </w:p>
+        </w:tc>
+        <w:tc>
+          <w:tcPr>
+            <w:tcW w:type="dxa" w:w="1440"/>
+          </w:tcPr>
+          <w:p>
+            <w:r>
+              <w:rPr>
+                <w:sz w:val="18"/>
+              </w:rPr>
+              <w:t>983</w:t>
+            </w:r>
+          </w:p>
+        </w:tc>
+        <w:tc>
+          <w:tcPr>
+            <w:tcW w:type="dxa" w:w="1440"/>
+          </w:tcPr>
+          <w:p>
+            <w:r>
+              <w:rPr>
+                <w:sz w:val="18"/>
+              </w:rPr>
+              <w:t>935</w:t>
+            </w:r>
+          </w:p>
+        </w:tc>
+      </w:tr>
+      <w:tr>
+        <w:tc>
+          <w:tcPr>
+            <w:tcW w:type="dxa" w:w="1440"/>
+          </w:tcPr>
+          <w:p>
+            <w:r>
+              <w:rPr>
+                <w:b/>
+                <w:sz w:val="18"/>
+              </w:rPr>
+              <w:t>gif</w:t>
+            </w:r>
+          </w:p>
+        </w:tc>
+        <w:tc>
+          <w:tcPr>
+            <w:tcW w:type="dxa" w:w="1440"/>
+          </w:tcPr>
+          <w:p>
+            <w:r>
+              <w:rPr>
+                <w:sz w:val="18"/>
+              </w:rPr>
+              <w:t>giflib 5.2.2 (gif2rgb)</w:t>
+            </w:r>
+          </w:p>
+        </w:tc>
+        <w:tc>
+          <w:tcPr>
+            <w:tcW w:type="dxa" w:w="1440"/>
+          </w:tcPr>
+          <w:p>
+            <w:r>
+              <w:rPr>
+                <w:sz w:val="18"/>
+              </w:rPr>
+              <w:t>527 / 2,138</w:t>
+            </w:r>
+          </w:p>
+        </w:tc>
+        <w:tc>
+          <w:tcPr>
+            <w:tcW w:type="dxa" w:w="1440"/>
+          </w:tcPr>
+          <w:p>
+            <w:r>
+              <w:rPr>
+                <w:sz w:val="18"/>
+              </w:rPr>
+              <w:t>562 / 2,138</w:t>
+            </w:r>
+          </w:p>
+        </w:tc>
+        <w:tc>
+          <w:tcPr>
+            <w:tcW w:type="dxa" w:w="1440"/>
+          </w:tcPr>
+          <w:p>
+            <w:r>
+              <w:rPr>
+                <w:sz w:val="18"/>
+              </w:rPr>
+              <w:t>209</w:t>
+            </w:r>
+          </w:p>
+        </w:tc>
+        <w:tc>
+          <w:tcPr>
+            <w:tcW w:type="dxa" w:w="1440"/>
+          </w:tcPr>
+          <w:p>
+            <w:r>
+              <w:rPr>
+                <w:sz w:val="18"/>
+              </w:rPr>
+              <w:t>222</w:t>
+            </w:r>
+          </w:p>
+        </w:tc>
+      </w:tr>
+      <w:tr>
+        <w:tc>
+          <w:tcPr>
+            <w:tcW w:type="dxa" w:w="1440"/>
+          </w:tcPr>
+          <w:p>
+            <w:r>
+              <w:rPr>
+                <w:b/>
+                <w:sz w:val="18"/>
+              </w:rPr>
+              <w:t>midi</w:t>
+            </w:r>
+          </w:p>
+        </w:tc>
+        <w:tc>
+          <w:tcPr>
+            <w:tcW w:type="dxa" w:w="1440"/>
+          </w:tcPr>
+          <w:p>
+            <w:r>
+              <w:rPr>
+                <w:sz w:val="18"/>
+              </w:rPr>
+              <w:t>TiMidity++ 2.15.0</w:t>
+            </w:r>
+          </w:p>
+        </w:tc>
+        <w:tc>
+          <w:tcPr>
+            <w:tcW w:type="dxa" w:w="1440"/>
+          </w:tcPr>
+          <w:p>
+            <w:r>
+              <w:rPr>
+                <w:sz w:val="18"/>
+              </w:rPr>
+              <w:t>2,679 / 28,335</w:t>
+            </w:r>
+          </w:p>
+        </w:tc>
+        <w:tc>
+          <w:tcPr>
+            <w:tcW w:type="dxa" w:w="1440"/>
+          </w:tcPr>
+          <w:p>
+            <w:r>
+              <w:rPr>
+                <w:sz w:val="18"/>
+              </w:rPr>
+              <w:t>2,771 / 28,335</w:t>
+            </w:r>
+          </w:p>
+        </w:tc>
+        <w:tc>
+          <w:tcPr>
+            <w:tcW w:type="dxa" w:w="1440"/>
+          </w:tcPr>
+          <w:p>
+            <w:r>
+              <w:rPr>
+                <w:sz w:val="18"/>
+              </w:rPr>
+              <w:t>124</w:t>
+            </w:r>
+          </w:p>
+        </w:tc>
+        <w:tc>
+          <w:tcPr>
+            <w:tcW w:type="dxa" w:w="1440"/>
+          </w:tcPr>
+          <w:p>
+            <w:r>
+              <w:rPr>
+                <w:sz w:val="18"/>
+              </w:rPr>
+              <w:t>169</w:t>
+            </w:r>
+          </w:p>
+        </w:tc>
+      </w:tr>
+      <w:tr>
+        <w:tc>
+          <w:tcPr>
+            <w:tcW w:type="dxa" w:w="1440"/>
+          </w:tcPr>
+          <w:p>
+            <w:r>
+              <w:rPr>
+                <w:b/>
+                <w:sz w:val="18"/>
+              </w:rPr>
+              <w:t>mp4</w:t>
+            </w:r>
+          </w:p>
+        </w:tc>
+        <w:tc>
+          <w:tcPr>
+            <w:tcW w:type="dxa" w:w="1440"/>
+          </w:tcPr>
+          <w:p>
+            <w:r>
+              <w:rPr>
+                <w:sz w:val="18"/>
+              </w:rPr>
+              <w:t>FFmpeg 6.1</w:t>
+            </w:r>
+          </w:p>
+        </w:tc>
+        <w:tc>
+          <w:tcPr>
+            <w:tcW w:type="dxa" w:w="1440"/>
+          </w:tcPr>
+          <w:p>
+            <w:r>
+              <w:rPr>
+                <w:sz w:val="18"/>
+              </w:rPr>
+              <w:t>30,968 / 471,237</w:t>
+            </w:r>
+          </w:p>
+        </w:tc>
+        <w:tc>
+          <w:tcPr>
+            <w:tcW w:type="dxa" w:w="1440"/>
+          </w:tcPr>
+          <w:p>
+            <w:r>
+              <w:rPr>
+                <w:sz w:val="18"/>
+              </w:rPr>
+              <w:t>33,203 / 471,237</w:t>
+            </w:r>
+          </w:p>
+        </w:tc>
+        <w:tc>
+          <w:tcPr>
+            <w:tcW w:type="dxa" w:w="1440"/>
+          </w:tcPr>
+          <w:p>
+            <w:r>
+              <w:rPr>
+                <w:sz w:val="18"/>
+              </w:rPr>
+              <w:t>4146</w:t>
+            </w:r>
+          </w:p>
+        </w:tc>
+        <w:tc>
+          <w:tcPr>
+            <w:tcW w:type="dxa" w:w="1440"/>
+          </w:tcPr>
+          <w:p>
+            <w:r>
+              <w:rPr>
+                <w:sz w:val="18"/>
+              </w:rPr>
+              <w:t>4080</w:t>
+            </w:r>
+          </w:p>
+        </w:tc>
+      </w:tr>
+      <w:tr>
+        <w:tc>
+          <w:tcPr>
+            <w:tcW w:type="dxa" w:w="1440"/>
+          </w:tcPr>
+          <w:p>
+            <w:r>
+              <w:rPr>
+                <w:b/>
+                <w:sz w:val="18"/>
+              </w:rPr>
+              <w:t>zip</w:t>
+            </w:r>
+          </w:p>
+        </w:tc>
+        <w:tc>
+          <w:tcPr>
+            <w:tcW w:type="dxa" w:w="1440"/>
+          </w:tcPr>
+          <w:p>
+            <w:r>
+              <w:rPr>
+                <w:sz w:val="18"/>
+              </w:rPr>
+              <w:t>Info-ZIP UnZip 6.0</w:t>
+            </w:r>
+          </w:p>
+        </w:tc>
+        <w:tc>
+          <w:tcPr>
+            <w:tcW w:type="dxa" w:w="1440"/>
+          </w:tcPr>
+          <w:p>
+            <w:r>
+              <w:rPr>
+                <w:sz w:val="18"/>
+              </w:rPr>
+              <w:t>1,593 / 4,944</w:t>
+            </w:r>
+          </w:p>
+        </w:tc>
+        <w:tc>
+          <w:tcPr>
+            <w:tcW w:type="dxa" w:w="1440"/>
+          </w:tcPr>
+          <w:p>
+            <w:r>
+              <w:rPr>
+                <w:sz w:val="18"/>
+              </w:rPr>
+              <w:t>1,700 / 4,944</w:t>
+            </w:r>
+          </w:p>
+        </w:tc>
+        <w:tc>
+          <w:tcPr>
+            <w:tcW w:type="dxa" w:w="1440"/>
+          </w:tcPr>
+          <w:p>
+            <w:r>
+              <w:rPr>
+                <w:sz w:val="18"/>
+              </w:rPr>
+              <w:t>744</w:t>
+            </w:r>
+          </w:p>
+        </w:tc>
+        <w:tc>
+          <w:tcPr>
+            <w:tcW w:type="dxa" w:w="1440"/>
+          </w:tcPr>
+          <w:p>
+            <w:r>
+              <w:rPr>
+                <w:sz w:val="18"/>
+              </w:rPr>
+              <w:t>825</w:t>
+            </w:r>
+          </w:p>
+        </w:tc>
+      </w:tr>
+      <w:tr>
+        <w:tc>
+          <w:tcPr>
+            <w:tcW w:type="dxa" w:w="1440"/>
+          </w:tcPr>
+          <w:p>
+            <w:r>
+              <w:rPr>
+                <w:b/>
+                <w:sz w:val="18"/>
+              </w:rPr>
+              <w:t>pcap</w:t>
+            </w:r>
+          </w:p>
+        </w:tc>
+        <w:tc>
+          <w:tcPr>
+            <w:tcW w:type="dxa" w:w="1440"/>
+          </w:tcPr>
+          <w:p>
+            <w:r>
+              <w:rPr>
+                <w:sz w:val="18"/>
+              </w:rPr>
+              <w:t>tcpdump 4.99.6 + libpcap 1.10.6</w:t>
+            </w:r>
+          </w:p>
+        </w:tc>
+        <w:tc>
+          <w:tcPr>
+            <w:tcW w:type="dxa" w:w="1440"/>
+          </w:tcPr>
+          <w:p>
+            <w:r>
+              <w:rPr>
+                <w:sz w:val="18"/>
+              </w:rPr>
+              <w:t>3,236 / 47,822</w:t>
+            </w:r>
+          </w:p>
+        </w:tc>
+        <w:tc>
+          <w:tcPr>
+            <w:tcW w:type="dxa" w:w="1440"/>
+          </w:tcPr>
+          <w:p>
+            <w:r>
+              <w:rPr>
+                <w:sz w:val="18"/>
+              </w:rPr>
+              <w:t>3,684 / 47,822</w:t>
+            </w:r>
+          </w:p>
+        </w:tc>
+        <w:tc>
+          <w:tcPr>
+            <w:tcW w:type="dxa" w:w="1440"/>
+          </w:tcPr>
+          <w:p>
+            <w:r>
+              <w:rPr>
+                <w:sz w:val="18"/>
+              </w:rPr>
+              <w:t>182</w:t>
+            </w:r>
+          </w:p>
+        </w:tc>
+        <w:tc>
+          <w:tcPr>
+            <w:tcW w:type="dxa" w:w="1440"/>
+          </w:tcPr>
+          <w:p>
+            <w:r>
+              <w:rPr>
+                <w:sz w:val="18"/>
+              </w:rPr>
+              <w:t>216</w:t>
+            </w:r>
+          </w:p>
+        </w:tc>
+      </w:tr>
+      <w:tr>
+        <w:tc>
+          <w:tcPr>
+            <w:tcW w:type="dxa" w:w="1440"/>
+          </w:tcPr>
+          <w:p>
+            <w:r>
+              <w:rPr>
+                <w:b/>
+                <w:sz w:val="18"/>
+              </w:rPr>
+              <w:t>avi</w:t>
+            </w:r>
+          </w:p>
+        </w:tc>
+        <w:tc>
+          <w:tcPr>
+            <w:tcW w:type="dxa" w:w="1440"/>
+          </w:tcPr>
+          <w:p>
+            <w:r>
+              <w:rPr>
+                <w:sz w:val="18"/>
+              </w:rPr>
+              <w:t>FFmpeg 6.1</w:t>
+            </w:r>
+          </w:p>
+        </w:tc>
+        <w:tc>
+          <w:tcPr>
+            <w:tcW w:type="dxa" w:w="1440"/>
+          </w:tcPr>
+          <w:p>
+            <w:r>
+              <w:rPr>
+                <w:sz w:val="18"/>
+              </w:rPr>
+              <w:t>25,064 / 471,237</w:t>
+            </w:r>
+          </w:p>
+        </w:tc>
+        <w:tc>
+          <w:tcPr>
+            <w:tcW w:type="dxa" w:w="1440"/>
+          </w:tcPr>
+          <w:p>
+            <w:r>
+              <w:rPr>
+                <w:sz w:val="18"/>
+              </w:rPr>
+              <w:t>31,761 / 471,237</w:t>
+            </w:r>
+          </w:p>
+        </w:tc>
+        <w:tc>
+          <w:tcPr>
+            <w:tcW w:type="dxa" w:w="1440"/>
+          </w:tcPr>
+          <w:p>
+            <w:r>
+              <w:rPr>
+                <w:sz w:val="18"/>
+              </w:rPr>
+              <w:t>976</w:t>
+            </w:r>
+          </w:p>
+        </w:tc>
+        <w:tc>
+          <w:tcPr>
+            <w:tcW w:type="dxa" w:w="1440"/>
+          </w:tcPr>
+          <w:p>
+            <w:r>
+              <w:rPr>
+                <w:sz w:val="18"/>
+              </w:rPr>
+              <w:t>1489</w:t>
+            </w:r>
+          </w:p>
+        </w:tc>
+      </w:tr>
+      <w:tr>
+        <w:tc>
+          <w:tcPr>
+            <w:tcW w:type="dxa" w:w="1440"/>
+          </w:tcPr>
+          <w:p>
+            <w:r>
+              <w:rPr>
+                <w:b/>
+                <w:sz w:val="18"/>
+              </w:rPr>
+              <w:t>wav</w:t>
+            </w:r>
+          </w:p>
+        </w:tc>
+        <w:tc>
+          <w:tcPr>
+            <w:tcW w:type="dxa" w:w="1440"/>
+          </w:tcPr>
+          <w:p>
+            <w:r>
+              <w:rPr>
+                <w:sz w:val="18"/>
+              </w:rPr>
+              <w:t>WavPack 5.9.0</w:t>
+            </w:r>
+          </w:p>
+        </w:tc>
+        <w:tc>
+          <w:tcPr>
+            <w:tcW w:type="dxa" w:w="1440"/>
+          </w:tcPr>
+          <w:p>
+            <w:r>
+              <w:rPr>
+                <w:sz w:val="18"/>
+              </w:rPr>
+              <w:t>303 / 10,197</w:t>
+            </w:r>
+          </w:p>
+        </w:tc>
+        <w:tc>
+          <w:tcPr>
+            <w:tcW w:type="dxa" w:w="1440"/>
+          </w:tcPr>
+          <w:p>
+            <w:r>
+              <w:rPr>
+                <w:sz w:val="18"/>
+              </w:rPr>
+              <w:t>301 / 10,197</w:t>
+            </w:r>
+          </w:p>
+        </w:tc>
+        <w:tc>
+          <w:tcPr>
+            <w:tcW w:type="dxa" w:w="1440"/>
+          </w:tcPr>
+          <w:p>
+            <w:r>
+              <w:rPr>
+                <w:sz w:val="18"/>
+              </w:rPr>
+              <w:t>14</w:t>
+            </w:r>
+          </w:p>
+        </w:tc>
+        <w:tc>
+          <w:tcPr>
+            <w:tcW w:type="dxa" w:w="1440"/>
+          </w:tcPr>
+          <w:p>
+            <w:r>
+              <w:rPr>
+                <w:sz w:val="18"/>
+              </w:rPr>
+              <w:t>14</w:t>
+            </w:r>
+          </w:p>
+        </w:tc>
+      </w:tr>
+      <w:tr>
+        <w:tc>
+          <w:tcPr>
+            <w:tcW w:type="dxa" w:w="1440"/>
+          </w:tcPr>
+          <w:p>
+            <w:r>
+              <w:rPr>
+                <w:b/>
+                <w:sz w:val="18"/>
+              </w:rPr>
+              <w:t>bmp</w:t>
+            </w:r>
+          </w:p>
+        </w:tc>
+        <w:tc>
+          <w:tcPr>
+            <w:tcW w:type="dxa" w:w="1440"/>
+          </w:tcPr>
+          <w:p>
+            <w:r>
+              <w:rPr>
+                <w:sz w:val="18"/>
+              </w:rPr>
+              <w:t>gdk-pixbuf 2.42.12 (custom harness)</w:t>
+            </w:r>
+          </w:p>
+        </w:tc>
+        <w:tc>
+          <w:tcPr>
+            <w:tcW w:type="dxa" w:w="1440"/>
+          </w:tcPr>
+          <w:p>
+            <w:r>
+              <w:rPr>
+                <w:sz w:val="18"/>
+              </w:rPr>
+              <w:t>710 / 4,445</w:t>
+            </w:r>
+          </w:p>
+        </w:tc>
+        <w:tc>
+          <w:tcPr>
+            <w:tcW w:type="dxa" w:w="1440"/>
+          </w:tcPr>
+          <w:p>
+            <w:r>
+              <w:rPr>
+                <w:sz w:val="18"/>
+              </w:rPr>
+              <w:t>783 / 4,445</w:t>
+            </w:r>
+          </w:p>
+        </w:tc>
+        <w:tc>
+          <w:tcPr>
+            <w:tcW w:type="dxa" w:w="1440"/>
+          </w:tcPr>
+          <w:p>
+            <w:r>
+              <w:rPr>
+                <w:sz w:val="18"/>
+              </w:rPr>
+              <w:t>235</w:t>
+            </w:r>
+          </w:p>
+        </w:tc>
+        <w:tc>
+          <w:tcPr>
+            <w:tcW w:type="dxa" w:w="1440"/>
+          </w:tcPr>
+          <w:p>
+            <w:r>
+              <w:rPr>
+                <w:sz w:val="18"/>
+              </w:rPr>
+              <w:t>268</w:t>
+            </w:r>
+          </w:p>
+        </w:tc>
+      </w:tr>
+    </w:tbl>
+    <w:p>
+      <w:r>
+        <w:rPr>
+          <w:i/>
+          <w:sz w:val="18"/>
+        </w:rPr>
+        <w:t>Summary: Opus 5 leads on 8 of the ten formats, trails on 1, and ties the rest, for a mean difference of +0.60 line-coverage points (unweighted across formats). The one clear regression is JPG, where Opus 5 loses 3.0 points (2,950 vs 3,466 lines) and 24 functions. WAV is a tie at 3.0% and is near-dead for both (14 AFL paths in 8 hours). Single runs, no repetitions — differences below roughly a point should be read as noise.</w:t>
+      </w:r>
+    </w:p>
     <w:sectPr>
       <w:pgSz w:w="12240" w:h="15840"/>
       <w:pgMar w:top="1440" w:right="1800" w:bottom="1440" w:left="1800" w:header="720" w:footer="720" w:gutter="0"/>

--- a/docs_llm/FormatFuzzer Benchmarking Report.docx
+++ b/docs_llm/FormatFuzzer Benchmarking Report.docx
@@ -1,6 +1,6 @@
 
 <file path=word/document.xml><?xml version="1.0" encoding="utf-8"?>
-<w:document xmlns:wpc="http://schemas.microsoft.com/office/word/2010/wordprocessingCanvas" xmlns:cx="http://schemas.microsoft.com/office/drawing/2014/chartex" xmlns:cx1="http://schemas.microsoft.com/office/drawing/2015/9/8/chartex" xmlns:cx2="http://schemas.microsoft.com/office/drawing/2015/10/21/chartex" xmlns:cx3="http://schemas.microsoft.com/office/drawing/2016/5/9/chartex" xmlns:cx4="http://schemas.microsoft.com/office/drawing/2016/5/10/chartex" xmlns:cx5="http://schemas.microsoft.com/office/drawing/2016/5/11/chartex" xmlns:cx6="http://schemas.microsoft.com/office/drawing/2016/5/12/chartex" xmlns:cx7="http://schemas.microsoft.com/office/drawing/2016/5/13/chartex" xmlns:cx8="http://schemas.microsoft.com/office/drawing/2016/5/14/chartex" xmlns:mc="http://schemas.openxmlformats.org/markup-compatibility/2006" xmlns:m="http://schemas.openxmlformats.org/officeDocument/2006/math" xmlns:aink="http://schemas.microsoft.com/office/drawing/2016/ink" xmlns:am3d="http://schemas.microsoft.com/office/drawing/2017/model3d" xmlns:oel="http://schemas.microsoft.com/office/2019/extlst" xmlns:r="http://schemas.openxmlformats.org/officeDocument/2006/relationships" xmlns:wp14="http://schemas.microsoft.com/office/word/2010/wordprocessingDrawing" xmlns:wp="http://schemas.openxmlformats.org/drawingml/2006/wordprocessingDrawing" xmlns:wpg="http://schemas.microsoft.com/office/word/2010/wordprocessingGroup" xmlns:wpi="http://schemas.microsoft.com/office/word/2010/wordprocessingInk" xmlns:wps="http://schemas.microsoft.com/office/word/2010/wordprocessingShape" xmlns:o="urn:schemas-microsoft-com:office:office" xmlns:v="urn:schemas-microsoft-com:vml" xmlns:w10="urn:schemas-microsoft-com:office:word" xmlns:w="http://schemas.openxmlformats.org/wordprocessingml/2006/main" xmlns:w14="http://schemas.microsoft.com/office/word/2010/wordml" xmlns:w15="http://schemas.microsoft.com/office/word/2012/wordml" xmlns:w16cei="http://schemas.microsoft.com/office/word/2026/wordml/cei" xmlns:w16cex="http://schemas.microsoft.com/office/word/2018/wordml/cex" xmlns:w16cid="http://schemas.microsoft.com/office/word/2016/wordml/cid" xmlns:w16="http://schemas.microsoft.com/office/word/2018/wordml" xmlns:w16sdtdh="http://schemas.microsoft.com/office/word/2020/wordml/sdtdatahash" xmlns:w16sdtfl="http://schemas.microsoft.com/office/word/2024/wordml/sdtformatlock" xmlns:w16se="http://schemas.microsoft.com/office/word/2015/wordml/symex" xmlns:w16du="http://schemas.microsoft.com/office/word/2023/wordml/word16du" xmlns:wne="http://schemas.microsoft.com/office/word/2006/wordml" mc:Ignorable="w14 w15 w16se w16cid w16 w16cex w16sdtdh w16sdtfl w16du wp14">
+<w:document xmlns:wpc="http://schemas.microsoft.com/office/word/2010/wordprocessingCanvas" xmlns:cx="http://schemas.microsoft.com/office/drawing/2014/chartex" xmlns:cx1="http://schemas.microsoft.com/office/drawing/2015/9/8/chartex" xmlns:cx2="http://schemas.microsoft.com/office/drawing/2015/10/21/chartex" xmlns:cx3="http://schemas.microsoft.com/office/drawing/2016/5/9/chartex" xmlns:cx4="http://schemas.microsoft.com/office/drawing/2016/5/10/chartex" xmlns:cx5="http://schemas.microsoft.com/office/drawing/2016/5/11/chartex" xmlns:cx6="http://schemas.microsoft.com/office/drawing/2016/5/12/chartex" xmlns:cx7="http://schemas.microsoft.com/office/drawing/2016/5/13/chartex" xmlns:cx8="http://schemas.microsoft.com/office/drawing/2016/5/14/chartex" xmlns:mc="http://schemas.openxmlformats.org/markup-compatibility/2006" xmlns:m="http://schemas.openxmlformats.org/officeDocument/2006/math" xmlns:aink="http://schemas.microsoft.com/office/drawing/2016/ink" xmlns:am3d="http://schemas.microsoft.com/office/drawing/2017/model3d" xmlns:oel="http://schemas.microsoft.com/office/2019/extlst" xmlns:r="http://schemas.openxmlformats.org/officeDocument/2006/relationships" xmlns:wp14="http://schemas.microsoft.com/office/word/2010/wordprocessingDrawing" xmlns:wp="http://schemas.openxmlformats.org/drawingml/2006/wordprocessingDrawing" xmlns:wpg="http://schemas.microsoft.com/office/word/2010/wordprocessingGroup" xmlns:wpi="http://schemas.microsoft.com/office/word/2010/wordprocessingInk" xmlns:wps="http://schemas.microsoft.com/office/word/2010/wordprocessingShape" xmlns:o="urn:schemas-microsoft-com:office:office" xmlns:v="urn:schemas-microsoft-com:vml" xmlns:w10="urn:schemas-microsoft-com:office:word" xmlns:w="http://schemas.openxmlformats.org/wordprocessingml/2006/main" xmlns:w14="http://schemas.microsoft.com/office/word/2010/wordml" xmlns:w15="http://schemas.microsoft.com/office/word/2012/wordml" xmlns:w16cex="http://schemas.microsoft.com/office/word/2018/wordml/cex" xmlns:w16cid="http://schemas.microsoft.com/office/word/2016/wordml/cid" xmlns:w16="http://schemas.microsoft.com/office/word/2018/wordml" xmlns:w16sdtdh="http://schemas.microsoft.com/office/word/2020/wordml/sdtdatahash" xmlns:w16sdtfl="http://schemas.microsoft.com/office/word/2024/wordml/sdtformatlock" xmlns:w16se="http://schemas.microsoft.com/office/word/2015/wordml/symex" xmlns:w16du="http://schemas.microsoft.com/office/word/2023/wordml/word16du" xmlns:wne="http://schemas.microsoft.com/office/word/2006/wordml" mc:Ignorable="w14 w15 w16se w16cid w16 w16cex w16sdtdh w16sdtfl w16du wp14">
   <w:body>
     <w:p>
       <w:pPr>
@@ -9773,21 +9773,7 @@
         <w:rPr>
           <w:rFonts w:hint="eastAsia"/>
         </w:rPr>
-        <w:t xml:space="preserve"> forms </w:t>
-      </w:r>
-      <w:proofErr w:type="gramStart"/>
-      <w:r>
-        <w:rPr>
-          <w:rFonts w:hint="eastAsia"/>
-        </w:rPr>
-        <w:t>work</w:t>
-      </w:r>
-      <w:proofErr w:type="gramEnd"/>
-      <w:r>
-        <w:rPr>
-          <w:rFonts w:hint="eastAsia"/>
-        </w:rPr>
-        <w:t xml:space="preserve"> and both appear</w:t>
+        <w:t xml:space="preserve"> forms work and both appear</w:t>
       </w:r>
     </w:p>
     <w:p>
@@ -10967,11 +10953,11 @@
         <w:gridCol w:w="1083"/>
         <w:gridCol w:w="826"/>
         <w:gridCol w:w="832"/>
-        <w:gridCol w:w="1066"/>
-        <w:gridCol w:w="1557"/>
-        <w:gridCol w:w="1134"/>
+        <w:gridCol w:w="1018"/>
+        <w:gridCol w:w="1445"/>
+        <w:gridCol w:w="1087"/>
         <w:gridCol w:w="1068"/>
-        <w:gridCol w:w="1000"/>
+        <w:gridCol w:w="1261"/>
       </w:tblGrid>
       <w:tr>
         <w:trPr>
@@ -12495,14 +12481,14 @@
         <w:tblLook w:val="04A0" w:firstRow="1" w:lastRow="0" w:firstColumn="1" w:lastColumn="0" w:noHBand="0" w:noVBand="1"/>
       </w:tblPr>
       <w:tblGrid>
-        <w:gridCol w:w="1095"/>
+        <w:gridCol w:w="1093"/>
         <w:gridCol w:w="826"/>
         <w:gridCol w:w="832"/>
-        <w:gridCol w:w="1046"/>
-        <w:gridCol w:w="1585"/>
-        <w:gridCol w:w="1168"/>
+        <w:gridCol w:w="991"/>
+        <w:gridCol w:w="1444"/>
+        <w:gridCol w:w="1105"/>
         <w:gridCol w:w="1068"/>
-        <w:gridCol w:w="1000"/>
+        <w:gridCol w:w="1261"/>
       </w:tblGrid>
       <w:tr>
         <w:trPr>
@@ -12626,6 +12612,7 @@
               <w:jc w:val="center"/>
             </w:pPr>
             <w:r>
+              <w:lastRenderedPageBreak/>
               <w:t>avi</w:t>
             </w:r>
           </w:p>
@@ -14012,7 +13999,6 @@
         <w:pStyle w:val="Heading3"/>
       </w:pPr>
       <w:r>
-        <w:lastRenderedPageBreak/>
         <w:t>Coverage</w:t>
       </w:r>
     </w:p>
@@ -14580,6 +14566,7 @@
               <w:spacing w:line="360" w:lineRule="auto"/>
             </w:pPr>
             <w:r>
+              <w:lastRenderedPageBreak/>
               <w:t>LLM-templates</w:t>
             </w:r>
           </w:p>
@@ -15595,7 +15582,6 @@
     <w:p/>
     <w:p>
       <w:r>
-        <w:lastRenderedPageBreak/>
         <w:br w:type="page"/>
       </w:r>
     </w:p>
@@ -17416,689 +17402,211 @@
     </w:p>
     <w:p>
       <w:pPr>
-        <w:shd w:val="clear" w:color="auto" w:fill="FFFFFF" w:themeFill="background1"/>
-        <w:spacing w:after="48" w:line="240" w:lineRule="auto"/>
-        <w:rPr>
-          <w:rFonts w:ascii="Segoe UI" w:eastAsia="Times New Roman" w:hAnsi="Segoe UI" w:cs="Segoe UI"/>
-          <w:color w:val="000000" w:themeColor="text1"/>
-          <w:sz w:val="20"/>
-          <w:szCs w:val="20"/>
-        </w:rPr>
-      </w:pPr>
-      <w:r>
-        <w:rPr>
-          <w:rFonts w:ascii="Segoe UI" w:eastAsia="Times New Roman" w:hAnsi="Segoe UI" w:cs="Segoe UI"/>
-          <w:color w:val="000000" w:themeColor="text1"/>
-          <w:sz w:val="20"/>
-          <w:szCs w:val="20"/>
-        </w:rPr>
-        <w:t xml:space="preserve">Filled in. Here's what's in </w:t>
-      </w:r>
-      <w:proofErr w:type="spellStart"/>
-      <w:r>
-        <w:rPr>
-          <w:rFonts w:ascii="Courier New" w:eastAsia="Times New Roman" w:hAnsi="Courier New" w:cs="Courier New"/>
-          <w:color w:val="000000" w:themeColor="text1"/>
-          <w:sz w:val="18"/>
-          <w:szCs w:val="18"/>
-          <w:shd w:val="clear" w:color="auto" w:fill="262626"/>
-        </w:rPr>
-        <w:t>coverage_results_server</w:t>
-      </w:r>
-      <w:proofErr w:type="spellEnd"/>
-      <w:r>
-        <w:rPr>
-          <w:rFonts w:ascii="Courier New" w:eastAsia="Times New Roman" w:hAnsi="Courier New" w:cs="Courier New"/>
-          <w:color w:val="000000" w:themeColor="text1"/>
-          <w:sz w:val="18"/>
-          <w:szCs w:val="18"/>
-          <w:shd w:val="clear" w:color="auto" w:fill="262626"/>
-        </w:rPr>
-        <w:t>/</w:t>
-      </w:r>
-      <w:proofErr w:type="spellStart"/>
-      <w:r>
-        <w:rPr>
-          <w:rFonts w:ascii="Courier New" w:eastAsia="Times New Roman" w:hAnsi="Courier New" w:cs="Courier New"/>
-          <w:color w:val="000000" w:themeColor="text1"/>
-          <w:sz w:val="18"/>
-          <w:szCs w:val="18"/>
-          <w:shd w:val="clear" w:color="auto" w:fill="262626"/>
-        </w:rPr>
-        <w:t>coverage_results</w:t>
-      </w:r>
-      <w:proofErr w:type="spellEnd"/>
-      <w:r>
-        <w:rPr>
-          <w:rFonts w:ascii="Courier New" w:eastAsia="Times New Roman" w:hAnsi="Courier New" w:cs="Courier New"/>
-          <w:color w:val="000000" w:themeColor="text1"/>
-          <w:sz w:val="18"/>
-          <w:szCs w:val="18"/>
-          <w:shd w:val="clear" w:color="auto" w:fill="262626"/>
-        </w:rPr>
-        <w:t>/</w:t>
-      </w:r>
-      <w:r>
-        <w:rPr>
-          <w:rFonts w:ascii="Segoe UI" w:eastAsia="Times New Roman" w:hAnsi="Segoe UI" w:cs="Segoe UI"/>
-          <w:color w:val="000000" w:themeColor="text1"/>
-          <w:sz w:val="20"/>
-          <w:szCs w:val="20"/>
-        </w:rPr>
-        <w:t xml:space="preserve"> — </w:t>
-      </w:r>
-      <w:r>
-        <w:rPr>
-          <w:rFonts w:ascii="Segoe UI" w:eastAsia="Times New Roman" w:hAnsi="Segoe UI" w:cs="Segoe UI"/>
+        <w:rPr>
+          <w:rFonts w:asciiTheme="majorHAnsi" w:eastAsiaTheme="majorEastAsia" w:hAnsiTheme="majorHAnsi" w:cstheme="majorBidi"/>
           <w:b/>
           <w:bCs/>
-          <w:color w:val="000000" w:themeColor="text1"/>
-          <w:sz w:val="20"/>
-          <w:szCs w:val="20"/>
-        </w:rPr>
-        <w:t xml:space="preserve">line coverage of the target program after the 8-hour (28,800 s) </w:t>
-      </w:r>
-      <w:proofErr w:type="spellStart"/>
-      <w:r>
-        <w:rPr>
-          <w:rFonts w:ascii="Segoe UI" w:eastAsia="Times New Roman" w:hAnsi="Segoe UI" w:cs="Segoe UI"/>
-          <w:b/>
-          <w:bCs/>
-          <w:color w:val="000000" w:themeColor="text1"/>
-          <w:sz w:val="20"/>
-          <w:szCs w:val="20"/>
-        </w:rPr>
-        <w:t>AFL+FFMut</w:t>
-      </w:r>
-      <w:proofErr w:type="spellEnd"/>
-      <w:r>
-        <w:rPr>
-          <w:rFonts w:ascii="Segoe UI" w:eastAsia="Times New Roman" w:hAnsi="Segoe UI" w:cs="Segoe UI"/>
-          <w:b/>
-          <w:bCs/>
-          <w:color w:val="000000" w:themeColor="text1"/>
-          <w:sz w:val="20"/>
-          <w:szCs w:val="20"/>
-        </w:rPr>
-        <w:t xml:space="preserve"> campaigns</w:t>
-      </w:r>
-      <w:r>
-        <w:rPr>
-          <w:rFonts w:ascii="Segoe UI" w:eastAsia="Times New Roman" w:hAnsi="Segoe UI" w:cs="Segoe UI"/>
-          <w:color w:val="000000" w:themeColor="text1"/>
-          <w:sz w:val="20"/>
-          <w:szCs w:val="20"/>
-        </w:rPr>
-        <w:t xml:space="preserve">, read from each run's </w:t>
-      </w:r>
-      <w:r>
-        <w:rPr>
-          <w:rFonts w:ascii="Courier New" w:eastAsia="Times New Roman" w:hAnsi="Courier New" w:cs="Courier New"/>
-          <w:color w:val="000000" w:themeColor="text1"/>
+          <w:color w:val="365F91" w:themeColor="accent1" w:themeShade="BF"/>
+          <w:sz w:val="28"/>
+          <w:szCs w:val="28"/>
+        </w:rPr>
+      </w:pPr>
+      <w:r>
+        <w:br w:type="page"/>
+      </w:r>
+    </w:p>
+    <w:p>
+      <w:pPr>
+        <w:pStyle w:val="Heading1"/>
+      </w:pPr>
+      <w:r>
+        <w:lastRenderedPageBreak/>
+        <w:t>AFL + FF-MUT — FormatFuzzer templates vs Opus 4.7 vs Opus 5</w:t>
+      </w:r>
+    </w:p>
+    <w:p>
+      <w:r>
+        <w:rPr>
+          <w:i/>
           <w:sz w:val="18"/>
-          <w:szCs w:val="18"/>
-          <w:shd w:val="clear" w:color="auto" w:fill="262626"/>
-        </w:rPr>
-        <w:t>final/</w:t>
-      </w:r>
-      <w:proofErr w:type="spellStart"/>
-      <w:r>
-        <w:rPr>
-          <w:rFonts w:ascii="Courier New" w:eastAsia="Times New Roman" w:hAnsi="Courier New" w:cs="Courier New"/>
-          <w:color w:val="000000" w:themeColor="text1"/>
-          <w:sz w:val="18"/>
-          <w:szCs w:val="18"/>
-          <w:shd w:val="clear" w:color="auto" w:fill="262626"/>
-        </w:rPr>
-        <w:t>meta.json</w:t>
-      </w:r>
-      <w:proofErr w:type="spellEnd"/>
-      <w:r>
-        <w:rPr>
-          <w:rFonts w:ascii="Segoe UI" w:eastAsia="Times New Roman" w:hAnsi="Segoe UI" w:cs="Segoe UI"/>
-          <w:color w:val="000000" w:themeColor="text1"/>
-          <w:sz w:val="20"/>
-          <w:szCs w:val="20"/>
-        </w:rPr>
-        <w:t>:</w:t>
+        </w:rPr>
+        <w:t>A complete three-way comparison: all ten formats run under each of the three template sets, 8-hour AFL+FFMut campaigns (28,800 s), every run completed. FF-templates are FormatFuzzer's own hand-optimized templates/&lt;fmt&gt;.bt (run 2026-09-14); the two LLM sets are templates_llm/llm_opus4.7/&lt;fmt&gt;-llm.bt and templates_llm/llm_opus5/&lt;fmt&gt;-llm.bt (run 2026-09-09), each in its own directory so the variants are fully isolated. All three drive the identical instrumented target builds — line and function totals per format match exactly across the sets — so the columns are directly comparable. Figures are coverage of the target program, read from each run's final/meta.json.</w:t>
+      </w:r>
+    </w:p>
+    <w:p>
+      <w:r>
+        <w:t>Line coverage (%)</w:t>
       </w:r>
     </w:p>
     <w:tbl>
       <w:tblPr>
+        <w:tblStyle w:val="TableGrid"/>
         <w:tblW w:w="0" w:type="auto"/>
-        <w:tblBorders>
-          <w:top w:val="single" w:sz="6" w:space="0" w:color="2A2B2C"/>
-          <w:left w:val="single" w:sz="6" w:space="0" w:color="2A2B2C"/>
-          <w:bottom w:val="single" w:sz="6" w:space="0" w:color="2A2B2C"/>
-          <w:right w:val="single" w:sz="6" w:space="0" w:color="2A2B2C"/>
-        </w:tblBorders>
-        <w:shd w:val="clear" w:color="auto" w:fill="191A1B"/>
-        <w:tblCellMar>
-          <w:top w:w="15" w:type="dxa"/>
-          <w:left w:w="15" w:type="dxa"/>
-          <w:bottom w:w="15" w:type="dxa"/>
-          <w:right w:w="15" w:type="dxa"/>
-        </w:tblCellMar>
         <w:tblLook w:val="04A0" w:firstRow="1" w:lastRow="0" w:firstColumn="1" w:lastColumn="0" w:noHBand="0" w:noVBand="1"/>
       </w:tblPr>
       <w:tblGrid>
-        <w:gridCol w:w="1378"/>
-        <w:gridCol w:w="484"/>
-        <w:gridCol w:w="460"/>
-        <w:gridCol w:w="460"/>
-        <w:gridCol w:w="526"/>
-        <w:gridCol w:w="490"/>
-        <w:gridCol w:w="460"/>
-        <w:gridCol w:w="572"/>
-        <w:gridCol w:w="427"/>
-        <w:gridCol w:w="535"/>
-        <w:gridCol w:w="503"/>
+        <w:gridCol w:w="1129"/>
+        <w:gridCol w:w="748"/>
+        <w:gridCol w:w="744"/>
+        <w:gridCol w:w="744"/>
+        <w:gridCol w:w="756"/>
+        <w:gridCol w:w="750"/>
+        <w:gridCol w:w="744"/>
+        <w:gridCol w:w="763"/>
+        <w:gridCol w:w="744"/>
+        <w:gridCol w:w="756"/>
+        <w:gridCol w:w="752"/>
       </w:tblGrid>
       <w:tr>
-        <w:trPr>
-          <w:tblHeader/>
-        </w:trPr>
-        <w:tc>
-          <w:tcPr>
-            <w:tcW w:w="0" w:type="auto"/>
-            <w:tcBorders>
-              <w:top w:val="single" w:sz="6" w:space="0" w:color="2A2B2C"/>
-              <w:left w:val="single" w:sz="6" w:space="0" w:color="2A2B2C"/>
-              <w:bottom w:val="single" w:sz="6" w:space="0" w:color="2A2B2C"/>
-              <w:right w:val="single" w:sz="6" w:space="0" w:color="2A2B2C"/>
-            </w:tcBorders>
-            <w:shd w:val="clear" w:color="auto" w:fill="191A1B"/>
-            <w:tcMar>
-              <w:top w:w="30" w:type="dxa"/>
-              <w:left w:w="30" w:type="dxa"/>
-              <w:bottom w:w="30" w:type="dxa"/>
-              <w:right w:w="30" w:type="dxa"/>
-            </w:tcMar>
-            <w:vAlign w:val="center"/>
-            <w:hideMark/>
-          </w:tcPr>
-          <w:p>
-            <w:pPr>
-              <w:shd w:val="clear" w:color="auto" w:fill="FFFFFF" w:themeFill="background1"/>
-              <w:spacing w:after="0" w:line="240" w:lineRule="auto"/>
-              <w:jc w:val="center"/>
-              <w:rPr>
-                <w:rFonts w:ascii="Segoe UI" w:eastAsia="Times New Roman" w:hAnsi="Segoe UI" w:cs="Segoe UI"/>
+        <w:tc>
+          <w:tcPr>
+            <w:tcW w:w="785" w:type="dxa"/>
+          </w:tcPr>
+          <w:p>
+            <w:r>
+              <w:rPr>
                 <w:b/>
-                <w:bCs/>
-                <w:color w:val="000000" w:themeColor="text1"/>
-                <w:sz w:val="20"/>
-                <w:szCs w:val="20"/>
-              </w:rPr>
-            </w:pPr>
-            <w:r>
-              <w:rPr>
-                <w:rFonts w:ascii="Segoe UI" w:eastAsia="Times New Roman" w:hAnsi="Segoe UI" w:cs="Segoe UI"/>
+                <w:sz w:val="18"/>
+              </w:rPr>
+              <w:t>Setting</w:t>
+            </w:r>
+          </w:p>
+        </w:tc>
+        <w:tc>
+          <w:tcPr>
+            <w:tcW w:w="785" w:type="dxa"/>
+          </w:tcPr>
+          <w:p>
+            <w:r>
+              <w:rPr>
                 <w:b/>
-                <w:bCs/>
-                <w:color w:val="000000" w:themeColor="text1"/>
-                <w:sz w:val="20"/>
-                <w:szCs w:val="20"/>
-              </w:rPr>
-              <w:t>Setting</w:t>
-            </w:r>
-          </w:p>
-        </w:tc>
-        <w:tc>
-          <w:tcPr>
-            <w:tcW w:w="0" w:type="auto"/>
-            <w:tcBorders>
-              <w:top w:val="single" w:sz="6" w:space="0" w:color="2A2B2C"/>
-              <w:left w:val="single" w:sz="6" w:space="0" w:color="2A2B2C"/>
-              <w:bottom w:val="single" w:sz="6" w:space="0" w:color="2A2B2C"/>
-              <w:right w:val="single" w:sz="6" w:space="0" w:color="2A2B2C"/>
-            </w:tcBorders>
-            <w:shd w:val="clear" w:color="auto" w:fill="191A1B"/>
-            <w:tcMar>
-              <w:top w:w="30" w:type="dxa"/>
-              <w:left w:w="30" w:type="dxa"/>
-              <w:bottom w:w="30" w:type="dxa"/>
-              <w:right w:w="30" w:type="dxa"/>
-            </w:tcMar>
-            <w:vAlign w:val="center"/>
-            <w:hideMark/>
-          </w:tcPr>
-          <w:p>
-            <w:pPr>
-              <w:shd w:val="clear" w:color="auto" w:fill="FFFFFF" w:themeFill="background1"/>
-              <w:spacing w:after="0" w:line="240" w:lineRule="auto"/>
-              <w:jc w:val="right"/>
-              <w:rPr>
-                <w:rFonts w:ascii="Segoe UI" w:eastAsia="Times New Roman" w:hAnsi="Segoe UI" w:cs="Segoe UI"/>
+                <w:sz w:val="18"/>
+              </w:rPr>
+              <w:t>PNG</w:t>
+            </w:r>
+          </w:p>
+        </w:tc>
+        <w:tc>
+          <w:tcPr>
+            <w:tcW w:w="785" w:type="dxa"/>
+          </w:tcPr>
+          <w:p>
+            <w:r>
+              <w:rPr>
                 <w:b/>
-                <w:bCs/>
-                <w:color w:val="000000" w:themeColor="text1"/>
-                <w:sz w:val="20"/>
-                <w:szCs w:val="20"/>
-              </w:rPr>
-            </w:pPr>
-            <w:r>
-              <w:rPr>
-                <w:rFonts w:ascii="Segoe UI" w:eastAsia="Times New Roman" w:hAnsi="Segoe UI" w:cs="Segoe UI"/>
+                <w:sz w:val="18"/>
+              </w:rPr>
+              <w:t>JPG</w:t>
+            </w:r>
+          </w:p>
+        </w:tc>
+        <w:tc>
+          <w:tcPr>
+            <w:tcW w:w="785" w:type="dxa"/>
+          </w:tcPr>
+          <w:p>
+            <w:r>
+              <w:rPr>
                 <w:b/>
-                <w:bCs/>
-                <w:color w:val="000000" w:themeColor="text1"/>
-                <w:sz w:val="20"/>
-                <w:szCs w:val="20"/>
-              </w:rPr>
-              <w:t>PNG</w:t>
-            </w:r>
-          </w:p>
-        </w:tc>
-        <w:tc>
-          <w:tcPr>
-            <w:tcW w:w="0" w:type="auto"/>
-            <w:tcBorders>
-              <w:top w:val="single" w:sz="6" w:space="0" w:color="2A2B2C"/>
-              <w:left w:val="single" w:sz="6" w:space="0" w:color="2A2B2C"/>
-              <w:bottom w:val="single" w:sz="6" w:space="0" w:color="2A2B2C"/>
-              <w:right w:val="single" w:sz="6" w:space="0" w:color="2A2B2C"/>
-            </w:tcBorders>
-            <w:shd w:val="clear" w:color="auto" w:fill="191A1B"/>
-            <w:tcMar>
-              <w:top w:w="30" w:type="dxa"/>
-              <w:left w:w="30" w:type="dxa"/>
-              <w:bottom w:w="30" w:type="dxa"/>
-              <w:right w:w="30" w:type="dxa"/>
-            </w:tcMar>
-            <w:vAlign w:val="center"/>
-            <w:hideMark/>
-          </w:tcPr>
-          <w:p>
-            <w:pPr>
-              <w:shd w:val="clear" w:color="auto" w:fill="FFFFFF" w:themeFill="background1"/>
-              <w:spacing w:after="0" w:line="240" w:lineRule="auto"/>
-              <w:jc w:val="right"/>
-              <w:rPr>
-                <w:rFonts w:ascii="Segoe UI" w:eastAsia="Times New Roman" w:hAnsi="Segoe UI" w:cs="Segoe UI"/>
+                <w:sz w:val="18"/>
+              </w:rPr>
+              <w:t>GIF</w:t>
+            </w:r>
+          </w:p>
+        </w:tc>
+        <w:tc>
+          <w:tcPr>
+            <w:tcW w:w="785" w:type="dxa"/>
+          </w:tcPr>
+          <w:p>
+            <w:r>
+              <w:rPr>
                 <w:b/>
-                <w:bCs/>
-                <w:color w:val="000000" w:themeColor="text1"/>
-                <w:sz w:val="20"/>
-                <w:szCs w:val="20"/>
-              </w:rPr>
-            </w:pPr>
-            <w:r>
-              <w:rPr>
-                <w:rFonts w:ascii="Segoe UI" w:eastAsia="Times New Roman" w:hAnsi="Segoe UI" w:cs="Segoe UI"/>
+                <w:sz w:val="18"/>
+              </w:rPr>
+              <w:t>MIDI</w:t>
+            </w:r>
+          </w:p>
+        </w:tc>
+        <w:tc>
+          <w:tcPr>
+            <w:tcW w:w="785" w:type="dxa"/>
+          </w:tcPr>
+          <w:p>
+            <w:r>
+              <w:rPr>
                 <w:b/>
-                <w:bCs/>
-                <w:color w:val="000000" w:themeColor="text1"/>
-                <w:sz w:val="20"/>
-                <w:szCs w:val="20"/>
-              </w:rPr>
-              <w:t>JPG</w:t>
-            </w:r>
-          </w:p>
-        </w:tc>
-        <w:tc>
-          <w:tcPr>
-            <w:tcW w:w="0" w:type="auto"/>
-            <w:tcBorders>
-              <w:top w:val="single" w:sz="6" w:space="0" w:color="2A2B2C"/>
-              <w:left w:val="single" w:sz="6" w:space="0" w:color="2A2B2C"/>
-              <w:bottom w:val="single" w:sz="6" w:space="0" w:color="2A2B2C"/>
-              <w:right w:val="single" w:sz="6" w:space="0" w:color="2A2B2C"/>
-            </w:tcBorders>
-            <w:shd w:val="clear" w:color="auto" w:fill="191A1B"/>
-            <w:tcMar>
-              <w:top w:w="30" w:type="dxa"/>
-              <w:left w:w="30" w:type="dxa"/>
-              <w:bottom w:w="30" w:type="dxa"/>
-              <w:right w:w="30" w:type="dxa"/>
-            </w:tcMar>
-            <w:vAlign w:val="center"/>
-            <w:hideMark/>
-          </w:tcPr>
-          <w:p>
-            <w:pPr>
-              <w:shd w:val="clear" w:color="auto" w:fill="FFFFFF" w:themeFill="background1"/>
-              <w:spacing w:after="0" w:line="240" w:lineRule="auto"/>
-              <w:jc w:val="right"/>
-              <w:rPr>
-                <w:rFonts w:ascii="Segoe UI" w:eastAsia="Times New Roman" w:hAnsi="Segoe UI" w:cs="Segoe UI"/>
+                <w:sz w:val="18"/>
+              </w:rPr>
+              <w:t>MP4</w:t>
+            </w:r>
+          </w:p>
+        </w:tc>
+        <w:tc>
+          <w:tcPr>
+            <w:tcW w:w="785" w:type="dxa"/>
+          </w:tcPr>
+          <w:p>
+            <w:r>
+              <w:rPr>
                 <w:b/>
-                <w:bCs/>
-                <w:color w:val="000000" w:themeColor="text1"/>
-                <w:sz w:val="20"/>
-                <w:szCs w:val="20"/>
-              </w:rPr>
-            </w:pPr>
-            <w:r>
-              <w:rPr>
-                <w:rFonts w:ascii="Segoe UI" w:eastAsia="Times New Roman" w:hAnsi="Segoe UI" w:cs="Segoe UI"/>
+                <w:sz w:val="18"/>
+              </w:rPr>
+              <w:t>ZIP</w:t>
+            </w:r>
+          </w:p>
+        </w:tc>
+        <w:tc>
+          <w:tcPr>
+            <w:tcW w:w="785" w:type="dxa"/>
+          </w:tcPr>
+          <w:p>
+            <w:r>
+              <w:rPr>
                 <w:b/>
-                <w:bCs/>
-                <w:color w:val="000000" w:themeColor="text1"/>
-                <w:sz w:val="20"/>
-                <w:szCs w:val="20"/>
-              </w:rPr>
-              <w:t>GIF</w:t>
-            </w:r>
-          </w:p>
-        </w:tc>
-        <w:tc>
-          <w:tcPr>
-            <w:tcW w:w="0" w:type="auto"/>
-            <w:tcBorders>
-              <w:top w:val="single" w:sz="6" w:space="0" w:color="2A2B2C"/>
-              <w:left w:val="single" w:sz="6" w:space="0" w:color="2A2B2C"/>
-              <w:bottom w:val="single" w:sz="6" w:space="0" w:color="2A2B2C"/>
-              <w:right w:val="single" w:sz="6" w:space="0" w:color="2A2B2C"/>
-            </w:tcBorders>
-            <w:shd w:val="clear" w:color="auto" w:fill="191A1B"/>
-            <w:tcMar>
-              <w:top w:w="30" w:type="dxa"/>
-              <w:left w:w="30" w:type="dxa"/>
-              <w:bottom w:w="30" w:type="dxa"/>
-              <w:right w:w="30" w:type="dxa"/>
-            </w:tcMar>
-            <w:vAlign w:val="center"/>
-            <w:hideMark/>
-          </w:tcPr>
-          <w:p>
-            <w:pPr>
-              <w:shd w:val="clear" w:color="auto" w:fill="FFFFFF" w:themeFill="background1"/>
-              <w:spacing w:after="0" w:line="240" w:lineRule="auto"/>
-              <w:jc w:val="right"/>
-              <w:rPr>
-                <w:rFonts w:ascii="Segoe UI" w:eastAsia="Times New Roman" w:hAnsi="Segoe UI" w:cs="Segoe UI"/>
+                <w:sz w:val="18"/>
+              </w:rPr>
+              <w:t>PCAP</w:t>
+            </w:r>
+          </w:p>
+        </w:tc>
+        <w:tc>
+          <w:tcPr>
+            <w:tcW w:w="785" w:type="dxa"/>
+          </w:tcPr>
+          <w:p>
+            <w:r>
+              <w:rPr>
                 <w:b/>
-                <w:bCs/>
-                <w:color w:val="000000" w:themeColor="text1"/>
-                <w:sz w:val="20"/>
-                <w:szCs w:val="20"/>
-              </w:rPr>
-            </w:pPr>
-            <w:r>
-              <w:rPr>
-                <w:rFonts w:ascii="Segoe UI" w:eastAsia="Times New Roman" w:hAnsi="Segoe UI" w:cs="Segoe UI"/>
+                <w:sz w:val="18"/>
+              </w:rPr>
+              <w:t>AVI</w:t>
+            </w:r>
+          </w:p>
+        </w:tc>
+        <w:tc>
+          <w:tcPr>
+            <w:tcW w:w="785" w:type="dxa"/>
+          </w:tcPr>
+          <w:p>
+            <w:r>
+              <w:rPr>
                 <w:b/>
-                <w:bCs/>
-                <w:color w:val="000000" w:themeColor="text1"/>
-                <w:sz w:val="20"/>
-                <w:szCs w:val="20"/>
-              </w:rPr>
-              <w:t>MIDI</w:t>
-            </w:r>
-          </w:p>
-        </w:tc>
-        <w:tc>
-          <w:tcPr>
-            <w:tcW w:w="0" w:type="auto"/>
-            <w:tcBorders>
-              <w:top w:val="single" w:sz="6" w:space="0" w:color="2A2B2C"/>
-              <w:left w:val="single" w:sz="6" w:space="0" w:color="2A2B2C"/>
-              <w:bottom w:val="single" w:sz="6" w:space="0" w:color="2A2B2C"/>
-              <w:right w:val="single" w:sz="6" w:space="0" w:color="2A2B2C"/>
-            </w:tcBorders>
-            <w:shd w:val="clear" w:color="auto" w:fill="191A1B"/>
-            <w:tcMar>
-              <w:top w:w="30" w:type="dxa"/>
-              <w:left w:w="30" w:type="dxa"/>
-              <w:bottom w:w="30" w:type="dxa"/>
-              <w:right w:w="30" w:type="dxa"/>
-            </w:tcMar>
-            <w:vAlign w:val="center"/>
-            <w:hideMark/>
-          </w:tcPr>
-          <w:p>
-            <w:pPr>
-              <w:shd w:val="clear" w:color="auto" w:fill="FFFFFF" w:themeFill="background1"/>
-              <w:spacing w:after="0" w:line="240" w:lineRule="auto"/>
-              <w:jc w:val="right"/>
-              <w:rPr>
-                <w:rFonts w:ascii="Segoe UI" w:eastAsia="Times New Roman" w:hAnsi="Segoe UI" w:cs="Segoe UI"/>
+                <w:sz w:val="18"/>
+              </w:rPr>
+              <w:t>WAV</w:t>
+            </w:r>
+          </w:p>
+        </w:tc>
+        <w:tc>
+          <w:tcPr>
+            <w:tcW w:w="785" w:type="dxa"/>
+          </w:tcPr>
+          <w:p>
+            <w:r>
+              <w:rPr>
                 <w:b/>
-                <w:bCs/>
-                <w:color w:val="000000" w:themeColor="text1"/>
-                <w:sz w:val="20"/>
-                <w:szCs w:val="20"/>
-              </w:rPr>
-            </w:pPr>
-            <w:r>
-              <w:rPr>
-                <w:rFonts w:ascii="Segoe UI" w:eastAsia="Times New Roman" w:hAnsi="Segoe UI" w:cs="Segoe UI"/>
-                <w:b/>
-                <w:bCs/>
-                <w:color w:val="000000" w:themeColor="text1"/>
-                <w:sz w:val="20"/>
-                <w:szCs w:val="20"/>
-              </w:rPr>
-              <w:t>MP4</w:t>
-            </w:r>
-          </w:p>
-        </w:tc>
-        <w:tc>
-          <w:tcPr>
-            <w:tcW w:w="0" w:type="auto"/>
-            <w:tcBorders>
-              <w:top w:val="single" w:sz="6" w:space="0" w:color="2A2B2C"/>
-              <w:left w:val="single" w:sz="6" w:space="0" w:color="2A2B2C"/>
-              <w:bottom w:val="single" w:sz="6" w:space="0" w:color="2A2B2C"/>
-              <w:right w:val="single" w:sz="6" w:space="0" w:color="2A2B2C"/>
-            </w:tcBorders>
-            <w:shd w:val="clear" w:color="auto" w:fill="191A1B"/>
-            <w:tcMar>
-              <w:top w:w="30" w:type="dxa"/>
-              <w:left w:w="30" w:type="dxa"/>
-              <w:bottom w:w="30" w:type="dxa"/>
-              <w:right w:w="30" w:type="dxa"/>
-            </w:tcMar>
-            <w:vAlign w:val="center"/>
-            <w:hideMark/>
-          </w:tcPr>
-          <w:p>
-            <w:pPr>
-              <w:shd w:val="clear" w:color="auto" w:fill="FFFFFF" w:themeFill="background1"/>
-              <w:spacing w:after="0" w:line="240" w:lineRule="auto"/>
-              <w:jc w:val="right"/>
-              <w:rPr>
-                <w:rFonts w:ascii="Segoe UI" w:eastAsia="Times New Roman" w:hAnsi="Segoe UI" w:cs="Segoe UI"/>
-                <w:b/>
-                <w:bCs/>
-                <w:color w:val="000000" w:themeColor="text1"/>
-                <w:sz w:val="20"/>
-                <w:szCs w:val="20"/>
-              </w:rPr>
-            </w:pPr>
-            <w:r>
-              <w:rPr>
-                <w:rFonts w:ascii="Segoe UI" w:eastAsia="Times New Roman" w:hAnsi="Segoe UI" w:cs="Segoe UI"/>
-                <w:b/>
-                <w:bCs/>
-                <w:color w:val="000000" w:themeColor="text1"/>
-                <w:sz w:val="20"/>
-                <w:szCs w:val="20"/>
-              </w:rPr>
-              <w:t>ZIP</w:t>
-            </w:r>
-          </w:p>
-        </w:tc>
-        <w:tc>
-          <w:tcPr>
-            <w:tcW w:w="0" w:type="auto"/>
-            <w:tcBorders>
-              <w:top w:val="single" w:sz="6" w:space="0" w:color="2A2B2C"/>
-              <w:left w:val="single" w:sz="6" w:space="0" w:color="2A2B2C"/>
-              <w:bottom w:val="single" w:sz="6" w:space="0" w:color="2A2B2C"/>
-              <w:right w:val="single" w:sz="6" w:space="0" w:color="2A2B2C"/>
-            </w:tcBorders>
-            <w:shd w:val="clear" w:color="auto" w:fill="191A1B"/>
-            <w:tcMar>
-              <w:top w:w="30" w:type="dxa"/>
-              <w:left w:w="30" w:type="dxa"/>
-              <w:bottom w:w="30" w:type="dxa"/>
-              <w:right w:w="30" w:type="dxa"/>
-            </w:tcMar>
-            <w:vAlign w:val="center"/>
-            <w:hideMark/>
-          </w:tcPr>
-          <w:p>
-            <w:pPr>
-              <w:shd w:val="clear" w:color="auto" w:fill="FFFFFF" w:themeFill="background1"/>
-              <w:spacing w:after="0" w:line="240" w:lineRule="auto"/>
-              <w:jc w:val="right"/>
-              <w:rPr>
-                <w:rFonts w:ascii="Segoe UI" w:eastAsia="Times New Roman" w:hAnsi="Segoe UI" w:cs="Segoe UI"/>
-                <w:b/>
-                <w:bCs/>
-                <w:color w:val="000000" w:themeColor="text1"/>
-                <w:sz w:val="20"/>
-                <w:szCs w:val="20"/>
-              </w:rPr>
-            </w:pPr>
-            <w:r>
-              <w:rPr>
-                <w:rFonts w:ascii="Segoe UI" w:eastAsia="Times New Roman" w:hAnsi="Segoe UI" w:cs="Segoe UI"/>
-                <w:b/>
-                <w:bCs/>
-                <w:color w:val="000000" w:themeColor="text1"/>
-                <w:sz w:val="20"/>
-                <w:szCs w:val="20"/>
-              </w:rPr>
-              <w:t>PCAP</w:t>
-            </w:r>
-          </w:p>
-        </w:tc>
-        <w:tc>
-          <w:tcPr>
-            <w:tcW w:w="0" w:type="auto"/>
-            <w:tcBorders>
-              <w:top w:val="single" w:sz="6" w:space="0" w:color="2A2B2C"/>
-              <w:left w:val="single" w:sz="6" w:space="0" w:color="2A2B2C"/>
-              <w:bottom w:val="single" w:sz="6" w:space="0" w:color="2A2B2C"/>
-              <w:right w:val="single" w:sz="6" w:space="0" w:color="2A2B2C"/>
-            </w:tcBorders>
-            <w:shd w:val="clear" w:color="auto" w:fill="191A1B"/>
-            <w:tcMar>
-              <w:top w:w="30" w:type="dxa"/>
-              <w:left w:w="30" w:type="dxa"/>
-              <w:bottom w:w="30" w:type="dxa"/>
-              <w:right w:w="30" w:type="dxa"/>
-            </w:tcMar>
-            <w:vAlign w:val="center"/>
-            <w:hideMark/>
-          </w:tcPr>
-          <w:p>
-            <w:pPr>
-              <w:shd w:val="clear" w:color="auto" w:fill="FFFFFF" w:themeFill="background1"/>
-              <w:spacing w:after="0" w:line="240" w:lineRule="auto"/>
-              <w:jc w:val="right"/>
-              <w:rPr>
-                <w:rFonts w:ascii="Segoe UI" w:eastAsia="Times New Roman" w:hAnsi="Segoe UI" w:cs="Segoe UI"/>
-                <w:b/>
-                <w:bCs/>
-                <w:color w:val="000000" w:themeColor="text1"/>
-                <w:sz w:val="20"/>
-                <w:szCs w:val="20"/>
-              </w:rPr>
-            </w:pPr>
-            <w:r>
-              <w:rPr>
-                <w:rFonts w:ascii="Segoe UI" w:eastAsia="Times New Roman" w:hAnsi="Segoe UI" w:cs="Segoe UI"/>
-                <w:b/>
-                <w:bCs/>
-                <w:color w:val="000000" w:themeColor="text1"/>
-                <w:sz w:val="20"/>
-                <w:szCs w:val="20"/>
-              </w:rPr>
-              <w:t>AVI</w:t>
-            </w:r>
-          </w:p>
-        </w:tc>
-        <w:tc>
-          <w:tcPr>
-            <w:tcW w:w="0" w:type="auto"/>
-            <w:tcBorders>
-              <w:top w:val="single" w:sz="6" w:space="0" w:color="2A2B2C"/>
-              <w:left w:val="single" w:sz="6" w:space="0" w:color="2A2B2C"/>
-              <w:bottom w:val="single" w:sz="6" w:space="0" w:color="2A2B2C"/>
-              <w:right w:val="single" w:sz="6" w:space="0" w:color="2A2B2C"/>
-            </w:tcBorders>
-            <w:shd w:val="clear" w:color="auto" w:fill="191A1B"/>
-            <w:tcMar>
-              <w:top w:w="30" w:type="dxa"/>
-              <w:left w:w="30" w:type="dxa"/>
-              <w:bottom w:w="30" w:type="dxa"/>
-              <w:right w:w="30" w:type="dxa"/>
-            </w:tcMar>
-            <w:vAlign w:val="center"/>
-            <w:hideMark/>
-          </w:tcPr>
-          <w:p>
-            <w:pPr>
-              <w:shd w:val="clear" w:color="auto" w:fill="FFFFFF" w:themeFill="background1"/>
-              <w:spacing w:after="0" w:line="240" w:lineRule="auto"/>
-              <w:jc w:val="right"/>
-              <w:rPr>
-                <w:rFonts w:ascii="Segoe UI" w:eastAsia="Times New Roman" w:hAnsi="Segoe UI" w:cs="Segoe UI"/>
-                <w:b/>
-                <w:bCs/>
-                <w:color w:val="000000" w:themeColor="text1"/>
-                <w:sz w:val="20"/>
-                <w:szCs w:val="20"/>
-              </w:rPr>
-            </w:pPr>
-            <w:r>
-              <w:rPr>
-                <w:rFonts w:ascii="Segoe UI" w:eastAsia="Times New Roman" w:hAnsi="Segoe UI" w:cs="Segoe UI"/>
-                <w:b/>
-                <w:bCs/>
-                <w:color w:val="000000" w:themeColor="text1"/>
-                <w:sz w:val="20"/>
-                <w:szCs w:val="20"/>
-              </w:rPr>
-              <w:t>WAV</w:t>
-            </w:r>
-          </w:p>
-        </w:tc>
-        <w:tc>
-          <w:tcPr>
-            <w:tcW w:w="0" w:type="auto"/>
-            <w:tcBorders>
-              <w:top w:val="single" w:sz="6" w:space="0" w:color="2A2B2C"/>
-              <w:left w:val="single" w:sz="6" w:space="0" w:color="2A2B2C"/>
-              <w:bottom w:val="single" w:sz="6" w:space="0" w:color="2A2B2C"/>
-              <w:right w:val="single" w:sz="6" w:space="0" w:color="2A2B2C"/>
-            </w:tcBorders>
-            <w:shd w:val="clear" w:color="auto" w:fill="191A1B"/>
-            <w:tcMar>
-              <w:top w:w="30" w:type="dxa"/>
-              <w:left w:w="30" w:type="dxa"/>
-              <w:bottom w:w="30" w:type="dxa"/>
-              <w:right w:w="30" w:type="dxa"/>
-            </w:tcMar>
-            <w:vAlign w:val="center"/>
-            <w:hideMark/>
-          </w:tcPr>
-          <w:p>
-            <w:pPr>
-              <w:shd w:val="clear" w:color="auto" w:fill="FFFFFF" w:themeFill="background1"/>
-              <w:spacing w:after="0" w:line="240" w:lineRule="auto"/>
-              <w:jc w:val="right"/>
-              <w:rPr>
-                <w:rFonts w:ascii="Segoe UI" w:eastAsia="Times New Roman" w:hAnsi="Segoe UI" w:cs="Segoe UI"/>
-                <w:b/>
-                <w:bCs/>
-                <w:color w:val="000000" w:themeColor="text1"/>
-                <w:sz w:val="20"/>
-                <w:szCs w:val="20"/>
-              </w:rPr>
-            </w:pPr>
-            <w:r>
-              <w:rPr>
-                <w:rFonts w:ascii="Segoe UI" w:eastAsia="Times New Roman" w:hAnsi="Segoe UI" w:cs="Segoe UI"/>
-                <w:b/>
-                <w:bCs/>
-                <w:color w:val="000000" w:themeColor="text1"/>
-                <w:sz w:val="20"/>
-                <w:szCs w:val="20"/>
+                <w:sz w:val="18"/>
               </w:rPr>
               <w:t>BMP</w:t>
             </w:r>
@@ -18108,462 +17616,145 @@
       <w:tr>
         <w:tc>
           <w:tcPr>
-            <w:tcW w:w="0" w:type="auto"/>
-            <w:tcBorders>
-              <w:top w:val="single" w:sz="6" w:space="0" w:color="2A2B2C"/>
-              <w:left w:val="single" w:sz="6" w:space="0" w:color="2A2B2C"/>
-              <w:bottom w:val="single" w:sz="6" w:space="0" w:color="2A2B2C"/>
-              <w:right w:val="single" w:sz="6" w:space="0" w:color="2A2B2C"/>
-            </w:tcBorders>
-            <w:shd w:val="clear" w:color="auto" w:fill="191A1B"/>
-            <w:tcMar>
-              <w:top w:w="30" w:type="dxa"/>
-              <w:left w:w="30" w:type="dxa"/>
-              <w:bottom w:w="30" w:type="dxa"/>
-              <w:right w:w="30" w:type="dxa"/>
-            </w:tcMar>
-            <w:vAlign w:val="center"/>
-            <w:hideMark/>
-          </w:tcPr>
-          <w:p>
-            <w:pPr>
-              <w:shd w:val="clear" w:color="auto" w:fill="FFFFFF" w:themeFill="background1"/>
-              <w:spacing w:after="0" w:line="240" w:lineRule="auto"/>
-              <w:rPr>
-                <w:rFonts w:ascii="Segoe UI" w:eastAsia="Times New Roman" w:hAnsi="Segoe UI" w:cs="Segoe UI"/>
-                <w:color w:val="000000" w:themeColor="text1"/>
-                <w:sz w:val="20"/>
-                <w:szCs w:val="20"/>
-              </w:rPr>
-            </w:pPr>
-            <w:r>
-              <w:rPr>
-                <w:rFonts w:ascii="Segoe UI" w:eastAsia="Times New Roman" w:hAnsi="Segoe UI" w:cs="Segoe UI"/>
-                <w:color w:val="000000" w:themeColor="text1"/>
-                <w:sz w:val="20"/>
-                <w:szCs w:val="20"/>
-              </w:rPr>
-              <w:t>FF-paper</w:t>
-            </w:r>
-          </w:p>
-        </w:tc>
-        <w:tc>
-          <w:tcPr>
-            <w:tcW w:w="0" w:type="auto"/>
-            <w:tcBorders>
-              <w:top w:val="single" w:sz="6" w:space="0" w:color="2A2B2C"/>
-              <w:left w:val="single" w:sz="6" w:space="0" w:color="2A2B2C"/>
-              <w:bottom w:val="single" w:sz="6" w:space="0" w:color="2A2B2C"/>
-              <w:right w:val="single" w:sz="6" w:space="0" w:color="2A2B2C"/>
-            </w:tcBorders>
-            <w:shd w:val="clear" w:color="auto" w:fill="191A1B"/>
-            <w:tcMar>
-              <w:top w:w="30" w:type="dxa"/>
-              <w:left w:w="30" w:type="dxa"/>
-              <w:bottom w:w="30" w:type="dxa"/>
-              <w:right w:w="30" w:type="dxa"/>
-            </w:tcMar>
-            <w:vAlign w:val="center"/>
-            <w:hideMark/>
-          </w:tcPr>
-          <w:p>
-            <w:pPr>
-              <w:shd w:val="clear" w:color="auto" w:fill="FFFFFF" w:themeFill="background1"/>
-              <w:spacing w:after="0" w:line="240" w:lineRule="auto"/>
-              <w:jc w:val="right"/>
-              <w:rPr>
-                <w:rFonts w:ascii="Segoe UI" w:eastAsia="Times New Roman" w:hAnsi="Segoe UI" w:cs="Segoe UI"/>
-                <w:color w:val="000000" w:themeColor="text1"/>
-                <w:sz w:val="20"/>
-                <w:szCs w:val="20"/>
-              </w:rPr>
-            </w:pPr>
-            <w:r>
-              <w:rPr>
-                <w:rFonts w:ascii="Segoe UI" w:eastAsia="Times New Roman" w:hAnsi="Segoe UI" w:cs="Segoe UI"/>
-                <w:color w:val="000000" w:themeColor="text1"/>
-                <w:sz w:val="20"/>
-                <w:szCs w:val="20"/>
-              </w:rPr>
-              <w:t>27.8</w:t>
-            </w:r>
-          </w:p>
-        </w:tc>
-        <w:tc>
-          <w:tcPr>
-            <w:tcW w:w="0" w:type="auto"/>
-            <w:tcBorders>
-              <w:top w:val="single" w:sz="6" w:space="0" w:color="2A2B2C"/>
-              <w:left w:val="single" w:sz="6" w:space="0" w:color="2A2B2C"/>
-              <w:bottom w:val="single" w:sz="6" w:space="0" w:color="2A2B2C"/>
-              <w:right w:val="single" w:sz="6" w:space="0" w:color="2A2B2C"/>
-            </w:tcBorders>
-            <w:shd w:val="clear" w:color="auto" w:fill="191A1B"/>
-            <w:tcMar>
-              <w:top w:w="30" w:type="dxa"/>
-              <w:left w:w="30" w:type="dxa"/>
-              <w:bottom w:w="30" w:type="dxa"/>
-              <w:right w:w="30" w:type="dxa"/>
-            </w:tcMar>
-            <w:vAlign w:val="center"/>
-            <w:hideMark/>
-          </w:tcPr>
-          <w:p>
-            <w:pPr>
-              <w:shd w:val="clear" w:color="auto" w:fill="FFFFFF" w:themeFill="background1"/>
-              <w:spacing w:after="0" w:line="240" w:lineRule="auto"/>
-              <w:jc w:val="right"/>
-              <w:rPr>
-                <w:rFonts w:ascii="Segoe UI" w:eastAsia="Times New Roman" w:hAnsi="Segoe UI" w:cs="Segoe UI"/>
-                <w:color w:val="000000" w:themeColor="text1"/>
-                <w:sz w:val="20"/>
-                <w:szCs w:val="20"/>
-              </w:rPr>
-            </w:pPr>
-            <w:r>
-              <w:rPr>
-                <w:rFonts w:ascii="Segoe UI" w:eastAsia="Times New Roman" w:hAnsi="Segoe UI" w:cs="Segoe UI"/>
-                <w:color w:val="000000" w:themeColor="text1"/>
-                <w:sz w:val="20"/>
-                <w:szCs w:val="20"/>
-              </w:rPr>
-              <w:t>33.6</w:t>
-            </w:r>
-          </w:p>
-        </w:tc>
-        <w:tc>
-          <w:tcPr>
-            <w:tcW w:w="0" w:type="auto"/>
-            <w:tcBorders>
-              <w:top w:val="single" w:sz="6" w:space="0" w:color="2A2B2C"/>
-              <w:left w:val="single" w:sz="6" w:space="0" w:color="2A2B2C"/>
-              <w:bottom w:val="single" w:sz="6" w:space="0" w:color="2A2B2C"/>
-              <w:right w:val="single" w:sz="6" w:space="0" w:color="2A2B2C"/>
-            </w:tcBorders>
-            <w:shd w:val="clear" w:color="auto" w:fill="191A1B"/>
-            <w:tcMar>
-              <w:top w:w="30" w:type="dxa"/>
-              <w:left w:w="30" w:type="dxa"/>
-              <w:bottom w:w="30" w:type="dxa"/>
-              <w:right w:w="30" w:type="dxa"/>
-            </w:tcMar>
-            <w:vAlign w:val="center"/>
-            <w:hideMark/>
-          </w:tcPr>
-          <w:p>
-            <w:pPr>
-              <w:shd w:val="clear" w:color="auto" w:fill="FFFFFF" w:themeFill="background1"/>
-              <w:spacing w:after="0" w:line="240" w:lineRule="auto"/>
-              <w:jc w:val="right"/>
-              <w:rPr>
-                <w:rFonts w:ascii="Segoe UI" w:eastAsia="Times New Roman" w:hAnsi="Segoe UI" w:cs="Segoe UI"/>
-                <w:color w:val="000000" w:themeColor="text1"/>
-                <w:sz w:val="20"/>
-                <w:szCs w:val="20"/>
-              </w:rPr>
-            </w:pPr>
-            <w:r>
-              <w:rPr>
-                <w:rFonts w:ascii="Segoe UI" w:eastAsia="Times New Roman" w:hAnsi="Segoe UI" w:cs="Segoe UI"/>
-                <w:color w:val="000000" w:themeColor="text1"/>
-                <w:sz w:val="20"/>
-                <w:szCs w:val="20"/>
-              </w:rPr>
-              <w:t>73.3</w:t>
-            </w:r>
-          </w:p>
-        </w:tc>
-        <w:tc>
-          <w:tcPr>
-            <w:tcW w:w="0" w:type="auto"/>
-            <w:tcBorders>
-              <w:top w:val="single" w:sz="6" w:space="0" w:color="2A2B2C"/>
-              <w:left w:val="single" w:sz="6" w:space="0" w:color="2A2B2C"/>
-              <w:bottom w:val="single" w:sz="6" w:space="0" w:color="2A2B2C"/>
-              <w:right w:val="single" w:sz="6" w:space="0" w:color="2A2B2C"/>
-            </w:tcBorders>
-            <w:shd w:val="clear" w:color="auto" w:fill="191A1B"/>
-            <w:tcMar>
-              <w:top w:w="30" w:type="dxa"/>
-              <w:left w:w="30" w:type="dxa"/>
-              <w:bottom w:w="30" w:type="dxa"/>
-              <w:right w:w="30" w:type="dxa"/>
-            </w:tcMar>
-            <w:vAlign w:val="center"/>
-            <w:hideMark/>
-          </w:tcPr>
-          <w:p>
-            <w:pPr>
-              <w:shd w:val="clear" w:color="auto" w:fill="FFFFFF" w:themeFill="background1"/>
-              <w:spacing w:after="0" w:line="240" w:lineRule="auto"/>
-              <w:jc w:val="right"/>
-              <w:rPr>
-                <w:rFonts w:ascii="Segoe UI" w:eastAsia="Times New Roman" w:hAnsi="Segoe UI" w:cs="Segoe UI"/>
-                <w:color w:val="000000" w:themeColor="text1"/>
-                <w:sz w:val="20"/>
-                <w:szCs w:val="20"/>
-              </w:rPr>
-            </w:pPr>
-            <w:r>
-              <w:rPr>
-                <w:rFonts w:ascii="Segoe UI" w:eastAsia="Times New Roman" w:hAnsi="Segoe UI" w:cs="Segoe UI"/>
-                <w:color w:val="000000" w:themeColor="text1"/>
-                <w:sz w:val="20"/>
-                <w:szCs w:val="20"/>
-              </w:rPr>
-              <w:t>14.3</w:t>
-            </w:r>
-          </w:p>
-        </w:tc>
-        <w:tc>
-          <w:tcPr>
-            <w:tcW w:w="0" w:type="auto"/>
-            <w:tcBorders>
-              <w:top w:val="single" w:sz="6" w:space="0" w:color="2A2B2C"/>
-              <w:left w:val="single" w:sz="6" w:space="0" w:color="2A2B2C"/>
-              <w:bottom w:val="single" w:sz="6" w:space="0" w:color="2A2B2C"/>
-              <w:right w:val="single" w:sz="6" w:space="0" w:color="2A2B2C"/>
-            </w:tcBorders>
-            <w:shd w:val="clear" w:color="auto" w:fill="191A1B"/>
-            <w:tcMar>
-              <w:top w:w="30" w:type="dxa"/>
-              <w:left w:w="30" w:type="dxa"/>
-              <w:bottom w:w="30" w:type="dxa"/>
-              <w:right w:w="30" w:type="dxa"/>
-            </w:tcMar>
-            <w:vAlign w:val="center"/>
-            <w:hideMark/>
-          </w:tcPr>
-          <w:p>
-            <w:pPr>
-              <w:shd w:val="clear" w:color="auto" w:fill="FFFFFF" w:themeFill="background1"/>
-              <w:spacing w:after="0" w:line="240" w:lineRule="auto"/>
-              <w:jc w:val="right"/>
-              <w:rPr>
-                <w:rFonts w:ascii="Segoe UI" w:eastAsia="Times New Roman" w:hAnsi="Segoe UI" w:cs="Segoe UI"/>
-                <w:color w:val="000000" w:themeColor="text1"/>
-                <w:sz w:val="20"/>
-                <w:szCs w:val="20"/>
-              </w:rPr>
-            </w:pPr>
-            <w:r>
-              <w:rPr>
-                <w:rFonts w:ascii="Segoe UI" w:eastAsia="Times New Roman" w:hAnsi="Segoe UI" w:cs="Segoe UI"/>
-                <w:color w:val="000000" w:themeColor="text1"/>
-                <w:sz w:val="20"/>
-                <w:szCs w:val="20"/>
-              </w:rPr>
-              <w:t>11.4</w:t>
-            </w:r>
-          </w:p>
-        </w:tc>
-        <w:tc>
-          <w:tcPr>
-            <w:tcW w:w="0" w:type="auto"/>
-            <w:tcBorders>
-              <w:top w:val="single" w:sz="6" w:space="0" w:color="2A2B2C"/>
-              <w:left w:val="single" w:sz="6" w:space="0" w:color="2A2B2C"/>
-              <w:bottom w:val="single" w:sz="6" w:space="0" w:color="2A2B2C"/>
-              <w:right w:val="single" w:sz="6" w:space="0" w:color="2A2B2C"/>
-            </w:tcBorders>
-            <w:shd w:val="clear" w:color="auto" w:fill="191A1B"/>
-            <w:tcMar>
-              <w:top w:w="30" w:type="dxa"/>
-              <w:left w:w="30" w:type="dxa"/>
-              <w:bottom w:w="30" w:type="dxa"/>
-              <w:right w:w="30" w:type="dxa"/>
-            </w:tcMar>
-            <w:vAlign w:val="center"/>
-            <w:hideMark/>
-          </w:tcPr>
-          <w:p>
-            <w:pPr>
-              <w:shd w:val="clear" w:color="auto" w:fill="FFFFFF" w:themeFill="background1"/>
-              <w:spacing w:after="0" w:line="240" w:lineRule="auto"/>
-              <w:jc w:val="right"/>
-              <w:rPr>
-                <w:rFonts w:ascii="Segoe UI" w:eastAsia="Times New Roman" w:hAnsi="Segoe UI" w:cs="Segoe UI"/>
-                <w:color w:val="000000" w:themeColor="text1"/>
-                <w:sz w:val="20"/>
-                <w:szCs w:val="20"/>
-              </w:rPr>
-            </w:pPr>
-            <w:r>
-              <w:rPr>
-                <w:rFonts w:ascii="Segoe UI" w:eastAsia="Times New Roman" w:hAnsi="Segoe UI" w:cs="Segoe UI"/>
-                <w:color w:val="000000" w:themeColor="text1"/>
-                <w:sz w:val="20"/>
-                <w:szCs w:val="20"/>
-              </w:rPr>
-              <w:t>38.6</w:t>
-            </w:r>
-          </w:p>
-        </w:tc>
-        <w:tc>
-          <w:tcPr>
-            <w:tcW w:w="0" w:type="auto"/>
-            <w:tcBorders>
-              <w:top w:val="single" w:sz="6" w:space="0" w:color="2A2B2C"/>
-              <w:left w:val="single" w:sz="6" w:space="0" w:color="2A2B2C"/>
-              <w:bottom w:val="single" w:sz="6" w:space="0" w:color="2A2B2C"/>
-              <w:right w:val="single" w:sz="6" w:space="0" w:color="2A2B2C"/>
-            </w:tcBorders>
-            <w:shd w:val="clear" w:color="auto" w:fill="191A1B"/>
-            <w:tcMar>
-              <w:top w:w="30" w:type="dxa"/>
-              <w:left w:w="30" w:type="dxa"/>
-              <w:bottom w:w="30" w:type="dxa"/>
-              <w:right w:w="30" w:type="dxa"/>
-            </w:tcMar>
-            <w:vAlign w:val="center"/>
-            <w:hideMark/>
-          </w:tcPr>
-          <w:p>
-            <w:pPr>
-              <w:shd w:val="clear" w:color="auto" w:fill="FFFFFF" w:themeFill="background1"/>
-              <w:spacing w:after="0" w:line="240" w:lineRule="auto"/>
-              <w:jc w:val="right"/>
-              <w:rPr>
-                <w:rFonts w:ascii="Segoe UI" w:eastAsia="Times New Roman" w:hAnsi="Segoe UI" w:cs="Segoe UI"/>
-                <w:color w:val="000000" w:themeColor="text1"/>
-                <w:sz w:val="20"/>
-                <w:szCs w:val="20"/>
-              </w:rPr>
-            </w:pPr>
-            <w:r>
-              <w:rPr>
-                <w:rFonts w:ascii="Segoe UI" w:eastAsia="Times New Roman" w:hAnsi="Segoe UI" w:cs="Segoe UI"/>
-                <w:color w:val="000000" w:themeColor="text1"/>
-                <w:sz w:val="20"/>
-                <w:szCs w:val="20"/>
-              </w:rPr>
-              <w:t>26.2</w:t>
-            </w:r>
-          </w:p>
-        </w:tc>
-        <w:tc>
-          <w:tcPr>
-            <w:tcW w:w="0" w:type="auto"/>
-            <w:tcBorders>
-              <w:top w:val="single" w:sz="6" w:space="0" w:color="2A2B2C"/>
-              <w:left w:val="single" w:sz="6" w:space="0" w:color="2A2B2C"/>
-              <w:bottom w:val="single" w:sz="6" w:space="0" w:color="2A2B2C"/>
-              <w:right w:val="single" w:sz="6" w:space="0" w:color="2A2B2C"/>
-            </w:tcBorders>
-            <w:shd w:val="clear" w:color="auto" w:fill="191A1B"/>
-            <w:tcMar>
-              <w:top w:w="30" w:type="dxa"/>
-              <w:left w:w="30" w:type="dxa"/>
-              <w:bottom w:w="30" w:type="dxa"/>
-              <w:right w:w="30" w:type="dxa"/>
-            </w:tcMar>
-            <w:vAlign w:val="center"/>
-            <w:hideMark/>
-          </w:tcPr>
-          <w:p>
-            <w:pPr>
-              <w:shd w:val="clear" w:color="auto" w:fill="FFFFFF" w:themeFill="background1"/>
-              <w:spacing w:after="0" w:line="240" w:lineRule="auto"/>
-              <w:jc w:val="right"/>
-              <w:rPr>
-                <w:rFonts w:ascii="Segoe UI" w:eastAsia="Times New Roman" w:hAnsi="Segoe UI" w:cs="Segoe UI"/>
-                <w:color w:val="000000" w:themeColor="text1"/>
-                <w:sz w:val="20"/>
-                <w:szCs w:val="20"/>
-              </w:rPr>
-            </w:pPr>
-            <w:r>
-              <w:rPr>
-                <w:rFonts w:ascii="Segoe UI" w:eastAsia="Times New Roman" w:hAnsi="Segoe UI" w:cs="Segoe UI"/>
-                <w:color w:val="000000" w:themeColor="text1"/>
-                <w:sz w:val="20"/>
-                <w:szCs w:val="20"/>
-              </w:rPr>
-              <w:t>11.8</w:t>
-            </w:r>
-          </w:p>
-        </w:tc>
-        <w:tc>
-          <w:tcPr>
-            <w:tcW w:w="0" w:type="auto"/>
-            <w:tcBorders>
-              <w:top w:val="single" w:sz="6" w:space="0" w:color="2A2B2C"/>
-              <w:left w:val="single" w:sz="6" w:space="0" w:color="2A2B2C"/>
-              <w:bottom w:val="single" w:sz="6" w:space="0" w:color="2A2B2C"/>
-              <w:right w:val="single" w:sz="6" w:space="0" w:color="2A2B2C"/>
-            </w:tcBorders>
-            <w:shd w:val="clear" w:color="auto" w:fill="191A1B"/>
-            <w:tcMar>
-              <w:top w:w="30" w:type="dxa"/>
-              <w:left w:w="30" w:type="dxa"/>
-              <w:bottom w:w="30" w:type="dxa"/>
-              <w:right w:w="30" w:type="dxa"/>
-            </w:tcMar>
-            <w:vAlign w:val="center"/>
-            <w:hideMark/>
-          </w:tcPr>
-          <w:p>
-            <w:pPr>
-              <w:shd w:val="clear" w:color="auto" w:fill="FFFFFF" w:themeFill="background1"/>
-              <w:spacing w:after="0" w:line="240" w:lineRule="auto"/>
-              <w:jc w:val="right"/>
-              <w:rPr>
-                <w:rFonts w:ascii="Segoe UI" w:eastAsia="Times New Roman" w:hAnsi="Segoe UI" w:cs="Segoe UI"/>
-                <w:color w:val="000000" w:themeColor="text1"/>
-                <w:sz w:val="20"/>
-                <w:szCs w:val="20"/>
-              </w:rPr>
-            </w:pPr>
-            <w:r>
-              <w:rPr>
-                <w:rFonts w:ascii="Segoe UI" w:eastAsia="Times New Roman" w:hAnsi="Segoe UI" w:cs="Segoe UI"/>
-                <w:color w:val="000000" w:themeColor="text1"/>
-                <w:sz w:val="20"/>
-                <w:szCs w:val="20"/>
-              </w:rPr>
-              <w:t>22.3</w:t>
-            </w:r>
-          </w:p>
-        </w:tc>
-        <w:tc>
-          <w:tcPr>
-            <w:tcW w:w="0" w:type="auto"/>
-            <w:tcBorders>
-              <w:top w:val="single" w:sz="6" w:space="0" w:color="2A2B2C"/>
-              <w:left w:val="single" w:sz="6" w:space="0" w:color="2A2B2C"/>
-              <w:bottom w:val="single" w:sz="6" w:space="0" w:color="2A2B2C"/>
-              <w:right w:val="single" w:sz="6" w:space="0" w:color="2A2B2C"/>
-            </w:tcBorders>
-            <w:shd w:val="clear" w:color="auto" w:fill="191A1B"/>
-            <w:tcMar>
-              <w:top w:w="30" w:type="dxa"/>
-              <w:left w:w="30" w:type="dxa"/>
-              <w:bottom w:w="30" w:type="dxa"/>
-              <w:right w:w="30" w:type="dxa"/>
-            </w:tcMar>
-            <w:vAlign w:val="center"/>
-            <w:hideMark/>
-          </w:tcPr>
-          <w:p>
-            <w:pPr>
-              <w:shd w:val="clear" w:color="auto" w:fill="FFFFFF" w:themeFill="background1"/>
-              <w:spacing w:after="0" w:line="240" w:lineRule="auto"/>
-              <w:jc w:val="right"/>
-              <w:rPr>
-                <w:rFonts w:ascii="Segoe UI" w:eastAsia="Times New Roman" w:hAnsi="Segoe UI" w:cs="Segoe UI"/>
-                <w:color w:val="000000" w:themeColor="text1"/>
-                <w:sz w:val="20"/>
-                <w:szCs w:val="20"/>
-              </w:rPr>
-            </w:pPr>
-            <w:r>
-              <w:rPr>
-                <w:rFonts w:ascii="Segoe UI" w:eastAsia="Times New Roman" w:hAnsi="Segoe UI" w:cs="Segoe UI"/>
-                <w:color w:val="000000" w:themeColor="text1"/>
-                <w:sz w:val="20"/>
-                <w:szCs w:val="20"/>
-              </w:rPr>
-              <w:t>30.7</w:t>
+            <w:tcW w:w="785" w:type="dxa"/>
+          </w:tcPr>
+          <w:p>
+            <w:r>
+              <w:rPr>
+                <w:b/>
+                <w:sz w:val="18"/>
+              </w:rPr>
+              <w:t>FF-templates (hand-optimized)</w:t>
+            </w:r>
+          </w:p>
+        </w:tc>
+        <w:tc>
+          <w:tcPr>
+            <w:tcW w:w="785" w:type="dxa"/>
+          </w:tcPr>
+          <w:p>
+            <w:r>
+              <w:rPr>
+                <w:sz w:val="18"/>
+              </w:rPr>
+              <w:t>37.5</w:t>
+            </w:r>
+          </w:p>
+        </w:tc>
+        <w:tc>
+          <w:tcPr>
+            <w:tcW w:w="785" w:type="dxa"/>
+          </w:tcPr>
+          <w:p>
+            <w:r>
+              <w:rPr>
+                <w:sz w:val="18"/>
+              </w:rPr>
+              <w:t>20.3</w:t>
+            </w:r>
+          </w:p>
+        </w:tc>
+        <w:tc>
+          <w:tcPr>
+            <w:tcW w:w="785" w:type="dxa"/>
+          </w:tcPr>
+          <w:p>
+            <w:r>
+              <w:rPr>
+                <w:sz w:val="18"/>
+              </w:rPr>
+              <w:t>26.8</w:t>
+            </w:r>
+          </w:p>
+        </w:tc>
+        <w:tc>
+          <w:tcPr>
+            <w:tcW w:w="785" w:type="dxa"/>
+          </w:tcPr>
+          <w:p>
+            <w:r>
+              <w:rPr>
+                <w:sz w:val="18"/>
+              </w:rPr>
+              <w:t>9.8</w:t>
+            </w:r>
+          </w:p>
+        </w:tc>
+        <w:tc>
+          <w:tcPr>
+            <w:tcW w:w="785" w:type="dxa"/>
+          </w:tcPr>
+          <w:p>
+            <w:r>
+              <w:rPr>
+                <w:sz w:val="18"/>
+              </w:rPr>
+              <w:t>7.2</w:t>
+            </w:r>
+          </w:p>
+        </w:tc>
+        <w:tc>
+          <w:tcPr>
+            <w:tcW w:w="785" w:type="dxa"/>
+          </w:tcPr>
+          <w:p>
+            <w:r>
+              <w:rPr>
+                <w:sz w:val="18"/>
+              </w:rPr>
+              <w:t>35.2</w:t>
+            </w:r>
+          </w:p>
+        </w:tc>
+        <w:tc>
+          <w:tcPr>
+            <w:tcW w:w="785" w:type="dxa"/>
+          </w:tcPr>
+          <w:p>
+            <w:r>
+              <w:rPr>
+                <w:sz w:val="18"/>
+              </w:rPr>
+              <w:t>9.9</w:t>
+            </w:r>
+          </w:p>
+        </w:tc>
+        <w:tc>
+          <w:tcPr>
+            <w:tcW w:w="785" w:type="dxa"/>
+          </w:tcPr>
+          <w:p>
+            <w:r>
+              <w:rPr>
+                <w:sz w:val="18"/>
+              </w:rPr>
+              <w:t>5.8</w:t>
+            </w:r>
+          </w:p>
+        </w:tc>
+        <w:tc>
+          <w:tcPr>
+            <w:tcW w:w="785" w:type="dxa"/>
+          </w:tcPr>
+          <w:p>
+            <w:r>
+              <w:rPr>
+                <w:sz w:val="18"/>
+              </w:rPr>
+              <w:t>2.9</w:t>
+            </w:r>
+          </w:p>
+        </w:tc>
+        <w:tc>
+          <w:tcPr>
+            <w:tcW w:w="785" w:type="dxa"/>
+          </w:tcPr>
+          <w:p>
+            <w:r>
+              <w:rPr>
+                <w:sz w:val="18"/>
+              </w:rPr>
+              <w:t>19.1</w:t>
             </w:r>
           </w:p>
         </w:tc>
@@ -18571,478 +17762,145 @@
       <w:tr>
         <w:tc>
           <w:tcPr>
-            <w:tcW w:w="0" w:type="auto"/>
-            <w:tcBorders>
-              <w:top w:val="single" w:sz="6" w:space="0" w:color="2A2B2C"/>
-              <w:left w:val="single" w:sz="6" w:space="0" w:color="2A2B2C"/>
-              <w:bottom w:val="single" w:sz="6" w:space="0" w:color="2A2B2C"/>
-              <w:right w:val="single" w:sz="6" w:space="0" w:color="2A2B2C"/>
-            </w:tcBorders>
-            <w:shd w:val="clear" w:color="auto" w:fill="191A1B"/>
-            <w:tcMar>
-              <w:top w:w="30" w:type="dxa"/>
-              <w:left w:w="30" w:type="dxa"/>
-              <w:bottom w:w="30" w:type="dxa"/>
-              <w:right w:w="30" w:type="dxa"/>
-            </w:tcMar>
-            <w:vAlign w:val="center"/>
-            <w:hideMark/>
-          </w:tcPr>
-          <w:p>
-            <w:pPr>
-              <w:shd w:val="clear" w:color="auto" w:fill="FFFFFF" w:themeFill="background1"/>
-              <w:spacing w:after="0" w:line="240" w:lineRule="auto"/>
-              <w:rPr>
-                <w:rFonts w:ascii="Segoe UI" w:eastAsia="Times New Roman" w:hAnsi="Segoe UI" w:cs="Segoe UI"/>
-                <w:color w:val="000000" w:themeColor="text1"/>
-                <w:sz w:val="20"/>
-                <w:szCs w:val="20"/>
-              </w:rPr>
-            </w:pPr>
-            <w:r>
-              <w:rPr>
-                <w:rFonts w:ascii="Segoe UI" w:eastAsia="Times New Roman" w:hAnsi="Segoe UI" w:cs="Segoe UI"/>
-                <w:color w:val="000000" w:themeColor="text1"/>
-                <w:sz w:val="20"/>
-                <w:szCs w:val="20"/>
-              </w:rPr>
-              <w:t>FF-templates</w:t>
-            </w:r>
-          </w:p>
-        </w:tc>
-        <w:tc>
-          <w:tcPr>
-            <w:tcW w:w="0" w:type="auto"/>
-            <w:tcBorders>
-              <w:top w:val="single" w:sz="6" w:space="0" w:color="2A2B2C"/>
-              <w:left w:val="single" w:sz="6" w:space="0" w:color="2A2B2C"/>
-              <w:bottom w:val="single" w:sz="6" w:space="0" w:color="2A2B2C"/>
-              <w:right w:val="single" w:sz="6" w:space="0" w:color="2A2B2C"/>
-            </w:tcBorders>
-            <w:shd w:val="clear" w:color="auto" w:fill="191A1B"/>
-            <w:tcMar>
-              <w:top w:w="30" w:type="dxa"/>
-              <w:left w:w="30" w:type="dxa"/>
-              <w:bottom w:w="30" w:type="dxa"/>
-              <w:right w:w="30" w:type="dxa"/>
-            </w:tcMar>
-            <w:vAlign w:val="center"/>
-            <w:hideMark/>
-          </w:tcPr>
-          <w:p>
-            <w:pPr>
-              <w:shd w:val="clear" w:color="auto" w:fill="FFFFFF" w:themeFill="background1"/>
-              <w:spacing w:after="0" w:line="240" w:lineRule="auto"/>
-              <w:jc w:val="right"/>
-              <w:rPr>
-                <w:rFonts w:ascii="Segoe UI" w:eastAsia="Times New Roman" w:hAnsi="Segoe UI" w:cs="Segoe UI"/>
-                <w:color w:val="000000" w:themeColor="text1"/>
-                <w:sz w:val="20"/>
-                <w:szCs w:val="20"/>
-              </w:rPr>
-            </w:pPr>
-            <w:r>
-              <w:rPr>
-                <w:rFonts w:ascii="Segoe UI" w:eastAsia="Times New Roman" w:hAnsi="Segoe UI" w:cs="Segoe UI"/>
+            <w:tcW w:w="785" w:type="dxa"/>
+          </w:tcPr>
+          <w:p>
+            <w:r>
+              <w:rPr>
                 <w:b/>
-                <w:bCs/>
-                <w:color w:val="000000" w:themeColor="text1"/>
-                <w:sz w:val="20"/>
-                <w:szCs w:val="20"/>
-              </w:rPr>
-              <w:t>37.0</w:t>
-            </w:r>
-          </w:p>
-        </w:tc>
-        <w:tc>
-          <w:tcPr>
-            <w:tcW w:w="0" w:type="auto"/>
-            <w:tcBorders>
-              <w:top w:val="single" w:sz="6" w:space="0" w:color="2A2B2C"/>
-              <w:left w:val="single" w:sz="6" w:space="0" w:color="2A2B2C"/>
-              <w:bottom w:val="single" w:sz="6" w:space="0" w:color="2A2B2C"/>
-              <w:right w:val="single" w:sz="6" w:space="0" w:color="2A2B2C"/>
-            </w:tcBorders>
-            <w:shd w:val="clear" w:color="auto" w:fill="191A1B"/>
-            <w:tcMar>
-              <w:top w:w="30" w:type="dxa"/>
-              <w:left w:w="30" w:type="dxa"/>
-              <w:bottom w:w="30" w:type="dxa"/>
-              <w:right w:w="30" w:type="dxa"/>
-            </w:tcMar>
-            <w:vAlign w:val="center"/>
-            <w:hideMark/>
-          </w:tcPr>
-          <w:p>
-            <w:pPr>
-              <w:shd w:val="clear" w:color="auto" w:fill="FFFFFF" w:themeFill="background1"/>
-              <w:spacing w:after="0" w:line="240" w:lineRule="auto"/>
-              <w:jc w:val="right"/>
-              <w:rPr>
-                <w:rFonts w:ascii="Segoe UI" w:eastAsia="Times New Roman" w:hAnsi="Segoe UI" w:cs="Segoe UI"/>
-                <w:color w:val="000000" w:themeColor="text1"/>
-                <w:sz w:val="20"/>
-                <w:szCs w:val="20"/>
-              </w:rPr>
-            </w:pPr>
-            <w:r>
-              <w:rPr>
-                <w:rFonts w:ascii="Segoe UI" w:eastAsia="Times New Roman" w:hAnsi="Segoe UI" w:cs="Segoe UI"/>
-                <w:b/>
-                <w:bCs/>
-                <w:color w:val="000000" w:themeColor="text1"/>
-                <w:sz w:val="20"/>
-                <w:szCs w:val="20"/>
-              </w:rPr>
-              <w:t>20.7</w:t>
-            </w:r>
-          </w:p>
-        </w:tc>
-        <w:tc>
-          <w:tcPr>
-            <w:tcW w:w="0" w:type="auto"/>
-            <w:tcBorders>
-              <w:top w:val="single" w:sz="6" w:space="0" w:color="2A2B2C"/>
-              <w:left w:val="single" w:sz="6" w:space="0" w:color="2A2B2C"/>
-              <w:bottom w:val="single" w:sz="6" w:space="0" w:color="2A2B2C"/>
-              <w:right w:val="single" w:sz="6" w:space="0" w:color="2A2B2C"/>
-            </w:tcBorders>
-            <w:shd w:val="clear" w:color="auto" w:fill="191A1B"/>
-            <w:tcMar>
-              <w:top w:w="30" w:type="dxa"/>
-              <w:left w:w="30" w:type="dxa"/>
-              <w:bottom w:w="30" w:type="dxa"/>
-              <w:right w:w="30" w:type="dxa"/>
-            </w:tcMar>
-            <w:vAlign w:val="center"/>
-            <w:hideMark/>
-          </w:tcPr>
-          <w:p>
-            <w:pPr>
-              <w:shd w:val="clear" w:color="auto" w:fill="FFFFFF" w:themeFill="background1"/>
-              <w:spacing w:after="0" w:line="240" w:lineRule="auto"/>
-              <w:jc w:val="right"/>
-              <w:rPr>
-                <w:rFonts w:ascii="Segoe UI" w:eastAsia="Times New Roman" w:hAnsi="Segoe UI" w:cs="Segoe UI"/>
-                <w:color w:val="000000" w:themeColor="text1"/>
-                <w:sz w:val="20"/>
-                <w:szCs w:val="20"/>
-              </w:rPr>
-            </w:pPr>
-            <w:r>
-              <w:rPr>
-                <w:rFonts w:ascii="Segoe UI" w:eastAsia="Times New Roman" w:hAnsi="Segoe UI" w:cs="Segoe UI"/>
-                <w:b/>
-                <w:bCs/>
-                <w:color w:val="000000" w:themeColor="text1"/>
-                <w:sz w:val="20"/>
-                <w:szCs w:val="20"/>
-              </w:rPr>
-              <w:t>26.7</w:t>
-            </w:r>
-          </w:p>
-        </w:tc>
-        <w:tc>
-          <w:tcPr>
-            <w:tcW w:w="0" w:type="auto"/>
-            <w:tcBorders>
-              <w:top w:val="single" w:sz="6" w:space="0" w:color="2A2B2C"/>
-              <w:left w:val="single" w:sz="6" w:space="0" w:color="2A2B2C"/>
-              <w:bottom w:val="single" w:sz="6" w:space="0" w:color="2A2B2C"/>
-              <w:right w:val="single" w:sz="6" w:space="0" w:color="2A2B2C"/>
-            </w:tcBorders>
-            <w:shd w:val="clear" w:color="auto" w:fill="191A1B"/>
-            <w:tcMar>
-              <w:top w:w="30" w:type="dxa"/>
-              <w:left w:w="30" w:type="dxa"/>
-              <w:bottom w:w="30" w:type="dxa"/>
-              <w:right w:w="30" w:type="dxa"/>
-            </w:tcMar>
-            <w:vAlign w:val="center"/>
-            <w:hideMark/>
-          </w:tcPr>
-          <w:p>
-            <w:pPr>
-              <w:shd w:val="clear" w:color="auto" w:fill="FFFFFF" w:themeFill="background1"/>
-              <w:spacing w:after="0" w:line="240" w:lineRule="auto"/>
-              <w:jc w:val="right"/>
-              <w:rPr>
-                <w:rFonts w:ascii="Segoe UI" w:eastAsia="Times New Roman" w:hAnsi="Segoe UI" w:cs="Segoe UI"/>
-                <w:color w:val="000000" w:themeColor="text1"/>
-                <w:sz w:val="20"/>
-                <w:szCs w:val="20"/>
-              </w:rPr>
-            </w:pPr>
-            <w:r>
-              <w:rPr>
-                <w:rFonts w:ascii="Segoe UI" w:eastAsia="Times New Roman" w:hAnsi="Segoe UI" w:cs="Segoe UI"/>
-                <w:color w:val="000000" w:themeColor="text1"/>
-                <w:sz w:val="20"/>
-                <w:szCs w:val="20"/>
-              </w:rPr>
-              <w:t>—</w:t>
-            </w:r>
-          </w:p>
-        </w:tc>
-        <w:tc>
-          <w:tcPr>
-            <w:tcW w:w="0" w:type="auto"/>
-            <w:tcBorders>
-              <w:top w:val="single" w:sz="6" w:space="0" w:color="2A2B2C"/>
-              <w:left w:val="single" w:sz="6" w:space="0" w:color="2A2B2C"/>
-              <w:bottom w:val="single" w:sz="6" w:space="0" w:color="2A2B2C"/>
-              <w:right w:val="single" w:sz="6" w:space="0" w:color="2A2B2C"/>
-            </w:tcBorders>
-            <w:shd w:val="clear" w:color="auto" w:fill="191A1B"/>
-            <w:tcMar>
-              <w:top w:w="30" w:type="dxa"/>
-              <w:left w:w="30" w:type="dxa"/>
-              <w:bottom w:w="30" w:type="dxa"/>
-              <w:right w:w="30" w:type="dxa"/>
-            </w:tcMar>
-            <w:vAlign w:val="center"/>
-            <w:hideMark/>
-          </w:tcPr>
-          <w:p>
-            <w:pPr>
-              <w:shd w:val="clear" w:color="auto" w:fill="FFFFFF" w:themeFill="background1"/>
-              <w:spacing w:after="0" w:line="240" w:lineRule="auto"/>
-              <w:jc w:val="right"/>
-              <w:rPr>
-                <w:rFonts w:ascii="Segoe UI" w:eastAsia="Times New Roman" w:hAnsi="Segoe UI" w:cs="Segoe UI"/>
-                <w:color w:val="000000" w:themeColor="text1"/>
-                <w:sz w:val="20"/>
-                <w:szCs w:val="20"/>
-              </w:rPr>
-            </w:pPr>
-            <w:r>
-              <w:rPr>
-                <w:rFonts w:ascii="Segoe UI" w:eastAsia="Times New Roman" w:hAnsi="Segoe UI" w:cs="Segoe UI"/>
-                <w:color w:val="000000" w:themeColor="text1"/>
-                <w:sz w:val="20"/>
-                <w:szCs w:val="20"/>
-              </w:rPr>
-              <w:t>—</w:t>
-            </w:r>
-          </w:p>
-        </w:tc>
-        <w:tc>
-          <w:tcPr>
-            <w:tcW w:w="0" w:type="auto"/>
-            <w:tcBorders>
-              <w:top w:val="single" w:sz="6" w:space="0" w:color="2A2B2C"/>
-              <w:left w:val="single" w:sz="6" w:space="0" w:color="2A2B2C"/>
-              <w:bottom w:val="single" w:sz="6" w:space="0" w:color="2A2B2C"/>
-              <w:right w:val="single" w:sz="6" w:space="0" w:color="2A2B2C"/>
-            </w:tcBorders>
-            <w:shd w:val="clear" w:color="auto" w:fill="191A1B"/>
-            <w:tcMar>
-              <w:top w:w="30" w:type="dxa"/>
-              <w:left w:w="30" w:type="dxa"/>
-              <w:bottom w:w="30" w:type="dxa"/>
-              <w:right w:w="30" w:type="dxa"/>
-            </w:tcMar>
-            <w:vAlign w:val="center"/>
-            <w:hideMark/>
-          </w:tcPr>
-          <w:p>
-            <w:pPr>
-              <w:shd w:val="clear" w:color="auto" w:fill="FFFFFF" w:themeFill="background1"/>
-              <w:spacing w:after="0" w:line="240" w:lineRule="auto"/>
-              <w:jc w:val="right"/>
-              <w:rPr>
-                <w:rFonts w:ascii="Segoe UI" w:eastAsia="Times New Roman" w:hAnsi="Segoe UI" w:cs="Segoe UI"/>
-                <w:color w:val="000000" w:themeColor="text1"/>
-                <w:sz w:val="20"/>
-                <w:szCs w:val="20"/>
-              </w:rPr>
-            </w:pPr>
-            <w:r>
-              <w:rPr>
-                <w:rFonts w:ascii="Segoe UI" w:eastAsia="Times New Roman" w:hAnsi="Segoe UI" w:cs="Segoe UI"/>
-                <w:b/>
-                <w:bCs/>
-                <w:color w:val="000000" w:themeColor="text1"/>
-                <w:sz w:val="20"/>
-                <w:szCs w:val="20"/>
-              </w:rPr>
-              <w:t>34.7</w:t>
-            </w:r>
-          </w:p>
-        </w:tc>
-        <w:tc>
-          <w:tcPr>
-            <w:tcW w:w="0" w:type="auto"/>
-            <w:tcBorders>
-              <w:top w:val="single" w:sz="6" w:space="0" w:color="2A2B2C"/>
-              <w:left w:val="single" w:sz="6" w:space="0" w:color="2A2B2C"/>
-              <w:bottom w:val="single" w:sz="6" w:space="0" w:color="2A2B2C"/>
-              <w:right w:val="single" w:sz="6" w:space="0" w:color="2A2B2C"/>
-            </w:tcBorders>
-            <w:shd w:val="clear" w:color="auto" w:fill="191A1B"/>
-            <w:tcMar>
-              <w:top w:w="30" w:type="dxa"/>
-              <w:left w:w="30" w:type="dxa"/>
-              <w:bottom w:w="30" w:type="dxa"/>
-              <w:right w:w="30" w:type="dxa"/>
-            </w:tcMar>
-            <w:vAlign w:val="center"/>
-            <w:hideMark/>
-          </w:tcPr>
-          <w:p>
-            <w:pPr>
-              <w:shd w:val="clear" w:color="auto" w:fill="FFFFFF" w:themeFill="background1"/>
-              <w:spacing w:after="0" w:line="240" w:lineRule="auto"/>
-              <w:jc w:val="right"/>
-              <w:rPr>
-                <w:rFonts w:ascii="Segoe UI" w:eastAsia="Times New Roman" w:hAnsi="Segoe UI" w:cs="Segoe UI"/>
-                <w:color w:val="000000" w:themeColor="text1"/>
-                <w:sz w:val="20"/>
-                <w:szCs w:val="20"/>
-              </w:rPr>
-            </w:pPr>
-            <w:r>
-              <w:rPr>
-                <w:rFonts w:ascii="Segoe UI" w:eastAsia="Times New Roman" w:hAnsi="Segoe UI" w:cs="Segoe UI"/>
-                <w:b/>
-                <w:bCs/>
-                <w:color w:val="000000" w:themeColor="text1"/>
-                <w:sz w:val="20"/>
-                <w:szCs w:val="20"/>
-              </w:rPr>
-              <w:t>6.5</w:t>
-            </w:r>
-          </w:p>
-        </w:tc>
-        <w:tc>
-          <w:tcPr>
-            <w:tcW w:w="0" w:type="auto"/>
-            <w:tcBorders>
-              <w:top w:val="single" w:sz="6" w:space="0" w:color="2A2B2C"/>
-              <w:left w:val="single" w:sz="6" w:space="0" w:color="2A2B2C"/>
-              <w:bottom w:val="single" w:sz="6" w:space="0" w:color="2A2B2C"/>
-              <w:right w:val="single" w:sz="6" w:space="0" w:color="2A2B2C"/>
-            </w:tcBorders>
-            <w:shd w:val="clear" w:color="auto" w:fill="191A1B"/>
-            <w:tcMar>
-              <w:top w:w="30" w:type="dxa"/>
-              <w:left w:w="30" w:type="dxa"/>
-              <w:bottom w:w="30" w:type="dxa"/>
-              <w:right w:w="30" w:type="dxa"/>
-            </w:tcMar>
-            <w:vAlign w:val="center"/>
-            <w:hideMark/>
-          </w:tcPr>
-          <w:p>
-            <w:pPr>
-              <w:shd w:val="clear" w:color="auto" w:fill="FFFFFF" w:themeFill="background1"/>
-              <w:spacing w:after="0" w:line="240" w:lineRule="auto"/>
-              <w:jc w:val="right"/>
-              <w:rPr>
-                <w:rFonts w:ascii="Segoe UI" w:eastAsia="Times New Roman" w:hAnsi="Segoe UI" w:cs="Segoe UI"/>
-                <w:color w:val="000000" w:themeColor="text1"/>
-                <w:sz w:val="20"/>
-                <w:szCs w:val="20"/>
-              </w:rPr>
-            </w:pPr>
-            <w:r>
-              <w:rPr>
-                <w:rFonts w:ascii="Segoe UI" w:eastAsia="Times New Roman" w:hAnsi="Segoe UI" w:cs="Segoe UI"/>
-                <w:b/>
-                <w:bCs/>
-                <w:color w:val="000000" w:themeColor="text1"/>
-                <w:sz w:val="20"/>
-                <w:szCs w:val="20"/>
-              </w:rPr>
-              <w:t>4.4</w:t>
-            </w:r>
-          </w:p>
-        </w:tc>
-        <w:tc>
-          <w:tcPr>
-            <w:tcW w:w="0" w:type="auto"/>
-            <w:tcBorders>
-              <w:top w:val="single" w:sz="6" w:space="0" w:color="2A2B2C"/>
-              <w:left w:val="single" w:sz="6" w:space="0" w:color="2A2B2C"/>
-              <w:bottom w:val="single" w:sz="6" w:space="0" w:color="2A2B2C"/>
-              <w:right w:val="single" w:sz="6" w:space="0" w:color="2A2B2C"/>
-            </w:tcBorders>
-            <w:shd w:val="clear" w:color="auto" w:fill="191A1B"/>
-            <w:tcMar>
-              <w:top w:w="30" w:type="dxa"/>
-              <w:left w:w="30" w:type="dxa"/>
-              <w:bottom w:w="30" w:type="dxa"/>
-              <w:right w:w="30" w:type="dxa"/>
-            </w:tcMar>
-            <w:vAlign w:val="center"/>
-            <w:hideMark/>
-          </w:tcPr>
-          <w:p>
-            <w:pPr>
-              <w:shd w:val="clear" w:color="auto" w:fill="FFFFFF" w:themeFill="background1"/>
-              <w:spacing w:after="0" w:line="240" w:lineRule="auto"/>
-              <w:jc w:val="right"/>
-              <w:rPr>
-                <w:rFonts w:ascii="Segoe UI" w:eastAsia="Times New Roman" w:hAnsi="Segoe UI" w:cs="Segoe UI"/>
-                <w:color w:val="000000" w:themeColor="text1"/>
-                <w:sz w:val="20"/>
-                <w:szCs w:val="20"/>
-              </w:rPr>
-            </w:pPr>
-            <w:r>
-              <w:rPr>
-                <w:rFonts w:ascii="Segoe UI" w:eastAsia="Times New Roman" w:hAnsi="Segoe UI" w:cs="Segoe UI"/>
-                <w:b/>
-                <w:bCs/>
-                <w:color w:val="000000" w:themeColor="text1"/>
-                <w:sz w:val="20"/>
-                <w:szCs w:val="20"/>
-              </w:rPr>
-              <w:t>2.9</w:t>
-            </w:r>
-          </w:p>
-        </w:tc>
-        <w:tc>
-          <w:tcPr>
-            <w:tcW w:w="0" w:type="auto"/>
-            <w:tcBorders>
-              <w:top w:val="single" w:sz="6" w:space="0" w:color="2A2B2C"/>
-              <w:left w:val="single" w:sz="6" w:space="0" w:color="2A2B2C"/>
-              <w:bottom w:val="single" w:sz="6" w:space="0" w:color="2A2B2C"/>
-              <w:right w:val="single" w:sz="6" w:space="0" w:color="2A2B2C"/>
-            </w:tcBorders>
-            <w:shd w:val="clear" w:color="auto" w:fill="191A1B"/>
-            <w:tcMar>
-              <w:top w:w="30" w:type="dxa"/>
-              <w:left w:w="30" w:type="dxa"/>
-              <w:bottom w:w="30" w:type="dxa"/>
-              <w:right w:w="30" w:type="dxa"/>
-            </w:tcMar>
-            <w:vAlign w:val="center"/>
-            <w:hideMark/>
-          </w:tcPr>
-          <w:p>
-            <w:pPr>
-              <w:shd w:val="clear" w:color="auto" w:fill="FFFFFF" w:themeFill="background1"/>
-              <w:spacing w:after="0" w:line="240" w:lineRule="auto"/>
-              <w:jc w:val="right"/>
-              <w:rPr>
-                <w:rFonts w:ascii="Segoe UI" w:eastAsia="Times New Roman" w:hAnsi="Segoe UI" w:cs="Segoe UI"/>
-                <w:color w:val="000000" w:themeColor="text1"/>
-                <w:sz w:val="20"/>
-                <w:szCs w:val="20"/>
-              </w:rPr>
-            </w:pPr>
-            <w:r>
-              <w:rPr>
-                <w:rFonts w:ascii="Segoe UI" w:eastAsia="Times New Roman" w:hAnsi="Segoe UI" w:cs="Segoe UI"/>
-                <w:b/>
-                <w:bCs/>
-                <w:color w:val="000000" w:themeColor="text1"/>
-                <w:sz w:val="20"/>
-                <w:szCs w:val="20"/>
-              </w:rPr>
-              <w:t>19.1</w:t>
+                <w:sz w:val="18"/>
+              </w:rPr>
+              <w:t>LLM-templates (Opus 4.7)</w:t>
+            </w:r>
+          </w:p>
+        </w:tc>
+        <w:tc>
+          <w:tcPr>
+            <w:tcW w:w="785" w:type="dxa"/>
+          </w:tcPr>
+          <w:p>
+            <w:r>
+              <w:rPr>
+                <w:sz w:val="18"/>
+              </w:rPr>
+              <w:t>35.9</w:t>
+            </w:r>
+          </w:p>
+        </w:tc>
+        <w:tc>
+          <w:tcPr>
+            <w:tcW w:w="785" w:type="dxa"/>
+          </w:tcPr>
+          <w:p>
+            <w:r>
+              <w:rPr>
+                <w:sz w:val="18"/>
+              </w:rPr>
+              <w:t>20.0</w:t>
+            </w:r>
+          </w:p>
+        </w:tc>
+        <w:tc>
+          <w:tcPr>
+            <w:tcW w:w="785" w:type="dxa"/>
+          </w:tcPr>
+          <w:p>
+            <w:r>
+              <w:rPr>
+                <w:sz w:val="18"/>
+              </w:rPr>
+              <w:t>24.6</w:t>
+            </w:r>
+          </w:p>
+        </w:tc>
+        <w:tc>
+          <w:tcPr>
+            <w:tcW w:w="785" w:type="dxa"/>
+          </w:tcPr>
+          <w:p>
+            <w:r>
+              <w:rPr>
+                <w:sz w:val="18"/>
+              </w:rPr>
+              <w:t>9.5</w:t>
+            </w:r>
+          </w:p>
+        </w:tc>
+        <w:tc>
+          <w:tcPr>
+            <w:tcW w:w="785" w:type="dxa"/>
+          </w:tcPr>
+          <w:p>
+            <w:r>
+              <w:rPr>
+                <w:sz w:val="18"/>
+              </w:rPr>
+              <w:t>6.6</w:t>
+            </w:r>
+          </w:p>
+        </w:tc>
+        <w:tc>
+          <w:tcPr>
+            <w:tcW w:w="785" w:type="dxa"/>
+          </w:tcPr>
+          <w:p>
+            <w:r>
+              <w:rPr>
+                <w:sz w:val="18"/>
+              </w:rPr>
+              <w:t>32.2</w:t>
+            </w:r>
+          </w:p>
+        </w:tc>
+        <w:tc>
+          <w:tcPr>
+            <w:tcW w:w="785" w:type="dxa"/>
+          </w:tcPr>
+          <w:p>
+            <w:r>
+              <w:rPr>
+                <w:sz w:val="18"/>
+              </w:rPr>
+              <w:t>6.8</w:t>
+            </w:r>
+          </w:p>
+        </w:tc>
+        <w:tc>
+          <w:tcPr>
+            <w:tcW w:w="785" w:type="dxa"/>
+          </w:tcPr>
+          <w:p>
+            <w:r>
+              <w:rPr>
+                <w:sz w:val="18"/>
+              </w:rPr>
+              <w:t>5.3</w:t>
+            </w:r>
+          </w:p>
+        </w:tc>
+        <w:tc>
+          <w:tcPr>
+            <w:tcW w:w="785" w:type="dxa"/>
+          </w:tcPr>
+          <w:p>
+            <w:r>
+              <w:rPr>
+                <w:sz w:val="18"/>
+              </w:rPr>
+              <w:t>3.0</w:t>
+            </w:r>
+          </w:p>
+        </w:tc>
+        <w:tc>
+          <w:tcPr>
+            <w:tcW w:w="785" w:type="dxa"/>
+          </w:tcPr>
+          <w:p>
+            <w:r>
+              <w:rPr>
+                <w:sz w:val="18"/>
+              </w:rPr>
+              <w:t>16.0</w:t>
             </w:r>
           </w:p>
         </w:tc>
@@ -19050,474 +17908,143 @@
       <w:tr>
         <w:tc>
           <w:tcPr>
-            <w:tcW w:w="0" w:type="auto"/>
-            <w:tcBorders>
-              <w:top w:val="single" w:sz="6" w:space="0" w:color="2A2B2C"/>
-              <w:left w:val="single" w:sz="6" w:space="0" w:color="2A2B2C"/>
-              <w:bottom w:val="single" w:sz="6" w:space="0" w:color="2A2B2C"/>
-              <w:right w:val="single" w:sz="6" w:space="0" w:color="2A2B2C"/>
-            </w:tcBorders>
-            <w:shd w:val="clear" w:color="auto" w:fill="191A1B"/>
-            <w:tcMar>
-              <w:top w:w="30" w:type="dxa"/>
-              <w:left w:w="30" w:type="dxa"/>
-              <w:bottom w:w="30" w:type="dxa"/>
-              <w:right w:w="30" w:type="dxa"/>
-            </w:tcMar>
-            <w:vAlign w:val="center"/>
-            <w:hideMark/>
-          </w:tcPr>
-          <w:p>
-            <w:pPr>
-              <w:shd w:val="clear" w:color="auto" w:fill="FFFFFF" w:themeFill="background1"/>
-              <w:spacing w:after="0" w:line="240" w:lineRule="auto"/>
-              <w:rPr>
-                <w:rFonts w:ascii="Segoe UI" w:eastAsia="Times New Roman" w:hAnsi="Segoe UI" w:cs="Segoe UI"/>
-                <w:color w:val="000000" w:themeColor="text1"/>
-                <w:sz w:val="20"/>
-                <w:szCs w:val="20"/>
-              </w:rPr>
-            </w:pPr>
-            <w:r>
-              <w:rPr>
-                <w:rFonts w:ascii="Segoe UI" w:eastAsia="Times New Roman" w:hAnsi="Segoe UI" w:cs="Segoe UI"/>
-                <w:color w:val="000000" w:themeColor="text1"/>
-                <w:sz w:val="20"/>
-                <w:szCs w:val="20"/>
-              </w:rPr>
-              <w:t>LLM-templates (Opus 4.7)</w:t>
-            </w:r>
-          </w:p>
-        </w:tc>
-        <w:tc>
-          <w:tcPr>
-            <w:tcW w:w="0" w:type="auto"/>
-            <w:tcBorders>
-              <w:top w:val="single" w:sz="6" w:space="0" w:color="2A2B2C"/>
-              <w:left w:val="single" w:sz="6" w:space="0" w:color="2A2B2C"/>
-              <w:bottom w:val="single" w:sz="6" w:space="0" w:color="2A2B2C"/>
-              <w:right w:val="single" w:sz="6" w:space="0" w:color="2A2B2C"/>
-            </w:tcBorders>
-            <w:shd w:val="clear" w:color="auto" w:fill="191A1B"/>
-            <w:tcMar>
-              <w:top w:w="30" w:type="dxa"/>
-              <w:left w:w="30" w:type="dxa"/>
-              <w:bottom w:w="30" w:type="dxa"/>
-              <w:right w:w="30" w:type="dxa"/>
-            </w:tcMar>
-            <w:vAlign w:val="center"/>
-            <w:hideMark/>
-          </w:tcPr>
-          <w:p>
-            <w:pPr>
-              <w:shd w:val="clear" w:color="auto" w:fill="FFFFFF" w:themeFill="background1"/>
-              <w:spacing w:after="0" w:line="240" w:lineRule="auto"/>
-              <w:jc w:val="right"/>
-              <w:rPr>
-                <w:rFonts w:ascii="Segoe UI" w:eastAsia="Times New Roman" w:hAnsi="Segoe UI" w:cs="Segoe UI"/>
-                <w:color w:val="000000" w:themeColor="text1"/>
-                <w:sz w:val="20"/>
-                <w:szCs w:val="20"/>
-              </w:rPr>
-            </w:pPr>
-            <w:r>
-              <w:rPr>
-                <w:rFonts w:ascii="Segoe UI" w:eastAsia="Times New Roman" w:hAnsi="Segoe UI" w:cs="Segoe UI"/>
+            <w:tcW w:w="785" w:type="dxa"/>
+          </w:tcPr>
+          <w:p>
+            <w:r>
+              <w:rPr>
                 <w:b/>
-                <w:bCs/>
-                <w:color w:val="000000" w:themeColor="text1"/>
-                <w:sz w:val="20"/>
-                <w:szCs w:val="20"/>
-              </w:rPr>
-              <w:t>37.0</w:t>
-            </w:r>
-          </w:p>
-        </w:tc>
-        <w:tc>
-          <w:tcPr>
-            <w:tcW w:w="0" w:type="auto"/>
-            <w:tcBorders>
-              <w:top w:val="single" w:sz="6" w:space="0" w:color="2A2B2C"/>
-              <w:left w:val="single" w:sz="6" w:space="0" w:color="2A2B2C"/>
-              <w:bottom w:val="single" w:sz="6" w:space="0" w:color="2A2B2C"/>
-              <w:right w:val="single" w:sz="6" w:space="0" w:color="2A2B2C"/>
-            </w:tcBorders>
-            <w:shd w:val="clear" w:color="auto" w:fill="191A1B"/>
-            <w:tcMar>
-              <w:top w:w="30" w:type="dxa"/>
-              <w:left w:w="30" w:type="dxa"/>
-              <w:bottom w:w="30" w:type="dxa"/>
-              <w:right w:w="30" w:type="dxa"/>
-            </w:tcMar>
-            <w:vAlign w:val="center"/>
-            <w:hideMark/>
-          </w:tcPr>
-          <w:p>
-            <w:pPr>
-              <w:shd w:val="clear" w:color="auto" w:fill="FFFFFF" w:themeFill="background1"/>
-              <w:spacing w:after="0" w:line="240" w:lineRule="auto"/>
-              <w:jc w:val="right"/>
-              <w:rPr>
-                <w:rFonts w:ascii="Segoe UI" w:eastAsia="Times New Roman" w:hAnsi="Segoe UI" w:cs="Segoe UI"/>
-                <w:color w:val="000000" w:themeColor="text1"/>
-                <w:sz w:val="20"/>
-                <w:szCs w:val="20"/>
-              </w:rPr>
-            </w:pPr>
-            <w:r>
-              <w:rPr>
-                <w:rFonts w:ascii="Segoe UI" w:eastAsia="Times New Roman" w:hAnsi="Segoe UI" w:cs="Segoe UI"/>
-                <w:b/>
-                <w:bCs/>
-                <w:color w:val="000000" w:themeColor="text1"/>
-                <w:sz w:val="20"/>
-                <w:szCs w:val="20"/>
-              </w:rPr>
-              <w:t>20.4</w:t>
-            </w:r>
-          </w:p>
-        </w:tc>
-        <w:tc>
-          <w:tcPr>
-            <w:tcW w:w="0" w:type="auto"/>
-            <w:tcBorders>
-              <w:top w:val="single" w:sz="6" w:space="0" w:color="2A2B2C"/>
-              <w:left w:val="single" w:sz="6" w:space="0" w:color="2A2B2C"/>
-              <w:bottom w:val="single" w:sz="6" w:space="0" w:color="2A2B2C"/>
-              <w:right w:val="single" w:sz="6" w:space="0" w:color="2A2B2C"/>
-            </w:tcBorders>
-            <w:shd w:val="clear" w:color="auto" w:fill="191A1B"/>
-            <w:tcMar>
-              <w:top w:w="30" w:type="dxa"/>
-              <w:left w:w="30" w:type="dxa"/>
-              <w:bottom w:w="30" w:type="dxa"/>
-              <w:right w:w="30" w:type="dxa"/>
-            </w:tcMar>
-            <w:vAlign w:val="center"/>
-            <w:hideMark/>
-          </w:tcPr>
-          <w:p>
-            <w:pPr>
-              <w:shd w:val="clear" w:color="auto" w:fill="FFFFFF" w:themeFill="background1"/>
-              <w:spacing w:after="0" w:line="240" w:lineRule="auto"/>
-              <w:jc w:val="right"/>
-              <w:rPr>
-                <w:rFonts w:ascii="Segoe UI" w:eastAsia="Times New Roman" w:hAnsi="Segoe UI" w:cs="Segoe UI"/>
-                <w:color w:val="000000" w:themeColor="text1"/>
-                <w:sz w:val="20"/>
-                <w:szCs w:val="20"/>
-              </w:rPr>
-            </w:pPr>
-            <w:r>
-              <w:rPr>
-                <w:rFonts w:ascii="Segoe UI" w:eastAsia="Times New Roman" w:hAnsi="Segoe UI" w:cs="Segoe UI"/>
-                <w:b/>
-                <w:bCs/>
-                <w:color w:val="000000" w:themeColor="text1"/>
-                <w:sz w:val="20"/>
-                <w:szCs w:val="20"/>
-              </w:rPr>
-              <w:t>26.7</w:t>
-            </w:r>
-          </w:p>
-        </w:tc>
-        <w:tc>
-          <w:tcPr>
-            <w:tcW w:w="0" w:type="auto"/>
-            <w:tcBorders>
-              <w:top w:val="single" w:sz="6" w:space="0" w:color="2A2B2C"/>
-              <w:left w:val="single" w:sz="6" w:space="0" w:color="2A2B2C"/>
-              <w:bottom w:val="single" w:sz="6" w:space="0" w:color="2A2B2C"/>
-              <w:right w:val="single" w:sz="6" w:space="0" w:color="2A2B2C"/>
-            </w:tcBorders>
-            <w:shd w:val="clear" w:color="auto" w:fill="191A1B"/>
-            <w:tcMar>
-              <w:top w:w="30" w:type="dxa"/>
-              <w:left w:w="30" w:type="dxa"/>
-              <w:bottom w:w="30" w:type="dxa"/>
-              <w:right w:w="30" w:type="dxa"/>
-            </w:tcMar>
-            <w:vAlign w:val="center"/>
-            <w:hideMark/>
-          </w:tcPr>
-          <w:p>
-            <w:pPr>
-              <w:shd w:val="clear" w:color="auto" w:fill="FFFFFF" w:themeFill="background1"/>
-              <w:spacing w:after="0" w:line="240" w:lineRule="auto"/>
-              <w:jc w:val="right"/>
-              <w:rPr>
-                <w:rFonts w:ascii="Segoe UI" w:eastAsia="Times New Roman" w:hAnsi="Segoe UI" w:cs="Segoe UI"/>
-                <w:color w:val="000000" w:themeColor="text1"/>
-                <w:sz w:val="20"/>
-                <w:szCs w:val="20"/>
-              </w:rPr>
-            </w:pPr>
-            <w:r>
-              <w:rPr>
-                <w:rFonts w:ascii="Segoe UI" w:eastAsia="Times New Roman" w:hAnsi="Segoe UI" w:cs="Segoe UI"/>
-                <w:color w:val="000000" w:themeColor="text1"/>
-                <w:sz w:val="20"/>
-                <w:szCs w:val="20"/>
-              </w:rPr>
-              <w:t>—</w:t>
-            </w:r>
-          </w:p>
-        </w:tc>
-        <w:tc>
-          <w:tcPr>
-            <w:tcW w:w="0" w:type="auto"/>
-            <w:tcBorders>
-              <w:top w:val="single" w:sz="6" w:space="0" w:color="2A2B2C"/>
-              <w:left w:val="single" w:sz="6" w:space="0" w:color="2A2B2C"/>
-              <w:bottom w:val="single" w:sz="6" w:space="0" w:color="2A2B2C"/>
-              <w:right w:val="single" w:sz="6" w:space="0" w:color="2A2B2C"/>
-            </w:tcBorders>
-            <w:shd w:val="clear" w:color="auto" w:fill="191A1B"/>
-            <w:tcMar>
-              <w:top w:w="30" w:type="dxa"/>
-              <w:left w:w="30" w:type="dxa"/>
-              <w:bottom w:w="30" w:type="dxa"/>
-              <w:right w:w="30" w:type="dxa"/>
-            </w:tcMar>
-            <w:vAlign w:val="center"/>
-            <w:hideMark/>
-          </w:tcPr>
-          <w:p>
-            <w:pPr>
-              <w:shd w:val="clear" w:color="auto" w:fill="FFFFFF" w:themeFill="background1"/>
-              <w:spacing w:after="0" w:line="240" w:lineRule="auto"/>
-              <w:jc w:val="right"/>
-              <w:rPr>
-                <w:rFonts w:ascii="Segoe UI" w:eastAsia="Times New Roman" w:hAnsi="Segoe UI" w:cs="Segoe UI"/>
-                <w:color w:val="000000" w:themeColor="text1"/>
-                <w:sz w:val="20"/>
-                <w:szCs w:val="20"/>
-              </w:rPr>
-            </w:pPr>
-            <w:r>
-              <w:rPr>
-                <w:rFonts w:ascii="Segoe UI" w:eastAsia="Times New Roman" w:hAnsi="Segoe UI" w:cs="Segoe UI"/>
-                <w:b/>
-                <w:bCs/>
-                <w:color w:val="000000" w:themeColor="text1"/>
-                <w:sz w:val="20"/>
-                <w:szCs w:val="20"/>
-              </w:rPr>
-              <w:t>6.8</w:t>
-            </w:r>
-          </w:p>
-        </w:tc>
-        <w:tc>
-          <w:tcPr>
-            <w:tcW w:w="0" w:type="auto"/>
-            <w:tcBorders>
-              <w:top w:val="single" w:sz="6" w:space="0" w:color="2A2B2C"/>
-              <w:left w:val="single" w:sz="6" w:space="0" w:color="2A2B2C"/>
-              <w:bottom w:val="single" w:sz="6" w:space="0" w:color="2A2B2C"/>
-              <w:right w:val="single" w:sz="6" w:space="0" w:color="2A2B2C"/>
-            </w:tcBorders>
-            <w:shd w:val="clear" w:color="auto" w:fill="191A1B"/>
-            <w:tcMar>
-              <w:top w:w="30" w:type="dxa"/>
-              <w:left w:w="30" w:type="dxa"/>
-              <w:bottom w:w="30" w:type="dxa"/>
-              <w:right w:w="30" w:type="dxa"/>
-            </w:tcMar>
-            <w:vAlign w:val="center"/>
-            <w:hideMark/>
-          </w:tcPr>
-          <w:p>
-            <w:pPr>
-              <w:shd w:val="clear" w:color="auto" w:fill="FFFFFF" w:themeFill="background1"/>
-              <w:spacing w:after="0" w:line="240" w:lineRule="auto"/>
-              <w:jc w:val="right"/>
-              <w:rPr>
-                <w:rFonts w:ascii="Segoe UI" w:eastAsia="Times New Roman" w:hAnsi="Segoe UI" w:cs="Segoe UI"/>
-                <w:color w:val="000000" w:themeColor="text1"/>
-                <w:sz w:val="20"/>
-                <w:szCs w:val="20"/>
-              </w:rPr>
-            </w:pPr>
-            <w:r>
-              <w:rPr>
-                <w:rFonts w:ascii="Segoe UI" w:eastAsia="Times New Roman" w:hAnsi="Segoe UI" w:cs="Segoe UI"/>
-                <w:b/>
-                <w:bCs/>
-                <w:color w:val="000000" w:themeColor="text1"/>
-                <w:sz w:val="20"/>
-                <w:szCs w:val="20"/>
-              </w:rPr>
-              <w:t>31.5</w:t>
-            </w:r>
-          </w:p>
-        </w:tc>
-        <w:tc>
-          <w:tcPr>
-            <w:tcW w:w="0" w:type="auto"/>
-            <w:tcBorders>
-              <w:top w:val="single" w:sz="6" w:space="0" w:color="2A2B2C"/>
-              <w:left w:val="single" w:sz="6" w:space="0" w:color="2A2B2C"/>
-              <w:bottom w:val="single" w:sz="6" w:space="0" w:color="2A2B2C"/>
-              <w:right w:val="single" w:sz="6" w:space="0" w:color="2A2B2C"/>
-            </w:tcBorders>
-            <w:shd w:val="clear" w:color="auto" w:fill="191A1B"/>
-            <w:tcMar>
-              <w:top w:w="30" w:type="dxa"/>
-              <w:left w:w="30" w:type="dxa"/>
-              <w:bottom w:w="30" w:type="dxa"/>
-              <w:right w:w="30" w:type="dxa"/>
-            </w:tcMar>
-            <w:vAlign w:val="center"/>
-            <w:hideMark/>
-          </w:tcPr>
-          <w:p>
-            <w:pPr>
-              <w:shd w:val="clear" w:color="auto" w:fill="FFFFFF" w:themeFill="background1"/>
-              <w:spacing w:after="0" w:line="240" w:lineRule="auto"/>
-              <w:jc w:val="right"/>
-              <w:rPr>
-                <w:rFonts w:ascii="Segoe UI" w:eastAsia="Times New Roman" w:hAnsi="Segoe UI" w:cs="Segoe UI"/>
-                <w:color w:val="000000" w:themeColor="text1"/>
-                <w:sz w:val="20"/>
-                <w:szCs w:val="20"/>
-              </w:rPr>
-            </w:pPr>
-            <w:r>
-              <w:rPr>
-                <w:rFonts w:ascii="Segoe UI" w:eastAsia="Times New Roman" w:hAnsi="Segoe UI" w:cs="Segoe UI"/>
-                <w:b/>
-                <w:bCs/>
-                <w:color w:val="000000" w:themeColor="text1"/>
-                <w:sz w:val="20"/>
-                <w:szCs w:val="20"/>
-              </w:rPr>
-              <w:t>7.1</w:t>
-            </w:r>
-          </w:p>
-        </w:tc>
-        <w:tc>
-          <w:tcPr>
-            <w:tcW w:w="0" w:type="auto"/>
-            <w:tcBorders>
-              <w:top w:val="single" w:sz="6" w:space="0" w:color="2A2B2C"/>
-              <w:left w:val="single" w:sz="6" w:space="0" w:color="2A2B2C"/>
-              <w:bottom w:val="single" w:sz="6" w:space="0" w:color="2A2B2C"/>
-              <w:right w:val="single" w:sz="6" w:space="0" w:color="2A2B2C"/>
-            </w:tcBorders>
-            <w:shd w:val="clear" w:color="auto" w:fill="191A1B"/>
-            <w:tcMar>
-              <w:top w:w="30" w:type="dxa"/>
-              <w:left w:w="30" w:type="dxa"/>
-              <w:bottom w:w="30" w:type="dxa"/>
-              <w:right w:w="30" w:type="dxa"/>
-            </w:tcMar>
-            <w:vAlign w:val="center"/>
-            <w:hideMark/>
-          </w:tcPr>
-          <w:p>
-            <w:pPr>
-              <w:shd w:val="clear" w:color="auto" w:fill="FFFFFF" w:themeFill="background1"/>
-              <w:spacing w:after="0" w:line="240" w:lineRule="auto"/>
-              <w:jc w:val="right"/>
-              <w:rPr>
-                <w:rFonts w:ascii="Segoe UI" w:eastAsia="Times New Roman" w:hAnsi="Segoe UI" w:cs="Segoe UI"/>
-                <w:color w:val="000000" w:themeColor="text1"/>
-                <w:sz w:val="20"/>
-                <w:szCs w:val="20"/>
-              </w:rPr>
-            </w:pPr>
-            <w:r>
-              <w:rPr>
-                <w:rFonts w:ascii="Segoe UI" w:eastAsia="Times New Roman" w:hAnsi="Segoe UI" w:cs="Segoe UI"/>
-                <w:color w:val="000000" w:themeColor="text1"/>
-                <w:sz w:val="20"/>
-                <w:szCs w:val="20"/>
-              </w:rPr>
-              <w:t>—</w:t>
-            </w:r>
-          </w:p>
-        </w:tc>
-        <w:tc>
-          <w:tcPr>
-            <w:tcW w:w="0" w:type="auto"/>
-            <w:tcBorders>
-              <w:top w:val="single" w:sz="6" w:space="0" w:color="2A2B2C"/>
-              <w:left w:val="single" w:sz="6" w:space="0" w:color="2A2B2C"/>
-              <w:bottom w:val="single" w:sz="6" w:space="0" w:color="2A2B2C"/>
-              <w:right w:val="single" w:sz="6" w:space="0" w:color="2A2B2C"/>
-            </w:tcBorders>
-            <w:shd w:val="clear" w:color="auto" w:fill="191A1B"/>
-            <w:tcMar>
-              <w:top w:w="30" w:type="dxa"/>
-              <w:left w:w="30" w:type="dxa"/>
-              <w:bottom w:w="30" w:type="dxa"/>
-              <w:right w:w="30" w:type="dxa"/>
-            </w:tcMar>
-            <w:vAlign w:val="center"/>
-            <w:hideMark/>
-          </w:tcPr>
-          <w:p>
-            <w:pPr>
-              <w:shd w:val="clear" w:color="auto" w:fill="FFFFFF" w:themeFill="background1"/>
-              <w:spacing w:after="0" w:line="240" w:lineRule="auto"/>
-              <w:jc w:val="right"/>
-              <w:rPr>
-                <w:rFonts w:ascii="Segoe UI" w:eastAsia="Times New Roman" w:hAnsi="Segoe UI" w:cs="Segoe UI"/>
-                <w:color w:val="000000" w:themeColor="text1"/>
-                <w:sz w:val="20"/>
-                <w:szCs w:val="20"/>
-              </w:rPr>
-            </w:pPr>
-            <w:r>
-              <w:rPr>
-                <w:rFonts w:ascii="Segoe UI" w:eastAsia="Times New Roman" w:hAnsi="Segoe UI" w:cs="Segoe UI"/>
-                <w:color w:val="000000" w:themeColor="text1"/>
-                <w:sz w:val="20"/>
-                <w:szCs w:val="20"/>
-              </w:rPr>
-              <w:t>—</w:t>
-            </w:r>
-          </w:p>
-        </w:tc>
-        <w:tc>
-          <w:tcPr>
-            <w:tcW w:w="0" w:type="auto"/>
-            <w:tcBorders>
-              <w:top w:val="single" w:sz="6" w:space="0" w:color="2A2B2C"/>
-              <w:left w:val="single" w:sz="6" w:space="0" w:color="2A2B2C"/>
-              <w:bottom w:val="single" w:sz="6" w:space="0" w:color="2A2B2C"/>
-              <w:right w:val="single" w:sz="6" w:space="0" w:color="2A2B2C"/>
-            </w:tcBorders>
-            <w:shd w:val="clear" w:color="auto" w:fill="191A1B"/>
-            <w:tcMar>
-              <w:top w:w="30" w:type="dxa"/>
-              <w:left w:w="30" w:type="dxa"/>
-              <w:bottom w:w="30" w:type="dxa"/>
-              <w:right w:w="30" w:type="dxa"/>
-            </w:tcMar>
-            <w:vAlign w:val="center"/>
-            <w:hideMark/>
-          </w:tcPr>
-          <w:p>
-            <w:pPr>
-              <w:shd w:val="clear" w:color="auto" w:fill="FFFFFF" w:themeFill="background1"/>
-              <w:spacing w:after="0" w:line="240" w:lineRule="auto"/>
-              <w:jc w:val="right"/>
-              <w:rPr>
-                <w:rFonts w:ascii="Segoe UI" w:eastAsia="Times New Roman" w:hAnsi="Segoe UI" w:cs="Segoe UI"/>
-                <w:color w:val="000000" w:themeColor="text1"/>
-                <w:sz w:val="20"/>
-                <w:szCs w:val="20"/>
-              </w:rPr>
-            </w:pPr>
-            <w:r>
-              <w:rPr>
-                <w:rFonts w:ascii="Segoe UI" w:eastAsia="Times New Roman" w:hAnsi="Segoe UI" w:cs="Segoe UI"/>
-                <w:b/>
-                <w:bCs/>
-                <w:color w:val="000000" w:themeColor="text1"/>
-                <w:sz w:val="20"/>
-                <w:szCs w:val="20"/>
+                <w:sz w:val="18"/>
+              </w:rPr>
+              <w:t>LLM-templates (Opus 5)</w:t>
+            </w:r>
+          </w:p>
+        </w:tc>
+        <w:tc>
+          <w:tcPr>
+            <w:tcW w:w="785" w:type="dxa"/>
+          </w:tcPr>
+          <w:p>
+            <w:r>
+              <w:rPr>
+                <w:sz w:val="18"/>
+              </w:rPr>
+              <w:t>36.4</w:t>
+            </w:r>
+          </w:p>
+        </w:tc>
+        <w:tc>
+          <w:tcPr>
+            <w:tcW w:w="785" w:type="dxa"/>
+          </w:tcPr>
+          <w:p>
+            <w:r>
+              <w:rPr>
+                <w:sz w:val="18"/>
+              </w:rPr>
+              <w:t>17.0</w:t>
+            </w:r>
+          </w:p>
+        </w:tc>
+        <w:tc>
+          <w:tcPr>
+            <w:tcW w:w="785" w:type="dxa"/>
+          </w:tcPr>
+          <w:p>
+            <w:r>
+              <w:rPr>
+                <w:sz w:val="18"/>
+              </w:rPr>
+              <w:t>26.3</w:t>
+            </w:r>
+          </w:p>
+        </w:tc>
+        <w:tc>
+          <w:tcPr>
+            <w:tcW w:w="785" w:type="dxa"/>
+          </w:tcPr>
+          <w:p>
+            <w:r>
+              <w:rPr>
+                <w:sz w:val="18"/>
+              </w:rPr>
+              <w:t>9.8</w:t>
+            </w:r>
+          </w:p>
+        </w:tc>
+        <w:tc>
+          <w:tcPr>
+            <w:tcW w:w="785" w:type="dxa"/>
+          </w:tcPr>
+          <w:p>
+            <w:r>
+              <w:rPr>
+                <w:sz w:val="18"/>
+              </w:rPr>
+              <w:t>7.0</w:t>
+            </w:r>
+          </w:p>
+        </w:tc>
+        <w:tc>
+          <w:tcPr>
+            <w:tcW w:w="785" w:type="dxa"/>
+          </w:tcPr>
+          <w:p>
+            <w:r>
+              <w:rPr>
+                <w:sz w:val="18"/>
+              </w:rPr>
+              <w:t>34.4</w:t>
+            </w:r>
+          </w:p>
+        </w:tc>
+        <w:tc>
+          <w:tcPr>
+            <w:tcW w:w="785" w:type="dxa"/>
+          </w:tcPr>
+          <w:p>
+            <w:r>
+              <w:rPr>
+                <w:sz w:val="18"/>
+              </w:rPr>
+              <w:t>7.7</w:t>
+            </w:r>
+          </w:p>
+        </w:tc>
+        <w:tc>
+          <w:tcPr>
+            <w:tcW w:w="785" w:type="dxa"/>
+          </w:tcPr>
+          <w:p>
+            <w:r>
+              <w:rPr>
+                <w:sz w:val="18"/>
+              </w:rPr>
+              <w:t>6.7</w:t>
+            </w:r>
+          </w:p>
+        </w:tc>
+        <w:tc>
+          <w:tcPr>
+            <w:tcW w:w="785" w:type="dxa"/>
+          </w:tcPr>
+          <w:p>
+            <w:r>
+              <w:rPr>
+                <w:sz w:val="18"/>
+              </w:rPr>
+              <w:t>3.0</w:t>
+            </w:r>
+          </w:p>
+        </w:tc>
+        <w:tc>
+          <w:tcPr>
+            <w:tcW w:w="785" w:type="dxa"/>
+          </w:tcPr>
+          <w:p>
+            <w:r>
+              <w:rPr>
+                <w:sz w:val="18"/>
               </w:rPr>
               <w:t>17.6</w:t>
             </w:r>
@@ -19527,1102 +18054,470 @@
       <w:tr>
         <w:tc>
           <w:tcPr>
-            <w:tcW w:w="0" w:type="auto"/>
-            <w:tcBorders>
-              <w:top w:val="single" w:sz="6" w:space="0" w:color="2A2B2C"/>
-              <w:left w:val="single" w:sz="6" w:space="0" w:color="2A2B2C"/>
-              <w:bottom w:val="single" w:sz="6" w:space="0" w:color="2A2B2C"/>
-              <w:right w:val="single" w:sz="6" w:space="0" w:color="2A2B2C"/>
-            </w:tcBorders>
-            <w:shd w:val="clear" w:color="auto" w:fill="191A1B"/>
-            <w:tcMar>
-              <w:top w:w="30" w:type="dxa"/>
-              <w:left w:w="30" w:type="dxa"/>
-              <w:bottom w:w="30" w:type="dxa"/>
-              <w:right w:w="30" w:type="dxa"/>
-            </w:tcMar>
-            <w:vAlign w:val="center"/>
-            <w:hideMark/>
-          </w:tcPr>
-          <w:p>
-            <w:pPr>
-              <w:shd w:val="clear" w:color="auto" w:fill="FFFFFF" w:themeFill="background1"/>
-              <w:spacing w:after="0" w:line="240" w:lineRule="auto"/>
-              <w:rPr>
-                <w:rFonts w:ascii="Segoe UI" w:eastAsia="Times New Roman" w:hAnsi="Segoe UI" w:cs="Segoe UI"/>
-                <w:color w:val="000000" w:themeColor="text1"/>
-                <w:sz w:val="20"/>
-                <w:szCs w:val="20"/>
-              </w:rPr>
-            </w:pPr>
-            <w:r>
-              <w:rPr>
-                <w:rFonts w:ascii="Segoe UI" w:eastAsia="Times New Roman" w:hAnsi="Segoe UI" w:cs="Segoe UI"/>
-                <w:color w:val="000000" w:themeColor="text1"/>
-                <w:sz w:val="20"/>
-                <w:szCs w:val="20"/>
-              </w:rPr>
-              <w:t>LLM-templates (Opus 5)</w:t>
-            </w:r>
-          </w:p>
-        </w:tc>
-        <w:tc>
-          <w:tcPr>
-            <w:tcW w:w="0" w:type="auto"/>
-            <w:tcBorders>
-              <w:top w:val="single" w:sz="6" w:space="0" w:color="2A2B2C"/>
-              <w:left w:val="single" w:sz="6" w:space="0" w:color="2A2B2C"/>
-              <w:bottom w:val="single" w:sz="6" w:space="0" w:color="2A2B2C"/>
-              <w:right w:val="single" w:sz="6" w:space="0" w:color="2A2B2C"/>
-            </w:tcBorders>
-            <w:shd w:val="clear" w:color="auto" w:fill="191A1B"/>
-            <w:tcMar>
-              <w:top w:w="30" w:type="dxa"/>
-              <w:left w:w="30" w:type="dxa"/>
-              <w:bottom w:w="30" w:type="dxa"/>
-              <w:right w:w="30" w:type="dxa"/>
-            </w:tcMar>
-            <w:vAlign w:val="center"/>
-            <w:hideMark/>
-          </w:tcPr>
-          <w:p>
-            <w:pPr>
-              <w:shd w:val="clear" w:color="auto" w:fill="FFFFFF" w:themeFill="background1"/>
-              <w:spacing w:after="0" w:line="240" w:lineRule="auto"/>
-              <w:jc w:val="right"/>
-              <w:rPr>
-                <w:rFonts w:ascii="Segoe UI" w:eastAsia="Times New Roman" w:hAnsi="Segoe UI" w:cs="Segoe UI"/>
-                <w:color w:val="000000" w:themeColor="text1"/>
-                <w:sz w:val="20"/>
-                <w:szCs w:val="20"/>
-              </w:rPr>
-            </w:pPr>
-            <w:r>
-              <w:rPr>
-                <w:rFonts w:ascii="Segoe UI" w:eastAsia="Times New Roman" w:hAnsi="Segoe UI" w:cs="Segoe UI"/>
+            <w:tcW w:w="785" w:type="dxa"/>
+          </w:tcPr>
+          <w:p>
+            <w:r>
+              <w:rPr>
                 <w:b/>
-                <w:bCs/>
-                <w:color w:val="000000" w:themeColor="text1"/>
-                <w:sz w:val="20"/>
-                <w:szCs w:val="20"/>
-              </w:rPr>
-              <w:t>37.1</w:t>
-            </w:r>
-          </w:p>
-        </w:tc>
-        <w:tc>
-          <w:tcPr>
-            <w:tcW w:w="0" w:type="auto"/>
-            <w:tcBorders>
-              <w:top w:val="single" w:sz="6" w:space="0" w:color="2A2B2C"/>
-              <w:left w:val="single" w:sz="6" w:space="0" w:color="2A2B2C"/>
-              <w:bottom w:val="single" w:sz="6" w:space="0" w:color="2A2B2C"/>
-              <w:right w:val="single" w:sz="6" w:space="0" w:color="2A2B2C"/>
-            </w:tcBorders>
-            <w:shd w:val="clear" w:color="auto" w:fill="191A1B"/>
-            <w:tcMar>
-              <w:top w:w="30" w:type="dxa"/>
-              <w:left w:w="30" w:type="dxa"/>
-              <w:bottom w:w="30" w:type="dxa"/>
-              <w:right w:w="30" w:type="dxa"/>
-            </w:tcMar>
-            <w:vAlign w:val="center"/>
-            <w:hideMark/>
-          </w:tcPr>
-          <w:p>
-            <w:pPr>
-              <w:shd w:val="clear" w:color="auto" w:fill="FFFFFF" w:themeFill="background1"/>
-              <w:spacing w:after="0" w:line="240" w:lineRule="auto"/>
-              <w:jc w:val="right"/>
-              <w:rPr>
-                <w:rFonts w:ascii="Segoe UI" w:eastAsia="Times New Roman" w:hAnsi="Segoe UI" w:cs="Segoe UI"/>
-                <w:color w:val="000000" w:themeColor="text1"/>
-                <w:sz w:val="20"/>
-                <w:szCs w:val="20"/>
-              </w:rPr>
-            </w:pPr>
-            <w:r>
-              <w:rPr>
-                <w:rFonts w:ascii="Segoe UI" w:eastAsia="Times New Roman" w:hAnsi="Segoe UI" w:cs="Segoe UI"/>
+                <w:sz w:val="18"/>
+              </w:rPr>
+              <w:t>Δ (Opus 5 − Opus 4.7)</w:t>
+            </w:r>
+          </w:p>
+        </w:tc>
+        <w:tc>
+          <w:tcPr>
+            <w:tcW w:w="785" w:type="dxa"/>
+          </w:tcPr>
+          <w:p>
+            <w:r>
+              <w:rPr>
+                <w:sz w:val="18"/>
+              </w:rPr>
+              <w:t>+0.5</w:t>
+            </w:r>
+          </w:p>
+        </w:tc>
+        <w:tc>
+          <w:tcPr>
+            <w:tcW w:w="785" w:type="dxa"/>
+          </w:tcPr>
+          <w:p>
+            <w:r>
+              <w:rPr>
+                <w:sz w:val="18"/>
+              </w:rPr>
+              <w:t>−3.0</w:t>
+            </w:r>
+          </w:p>
+        </w:tc>
+        <w:tc>
+          <w:tcPr>
+            <w:tcW w:w="785" w:type="dxa"/>
+          </w:tcPr>
+          <w:p>
+            <w:r>
+              <w:rPr>
+                <w:sz w:val="18"/>
+              </w:rPr>
+              <w:t>+1.7</w:t>
+            </w:r>
+          </w:p>
+        </w:tc>
+        <w:tc>
+          <w:tcPr>
+            <w:tcW w:w="785" w:type="dxa"/>
+          </w:tcPr>
+          <w:p>
+            <w:r>
+              <w:rPr>
+                <w:sz w:val="18"/>
+              </w:rPr>
+              <w:t>+0.3</w:t>
+            </w:r>
+          </w:p>
+        </w:tc>
+        <w:tc>
+          <w:tcPr>
+            <w:tcW w:w="785" w:type="dxa"/>
+          </w:tcPr>
+          <w:p>
+            <w:r>
+              <w:rPr>
+                <w:sz w:val="18"/>
+              </w:rPr>
+              <w:t>+0.4</w:t>
+            </w:r>
+          </w:p>
+        </w:tc>
+        <w:tc>
+          <w:tcPr>
+            <w:tcW w:w="785" w:type="dxa"/>
+          </w:tcPr>
+          <w:p>
+            <w:r>
+              <w:rPr>
+                <w:sz w:val="18"/>
+              </w:rPr>
+              <w:t>+2.2</w:t>
+            </w:r>
+          </w:p>
+        </w:tc>
+        <w:tc>
+          <w:tcPr>
+            <w:tcW w:w="785" w:type="dxa"/>
+          </w:tcPr>
+          <w:p>
+            <w:r>
+              <w:rPr>
+                <w:sz w:val="18"/>
+              </w:rPr>
+              <w:t>+0.9</w:t>
+            </w:r>
+          </w:p>
+        </w:tc>
+        <w:tc>
+          <w:tcPr>
+            <w:tcW w:w="785" w:type="dxa"/>
+          </w:tcPr>
+          <w:p>
+            <w:r>
+              <w:rPr>
+                <w:sz w:val="18"/>
+              </w:rPr>
+              <w:t>+1.4</w:t>
+            </w:r>
+          </w:p>
+        </w:tc>
+        <w:tc>
+          <w:tcPr>
+            <w:tcW w:w="785" w:type="dxa"/>
+          </w:tcPr>
+          <w:p>
+            <w:r>
+              <w:rPr>
+                <w:sz w:val="18"/>
+              </w:rPr>
+              <w:t>0.0</w:t>
+            </w:r>
+          </w:p>
+        </w:tc>
+        <w:tc>
+          <w:tcPr>
+            <w:tcW w:w="785" w:type="dxa"/>
+          </w:tcPr>
+          <w:p>
+            <w:r>
+              <w:rPr>
+                <w:sz w:val="18"/>
+              </w:rPr>
+              <w:t>+1.6</w:t>
+            </w:r>
+          </w:p>
+        </w:tc>
+      </w:tr>
+      <w:tr>
+        <w:tc>
+          <w:tcPr>
+            <w:tcW w:w="785" w:type="dxa"/>
+          </w:tcPr>
+          <w:p>
+            <w:r>
+              <w:rPr>
                 <w:b/>
-                <w:bCs/>
-                <w:color w:val="000000" w:themeColor="text1"/>
-                <w:sz w:val="20"/>
-                <w:szCs w:val="20"/>
-              </w:rPr>
-              <w:t>19.7</w:t>
-            </w:r>
-          </w:p>
-        </w:tc>
-        <w:tc>
-          <w:tcPr>
-            <w:tcW w:w="0" w:type="auto"/>
-            <w:tcBorders>
-              <w:top w:val="single" w:sz="6" w:space="0" w:color="2A2B2C"/>
-              <w:left w:val="single" w:sz="6" w:space="0" w:color="2A2B2C"/>
-              <w:bottom w:val="single" w:sz="6" w:space="0" w:color="2A2B2C"/>
-              <w:right w:val="single" w:sz="6" w:space="0" w:color="2A2B2C"/>
-            </w:tcBorders>
-            <w:shd w:val="clear" w:color="auto" w:fill="191A1B"/>
-            <w:tcMar>
-              <w:top w:w="30" w:type="dxa"/>
-              <w:left w:w="30" w:type="dxa"/>
-              <w:bottom w:w="30" w:type="dxa"/>
-              <w:right w:w="30" w:type="dxa"/>
-            </w:tcMar>
-            <w:vAlign w:val="center"/>
-            <w:hideMark/>
-          </w:tcPr>
-          <w:p>
-            <w:pPr>
-              <w:shd w:val="clear" w:color="auto" w:fill="FFFFFF" w:themeFill="background1"/>
-              <w:spacing w:after="0" w:line="240" w:lineRule="auto"/>
-              <w:jc w:val="right"/>
-              <w:rPr>
-                <w:rFonts w:ascii="Segoe UI" w:eastAsia="Times New Roman" w:hAnsi="Segoe UI" w:cs="Segoe UI"/>
-                <w:color w:val="000000" w:themeColor="text1"/>
-                <w:sz w:val="20"/>
-                <w:szCs w:val="20"/>
-              </w:rPr>
-            </w:pPr>
-            <w:r>
-              <w:rPr>
-                <w:rFonts w:ascii="Segoe UI" w:eastAsia="Times New Roman" w:hAnsi="Segoe UI" w:cs="Segoe UI"/>
-                <w:b/>
-                <w:bCs/>
-                <w:color w:val="000000" w:themeColor="text1"/>
-                <w:sz w:val="20"/>
-                <w:szCs w:val="20"/>
-              </w:rPr>
-              <w:t>26.8</w:t>
-            </w:r>
-          </w:p>
-        </w:tc>
-        <w:tc>
-          <w:tcPr>
-            <w:tcW w:w="0" w:type="auto"/>
-            <w:tcBorders>
-              <w:top w:val="single" w:sz="6" w:space="0" w:color="2A2B2C"/>
-              <w:left w:val="single" w:sz="6" w:space="0" w:color="2A2B2C"/>
-              <w:bottom w:val="single" w:sz="6" w:space="0" w:color="2A2B2C"/>
-              <w:right w:val="single" w:sz="6" w:space="0" w:color="2A2B2C"/>
-            </w:tcBorders>
-            <w:shd w:val="clear" w:color="auto" w:fill="191A1B"/>
-            <w:tcMar>
-              <w:top w:w="30" w:type="dxa"/>
-              <w:left w:w="30" w:type="dxa"/>
-              <w:bottom w:w="30" w:type="dxa"/>
-              <w:right w:w="30" w:type="dxa"/>
-            </w:tcMar>
-            <w:vAlign w:val="center"/>
-            <w:hideMark/>
-          </w:tcPr>
-          <w:p>
-            <w:pPr>
-              <w:shd w:val="clear" w:color="auto" w:fill="FFFFFF" w:themeFill="background1"/>
-              <w:spacing w:after="0" w:line="240" w:lineRule="auto"/>
-              <w:jc w:val="right"/>
-              <w:rPr>
-                <w:rFonts w:ascii="Segoe UI" w:eastAsia="Times New Roman" w:hAnsi="Segoe UI" w:cs="Segoe UI"/>
-                <w:color w:val="000000" w:themeColor="text1"/>
-                <w:sz w:val="20"/>
-                <w:szCs w:val="20"/>
-              </w:rPr>
-            </w:pPr>
-            <w:r>
-              <w:rPr>
-                <w:rFonts w:ascii="Segoe UI" w:eastAsia="Times New Roman" w:hAnsi="Segoe UI" w:cs="Segoe UI"/>
-                <w:color w:val="000000" w:themeColor="text1"/>
-                <w:sz w:val="20"/>
-                <w:szCs w:val="20"/>
-              </w:rPr>
-              <w:t>9.8</w:t>
-            </w:r>
-          </w:p>
-        </w:tc>
-        <w:tc>
-          <w:tcPr>
-            <w:tcW w:w="0" w:type="auto"/>
-            <w:tcBorders>
-              <w:top w:val="single" w:sz="6" w:space="0" w:color="2A2B2C"/>
-              <w:left w:val="single" w:sz="6" w:space="0" w:color="2A2B2C"/>
-              <w:bottom w:val="single" w:sz="6" w:space="0" w:color="2A2B2C"/>
-              <w:right w:val="single" w:sz="6" w:space="0" w:color="2A2B2C"/>
-            </w:tcBorders>
-            <w:shd w:val="clear" w:color="auto" w:fill="191A1B"/>
-            <w:tcMar>
-              <w:top w:w="30" w:type="dxa"/>
-              <w:left w:w="30" w:type="dxa"/>
-              <w:bottom w:w="30" w:type="dxa"/>
-              <w:right w:w="30" w:type="dxa"/>
-            </w:tcMar>
-            <w:vAlign w:val="center"/>
-            <w:hideMark/>
-          </w:tcPr>
-          <w:p>
-            <w:pPr>
-              <w:shd w:val="clear" w:color="auto" w:fill="FFFFFF" w:themeFill="background1"/>
-              <w:spacing w:after="0" w:line="240" w:lineRule="auto"/>
-              <w:jc w:val="right"/>
-              <w:rPr>
-                <w:rFonts w:ascii="Segoe UI" w:eastAsia="Times New Roman" w:hAnsi="Segoe UI" w:cs="Segoe UI"/>
-                <w:color w:val="000000" w:themeColor="text1"/>
-                <w:sz w:val="20"/>
-                <w:szCs w:val="20"/>
-              </w:rPr>
-            </w:pPr>
-            <w:r>
-              <w:rPr>
-                <w:rFonts w:ascii="Segoe UI" w:eastAsia="Times New Roman" w:hAnsi="Segoe UI" w:cs="Segoe UI"/>
-                <w:b/>
-                <w:bCs/>
-                <w:color w:val="000000" w:themeColor="text1"/>
-                <w:sz w:val="20"/>
-                <w:szCs w:val="20"/>
-              </w:rPr>
-              <w:t>7.1</w:t>
-            </w:r>
-          </w:p>
-        </w:tc>
-        <w:tc>
-          <w:tcPr>
-            <w:tcW w:w="0" w:type="auto"/>
-            <w:tcBorders>
-              <w:top w:val="single" w:sz="6" w:space="0" w:color="2A2B2C"/>
-              <w:left w:val="single" w:sz="6" w:space="0" w:color="2A2B2C"/>
-              <w:bottom w:val="single" w:sz="6" w:space="0" w:color="2A2B2C"/>
-              <w:right w:val="single" w:sz="6" w:space="0" w:color="2A2B2C"/>
-            </w:tcBorders>
-            <w:shd w:val="clear" w:color="auto" w:fill="191A1B"/>
-            <w:tcMar>
-              <w:top w:w="30" w:type="dxa"/>
-              <w:left w:w="30" w:type="dxa"/>
-              <w:bottom w:w="30" w:type="dxa"/>
-              <w:right w:w="30" w:type="dxa"/>
-            </w:tcMar>
-            <w:vAlign w:val="center"/>
-            <w:hideMark/>
-          </w:tcPr>
-          <w:p>
-            <w:pPr>
-              <w:shd w:val="clear" w:color="auto" w:fill="FFFFFF" w:themeFill="background1"/>
-              <w:spacing w:after="0" w:line="240" w:lineRule="auto"/>
-              <w:jc w:val="right"/>
-              <w:rPr>
-                <w:rFonts w:ascii="Segoe UI" w:eastAsia="Times New Roman" w:hAnsi="Segoe UI" w:cs="Segoe UI"/>
-                <w:color w:val="000000" w:themeColor="text1"/>
-                <w:sz w:val="20"/>
-                <w:szCs w:val="20"/>
-              </w:rPr>
-            </w:pPr>
-            <w:r>
-              <w:rPr>
-                <w:rFonts w:ascii="Segoe UI" w:eastAsia="Times New Roman" w:hAnsi="Segoe UI" w:cs="Segoe UI"/>
-                <w:b/>
-                <w:bCs/>
-                <w:color w:val="000000" w:themeColor="text1"/>
-                <w:sz w:val="20"/>
-                <w:szCs w:val="20"/>
-              </w:rPr>
-              <w:t>34.9</w:t>
-            </w:r>
-          </w:p>
-        </w:tc>
-        <w:tc>
-          <w:tcPr>
-            <w:tcW w:w="0" w:type="auto"/>
-            <w:tcBorders>
-              <w:top w:val="single" w:sz="6" w:space="0" w:color="2A2B2C"/>
-              <w:left w:val="single" w:sz="6" w:space="0" w:color="2A2B2C"/>
-              <w:bottom w:val="single" w:sz="6" w:space="0" w:color="2A2B2C"/>
-              <w:right w:val="single" w:sz="6" w:space="0" w:color="2A2B2C"/>
-            </w:tcBorders>
-            <w:shd w:val="clear" w:color="auto" w:fill="191A1B"/>
-            <w:tcMar>
-              <w:top w:w="30" w:type="dxa"/>
-              <w:left w:w="30" w:type="dxa"/>
-              <w:bottom w:w="30" w:type="dxa"/>
-              <w:right w:w="30" w:type="dxa"/>
-            </w:tcMar>
-            <w:vAlign w:val="center"/>
-            <w:hideMark/>
-          </w:tcPr>
-          <w:p>
-            <w:pPr>
-              <w:shd w:val="clear" w:color="auto" w:fill="FFFFFF" w:themeFill="background1"/>
-              <w:spacing w:after="0" w:line="240" w:lineRule="auto"/>
-              <w:jc w:val="right"/>
-              <w:rPr>
-                <w:rFonts w:ascii="Segoe UI" w:eastAsia="Times New Roman" w:hAnsi="Segoe UI" w:cs="Segoe UI"/>
-                <w:color w:val="000000" w:themeColor="text1"/>
-                <w:sz w:val="20"/>
-                <w:szCs w:val="20"/>
-              </w:rPr>
-            </w:pPr>
-            <w:r>
-              <w:rPr>
-                <w:rFonts w:ascii="Segoe UI" w:eastAsia="Times New Roman" w:hAnsi="Segoe UI" w:cs="Segoe UI"/>
-                <w:b/>
-                <w:bCs/>
-                <w:color w:val="000000" w:themeColor="text1"/>
-                <w:sz w:val="20"/>
-                <w:szCs w:val="20"/>
-              </w:rPr>
-              <w:t>13.3</w:t>
-            </w:r>
-          </w:p>
-        </w:tc>
-        <w:tc>
-          <w:tcPr>
-            <w:tcW w:w="0" w:type="auto"/>
-            <w:tcBorders>
-              <w:top w:val="single" w:sz="6" w:space="0" w:color="2A2B2C"/>
-              <w:left w:val="single" w:sz="6" w:space="0" w:color="2A2B2C"/>
-              <w:bottom w:val="single" w:sz="6" w:space="0" w:color="2A2B2C"/>
-              <w:right w:val="single" w:sz="6" w:space="0" w:color="2A2B2C"/>
-            </w:tcBorders>
-            <w:shd w:val="clear" w:color="auto" w:fill="191A1B"/>
-            <w:tcMar>
-              <w:top w:w="30" w:type="dxa"/>
-              <w:left w:w="30" w:type="dxa"/>
-              <w:bottom w:w="30" w:type="dxa"/>
-              <w:right w:w="30" w:type="dxa"/>
-            </w:tcMar>
-            <w:vAlign w:val="center"/>
-            <w:hideMark/>
-          </w:tcPr>
-          <w:p>
-            <w:pPr>
-              <w:shd w:val="clear" w:color="auto" w:fill="FFFFFF" w:themeFill="background1"/>
-              <w:spacing w:after="0" w:line="240" w:lineRule="auto"/>
-              <w:jc w:val="right"/>
-              <w:rPr>
-                <w:rFonts w:ascii="Segoe UI" w:eastAsia="Times New Roman" w:hAnsi="Segoe UI" w:cs="Segoe UI"/>
-                <w:color w:val="000000" w:themeColor="text1"/>
-                <w:sz w:val="20"/>
-                <w:szCs w:val="20"/>
-              </w:rPr>
-            </w:pPr>
-            <w:r>
-              <w:rPr>
-                <w:rFonts w:ascii="Segoe UI" w:eastAsia="Times New Roman" w:hAnsi="Segoe UI" w:cs="Segoe UI"/>
-                <w:color w:val="000000" w:themeColor="text1"/>
-                <w:sz w:val="20"/>
-                <w:szCs w:val="20"/>
-              </w:rPr>
-              <w:t>7.1</w:t>
-            </w:r>
-          </w:p>
-        </w:tc>
-        <w:tc>
-          <w:tcPr>
-            <w:tcW w:w="0" w:type="auto"/>
-            <w:tcBorders>
-              <w:top w:val="single" w:sz="6" w:space="0" w:color="2A2B2C"/>
-              <w:left w:val="single" w:sz="6" w:space="0" w:color="2A2B2C"/>
-              <w:bottom w:val="single" w:sz="6" w:space="0" w:color="2A2B2C"/>
-              <w:right w:val="single" w:sz="6" w:space="0" w:color="2A2B2C"/>
-            </w:tcBorders>
-            <w:shd w:val="clear" w:color="auto" w:fill="191A1B"/>
-            <w:tcMar>
-              <w:top w:w="30" w:type="dxa"/>
-              <w:left w:w="30" w:type="dxa"/>
-              <w:bottom w:w="30" w:type="dxa"/>
-              <w:right w:w="30" w:type="dxa"/>
-            </w:tcMar>
-            <w:vAlign w:val="center"/>
-            <w:hideMark/>
-          </w:tcPr>
-          <w:p>
-            <w:pPr>
-              <w:shd w:val="clear" w:color="auto" w:fill="FFFFFF" w:themeFill="background1"/>
-              <w:spacing w:after="0" w:line="240" w:lineRule="auto"/>
-              <w:jc w:val="right"/>
-              <w:rPr>
-                <w:rFonts w:ascii="Segoe UI" w:eastAsia="Times New Roman" w:hAnsi="Segoe UI" w:cs="Segoe UI"/>
-                <w:color w:val="000000" w:themeColor="text1"/>
-                <w:sz w:val="20"/>
-                <w:szCs w:val="20"/>
-              </w:rPr>
-            </w:pPr>
-            <w:r>
-              <w:rPr>
-                <w:rFonts w:ascii="Segoe UI" w:eastAsia="Times New Roman" w:hAnsi="Segoe UI" w:cs="Segoe UI"/>
-                <w:color w:val="000000" w:themeColor="text1"/>
-                <w:sz w:val="20"/>
-                <w:szCs w:val="20"/>
-              </w:rPr>
-              <w:t>3.0</w:t>
-            </w:r>
-          </w:p>
-        </w:tc>
-        <w:tc>
-          <w:tcPr>
-            <w:tcW w:w="0" w:type="auto"/>
-            <w:tcBorders>
-              <w:top w:val="single" w:sz="6" w:space="0" w:color="2A2B2C"/>
-              <w:left w:val="single" w:sz="6" w:space="0" w:color="2A2B2C"/>
-              <w:bottom w:val="single" w:sz="6" w:space="0" w:color="2A2B2C"/>
-              <w:right w:val="single" w:sz="6" w:space="0" w:color="2A2B2C"/>
-            </w:tcBorders>
-            <w:shd w:val="clear" w:color="auto" w:fill="191A1B"/>
-            <w:tcMar>
-              <w:top w:w="30" w:type="dxa"/>
-              <w:left w:w="30" w:type="dxa"/>
-              <w:bottom w:w="30" w:type="dxa"/>
-              <w:right w:w="30" w:type="dxa"/>
-            </w:tcMar>
-            <w:vAlign w:val="center"/>
-            <w:hideMark/>
-          </w:tcPr>
-          <w:p>
-            <w:pPr>
-              <w:shd w:val="clear" w:color="auto" w:fill="FFFFFF" w:themeFill="background1"/>
-              <w:spacing w:after="0" w:line="240" w:lineRule="auto"/>
-              <w:jc w:val="right"/>
-              <w:rPr>
-                <w:rFonts w:ascii="Segoe UI" w:eastAsia="Times New Roman" w:hAnsi="Segoe UI" w:cs="Segoe UI"/>
-                <w:color w:val="000000" w:themeColor="text1"/>
-                <w:sz w:val="20"/>
-                <w:szCs w:val="20"/>
-              </w:rPr>
-            </w:pPr>
-            <w:r>
-              <w:rPr>
-                <w:rFonts w:ascii="Segoe UI" w:eastAsia="Times New Roman" w:hAnsi="Segoe UI" w:cs="Segoe UI"/>
-                <w:b/>
-                <w:bCs/>
-                <w:color w:val="000000" w:themeColor="text1"/>
-                <w:sz w:val="20"/>
-                <w:szCs w:val="20"/>
-              </w:rPr>
-              <w:t>19.1</w:t>
+                <w:sz w:val="18"/>
+              </w:rPr>
+              <w:t>Δ (Opus 5 − FF)</w:t>
+            </w:r>
+          </w:p>
+        </w:tc>
+        <w:tc>
+          <w:tcPr>
+            <w:tcW w:w="785" w:type="dxa"/>
+          </w:tcPr>
+          <w:p>
+            <w:r>
+              <w:rPr>
+                <w:sz w:val="18"/>
+              </w:rPr>
+              <w:t>−1.1</w:t>
+            </w:r>
+          </w:p>
+        </w:tc>
+        <w:tc>
+          <w:tcPr>
+            <w:tcW w:w="785" w:type="dxa"/>
+          </w:tcPr>
+          <w:p>
+            <w:r>
+              <w:rPr>
+                <w:sz w:val="18"/>
+              </w:rPr>
+              <w:t>−3.3</w:t>
+            </w:r>
+          </w:p>
+        </w:tc>
+        <w:tc>
+          <w:tcPr>
+            <w:tcW w:w="785" w:type="dxa"/>
+          </w:tcPr>
+          <w:p>
+            <w:r>
+              <w:rPr>
+                <w:sz w:val="18"/>
+              </w:rPr>
+              <w:t>−0.5</w:t>
+            </w:r>
+          </w:p>
+        </w:tc>
+        <w:tc>
+          <w:tcPr>
+            <w:tcW w:w="785" w:type="dxa"/>
+          </w:tcPr>
+          <w:p>
+            <w:r>
+              <w:rPr>
+                <w:sz w:val="18"/>
+              </w:rPr>
+              <w:t>0.0</w:t>
+            </w:r>
+          </w:p>
+        </w:tc>
+        <w:tc>
+          <w:tcPr>
+            <w:tcW w:w="785" w:type="dxa"/>
+          </w:tcPr>
+          <w:p>
+            <w:r>
+              <w:rPr>
+                <w:sz w:val="18"/>
+              </w:rPr>
+              <w:t>−0.2</w:t>
+            </w:r>
+          </w:p>
+        </w:tc>
+        <w:tc>
+          <w:tcPr>
+            <w:tcW w:w="785" w:type="dxa"/>
+          </w:tcPr>
+          <w:p>
+            <w:r>
+              <w:rPr>
+                <w:sz w:val="18"/>
+              </w:rPr>
+              <w:t>−0.8</w:t>
+            </w:r>
+          </w:p>
+        </w:tc>
+        <w:tc>
+          <w:tcPr>
+            <w:tcW w:w="785" w:type="dxa"/>
+          </w:tcPr>
+          <w:p>
+            <w:r>
+              <w:rPr>
+                <w:sz w:val="18"/>
+              </w:rPr>
+              <w:t>−2.2</w:t>
+            </w:r>
+          </w:p>
+        </w:tc>
+        <w:tc>
+          <w:tcPr>
+            <w:tcW w:w="785" w:type="dxa"/>
+          </w:tcPr>
+          <w:p>
+            <w:r>
+              <w:rPr>
+                <w:sz w:val="18"/>
+              </w:rPr>
+              <w:t>+0.9</w:t>
+            </w:r>
+          </w:p>
+        </w:tc>
+        <w:tc>
+          <w:tcPr>
+            <w:tcW w:w="785" w:type="dxa"/>
+          </w:tcPr>
+          <w:p>
+            <w:r>
+              <w:rPr>
+                <w:sz w:val="18"/>
+              </w:rPr>
+              <w:t>+0.1</w:t>
+            </w:r>
+          </w:p>
+        </w:tc>
+        <w:tc>
+          <w:tcPr>
+            <w:tcW w:w="785" w:type="dxa"/>
+          </w:tcPr>
+          <w:p>
+            <w:r>
+              <w:rPr>
+                <w:sz w:val="18"/>
+              </w:rPr>
+              <w:t>−1.5</w:t>
             </w:r>
           </w:p>
         </w:tc>
       </w:tr>
     </w:tbl>
     <w:p>
-      <w:pPr>
-        <w:shd w:val="clear" w:color="auto" w:fill="FFFFFF" w:themeFill="background1"/>
-        <w:spacing w:before="24" w:after="48" w:line="240" w:lineRule="auto"/>
-        <w:rPr>
-          <w:rFonts w:ascii="Segoe UI" w:eastAsia="Times New Roman" w:hAnsi="Segoe UI" w:cs="Segoe UI"/>
-          <w:color w:val="000000" w:themeColor="text1"/>
-          <w:sz w:val="20"/>
-          <w:szCs w:val="20"/>
-        </w:rPr>
-      </w:pPr>
-      <w:r>
-        <w:rPr>
-          <w:rFonts w:ascii="Segoe UI" w:eastAsia="Times New Roman" w:hAnsi="Segoe UI" w:cs="Segoe UI"/>
-          <w:color w:val="000000" w:themeColor="text1"/>
-          <w:sz w:val="20"/>
-          <w:szCs w:val="20"/>
-        </w:rPr>
-        <w:t>Hits/totals behind those, for the record:</w:t>
-      </w:r>
-    </w:p>
-    <w:p>
-      <w:r>
-        <w:br w:type="page"/>
-      </w:r>
-    </w:p>
-    <w:p>
-      <w:pPr>
-        <w:rPr>
-          <w:b/>
-          <w:bCs/>
-        </w:rPr>
-      </w:pPr>
-      <w:r>
-        <w:rPr>
-          <w:b/>
-          <w:bCs/>
-        </w:rPr>
-        <w:lastRenderedPageBreak/>
-        <w:t>Opus 5</w:t>
-      </w:r>
-    </w:p>
-    <w:p/>
-    <w:p/>
-    <w:p>
-      <w:pPr>
-        <w:shd w:val="clear" w:color="auto" w:fill="FFFFFF" w:themeFill="background1"/>
-        <w:spacing w:after="48" w:line="240" w:lineRule="auto"/>
-        <w:rPr>
-          <w:rFonts w:ascii="Segoe UI" w:eastAsia="Times New Roman" w:hAnsi="Segoe UI" w:cs="Segoe UI"/>
-          <w:color w:val="000000" w:themeColor="text1"/>
-          <w:sz w:val="20"/>
-          <w:szCs w:val="20"/>
-        </w:rPr>
-      </w:pPr>
-      <w:r>
-        <w:rPr>
-          <w:rFonts w:ascii="Segoe UI" w:eastAsia="Times New Roman" w:hAnsi="Segoe UI" w:cs="Segoe UI"/>
-          <w:color w:val="000000" w:themeColor="text1"/>
-          <w:sz w:val="20"/>
-          <w:szCs w:val="20"/>
-        </w:rPr>
-        <w:t xml:space="preserve">The </w:t>
-      </w:r>
-      <w:r>
-        <w:rPr>
-          <w:rFonts w:ascii="Segoe UI" w:eastAsia="Times New Roman" w:hAnsi="Segoe UI" w:cs="Segoe UI"/>
-          <w:b/>
-          <w:bCs/>
-          <w:color w:val="000000" w:themeColor="text1"/>
-          <w:sz w:val="20"/>
-          <w:szCs w:val="20"/>
-        </w:rPr>
-        <w:t>"Coverage AFL + FF-MUT"</w:t>
-      </w:r>
-      <w:r>
-        <w:rPr>
-          <w:rFonts w:ascii="Segoe UI" w:eastAsia="Times New Roman" w:hAnsi="Segoe UI" w:cs="Segoe UI"/>
-          <w:color w:val="000000" w:themeColor="text1"/>
-          <w:sz w:val="20"/>
-          <w:szCs w:val="20"/>
-        </w:rPr>
-        <w:t xml:space="preserve"> table now reads:</w:t>
+      <w:r>
+        <w:t>Function coverage (%)</w:t>
       </w:r>
     </w:p>
     <w:tbl>
       <w:tblPr>
+        <w:tblStyle w:val="TableGrid"/>
         <w:tblW w:w="0" w:type="auto"/>
-        <w:tblBorders>
-          <w:top w:val="single" w:sz="6" w:space="0" w:color="2A2B2C"/>
-          <w:left w:val="single" w:sz="6" w:space="0" w:color="2A2B2C"/>
-          <w:bottom w:val="single" w:sz="6" w:space="0" w:color="2A2B2C"/>
-          <w:right w:val="single" w:sz="6" w:space="0" w:color="2A2B2C"/>
-        </w:tblBorders>
-        <w:shd w:val="clear" w:color="auto" w:fill="191A1B"/>
-        <w:tblCellMar>
-          <w:top w:w="15" w:type="dxa"/>
-          <w:left w:w="15" w:type="dxa"/>
-          <w:bottom w:w="15" w:type="dxa"/>
-          <w:right w:w="15" w:type="dxa"/>
-        </w:tblCellMar>
         <w:tblLook w:val="04A0" w:firstRow="1" w:lastRow="0" w:firstColumn="1" w:lastColumn="0" w:noHBand="0" w:noVBand="1"/>
       </w:tblPr>
       <w:tblGrid>
-        <w:gridCol w:w="2334"/>
-        <w:gridCol w:w="484"/>
-        <w:gridCol w:w="684"/>
-        <w:gridCol w:w="540"/>
-        <w:gridCol w:w="630"/>
-        <w:gridCol w:w="630"/>
-        <w:gridCol w:w="540"/>
-        <w:gridCol w:w="630"/>
-        <w:gridCol w:w="630"/>
-        <w:gridCol w:w="718"/>
-        <w:gridCol w:w="720"/>
+        <w:gridCol w:w="1129"/>
+        <w:gridCol w:w="748"/>
+        <w:gridCol w:w="744"/>
+        <w:gridCol w:w="744"/>
+        <w:gridCol w:w="756"/>
+        <w:gridCol w:w="750"/>
+        <w:gridCol w:w="744"/>
+        <w:gridCol w:w="763"/>
+        <w:gridCol w:w="744"/>
+        <w:gridCol w:w="756"/>
+        <w:gridCol w:w="752"/>
       </w:tblGrid>
       <w:tr>
-        <w:trPr>
-          <w:tblHeader/>
-        </w:trPr>
-        <w:tc>
-          <w:tcPr>
-            <w:tcW w:w="0" w:type="auto"/>
-            <w:tcBorders>
-              <w:top w:val="single" w:sz="6" w:space="0" w:color="2A2B2C"/>
-              <w:left w:val="single" w:sz="6" w:space="0" w:color="2A2B2C"/>
-              <w:bottom w:val="single" w:sz="6" w:space="0" w:color="2A2B2C"/>
-              <w:right w:val="single" w:sz="6" w:space="0" w:color="2A2B2C"/>
-            </w:tcBorders>
-            <w:shd w:val="clear" w:color="auto" w:fill="191A1B"/>
-            <w:tcMar>
-              <w:top w:w="30" w:type="dxa"/>
-              <w:left w:w="30" w:type="dxa"/>
-              <w:bottom w:w="30" w:type="dxa"/>
-              <w:right w:w="30" w:type="dxa"/>
-            </w:tcMar>
-            <w:vAlign w:val="center"/>
-            <w:hideMark/>
-          </w:tcPr>
-          <w:p>
-            <w:pPr>
-              <w:shd w:val="clear" w:color="auto" w:fill="FFFFFF" w:themeFill="background1"/>
-              <w:spacing w:after="0" w:line="240" w:lineRule="auto"/>
-              <w:jc w:val="center"/>
-              <w:rPr>
-                <w:rFonts w:ascii="Segoe UI" w:eastAsia="Times New Roman" w:hAnsi="Segoe UI" w:cs="Segoe UI"/>
+        <w:tc>
+          <w:tcPr>
+            <w:tcW w:w="785" w:type="dxa"/>
+          </w:tcPr>
+          <w:p>
+            <w:r>
+              <w:rPr>
                 <w:b/>
-                <w:bCs/>
-                <w:color w:val="000000" w:themeColor="text1"/>
-                <w:sz w:val="20"/>
-                <w:szCs w:val="20"/>
-              </w:rPr>
-            </w:pPr>
-            <w:r>
-              <w:rPr>
-                <w:rFonts w:ascii="Segoe UI" w:eastAsia="Times New Roman" w:hAnsi="Segoe UI" w:cs="Segoe UI"/>
+                <w:sz w:val="18"/>
+              </w:rPr>
+              <w:t>Setting</w:t>
+            </w:r>
+          </w:p>
+        </w:tc>
+        <w:tc>
+          <w:tcPr>
+            <w:tcW w:w="785" w:type="dxa"/>
+          </w:tcPr>
+          <w:p>
+            <w:r>
+              <w:rPr>
                 <w:b/>
-                <w:bCs/>
-                <w:color w:val="000000" w:themeColor="text1"/>
-                <w:sz w:val="20"/>
-                <w:szCs w:val="20"/>
-              </w:rPr>
-              <w:t>Setting</w:t>
-            </w:r>
-          </w:p>
-        </w:tc>
-        <w:tc>
-          <w:tcPr>
-            <w:tcW w:w="0" w:type="auto"/>
-            <w:tcBorders>
-              <w:top w:val="single" w:sz="6" w:space="0" w:color="2A2B2C"/>
-              <w:left w:val="single" w:sz="6" w:space="0" w:color="2A2B2C"/>
-              <w:bottom w:val="single" w:sz="6" w:space="0" w:color="2A2B2C"/>
-              <w:right w:val="single" w:sz="6" w:space="0" w:color="2A2B2C"/>
-            </w:tcBorders>
-            <w:shd w:val="clear" w:color="auto" w:fill="191A1B"/>
-            <w:tcMar>
-              <w:top w:w="30" w:type="dxa"/>
-              <w:left w:w="30" w:type="dxa"/>
-              <w:bottom w:w="30" w:type="dxa"/>
-              <w:right w:w="30" w:type="dxa"/>
-            </w:tcMar>
-            <w:vAlign w:val="center"/>
-            <w:hideMark/>
-          </w:tcPr>
-          <w:p>
-            <w:pPr>
-              <w:shd w:val="clear" w:color="auto" w:fill="FFFFFF" w:themeFill="background1"/>
-              <w:spacing w:after="0" w:line="240" w:lineRule="auto"/>
-              <w:jc w:val="right"/>
-              <w:rPr>
-                <w:rFonts w:ascii="Segoe UI" w:eastAsia="Times New Roman" w:hAnsi="Segoe UI" w:cs="Segoe UI"/>
+                <w:sz w:val="18"/>
+              </w:rPr>
+              <w:t>PNG</w:t>
+            </w:r>
+          </w:p>
+        </w:tc>
+        <w:tc>
+          <w:tcPr>
+            <w:tcW w:w="785" w:type="dxa"/>
+          </w:tcPr>
+          <w:p>
+            <w:r>
+              <w:rPr>
                 <w:b/>
-                <w:bCs/>
-                <w:color w:val="000000" w:themeColor="text1"/>
-                <w:sz w:val="20"/>
-                <w:szCs w:val="20"/>
-              </w:rPr>
-            </w:pPr>
-            <w:r>
-              <w:rPr>
-                <w:rFonts w:ascii="Segoe UI" w:eastAsia="Times New Roman" w:hAnsi="Segoe UI" w:cs="Segoe UI"/>
+                <w:sz w:val="18"/>
+              </w:rPr>
+              <w:t>JPG</w:t>
+            </w:r>
+          </w:p>
+        </w:tc>
+        <w:tc>
+          <w:tcPr>
+            <w:tcW w:w="785" w:type="dxa"/>
+          </w:tcPr>
+          <w:p>
+            <w:r>
+              <w:rPr>
                 <w:b/>
-                <w:bCs/>
-                <w:color w:val="000000" w:themeColor="text1"/>
-                <w:sz w:val="20"/>
-                <w:szCs w:val="20"/>
-              </w:rPr>
-              <w:t>PNG</w:t>
-            </w:r>
-          </w:p>
-        </w:tc>
-        <w:tc>
-          <w:tcPr>
-            <w:tcW w:w="684" w:type="dxa"/>
-            <w:tcBorders>
-              <w:top w:val="single" w:sz="6" w:space="0" w:color="2A2B2C"/>
-              <w:left w:val="single" w:sz="6" w:space="0" w:color="2A2B2C"/>
-              <w:bottom w:val="single" w:sz="6" w:space="0" w:color="2A2B2C"/>
-              <w:right w:val="single" w:sz="6" w:space="0" w:color="2A2B2C"/>
-            </w:tcBorders>
-            <w:shd w:val="clear" w:color="auto" w:fill="191A1B"/>
-            <w:tcMar>
-              <w:top w:w="30" w:type="dxa"/>
-              <w:left w:w="30" w:type="dxa"/>
-              <w:bottom w:w="30" w:type="dxa"/>
-              <w:right w:w="30" w:type="dxa"/>
-            </w:tcMar>
-            <w:vAlign w:val="center"/>
-            <w:hideMark/>
-          </w:tcPr>
-          <w:p>
-            <w:pPr>
-              <w:shd w:val="clear" w:color="auto" w:fill="FFFFFF" w:themeFill="background1"/>
-              <w:spacing w:after="0" w:line="240" w:lineRule="auto"/>
-              <w:jc w:val="right"/>
-              <w:rPr>
-                <w:rFonts w:ascii="Segoe UI" w:eastAsia="Times New Roman" w:hAnsi="Segoe UI" w:cs="Segoe UI"/>
+                <w:sz w:val="18"/>
+              </w:rPr>
+              <w:t>GIF</w:t>
+            </w:r>
+          </w:p>
+        </w:tc>
+        <w:tc>
+          <w:tcPr>
+            <w:tcW w:w="785" w:type="dxa"/>
+          </w:tcPr>
+          <w:p>
+            <w:r>
+              <w:rPr>
                 <w:b/>
-                <w:bCs/>
-                <w:color w:val="000000" w:themeColor="text1"/>
-                <w:sz w:val="20"/>
-                <w:szCs w:val="20"/>
-              </w:rPr>
-            </w:pPr>
-            <w:r>
-              <w:rPr>
-                <w:rFonts w:ascii="Segoe UI" w:eastAsia="Times New Roman" w:hAnsi="Segoe UI" w:cs="Segoe UI"/>
+                <w:sz w:val="18"/>
+              </w:rPr>
+              <w:t>MIDI</w:t>
+            </w:r>
+          </w:p>
+        </w:tc>
+        <w:tc>
+          <w:tcPr>
+            <w:tcW w:w="785" w:type="dxa"/>
+          </w:tcPr>
+          <w:p>
+            <w:r>
+              <w:rPr>
                 <w:b/>
-                <w:bCs/>
-                <w:color w:val="000000" w:themeColor="text1"/>
-                <w:sz w:val="20"/>
-                <w:szCs w:val="20"/>
-              </w:rPr>
-              <w:t>JPG</w:t>
-            </w:r>
-          </w:p>
-        </w:tc>
-        <w:tc>
-          <w:tcPr>
-            <w:tcW w:w="540" w:type="dxa"/>
-            <w:tcBorders>
-              <w:top w:val="single" w:sz="6" w:space="0" w:color="2A2B2C"/>
-              <w:left w:val="single" w:sz="6" w:space="0" w:color="2A2B2C"/>
-              <w:bottom w:val="single" w:sz="6" w:space="0" w:color="2A2B2C"/>
-              <w:right w:val="single" w:sz="6" w:space="0" w:color="2A2B2C"/>
-            </w:tcBorders>
-            <w:shd w:val="clear" w:color="auto" w:fill="191A1B"/>
-            <w:tcMar>
-              <w:top w:w="30" w:type="dxa"/>
-              <w:left w:w="30" w:type="dxa"/>
-              <w:bottom w:w="30" w:type="dxa"/>
-              <w:right w:w="30" w:type="dxa"/>
-            </w:tcMar>
-            <w:vAlign w:val="center"/>
-            <w:hideMark/>
-          </w:tcPr>
-          <w:p>
-            <w:pPr>
-              <w:shd w:val="clear" w:color="auto" w:fill="FFFFFF" w:themeFill="background1"/>
-              <w:spacing w:after="0" w:line="240" w:lineRule="auto"/>
-              <w:jc w:val="right"/>
-              <w:rPr>
-                <w:rFonts w:ascii="Segoe UI" w:eastAsia="Times New Roman" w:hAnsi="Segoe UI" w:cs="Segoe UI"/>
+                <w:sz w:val="18"/>
+              </w:rPr>
+              <w:t>MP4</w:t>
+            </w:r>
+          </w:p>
+        </w:tc>
+        <w:tc>
+          <w:tcPr>
+            <w:tcW w:w="785" w:type="dxa"/>
+          </w:tcPr>
+          <w:p>
+            <w:r>
+              <w:rPr>
                 <w:b/>
-                <w:bCs/>
-                <w:color w:val="000000" w:themeColor="text1"/>
-                <w:sz w:val="20"/>
-                <w:szCs w:val="20"/>
-              </w:rPr>
-            </w:pPr>
-            <w:r>
-              <w:rPr>
-                <w:rFonts w:ascii="Segoe UI" w:eastAsia="Times New Roman" w:hAnsi="Segoe UI" w:cs="Segoe UI"/>
+                <w:sz w:val="18"/>
+              </w:rPr>
+              <w:t>ZIP</w:t>
+            </w:r>
+          </w:p>
+        </w:tc>
+        <w:tc>
+          <w:tcPr>
+            <w:tcW w:w="785" w:type="dxa"/>
+          </w:tcPr>
+          <w:p>
+            <w:r>
+              <w:rPr>
                 <w:b/>
-                <w:bCs/>
-                <w:color w:val="000000" w:themeColor="text1"/>
-                <w:sz w:val="20"/>
-                <w:szCs w:val="20"/>
-              </w:rPr>
-              <w:t>GIF</w:t>
-            </w:r>
-          </w:p>
-        </w:tc>
-        <w:tc>
-          <w:tcPr>
-            <w:tcW w:w="630" w:type="dxa"/>
-            <w:tcBorders>
-              <w:top w:val="single" w:sz="6" w:space="0" w:color="2A2B2C"/>
-              <w:left w:val="single" w:sz="6" w:space="0" w:color="2A2B2C"/>
-              <w:bottom w:val="single" w:sz="6" w:space="0" w:color="2A2B2C"/>
-              <w:right w:val="single" w:sz="6" w:space="0" w:color="2A2B2C"/>
-            </w:tcBorders>
-            <w:shd w:val="clear" w:color="auto" w:fill="191A1B"/>
-            <w:tcMar>
-              <w:top w:w="30" w:type="dxa"/>
-              <w:left w:w="30" w:type="dxa"/>
-              <w:bottom w:w="30" w:type="dxa"/>
-              <w:right w:w="30" w:type="dxa"/>
-            </w:tcMar>
-            <w:vAlign w:val="center"/>
-            <w:hideMark/>
-          </w:tcPr>
-          <w:p>
-            <w:pPr>
-              <w:shd w:val="clear" w:color="auto" w:fill="FFFFFF" w:themeFill="background1"/>
-              <w:spacing w:after="0" w:line="240" w:lineRule="auto"/>
-              <w:jc w:val="right"/>
-              <w:rPr>
-                <w:rFonts w:ascii="Segoe UI" w:eastAsia="Times New Roman" w:hAnsi="Segoe UI" w:cs="Segoe UI"/>
+                <w:sz w:val="18"/>
+              </w:rPr>
+              <w:t>PCAP</w:t>
+            </w:r>
+          </w:p>
+        </w:tc>
+        <w:tc>
+          <w:tcPr>
+            <w:tcW w:w="785" w:type="dxa"/>
+          </w:tcPr>
+          <w:p>
+            <w:r>
+              <w:rPr>
                 <w:b/>
-                <w:bCs/>
-                <w:color w:val="000000" w:themeColor="text1"/>
-                <w:sz w:val="20"/>
-                <w:szCs w:val="20"/>
-              </w:rPr>
-            </w:pPr>
-            <w:r>
-              <w:rPr>
-                <w:rFonts w:ascii="Segoe UI" w:eastAsia="Times New Roman" w:hAnsi="Segoe UI" w:cs="Segoe UI"/>
+                <w:sz w:val="18"/>
+              </w:rPr>
+              <w:t>AVI</w:t>
+            </w:r>
+          </w:p>
+        </w:tc>
+        <w:tc>
+          <w:tcPr>
+            <w:tcW w:w="785" w:type="dxa"/>
+          </w:tcPr>
+          <w:p>
+            <w:r>
+              <w:rPr>
                 <w:b/>
-                <w:bCs/>
-                <w:color w:val="000000" w:themeColor="text1"/>
-                <w:sz w:val="20"/>
-                <w:szCs w:val="20"/>
-              </w:rPr>
-              <w:t>MIDI</w:t>
-            </w:r>
-          </w:p>
-        </w:tc>
-        <w:tc>
-          <w:tcPr>
-            <w:tcW w:w="630" w:type="dxa"/>
-            <w:tcBorders>
-              <w:top w:val="single" w:sz="6" w:space="0" w:color="2A2B2C"/>
-              <w:left w:val="single" w:sz="6" w:space="0" w:color="2A2B2C"/>
-              <w:bottom w:val="single" w:sz="6" w:space="0" w:color="2A2B2C"/>
-              <w:right w:val="single" w:sz="6" w:space="0" w:color="2A2B2C"/>
-            </w:tcBorders>
-            <w:shd w:val="clear" w:color="auto" w:fill="191A1B"/>
-            <w:tcMar>
-              <w:top w:w="30" w:type="dxa"/>
-              <w:left w:w="30" w:type="dxa"/>
-              <w:bottom w:w="30" w:type="dxa"/>
-              <w:right w:w="30" w:type="dxa"/>
-            </w:tcMar>
-            <w:vAlign w:val="center"/>
-            <w:hideMark/>
-          </w:tcPr>
-          <w:p>
-            <w:pPr>
-              <w:shd w:val="clear" w:color="auto" w:fill="FFFFFF" w:themeFill="background1"/>
-              <w:spacing w:after="0" w:line="240" w:lineRule="auto"/>
-              <w:jc w:val="right"/>
-              <w:rPr>
-                <w:rFonts w:ascii="Segoe UI" w:eastAsia="Times New Roman" w:hAnsi="Segoe UI" w:cs="Segoe UI"/>
+                <w:sz w:val="18"/>
+              </w:rPr>
+              <w:t>WAV</w:t>
+            </w:r>
+          </w:p>
+        </w:tc>
+        <w:tc>
+          <w:tcPr>
+            <w:tcW w:w="785" w:type="dxa"/>
+          </w:tcPr>
+          <w:p>
+            <w:r>
+              <w:rPr>
                 <w:b/>
-                <w:bCs/>
-                <w:color w:val="000000" w:themeColor="text1"/>
-                <w:sz w:val="20"/>
-                <w:szCs w:val="20"/>
-              </w:rPr>
-            </w:pPr>
-            <w:r>
-              <w:rPr>
-                <w:rFonts w:ascii="Segoe UI" w:eastAsia="Times New Roman" w:hAnsi="Segoe UI" w:cs="Segoe UI"/>
-                <w:b/>
-                <w:bCs/>
-                <w:color w:val="000000" w:themeColor="text1"/>
-                <w:sz w:val="20"/>
-                <w:szCs w:val="20"/>
-              </w:rPr>
-              <w:t>MP4</w:t>
-            </w:r>
-          </w:p>
-        </w:tc>
-        <w:tc>
-          <w:tcPr>
-            <w:tcW w:w="540" w:type="dxa"/>
-            <w:tcBorders>
-              <w:top w:val="single" w:sz="6" w:space="0" w:color="2A2B2C"/>
-              <w:left w:val="single" w:sz="6" w:space="0" w:color="2A2B2C"/>
-              <w:bottom w:val="single" w:sz="6" w:space="0" w:color="2A2B2C"/>
-              <w:right w:val="single" w:sz="6" w:space="0" w:color="2A2B2C"/>
-            </w:tcBorders>
-            <w:shd w:val="clear" w:color="auto" w:fill="191A1B"/>
-            <w:tcMar>
-              <w:top w:w="30" w:type="dxa"/>
-              <w:left w:w="30" w:type="dxa"/>
-              <w:bottom w:w="30" w:type="dxa"/>
-              <w:right w:w="30" w:type="dxa"/>
-            </w:tcMar>
-            <w:vAlign w:val="center"/>
-            <w:hideMark/>
-          </w:tcPr>
-          <w:p>
-            <w:pPr>
-              <w:shd w:val="clear" w:color="auto" w:fill="FFFFFF" w:themeFill="background1"/>
-              <w:spacing w:after="0" w:line="240" w:lineRule="auto"/>
-              <w:jc w:val="right"/>
-              <w:rPr>
-                <w:rFonts w:ascii="Segoe UI" w:eastAsia="Times New Roman" w:hAnsi="Segoe UI" w:cs="Segoe UI"/>
-                <w:b/>
-                <w:bCs/>
-                <w:color w:val="000000" w:themeColor="text1"/>
-                <w:sz w:val="20"/>
-                <w:szCs w:val="20"/>
-              </w:rPr>
-            </w:pPr>
-            <w:r>
-              <w:rPr>
-                <w:rFonts w:ascii="Segoe UI" w:eastAsia="Times New Roman" w:hAnsi="Segoe UI" w:cs="Segoe UI"/>
-                <w:b/>
-                <w:bCs/>
-                <w:color w:val="000000" w:themeColor="text1"/>
-                <w:sz w:val="20"/>
-                <w:szCs w:val="20"/>
-              </w:rPr>
-              <w:t>ZIP</w:t>
-            </w:r>
-          </w:p>
-        </w:tc>
-        <w:tc>
-          <w:tcPr>
-            <w:tcW w:w="630" w:type="dxa"/>
-            <w:tcBorders>
-              <w:top w:val="single" w:sz="6" w:space="0" w:color="2A2B2C"/>
-              <w:left w:val="single" w:sz="6" w:space="0" w:color="2A2B2C"/>
-              <w:bottom w:val="single" w:sz="6" w:space="0" w:color="2A2B2C"/>
-              <w:right w:val="single" w:sz="6" w:space="0" w:color="2A2B2C"/>
-            </w:tcBorders>
-            <w:shd w:val="clear" w:color="auto" w:fill="191A1B"/>
-            <w:tcMar>
-              <w:top w:w="30" w:type="dxa"/>
-              <w:left w:w="30" w:type="dxa"/>
-              <w:bottom w:w="30" w:type="dxa"/>
-              <w:right w:w="30" w:type="dxa"/>
-            </w:tcMar>
-            <w:vAlign w:val="center"/>
-            <w:hideMark/>
-          </w:tcPr>
-          <w:p>
-            <w:pPr>
-              <w:shd w:val="clear" w:color="auto" w:fill="FFFFFF" w:themeFill="background1"/>
-              <w:spacing w:after="0" w:line="240" w:lineRule="auto"/>
-              <w:jc w:val="right"/>
-              <w:rPr>
-                <w:rFonts w:ascii="Segoe UI" w:eastAsia="Times New Roman" w:hAnsi="Segoe UI" w:cs="Segoe UI"/>
-                <w:b/>
-                <w:bCs/>
-                <w:color w:val="000000" w:themeColor="text1"/>
-                <w:sz w:val="20"/>
-                <w:szCs w:val="20"/>
-              </w:rPr>
-            </w:pPr>
-            <w:r>
-              <w:rPr>
-                <w:rFonts w:ascii="Segoe UI" w:eastAsia="Times New Roman" w:hAnsi="Segoe UI" w:cs="Segoe UI"/>
-                <w:b/>
-                <w:bCs/>
-                <w:color w:val="000000" w:themeColor="text1"/>
-                <w:sz w:val="20"/>
-                <w:szCs w:val="20"/>
-              </w:rPr>
-              <w:t>PCAP</w:t>
-            </w:r>
-          </w:p>
-        </w:tc>
-        <w:tc>
-          <w:tcPr>
-            <w:tcW w:w="630" w:type="dxa"/>
-            <w:tcBorders>
-              <w:top w:val="single" w:sz="6" w:space="0" w:color="2A2B2C"/>
-              <w:left w:val="single" w:sz="6" w:space="0" w:color="2A2B2C"/>
-              <w:bottom w:val="single" w:sz="6" w:space="0" w:color="2A2B2C"/>
-              <w:right w:val="single" w:sz="6" w:space="0" w:color="2A2B2C"/>
-            </w:tcBorders>
-            <w:shd w:val="clear" w:color="auto" w:fill="191A1B"/>
-            <w:tcMar>
-              <w:top w:w="30" w:type="dxa"/>
-              <w:left w:w="30" w:type="dxa"/>
-              <w:bottom w:w="30" w:type="dxa"/>
-              <w:right w:w="30" w:type="dxa"/>
-            </w:tcMar>
-            <w:vAlign w:val="center"/>
-            <w:hideMark/>
-          </w:tcPr>
-          <w:p>
-            <w:pPr>
-              <w:shd w:val="clear" w:color="auto" w:fill="FFFFFF" w:themeFill="background1"/>
-              <w:spacing w:after="0" w:line="240" w:lineRule="auto"/>
-              <w:jc w:val="right"/>
-              <w:rPr>
-                <w:rFonts w:ascii="Segoe UI" w:eastAsia="Times New Roman" w:hAnsi="Segoe UI" w:cs="Segoe UI"/>
-                <w:b/>
-                <w:bCs/>
-                <w:color w:val="000000" w:themeColor="text1"/>
-                <w:sz w:val="20"/>
-                <w:szCs w:val="20"/>
-              </w:rPr>
-            </w:pPr>
-            <w:r>
-              <w:rPr>
-                <w:rFonts w:ascii="Segoe UI" w:eastAsia="Times New Roman" w:hAnsi="Segoe UI" w:cs="Segoe UI"/>
-                <w:b/>
-                <w:bCs/>
-                <w:color w:val="000000" w:themeColor="text1"/>
-                <w:sz w:val="20"/>
-                <w:szCs w:val="20"/>
-              </w:rPr>
-              <w:t>AVI</w:t>
-            </w:r>
-          </w:p>
-        </w:tc>
-        <w:tc>
-          <w:tcPr>
-            <w:tcW w:w="718" w:type="dxa"/>
-            <w:tcBorders>
-              <w:top w:val="single" w:sz="6" w:space="0" w:color="2A2B2C"/>
-              <w:left w:val="single" w:sz="6" w:space="0" w:color="2A2B2C"/>
-              <w:bottom w:val="single" w:sz="6" w:space="0" w:color="2A2B2C"/>
-              <w:right w:val="single" w:sz="6" w:space="0" w:color="2A2B2C"/>
-            </w:tcBorders>
-            <w:shd w:val="clear" w:color="auto" w:fill="191A1B"/>
-            <w:tcMar>
-              <w:top w:w="30" w:type="dxa"/>
-              <w:left w:w="30" w:type="dxa"/>
-              <w:bottom w:w="30" w:type="dxa"/>
-              <w:right w:w="30" w:type="dxa"/>
-            </w:tcMar>
-            <w:vAlign w:val="center"/>
-            <w:hideMark/>
-          </w:tcPr>
-          <w:p>
-            <w:pPr>
-              <w:shd w:val="clear" w:color="auto" w:fill="FFFFFF" w:themeFill="background1"/>
-              <w:spacing w:after="0" w:line="240" w:lineRule="auto"/>
-              <w:jc w:val="right"/>
-              <w:rPr>
-                <w:rFonts w:ascii="Segoe UI" w:eastAsia="Times New Roman" w:hAnsi="Segoe UI" w:cs="Segoe UI"/>
-                <w:b/>
-                <w:bCs/>
-                <w:color w:val="000000" w:themeColor="text1"/>
-                <w:sz w:val="20"/>
-                <w:szCs w:val="20"/>
-              </w:rPr>
-            </w:pPr>
-            <w:r>
-              <w:rPr>
-                <w:rFonts w:ascii="Segoe UI" w:eastAsia="Times New Roman" w:hAnsi="Segoe UI" w:cs="Segoe UI"/>
-                <w:b/>
-                <w:bCs/>
-                <w:color w:val="000000" w:themeColor="text1"/>
-                <w:sz w:val="20"/>
-                <w:szCs w:val="20"/>
-              </w:rPr>
-              <w:t>WAV</w:t>
-            </w:r>
-          </w:p>
-        </w:tc>
-        <w:tc>
-          <w:tcPr>
-            <w:tcW w:w="720" w:type="dxa"/>
-            <w:tcBorders>
-              <w:top w:val="single" w:sz="6" w:space="0" w:color="2A2B2C"/>
-              <w:left w:val="single" w:sz="6" w:space="0" w:color="2A2B2C"/>
-              <w:bottom w:val="single" w:sz="6" w:space="0" w:color="2A2B2C"/>
-              <w:right w:val="single" w:sz="6" w:space="0" w:color="2A2B2C"/>
-            </w:tcBorders>
-            <w:shd w:val="clear" w:color="auto" w:fill="191A1B"/>
-            <w:tcMar>
-              <w:top w:w="30" w:type="dxa"/>
-              <w:left w:w="30" w:type="dxa"/>
-              <w:bottom w:w="30" w:type="dxa"/>
-              <w:right w:w="30" w:type="dxa"/>
-            </w:tcMar>
-            <w:vAlign w:val="center"/>
-            <w:hideMark/>
-          </w:tcPr>
-          <w:p>
-            <w:pPr>
-              <w:shd w:val="clear" w:color="auto" w:fill="FFFFFF" w:themeFill="background1"/>
-              <w:spacing w:after="0" w:line="240" w:lineRule="auto"/>
-              <w:jc w:val="right"/>
-              <w:rPr>
-                <w:rFonts w:ascii="Segoe UI" w:eastAsia="Times New Roman" w:hAnsi="Segoe UI" w:cs="Segoe UI"/>
-                <w:b/>
-                <w:bCs/>
-                <w:color w:val="000000" w:themeColor="text1"/>
-                <w:sz w:val="20"/>
-                <w:szCs w:val="20"/>
-              </w:rPr>
-            </w:pPr>
-            <w:r>
-              <w:rPr>
-                <w:rFonts w:ascii="Segoe UI" w:eastAsia="Times New Roman" w:hAnsi="Segoe UI" w:cs="Segoe UI"/>
-                <w:b/>
-                <w:bCs/>
-                <w:color w:val="000000" w:themeColor="text1"/>
-                <w:sz w:val="20"/>
-                <w:szCs w:val="20"/>
+                <w:sz w:val="18"/>
               </w:rPr>
               <w:t>BMP</w:t>
             </w:r>
@@ -20632,462 +18527,145 @@
       <w:tr>
         <w:tc>
           <w:tcPr>
-            <w:tcW w:w="0" w:type="auto"/>
-            <w:tcBorders>
-              <w:top w:val="single" w:sz="6" w:space="0" w:color="2A2B2C"/>
-              <w:left w:val="single" w:sz="6" w:space="0" w:color="2A2B2C"/>
-              <w:bottom w:val="single" w:sz="6" w:space="0" w:color="2A2B2C"/>
-              <w:right w:val="single" w:sz="6" w:space="0" w:color="2A2B2C"/>
-            </w:tcBorders>
-            <w:shd w:val="clear" w:color="auto" w:fill="191A1B"/>
-            <w:tcMar>
-              <w:top w:w="30" w:type="dxa"/>
-              <w:left w:w="30" w:type="dxa"/>
-              <w:bottom w:w="30" w:type="dxa"/>
-              <w:right w:w="30" w:type="dxa"/>
-            </w:tcMar>
-            <w:vAlign w:val="center"/>
-            <w:hideMark/>
-          </w:tcPr>
-          <w:p>
-            <w:pPr>
-              <w:shd w:val="clear" w:color="auto" w:fill="FFFFFF" w:themeFill="background1"/>
-              <w:spacing w:after="0" w:line="240" w:lineRule="auto"/>
-              <w:rPr>
-                <w:rFonts w:ascii="Segoe UI" w:eastAsia="Times New Roman" w:hAnsi="Segoe UI" w:cs="Segoe UI"/>
-                <w:color w:val="000000" w:themeColor="text1"/>
-                <w:sz w:val="20"/>
-                <w:szCs w:val="20"/>
-              </w:rPr>
-            </w:pPr>
-            <w:r>
-              <w:rPr>
-                <w:rFonts w:ascii="Segoe UI" w:eastAsia="Times New Roman" w:hAnsi="Segoe UI" w:cs="Segoe UI"/>
-                <w:color w:val="000000" w:themeColor="text1"/>
-                <w:sz w:val="20"/>
-                <w:szCs w:val="20"/>
-              </w:rPr>
-              <w:t>FF-paper</w:t>
-            </w:r>
-          </w:p>
-        </w:tc>
-        <w:tc>
-          <w:tcPr>
-            <w:tcW w:w="0" w:type="auto"/>
-            <w:tcBorders>
-              <w:top w:val="single" w:sz="6" w:space="0" w:color="2A2B2C"/>
-              <w:left w:val="single" w:sz="6" w:space="0" w:color="2A2B2C"/>
-              <w:bottom w:val="single" w:sz="6" w:space="0" w:color="2A2B2C"/>
-              <w:right w:val="single" w:sz="6" w:space="0" w:color="2A2B2C"/>
-            </w:tcBorders>
-            <w:shd w:val="clear" w:color="auto" w:fill="191A1B"/>
-            <w:tcMar>
-              <w:top w:w="30" w:type="dxa"/>
-              <w:left w:w="30" w:type="dxa"/>
-              <w:bottom w:w="30" w:type="dxa"/>
-              <w:right w:w="30" w:type="dxa"/>
-            </w:tcMar>
-            <w:vAlign w:val="center"/>
-            <w:hideMark/>
-          </w:tcPr>
-          <w:p>
-            <w:pPr>
-              <w:shd w:val="clear" w:color="auto" w:fill="FFFFFF" w:themeFill="background1"/>
-              <w:spacing w:after="0" w:line="240" w:lineRule="auto"/>
-              <w:jc w:val="right"/>
-              <w:rPr>
-                <w:rFonts w:ascii="Segoe UI" w:eastAsia="Times New Roman" w:hAnsi="Segoe UI" w:cs="Segoe UI"/>
-                <w:color w:val="000000" w:themeColor="text1"/>
-                <w:sz w:val="20"/>
-                <w:szCs w:val="20"/>
-              </w:rPr>
-            </w:pPr>
-            <w:r>
-              <w:rPr>
-                <w:rFonts w:ascii="Segoe UI" w:eastAsia="Times New Roman" w:hAnsi="Segoe UI" w:cs="Segoe UI"/>
-                <w:color w:val="000000" w:themeColor="text1"/>
-                <w:sz w:val="20"/>
-                <w:szCs w:val="20"/>
-              </w:rPr>
-              <w:t>27.8</w:t>
-            </w:r>
-          </w:p>
-        </w:tc>
-        <w:tc>
-          <w:tcPr>
-            <w:tcW w:w="684" w:type="dxa"/>
-            <w:tcBorders>
-              <w:top w:val="single" w:sz="6" w:space="0" w:color="2A2B2C"/>
-              <w:left w:val="single" w:sz="6" w:space="0" w:color="2A2B2C"/>
-              <w:bottom w:val="single" w:sz="6" w:space="0" w:color="2A2B2C"/>
-              <w:right w:val="single" w:sz="6" w:space="0" w:color="2A2B2C"/>
-            </w:tcBorders>
-            <w:shd w:val="clear" w:color="auto" w:fill="191A1B"/>
-            <w:tcMar>
-              <w:top w:w="30" w:type="dxa"/>
-              <w:left w:w="30" w:type="dxa"/>
-              <w:bottom w:w="30" w:type="dxa"/>
-              <w:right w:w="30" w:type="dxa"/>
-            </w:tcMar>
-            <w:vAlign w:val="center"/>
-            <w:hideMark/>
-          </w:tcPr>
-          <w:p>
-            <w:pPr>
-              <w:shd w:val="clear" w:color="auto" w:fill="FFFFFF" w:themeFill="background1"/>
-              <w:spacing w:after="0" w:line="240" w:lineRule="auto"/>
-              <w:jc w:val="right"/>
-              <w:rPr>
-                <w:rFonts w:ascii="Segoe UI" w:eastAsia="Times New Roman" w:hAnsi="Segoe UI" w:cs="Segoe UI"/>
-                <w:color w:val="000000" w:themeColor="text1"/>
-                <w:sz w:val="20"/>
-                <w:szCs w:val="20"/>
-              </w:rPr>
-            </w:pPr>
-            <w:r>
-              <w:rPr>
-                <w:rFonts w:ascii="Segoe UI" w:eastAsia="Times New Roman" w:hAnsi="Segoe UI" w:cs="Segoe UI"/>
-                <w:color w:val="000000" w:themeColor="text1"/>
-                <w:sz w:val="20"/>
-                <w:szCs w:val="20"/>
-              </w:rPr>
-              <w:t>33.6</w:t>
-            </w:r>
-          </w:p>
-        </w:tc>
-        <w:tc>
-          <w:tcPr>
-            <w:tcW w:w="540" w:type="dxa"/>
-            <w:tcBorders>
-              <w:top w:val="single" w:sz="6" w:space="0" w:color="2A2B2C"/>
-              <w:left w:val="single" w:sz="6" w:space="0" w:color="2A2B2C"/>
-              <w:bottom w:val="single" w:sz="6" w:space="0" w:color="2A2B2C"/>
-              <w:right w:val="single" w:sz="6" w:space="0" w:color="2A2B2C"/>
-            </w:tcBorders>
-            <w:shd w:val="clear" w:color="auto" w:fill="191A1B"/>
-            <w:tcMar>
-              <w:top w:w="30" w:type="dxa"/>
-              <w:left w:w="30" w:type="dxa"/>
-              <w:bottom w:w="30" w:type="dxa"/>
-              <w:right w:w="30" w:type="dxa"/>
-            </w:tcMar>
-            <w:vAlign w:val="center"/>
-            <w:hideMark/>
-          </w:tcPr>
-          <w:p>
-            <w:pPr>
-              <w:shd w:val="clear" w:color="auto" w:fill="FFFFFF" w:themeFill="background1"/>
-              <w:spacing w:after="0" w:line="240" w:lineRule="auto"/>
-              <w:jc w:val="right"/>
-              <w:rPr>
-                <w:rFonts w:ascii="Segoe UI" w:eastAsia="Times New Roman" w:hAnsi="Segoe UI" w:cs="Segoe UI"/>
-                <w:color w:val="000000" w:themeColor="text1"/>
-                <w:sz w:val="20"/>
-                <w:szCs w:val="20"/>
-              </w:rPr>
-            </w:pPr>
-            <w:r>
-              <w:rPr>
-                <w:rFonts w:ascii="Segoe UI" w:eastAsia="Times New Roman" w:hAnsi="Segoe UI" w:cs="Segoe UI"/>
-                <w:color w:val="000000" w:themeColor="text1"/>
-                <w:sz w:val="20"/>
-                <w:szCs w:val="20"/>
-              </w:rPr>
-              <w:t>73.3</w:t>
-            </w:r>
-          </w:p>
-        </w:tc>
-        <w:tc>
-          <w:tcPr>
-            <w:tcW w:w="630" w:type="dxa"/>
-            <w:tcBorders>
-              <w:top w:val="single" w:sz="6" w:space="0" w:color="2A2B2C"/>
-              <w:left w:val="single" w:sz="6" w:space="0" w:color="2A2B2C"/>
-              <w:bottom w:val="single" w:sz="6" w:space="0" w:color="2A2B2C"/>
-              <w:right w:val="single" w:sz="6" w:space="0" w:color="2A2B2C"/>
-            </w:tcBorders>
-            <w:shd w:val="clear" w:color="auto" w:fill="191A1B"/>
-            <w:tcMar>
-              <w:top w:w="30" w:type="dxa"/>
-              <w:left w:w="30" w:type="dxa"/>
-              <w:bottom w:w="30" w:type="dxa"/>
-              <w:right w:w="30" w:type="dxa"/>
-            </w:tcMar>
-            <w:vAlign w:val="center"/>
-            <w:hideMark/>
-          </w:tcPr>
-          <w:p>
-            <w:pPr>
-              <w:shd w:val="clear" w:color="auto" w:fill="FFFFFF" w:themeFill="background1"/>
-              <w:spacing w:after="0" w:line="240" w:lineRule="auto"/>
-              <w:jc w:val="right"/>
-              <w:rPr>
-                <w:rFonts w:ascii="Segoe UI" w:eastAsia="Times New Roman" w:hAnsi="Segoe UI" w:cs="Segoe UI"/>
-                <w:color w:val="000000" w:themeColor="text1"/>
-                <w:sz w:val="20"/>
-                <w:szCs w:val="20"/>
-              </w:rPr>
-            </w:pPr>
-            <w:r>
-              <w:rPr>
-                <w:rFonts w:ascii="Segoe UI" w:eastAsia="Times New Roman" w:hAnsi="Segoe UI" w:cs="Segoe UI"/>
-                <w:color w:val="000000" w:themeColor="text1"/>
-                <w:sz w:val="20"/>
-                <w:szCs w:val="20"/>
-              </w:rPr>
-              <w:t>14.3</w:t>
-            </w:r>
-          </w:p>
-        </w:tc>
-        <w:tc>
-          <w:tcPr>
-            <w:tcW w:w="630" w:type="dxa"/>
-            <w:tcBorders>
-              <w:top w:val="single" w:sz="6" w:space="0" w:color="2A2B2C"/>
-              <w:left w:val="single" w:sz="6" w:space="0" w:color="2A2B2C"/>
-              <w:bottom w:val="single" w:sz="6" w:space="0" w:color="2A2B2C"/>
-              <w:right w:val="single" w:sz="6" w:space="0" w:color="2A2B2C"/>
-            </w:tcBorders>
-            <w:shd w:val="clear" w:color="auto" w:fill="191A1B"/>
-            <w:tcMar>
-              <w:top w:w="30" w:type="dxa"/>
-              <w:left w:w="30" w:type="dxa"/>
-              <w:bottom w:w="30" w:type="dxa"/>
-              <w:right w:w="30" w:type="dxa"/>
-            </w:tcMar>
-            <w:vAlign w:val="center"/>
-            <w:hideMark/>
-          </w:tcPr>
-          <w:p>
-            <w:pPr>
-              <w:shd w:val="clear" w:color="auto" w:fill="FFFFFF" w:themeFill="background1"/>
-              <w:spacing w:after="0" w:line="240" w:lineRule="auto"/>
-              <w:jc w:val="right"/>
-              <w:rPr>
-                <w:rFonts w:ascii="Segoe UI" w:eastAsia="Times New Roman" w:hAnsi="Segoe UI" w:cs="Segoe UI"/>
-                <w:color w:val="000000" w:themeColor="text1"/>
-                <w:sz w:val="20"/>
-                <w:szCs w:val="20"/>
-              </w:rPr>
-            </w:pPr>
-            <w:r>
-              <w:rPr>
-                <w:rFonts w:ascii="Segoe UI" w:eastAsia="Times New Roman" w:hAnsi="Segoe UI" w:cs="Segoe UI"/>
-                <w:color w:val="000000" w:themeColor="text1"/>
-                <w:sz w:val="20"/>
-                <w:szCs w:val="20"/>
-              </w:rPr>
-              <w:t>11.4</w:t>
-            </w:r>
-          </w:p>
-        </w:tc>
-        <w:tc>
-          <w:tcPr>
-            <w:tcW w:w="540" w:type="dxa"/>
-            <w:tcBorders>
-              <w:top w:val="single" w:sz="6" w:space="0" w:color="2A2B2C"/>
-              <w:left w:val="single" w:sz="6" w:space="0" w:color="2A2B2C"/>
-              <w:bottom w:val="single" w:sz="6" w:space="0" w:color="2A2B2C"/>
-              <w:right w:val="single" w:sz="6" w:space="0" w:color="2A2B2C"/>
-            </w:tcBorders>
-            <w:shd w:val="clear" w:color="auto" w:fill="191A1B"/>
-            <w:tcMar>
-              <w:top w:w="30" w:type="dxa"/>
-              <w:left w:w="30" w:type="dxa"/>
-              <w:bottom w:w="30" w:type="dxa"/>
-              <w:right w:w="30" w:type="dxa"/>
-            </w:tcMar>
-            <w:vAlign w:val="center"/>
-            <w:hideMark/>
-          </w:tcPr>
-          <w:p>
-            <w:pPr>
-              <w:shd w:val="clear" w:color="auto" w:fill="FFFFFF" w:themeFill="background1"/>
-              <w:spacing w:after="0" w:line="240" w:lineRule="auto"/>
-              <w:jc w:val="right"/>
-              <w:rPr>
-                <w:rFonts w:ascii="Segoe UI" w:eastAsia="Times New Roman" w:hAnsi="Segoe UI" w:cs="Segoe UI"/>
-                <w:color w:val="000000" w:themeColor="text1"/>
-                <w:sz w:val="20"/>
-                <w:szCs w:val="20"/>
-              </w:rPr>
-            </w:pPr>
-            <w:r>
-              <w:rPr>
-                <w:rFonts w:ascii="Segoe UI" w:eastAsia="Times New Roman" w:hAnsi="Segoe UI" w:cs="Segoe UI"/>
-                <w:color w:val="000000" w:themeColor="text1"/>
-                <w:sz w:val="20"/>
-                <w:szCs w:val="20"/>
-              </w:rPr>
-              <w:t>38.6</w:t>
-            </w:r>
-          </w:p>
-        </w:tc>
-        <w:tc>
-          <w:tcPr>
-            <w:tcW w:w="630" w:type="dxa"/>
-            <w:tcBorders>
-              <w:top w:val="single" w:sz="6" w:space="0" w:color="2A2B2C"/>
-              <w:left w:val="single" w:sz="6" w:space="0" w:color="2A2B2C"/>
-              <w:bottom w:val="single" w:sz="6" w:space="0" w:color="2A2B2C"/>
-              <w:right w:val="single" w:sz="6" w:space="0" w:color="2A2B2C"/>
-            </w:tcBorders>
-            <w:shd w:val="clear" w:color="auto" w:fill="191A1B"/>
-            <w:tcMar>
-              <w:top w:w="30" w:type="dxa"/>
-              <w:left w:w="30" w:type="dxa"/>
-              <w:bottom w:w="30" w:type="dxa"/>
-              <w:right w:w="30" w:type="dxa"/>
-            </w:tcMar>
-            <w:vAlign w:val="center"/>
-            <w:hideMark/>
-          </w:tcPr>
-          <w:p>
-            <w:pPr>
-              <w:shd w:val="clear" w:color="auto" w:fill="FFFFFF" w:themeFill="background1"/>
-              <w:spacing w:after="0" w:line="240" w:lineRule="auto"/>
-              <w:jc w:val="right"/>
-              <w:rPr>
-                <w:rFonts w:ascii="Segoe UI" w:eastAsia="Times New Roman" w:hAnsi="Segoe UI" w:cs="Segoe UI"/>
-                <w:color w:val="000000" w:themeColor="text1"/>
-                <w:sz w:val="20"/>
-                <w:szCs w:val="20"/>
-              </w:rPr>
-            </w:pPr>
-            <w:r>
-              <w:rPr>
-                <w:rFonts w:ascii="Segoe UI" w:eastAsia="Times New Roman" w:hAnsi="Segoe UI" w:cs="Segoe UI"/>
-                <w:color w:val="000000" w:themeColor="text1"/>
-                <w:sz w:val="20"/>
-                <w:szCs w:val="20"/>
-              </w:rPr>
-              <w:t>26.2</w:t>
-            </w:r>
-          </w:p>
-        </w:tc>
-        <w:tc>
-          <w:tcPr>
-            <w:tcW w:w="630" w:type="dxa"/>
-            <w:tcBorders>
-              <w:top w:val="single" w:sz="6" w:space="0" w:color="2A2B2C"/>
-              <w:left w:val="single" w:sz="6" w:space="0" w:color="2A2B2C"/>
-              <w:bottom w:val="single" w:sz="6" w:space="0" w:color="2A2B2C"/>
-              <w:right w:val="single" w:sz="6" w:space="0" w:color="2A2B2C"/>
-            </w:tcBorders>
-            <w:shd w:val="clear" w:color="auto" w:fill="191A1B"/>
-            <w:tcMar>
-              <w:top w:w="30" w:type="dxa"/>
-              <w:left w:w="30" w:type="dxa"/>
-              <w:bottom w:w="30" w:type="dxa"/>
-              <w:right w:w="30" w:type="dxa"/>
-            </w:tcMar>
-            <w:vAlign w:val="center"/>
-            <w:hideMark/>
-          </w:tcPr>
-          <w:p>
-            <w:pPr>
-              <w:shd w:val="clear" w:color="auto" w:fill="FFFFFF" w:themeFill="background1"/>
-              <w:spacing w:after="0" w:line="240" w:lineRule="auto"/>
-              <w:jc w:val="right"/>
-              <w:rPr>
-                <w:rFonts w:ascii="Segoe UI" w:eastAsia="Times New Roman" w:hAnsi="Segoe UI" w:cs="Segoe UI"/>
-                <w:color w:val="000000" w:themeColor="text1"/>
-                <w:sz w:val="20"/>
-                <w:szCs w:val="20"/>
-              </w:rPr>
-            </w:pPr>
-            <w:r>
-              <w:rPr>
-                <w:rFonts w:ascii="Segoe UI" w:eastAsia="Times New Roman" w:hAnsi="Segoe UI" w:cs="Segoe UI"/>
-                <w:color w:val="000000" w:themeColor="text1"/>
-                <w:sz w:val="20"/>
-                <w:szCs w:val="20"/>
-              </w:rPr>
-              <w:t>11.8</w:t>
-            </w:r>
-          </w:p>
-        </w:tc>
-        <w:tc>
-          <w:tcPr>
-            <w:tcW w:w="718" w:type="dxa"/>
-            <w:tcBorders>
-              <w:top w:val="single" w:sz="6" w:space="0" w:color="2A2B2C"/>
-              <w:left w:val="single" w:sz="6" w:space="0" w:color="2A2B2C"/>
-              <w:bottom w:val="single" w:sz="6" w:space="0" w:color="2A2B2C"/>
-              <w:right w:val="single" w:sz="6" w:space="0" w:color="2A2B2C"/>
-            </w:tcBorders>
-            <w:shd w:val="clear" w:color="auto" w:fill="191A1B"/>
-            <w:tcMar>
-              <w:top w:w="30" w:type="dxa"/>
-              <w:left w:w="30" w:type="dxa"/>
-              <w:bottom w:w="30" w:type="dxa"/>
-              <w:right w:w="30" w:type="dxa"/>
-            </w:tcMar>
-            <w:vAlign w:val="center"/>
-            <w:hideMark/>
-          </w:tcPr>
-          <w:p>
-            <w:pPr>
-              <w:shd w:val="clear" w:color="auto" w:fill="FFFFFF" w:themeFill="background1"/>
-              <w:spacing w:after="0" w:line="240" w:lineRule="auto"/>
-              <w:jc w:val="right"/>
-              <w:rPr>
-                <w:rFonts w:ascii="Segoe UI" w:eastAsia="Times New Roman" w:hAnsi="Segoe UI" w:cs="Segoe UI"/>
-                <w:color w:val="000000" w:themeColor="text1"/>
-                <w:sz w:val="20"/>
-                <w:szCs w:val="20"/>
-              </w:rPr>
-            </w:pPr>
-            <w:r>
-              <w:rPr>
-                <w:rFonts w:ascii="Segoe UI" w:eastAsia="Times New Roman" w:hAnsi="Segoe UI" w:cs="Segoe UI"/>
-                <w:color w:val="000000" w:themeColor="text1"/>
-                <w:sz w:val="20"/>
-                <w:szCs w:val="20"/>
-              </w:rPr>
-              <w:t>22.3</w:t>
-            </w:r>
-          </w:p>
-        </w:tc>
-        <w:tc>
-          <w:tcPr>
-            <w:tcW w:w="720" w:type="dxa"/>
-            <w:tcBorders>
-              <w:top w:val="single" w:sz="6" w:space="0" w:color="2A2B2C"/>
-              <w:left w:val="single" w:sz="6" w:space="0" w:color="2A2B2C"/>
-              <w:bottom w:val="single" w:sz="6" w:space="0" w:color="2A2B2C"/>
-              <w:right w:val="single" w:sz="6" w:space="0" w:color="2A2B2C"/>
-            </w:tcBorders>
-            <w:shd w:val="clear" w:color="auto" w:fill="191A1B"/>
-            <w:tcMar>
-              <w:top w:w="30" w:type="dxa"/>
-              <w:left w:w="30" w:type="dxa"/>
-              <w:bottom w:w="30" w:type="dxa"/>
-              <w:right w:w="30" w:type="dxa"/>
-            </w:tcMar>
-            <w:vAlign w:val="center"/>
-            <w:hideMark/>
-          </w:tcPr>
-          <w:p>
-            <w:pPr>
-              <w:shd w:val="clear" w:color="auto" w:fill="FFFFFF" w:themeFill="background1"/>
-              <w:spacing w:after="0" w:line="240" w:lineRule="auto"/>
-              <w:jc w:val="right"/>
-              <w:rPr>
-                <w:rFonts w:ascii="Segoe UI" w:eastAsia="Times New Roman" w:hAnsi="Segoe UI" w:cs="Segoe UI"/>
-                <w:color w:val="000000" w:themeColor="text1"/>
-                <w:sz w:val="20"/>
-                <w:szCs w:val="20"/>
-              </w:rPr>
-            </w:pPr>
-            <w:r>
-              <w:rPr>
-                <w:rFonts w:ascii="Segoe UI" w:eastAsia="Times New Roman" w:hAnsi="Segoe UI" w:cs="Segoe UI"/>
-                <w:color w:val="000000" w:themeColor="text1"/>
-                <w:sz w:val="20"/>
-                <w:szCs w:val="20"/>
-              </w:rPr>
-              <w:t>30.7</w:t>
+            <w:tcW w:w="785" w:type="dxa"/>
+          </w:tcPr>
+          <w:p>
+            <w:r>
+              <w:rPr>
+                <w:b/>
+                <w:sz w:val="18"/>
+              </w:rPr>
+              <w:t>FF-templates (hand-optimized)</w:t>
+            </w:r>
+          </w:p>
+        </w:tc>
+        <w:tc>
+          <w:tcPr>
+            <w:tcW w:w="785" w:type="dxa"/>
+          </w:tcPr>
+          <w:p>
+            <w:r>
+              <w:rPr>
+                <w:sz w:val="18"/>
+              </w:rPr>
+              <w:t>48.9</w:t>
+            </w:r>
+          </w:p>
+        </w:tc>
+        <w:tc>
+          <w:tcPr>
+            <w:tcW w:w="785" w:type="dxa"/>
+          </w:tcPr>
+          <w:p>
+            <w:r>
+              <w:rPr>
+                <w:sz w:val="18"/>
+              </w:rPr>
+              <w:t>26.0</w:t>
+            </w:r>
+          </w:p>
+        </w:tc>
+        <w:tc>
+          <w:tcPr>
+            <w:tcW w:w="785" w:type="dxa"/>
+          </w:tcPr>
+          <w:p>
+            <w:r>
+              <w:rPr>
+                <w:sz w:val="18"/>
+              </w:rPr>
+              <w:t>35.9</w:t>
+            </w:r>
+          </w:p>
+        </w:tc>
+        <w:tc>
+          <w:tcPr>
+            <w:tcW w:w="785" w:type="dxa"/>
+          </w:tcPr>
+          <w:p>
+            <w:r>
+              <w:rPr>
+                <w:sz w:val="18"/>
+              </w:rPr>
+              <w:t>19.1</w:t>
+            </w:r>
+          </w:p>
+        </w:tc>
+        <w:tc>
+          <w:tcPr>
+            <w:tcW w:w="785" w:type="dxa"/>
+          </w:tcPr>
+          <w:p>
+            <w:r>
+              <w:rPr>
+                <w:sz w:val="18"/>
+              </w:rPr>
+              <w:t>8.7</w:t>
+            </w:r>
+          </w:p>
+        </w:tc>
+        <w:tc>
+          <w:tcPr>
+            <w:tcW w:w="785" w:type="dxa"/>
+          </w:tcPr>
+          <w:p>
+            <w:r>
+              <w:rPr>
+                <w:sz w:val="18"/>
+              </w:rPr>
+              <w:t>58.8</w:t>
+            </w:r>
+          </w:p>
+        </w:tc>
+        <w:tc>
+          <w:tcPr>
+            <w:tcW w:w="785" w:type="dxa"/>
+          </w:tcPr>
+          <w:p>
+            <w:r>
+              <w:rPr>
+                <w:sz w:val="18"/>
+              </w:rPr>
+              <w:t>18.4</w:t>
+            </w:r>
+          </w:p>
+        </w:tc>
+        <w:tc>
+          <w:tcPr>
+            <w:tcW w:w="785" w:type="dxa"/>
+          </w:tcPr>
+          <w:p>
+            <w:r>
+              <w:rPr>
+                <w:sz w:val="18"/>
+              </w:rPr>
+              <w:t>6.2</w:t>
+            </w:r>
+          </w:p>
+        </w:tc>
+        <w:tc>
+          <w:tcPr>
+            <w:tcW w:w="785" w:type="dxa"/>
+          </w:tcPr>
+          <w:p>
+            <w:r>
+              <w:rPr>
+                <w:sz w:val="18"/>
+              </w:rPr>
+              <w:t>7.7</w:t>
+            </w:r>
+          </w:p>
+        </w:tc>
+        <w:tc>
+          <w:tcPr>
+            <w:tcW w:w="785" w:type="dxa"/>
+          </w:tcPr>
+          <w:p>
+            <w:r>
+              <w:rPr>
+                <w:sz w:val="18"/>
+              </w:rPr>
+              <w:t>17.7</w:t>
             </w:r>
           </w:p>
         </w:tc>
@@ -21095,462 +18673,145 @@
       <w:tr>
         <w:tc>
           <w:tcPr>
-            <w:tcW w:w="0" w:type="auto"/>
-            <w:tcBorders>
-              <w:top w:val="single" w:sz="6" w:space="0" w:color="2A2B2C"/>
-              <w:left w:val="single" w:sz="6" w:space="0" w:color="2A2B2C"/>
-              <w:bottom w:val="single" w:sz="6" w:space="0" w:color="2A2B2C"/>
-              <w:right w:val="single" w:sz="6" w:space="0" w:color="2A2B2C"/>
-            </w:tcBorders>
-            <w:shd w:val="clear" w:color="auto" w:fill="191A1B"/>
-            <w:tcMar>
-              <w:top w:w="30" w:type="dxa"/>
-              <w:left w:w="30" w:type="dxa"/>
-              <w:bottom w:w="30" w:type="dxa"/>
-              <w:right w:w="30" w:type="dxa"/>
-            </w:tcMar>
-            <w:vAlign w:val="center"/>
-            <w:hideMark/>
-          </w:tcPr>
-          <w:p>
-            <w:pPr>
-              <w:shd w:val="clear" w:color="auto" w:fill="FFFFFF" w:themeFill="background1"/>
-              <w:spacing w:after="0" w:line="240" w:lineRule="auto"/>
-              <w:rPr>
-                <w:rFonts w:ascii="Segoe UI" w:eastAsia="Times New Roman" w:hAnsi="Segoe UI" w:cs="Segoe UI"/>
-                <w:color w:val="000000" w:themeColor="text1"/>
-                <w:sz w:val="20"/>
-                <w:szCs w:val="20"/>
-              </w:rPr>
-            </w:pPr>
-            <w:r>
-              <w:rPr>
-                <w:rFonts w:ascii="Segoe UI" w:eastAsia="Times New Roman" w:hAnsi="Segoe UI" w:cs="Segoe UI"/>
-                <w:color w:val="000000" w:themeColor="text1"/>
-                <w:sz w:val="20"/>
-                <w:szCs w:val="20"/>
-              </w:rPr>
-              <w:t>FF-templates</w:t>
-            </w:r>
-          </w:p>
-        </w:tc>
-        <w:tc>
-          <w:tcPr>
-            <w:tcW w:w="0" w:type="auto"/>
-            <w:tcBorders>
-              <w:top w:val="single" w:sz="6" w:space="0" w:color="2A2B2C"/>
-              <w:left w:val="single" w:sz="6" w:space="0" w:color="2A2B2C"/>
-              <w:bottom w:val="single" w:sz="6" w:space="0" w:color="2A2B2C"/>
-              <w:right w:val="single" w:sz="6" w:space="0" w:color="2A2B2C"/>
-            </w:tcBorders>
-            <w:shd w:val="clear" w:color="auto" w:fill="191A1B"/>
-            <w:tcMar>
-              <w:top w:w="30" w:type="dxa"/>
-              <w:left w:w="30" w:type="dxa"/>
-              <w:bottom w:w="30" w:type="dxa"/>
-              <w:right w:w="30" w:type="dxa"/>
-            </w:tcMar>
-            <w:vAlign w:val="center"/>
-            <w:hideMark/>
-          </w:tcPr>
-          <w:p>
-            <w:pPr>
-              <w:shd w:val="clear" w:color="auto" w:fill="FFFFFF" w:themeFill="background1"/>
-              <w:spacing w:after="0" w:line="240" w:lineRule="auto"/>
-              <w:jc w:val="right"/>
-              <w:rPr>
-                <w:rFonts w:ascii="Segoe UI" w:eastAsia="Times New Roman" w:hAnsi="Segoe UI" w:cs="Segoe UI"/>
-                <w:color w:val="000000" w:themeColor="text1"/>
-                <w:sz w:val="20"/>
-                <w:szCs w:val="20"/>
-              </w:rPr>
-            </w:pPr>
-            <w:r>
-              <w:rPr>
-                <w:rFonts w:ascii="Segoe UI" w:eastAsia="Times New Roman" w:hAnsi="Segoe UI" w:cs="Segoe UI"/>
-                <w:color w:val="000000" w:themeColor="text1"/>
-                <w:sz w:val="20"/>
-                <w:szCs w:val="20"/>
-              </w:rPr>
-              <w:t>37.0</w:t>
-            </w:r>
-          </w:p>
-        </w:tc>
-        <w:tc>
-          <w:tcPr>
-            <w:tcW w:w="684" w:type="dxa"/>
-            <w:tcBorders>
-              <w:top w:val="single" w:sz="6" w:space="0" w:color="2A2B2C"/>
-              <w:left w:val="single" w:sz="6" w:space="0" w:color="2A2B2C"/>
-              <w:bottom w:val="single" w:sz="6" w:space="0" w:color="2A2B2C"/>
-              <w:right w:val="single" w:sz="6" w:space="0" w:color="2A2B2C"/>
-            </w:tcBorders>
-            <w:shd w:val="clear" w:color="auto" w:fill="191A1B"/>
-            <w:tcMar>
-              <w:top w:w="30" w:type="dxa"/>
-              <w:left w:w="30" w:type="dxa"/>
-              <w:bottom w:w="30" w:type="dxa"/>
-              <w:right w:w="30" w:type="dxa"/>
-            </w:tcMar>
-            <w:vAlign w:val="center"/>
-            <w:hideMark/>
-          </w:tcPr>
-          <w:p>
-            <w:pPr>
-              <w:shd w:val="clear" w:color="auto" w:fill="FFFFFF" w:themeFill="background1"/>
-              <w:spacing w:after="0" w:line="240" w:lineRule="auto"/>
-              <w:jc w:val="right"/>
-              <w:rPr>
-                <w:rFonts w:ascii="Segoe UI" w:eastAsia="Times New Roman" w:hAnsi="Segoe UI" w:cs="Segoe UI"/>
-                <w:color w:val="000000" w:themeColor="text1"/>
-                <w:sz w:val="20"/>
-                <w:szCs w:val="20"/>
-              </w:rPr>
-            </w:pPr>
-            <w:r>
-              <w:rPr>
-                <w:rFonts w:ascii="Segoe UI" w:eastAsia="Times New Roman" w:hAnsi="Segoe UI" w:cs="Segoe UI"/>
-                <w:color w:val="000000" w:themeColor="text1"/>
-                <w:sz w:val="20"/>
-                <w:szCs w:val="20"/>
-              </w:rPr>
-              <w:t>20.7</w:t>
-            </w:r>
-          </w:p>
-        </w:tc>
-        <w:tc>
-          <w:tcPr>
-            <w:tcW w:w="540" w:type="dxa"/>
-            <w:tcBorders>
-              <w:top w:val="single" w:sz="6" w:space="0" w:color="2A2B2C"/>
-              <w:left w:val="single" w:sz="6" w:space="0" w:color="2A2B2C"/>
-              <w:bottom w:val="single" w:sz="6" w:space="0" w:color="2A2B2C"/>
-              <w:right w:val="single" w:sz="6" w:space="0" w:color="2A2B2C"/>
-            </w:tcBorders>
-            <w:shd w:val="clear" w:color="auto" w:fill="191A1B"/>
-            <w:tcMar>
-              <w:top w:w="30" w:type="dxa"/>
-              <w:left w:w="30" w:type="dxa"/>
-              <w:bottom w:w="30" w:type="dxa"/>
-              <w:right w:w="30" w:type="dxa"/>
-            </w:tcMar>
-            <w:vAlign w:val="center"/>
-            <w:hideMark/>
-          </w:tcPr>
-          <w:p>
-            <w:pPr>
-              <w:shd w:val="clear" w:color="auto" w:fill="FFFFFF" w:themeFill="background1"/>
-              <w:spacing w:after="0" w:line="240" w:lineRule="auto"/>
-              <w:jc w:val="right"/>
-              <w:rPr>
-                <w:rFonts w:ascii="Segoe UI" w:eastAsia="Times New Roman" w:hAnsi="Segoe UI" w:cs="Segoe UI"/>
-                <w:color w:val="000000" w:themeColor="text1"/>
-                <w:sz w:val="20"/>
-                <w:szCs w:val="20"/>
-              </w:rPr>
-            </w:pPr>
-            <w:r>
-              <w:rPr>
-                <w:rFonts w:ascii="Segoe UI" w:eastAsia="Times New Roman" w:hAnsi="Segoe UI" w:cs="Segoe UI"/>
-                <w:color w:val="000000" w:themeColor="text1"/>
-                <w:sz w:val="20"/>
-                <w:szCs w:val="20"/>
-              </w:rPr>
-              <w:t>26.7</w:t>
-            </w:r>
-          </w:p>
-        </w:tc>
-        <w:tc>
-          <w:tcPr>
-            <w:tcW w:w="630" w:type="dxa"/>
-            <w:tcBorders>
-              <w:top w:val="single" w:sz="6" w:space="0" w:color="2A2B2C"/>
-              <w:left w:val="single" w:sz="6" w:space="0" w:color="2A2B2C"/>
-              <w:bottom w:val="single" w:sz="6" w:space="0" w:color="2A2B2C"/>
-              <w:right w:val="single" w:sz="6" w:space="0" w:color="2A2B2C"/>
-            </w:tcBorders>
-            <w:shd w:val="clear" w:color="auto" w:fill="191A1B"/>
-            <w:tcMar>
-              <w:top w:w="30" w:type="dxa"/>
-              <w:left w:w="30" w:type="dxa"/>
-              <w:bottom w:w="30" w:type="dxa"/>
-              <w:right w:w="30" w:type="dxa"/>
-            </w:tcMar>
-            <w:vAlign w:val="center"/>
-            <w:hideMark/>
-          </w:tcPr>
-          <w:p>
-            <w:pPr>
-              <w:shd w:val="clear" w:color="auto" w:fill="FFFFFF" w:themeFill="background1"/>
-              <w:spacing w:after="0" w:line="240" w:lineRule="auto"/>
-              <w:jc w:val="right"/>
-              <w:rPr>
-                <w:rFonts w:ascii="Segoe UI" w:eastAsia="Times New Roman" w:hAnsi="Segoe UI" w:cs="Segoe UI"/>
-                <w:color w:val="000000" w:themeColor="text1"/>
-                <w:sz w:val="20"/>
-                <w:szCs w:val="20"/>
-              </w:rPr>
-            </w:pPr>
-            <w:r>
-              <w:rPr>
-                <w:rFonts w:ascii="Segoe UI" w:eastAsia="Times New Roman" w:hAnsi="Segoe UI" w:cs="Segoe UI"/>
-                <w:color w:val="000000" w:themeColor="text1"/>
-                <w:sz w:val="20"/>
-                <w:szCs w:val="20"/>
-              </w:rPr>
-              <w:t>—</w:t>
-            </w:r>
-          </w:p>
-        </w:tc>
-        <w:tc>
-          <w:tcPr>
-            <w:tcW w:w="630" w:type="dxa"/>
-            <w:tcBorders>
-              <w:top w:val="single" w:sz="6" w:space="0" w:color="2A2B2C"/>
-              <w:left w:val="single" w:sz="6" w:space="0" w:color="2A2B2C"/>
-              <w:bottom w:val="single" w:sz="6" w:space="0" w:color="2A2B2C"/>
-              <w:right w:val="single" w:sz="6" w:space="0" w:color="2A2B2C"/>
-            </w:tcBorders>
-            <w:shd w:val="clear" w:color="auto" w:fill="191A1B"/>
-            <w:tcMar>
-              <w:top w:w="30" w:type="dxa"/>
-              <w:left w:w="30" w:type="dxa"/>
-              <w:bottom w:w="30" w:type="dxa"/>
-              <w:right w:w="30" w:type="dxa"/>
-            </w:tcMar>
-            <w:vAlign w:val="center"/>
-            <w:hideMark/>
-          </w:tcPr>
-          <w:p>
-            <w:pPr>
-              <w:shd w:val="clear" w:color="auto" w:fill="FFFFFF" w:themeFill="background1"/>
-              <w:spacing w:after="0" w:line="240" w:lineRule="auto"/>
-              <w:jc w:val="right"/>
-              <w:rPr>
-                <w:rFonts w:ascii="Segoe UI" w:eastAsia="Times New Roman" w:hAnsi="Segoe UI" w:cs="Segoe UI"/>
-                <w:color w:val="000000" w:themeColor="text1"/>
-                <w:sz w:val="20"/>
-                <w:szCs w:val="20"/>
-              </w:rPr>
-            </w:pPr>
-            <w:r>
-              <w:rPr>
-                <w:rFonts w:ascii="Segoe UI" w:eastAsia="Times New Roman" w:hAnsi="Segoe UI" w:cs="Segoe UI"/>
-                <w:color w:val="000000" w:themeColor="text1"/>
-                <w:sz w:val="20"/>
-                <w:szCs w:val="20"/>
-              </w:rPr>
-              <w:t>—</w:t>
-            </w:r>
-          </w:p>
-        </w:tc>
-        <w:tc>
-          <w:tcPr>
-            <w:tcW w:w="540" w:type="dxa"/>
-            <w:tcBorders>
-              <w:top w:val="single" w:sz="6" w:space="0" w:color="2A2B2C"/>
-              <w:left w:val="single" w:sz="6" w:space="0" w:color="2A2B2C"/>
-              <w:bottom w:val="single" w:sz="6" w:space="0" w:color="2A2B2C"/>
-              <w:right w:val="single" w:sz="6" w:space="0" w:color="2A2B2C"/>
-            </w:tcBorders>
-            <w:shd w:val="clear" w:color="auto" w:fill="191A1B"/>
-            <w:tcMar>
-              <w:top w:w="30" w:type="dxa"/>
-              <w:left w:w="30" w:type="dxa"/>
-              <w:bottom w:w="30" w:type="dxa"/>
-              <w:right w:w="30" w:type="dxa"/>
-            </w:tcMar>
-            <w:vAlign w:val="center"/>
-            <w:hideMark/>
-          </w:tcPr>
-          <w:p>
-            <w:pPr>
-              <w:shd w:val="clear" w:color="auto" w:fill="FFFFFF" w:themeFill="background1"/>
-              <w:spacing w:after="0" w:line="240" w:lineRule="auto"/>
-              <w:jc w:val="right"/>
-              <w:rPr>
-                <w:rFonts w:ascii="Segoe UI" w:eastAsia="Times New Roman" w:hAnsi="Segoe UI" w:cs="Segoe UI"/>
-                <w:color w:val="000000" w:themeColor="text1"/>
-                <w:sz w:val="20"/>
-                <w:szCs w:val="20"/>
-              </w:rPr>
-            </w:pPr>
-            <w:r>
-              <w:rPr>
-                <w:rFonts w:ascii="Segoe UI" w:eastAsia="Times New Roman" w:hAnsi="Segoe UI" w:cs="Segoe UI"/>
-                <w:color w:val="000000" w:themeColor="text1"/>
-                <w:sz w:val="20"/>
-                <w:szCs w:val="20"/>
-              </w:rPr>
-              <w:t>34.7</w:t>
-            </w:r>
-          </w:p>
-        </w:tc>
-        <w:tc>
-          <w:tcPr>
-            <w:tcW w:w="630" w:type="dxa"/>
-            <w:tcBorders>
-              <w:top w:val="single" w:sz="6" w:space="0" w:color="2A2B2C"/>
-              <w:left w:val="single" w:sz="6" w:space="0" w:color="2A2B2C"/>
-              <w:bottom w:val="single" w:sz="6" w:space="0" w:color="2A2B2C"/>
-              <w:right w:val="single" w:sz="6" w:space="0" w:color="2A2B2C"/>
-            </w:tcBorders>
-            <w:shd w:val="clear" w:color="auto" w:fill="191A1B"/>
-            <w:tcMar>
-              <w:top w:w="30" w:type="dxa"/>
-              <w:left w:w="30" w:type="dxa"/>
-              <w:bottom w:w="30" w:type="dxa"/>
-              <w:right w:w="30" w:type="dxa"/>
-            </w:tcMar>
-            <w:vAlign w:val="center"/>
-            <w:hideMark/>
-          </w:tcPr>
-          <w:p>
-            <w:pPr>
-              <w:shd w:val="clear" w:color="auto" w:fill="FFFFFF" w:themeFill="background1"/>
-              <w:spacing w:after="0" w:line="240" w:lineRule="auto"/>
-              <w:jc w:val="right"/>
-              <w:rPr>
-                <w:rFonts w:ascii="Segoe UI" w:eastAsia="Times New Roman" w:hAnsi="Segoe UI" w:cs="Segoe UI"/>
-                <w:color w:val="000000" w:themeColor="text1"/>
-                <w:sz w:val="20"/>
-                <w:szCs w:val="20"/>
-              </w:rPr>
-            </w:pPr>
-            <w:r>
-              <w:rPr>
-                <w:rFonts w:ascii="Segoe UI" w:eastAsia="Times New Roman" w:hAnsi="Segoe UI" w:cs="Segoe UI"/>
-                <w:color w:val="000000" w:themeColor="text1"/>
-                <w:sz w:val="20"/>
-                <w:szCs w:val="20"/>
-              </w:rPr>
-              <w:t>6.5</w:t>
-            </w:r>
-          </w:p>
-        </w:tc>
-        <w:tc>
-          <w:tcPr>
-            <w:tcW w:w="630" w:type="dxa"/>
-            <w:tcBorders>
-              <w:top w:val="single" w:sz="6" w:space="0" w:color="2A2B2C"/>
-              <w:left w:val="single" w:sz="6" w:space="0" w:color="2A2B2C"/>
-              <w:bottom w:val="single" w:sz="6" w:space="0" w:color="2A2B2C"/>
-              <w:right w:val="single" w:sz="6" w:space="0" w:color="2A2B2C"/>
-            </w:tcBorders>
-            <w:shd w:val="clear" w:color="auto" w:fill="191A1B"/>
-            <w:tcMar>
-              <w:top w:w="30" w:type="dxa"/>
-              <w:left w:w="30" w:type="dxa"/>
-              <w:bottom w:w="30" w:type="dxa"/>
-              <w:right w:w="30" w:type="dxa"/>
-            </w:tcMar>
-            <w:vAlign w:val="center"/>
-            <w:hideMark/>
-          </w:tcPr>
-          <w:p>
-            <w:pPr>
-              <w:shd w:val="clear" w:color="auto" w:fill="FFFFFF" w:themeFill="background1"/>
-              <w:spacing w:after="0" w:line="240" w:lineRule="auto"/>
-              <w:jc w:val="right"/>
-              <w:rPr>
-                <w:rFonts w:ascii="Segoe UI" w:eastAsia="Times New Roman" w:hAnsi="Segoe UI" w:cs="Segoe UI"/>
-                <w:color w:val="000000" w:themeColor="text1"/>
-                <w:sz w:val="20"/>
-                <w:szCs w:val="20"/>
-              </w:rPr>
-            </w:pPr>
-            <w:r>
-              <w:rPr>
-                <w:rFonts w:ascii="Segoe UI" w:eastAsia="Times New Roman" w:hAnsi="Segoe UI" w:cs="Segoe UI"/>
-                <w:color w:val="000000" w:themeColor="text1"/>
-                <w:sz w:val="20"/>
-                <w:szCs w:val="20"/>
-              </w:rPr>
-              <w:t>4.4</w:t>
-            </w:r>
-          </w:p>
-        </w:tc>
-        <w:tc>
-          <w:tcPr>
-            <w:tcW w:w="718" w:type="dxa"/>
-            <w:tcBorders>
-              <w:top w:val="single" w:sz="6" w:space="0" w:color="2A2B2C"/>
-              <w:left w:val="single" w:sz="6" w:space="0" w:color="2A2B2C"/>
-              <w:bottom w:val="single" w:sz="6" w:space="0" w:color="2A2B2C"/>
-              <w:right w:val="single" w:sz="6" w:space="0" w:color="2A2B2C"/>
-            </w:tcBorders>
-            <w:shd w:val="clear" w:color="auto" w:fill="191A1B"/>
-            <w:tcMar>
-              <w:top w:w="30" w:type="dxa"/>
-              <w:left w:w="30" w:type="dxa"/>
-              <w:bottom w:w="30" w:type="dxa"/>
-              <w:right w:w="30" w:type="dxa"/>
-            </w:tcMar>
-            <w:vAlign w:val="center"/>
-            <w:hideMark/>
-          </w:tcPr>
-          <w:p>
-            <w:pPr>
-              <w:shd w:val="clear" w:color="auto" w:fill="FFFFFF" w:themeFill="background1"/>
-              <w:spacing w:after="0" w:line="240" w:lineRule="auto"/>
-              <w:jc w:val="right"/>
-              <w:rPr>
-                <w:rFonts w:ascii="Segoe UI" w:eastAsia="Times New Roman" w:hAnsi="Segoe UI" w:cs="Segoe UI"/>
-                <w:color w:val="000000" w:themeColor="text1"/>
-                <w:sz w:val="20"/>
-                <w:szCs w:val="20"/>
-              </w:rPr>
-            </w:pPr>
-            <w:r>
-              <w:rPr>
-                <w:rFonts w:ascii="Segoe UI" w:eastAsia="Times New Roman" w:hAnsi="Segoe UI" w:cs="Segoe UI"/>
-                <w:color w:val="000000" w:themeColor="text1"/>
-                <w:sz w:val="20"/>
-                <w:szCs w:val="20"/>
-              </w:rPr>
-              <w:t>2.9</w:t>
-            </w:r>
-          </w:p>
-        </w:tc>
-        <w:tc>
-          <w:tcPr>
-            <w:tcW w:w="720" w:type="dxa"/>
-            <w:tcBorders>
-              <w:top w:val="single" w:sz="6" w:space="0" w:color="2A2B2C"/>
-              <w:left w:val="single" w:sz="6" w:space="0" w:color="2A2B2C"/>
-              <w:bottom w:val="single" w:sz="6" w:space="0" w:color="2A2B2C"/>
-              <w:right w:val="single" w:sz="6" w:space="0" w:color="2A2B2C"/>
-            </w:tcBorders>
-            <w:shd w:val="clear" w:color="auto" w:fill="191A1B"/>
-            <w:tcMar>
-              <w:top w:w="30" w:type="dxa"/>
-              <w:left w:w="30" w:type="dxa"/>
-              <w:bottom w:w="30" w:type="dxa"/>
-              <w:right w:w="30" w:type="dxa"/>
-            </w:tcMar>
-            <w:vAlign w:val="center"/>
-            <w:hideMark/>
-          </w:tcPr>
-          <w:p>
-            <w:pPr>
-              <w:shd w:val="clear" w:color="auto" w:fill="FFFFFF" w:themeFill="background1"/>
-              <w:spacing w:after="0" w:line="240" w:lineRule="auto"/>
-              <w:jc w:val="right"/>
-              <w:rPr>
-                <w:rFonts w:ascii="Segoe UI" w:eastAsia="Times New Roman" w:hAnsi="Segoe UI" w:cs="Segoe UI"/>
-                <w:color w:val="000000" w:themeColor="text1"/>
-                <w:sz w:val="20"/>
-                <w:szCs w:val="20"/>
-              </w:rPr>
-            </w:pPr>
-            <w:r>
-              <w:rPr>
-                <w:rFonts w:ascii="Segoe UI" w:eastAsia="Times New Roman" w:hAnsi="Segoe UI" w:cs="Segoe UI"/>
-                <w:color w:val="000000" w:themeColor="text1"/>
-                <w:sz w:val="20"/>
-                <w:szCs w:val="20"/>
-              </w:rPr>
-              <w:t>19.1</w:t>
+            <w:tcW w:w="785" w:type="dxa"/>
+          </w:tcPr>
+          <w:p>
+            <w:r>
+              <w:rPr>
+                <w:b/>
+                <w:sz w:val="18"/>
+              </w:rPr>
+              <w:t>LLM-templates (Opus 4.7)</w:t>
+            </w:r>
+          </w:p>
+        </w:tc>
+        <w:tc>
+          <w:tcPr>
+            <w:tcW w:w="785" w:type="dxa"/>
+          </w:tcPr>
+          <w:p>
+            <w:r>
+              <w:rPr>
+                <w:sz w:val="18"/>
+              </w:rPr>
+              <w:t>48.1</w:t>
+            </w:r>
+          </w:p>
+        </w:tc>
+        <w:tc>
+          <w:tcPr>
+            <w:tcW w:w="785" w:type="dxa"/>
+          </w:tcPr>
+          <w:p>
+            <w:r>
+              <w:rPr>
+                <w:sz w:val="18"/>
+              </w:rPr>
+              <w:t>26.3</w:t>
+            </w:r>
+          </w:p>
+        </w:tc>
+        <w:tc>
+          <w:tcPr>
+            <w:tcW w:w="785" w:type="dxa"/>
+          </w:tcPr>
+          <w:p>
+            <w:r>
+              <w:rPr>
+                <w:sz w:val="18"/>
+              </w:rPr>
+              <w:t>34.8</w:t>
+            </w:r>
+          </w:p>
+        </w:tc>
+        <w:tc>
+          <w:tcPr>
+            <w:tcW w:w="785" w:type="dxa"/>
+          </w:tcPr>
+          <w:p>
+            <w:r>
+              <w:rPr>
+                <w:sz w:val="18"/>
+              </w:rPr>
+              <w:t>18.9</w:t>
+            </w:r>
+          </w:p>
+        </w:tc>
+        <w:tc>
+          <w:tcPr>
+            <w:tcW w:w="785" w:type="dxa"/>
+          </w:tcPr>
+          <w:p>
+            <w:r>
+              <w:rPr>
+                <w:sz w:val="18"/>
+              </w:rPr>
+              <w:t>8.1</w:t>
+            </w:r>
+          </w:p>
+        </w:tc>
+        <w:tc>
+          <w:tcPr>
+            <w:tcW w:w="785" w:type="dxa"/>
+          </w:tcPr>
+          <w:p>
+            <w:r>
+              <w:rPr>
+                <w:sz w:val="18"/>
+              </w:rPr>
+              <w:t>55.5</w:t>
+            </w:r>
+          </w:p>
+        </w:tc>
+        <w:tc>
+          <w:tcPr>
+            <w:tcW w:w="785" w:type="dxa"/>
+          </w:tcPr>
+          <w:p>
+            <w:r>
+              <w:rPr>
+                <w:sz w:val="18"/>
+              </w:rPr>
+              <w:t>14.1</w:t>
+            </w:r>
+          </w:p>
+        </w:tc>
+        <w:tc>
+          <w:tcPr>
+            <w:tcW w:w="785" w:type="dxa"/>
+          </w:tcPr>
+          <w:p>
+            <w:r>
+              <w:rPr>
+                <w:sz w:val="18"/>
+              </w:rPr>
+              <w:t>6.1</w:t>
+            </w:r>
+          </w:p>
+        </w:tc>
+        <w:tc>
+          <w:tcPr>
+            <w:tcW w:w="785" w:type="dxa"/>
+          </w:tcPr>
+          <w:p>
+            <w:r>
+              <w:rPr>
+                <w:sz w:val="18"/>
+              </w:rPr>
+              <w:t>7.7</w:t>
+            </w:r>
+          </w:p>
+        </w:tc>
+        <w:tc>
+          <w:tcPr>
+            <w:tcW w:w="785" w:type="dxa"/>
+          </w:tcPr>
+          <w:p>
+            <w:r>
+              <w:rPr>
+                <w:sz w:val="18"/>
+              </w:rPr>
+              <w:t>17.0</w:t>
             </w:r>
           </w:p>
         </w:tc>
@@ -21558,462 +18819,145 @@
       <w:tr>
         <w:tc>
           <w:tcPr>
-            <w:tcW w:w="0" w:type="auto"/>
-            <w:tcBorders>
-              <w:top w:val="single" w:sz="6" w:space="0" w:color="2A2B2C"/>
-              <w:left w:val="single" w:sz="6" w:space="0" w:color="2A2B2C"/>
-              <w:bottom w:val="single" w:sz="6" w:space="0" w:color="2A2B2C"/>
-              <w:right w:val="single" w:sz="6" w:space="0" w:color="2A2B2C"/>
-            </w:tcBorders>
-            <w:shd w:val="clear" w:color="auto" w:fill="191A1B"/>
-            <w:tcMar>
-              <w:top w:w="30" w:type="dxa"/>
-              <w:left w:w="30" w:type="dxa"/>
-              <w:bottom w:w="30" w:type="dxa"/>
-              <w:right w:w="30" w:type="dxa"/>
-            </w:tcMar>
-            <w:vAlign w:val="center"/>
-            <w:hideMark/>
-          </w:tcPr>
-          <w:p>
-            <w:pPr>
-              <w:shd w:val="clear" w:color="auto" w:fill="FFFFFF" w:themeFill="background1"/>
-              <w:spacing w:after="0" w:line="240" w:lineRule="auto"/>
-              <w:rPr>
-                <w:rFonts w:ascii="Segoe UI" w:eastAsia="Times New Roman" w:hAnsi="Segoe UI" w:cs="Segoe UI"/>
-                <w:color w:val="000000" w:themeColor="text1"/>
-                <w:sz w:val="20"/>
-                <w:szCs w:val="20"/>
-              </w:rPr>
-            </w:pPr>
-            <w:r>
-              <w:rPr>
-                <w:rFonts w:ascii="Segoe UI" w:eastAsia="Times New Roman" w:hAnsi="Segoe UI" w:cs="Segoe UI"/>
-                <w:color w:val="000000" w:themeColor="text1"/>
-                <w:sz w:val="20"/>
-                <w:szCs w:val="20"/>
-              </w:rPr>
-              <w:t>LLM-templates (Opus 4.7)</w:t>
-            </w:r>
-          </w:p>
-        </w:tc>
-        <w:tc>
-          <w:tcPr>
-            <w:tcW w:w="0" w:type="auto"/>
-            <w:tcBorders>
-              <w:top w:val="single" w:sz="6" w:space="0" w:color="2A2B2C"/>
-              <w:left w:val="single" w:sz="6" w:space="0" w:color="2A2B2C"/>
-              <w:bottom w:val="single" w:sz="6" w:space="0" w:color="2A2B2C"/>
-              <w:right w:val="single" w:sz="6" w:space="0" w:color="2A2B2C"/>
-            </w:tcBorders>
-            <w:shd w:val="clear" w:color="auto" w:fill="191A1B"/>
-            <w:tcMar>
-              <w:top w:w="30" w:type="dxa"/>
-              <w:left w:w="30" w:type="dxa"/>
-              <w:bottom w:w="30" w:type="dxa"/>
-              <w:right w:w="30" w:type="dxa"/>
-            </w:tcMar>
-            <w:vAlign w:val="center"/>
-            <w:hideMark/>
-          </w:tcPr>
-          <w:p>
-            <w:pPr>
-              <w:shd w:val="clear" w:color="auto" w:fill="FFFFFF" w:themeFill="background1"/>
-              <w:spacing w:after="0" w:line="240" w:lineRule="auto"/>
-              <w:jc w:val="right"/>
-              <w:rPr>
-                <w:rFonts w:ascii="Segoe UI" w:eastAsia="Times New Roman" w:hAnsi="Segoe UI" w:cs="Segoe UI"/>
-                <w:color w:val="000000" w:themeColor="text1"/>
-                <w:sz w:val="20"/>
-                <w:szCs w:val="20"/>
-              </w:rPr>
-            </w:pPr>
-            <w:r>
-              <w:rPr>
-                <w:rFonts w:ascii="Segoe UI" w:eastAsia="Times New Roman" w:hAnsi="Segoe UI" w:cs="Segoe UI"/>
-                <w:color w:val="000000" w:themeColor="text1"/>
-                <w:sz w:val="20"/>
-                <w:szCs w:val="20"/>
-              </w:rPr>
-              <w:t>37.0</w:t>
-            </w:r>
-          </w:p>
-        </w:tc>
-        <w:tc>
-          <w:tcPr>
-            <w:tcW w:w="684" w:type="dxa"/>
-            <w:tcBorders>
-              <w:top w:val="single" w:sz="6" w:space="0" w:color="2A2B2C"/>
-              <w:left w:val="single" w:sz="6" w:space="0" w:color="2A2B2C"/>
-              <w:bottom w:val="single" w:sz="6" w:space="0" w:color="2A2B2C"/>
-              <w:right w:val="single" w:sz="6" w:space="0" w:color="2A2B2C"/>
-            </w:tcBorders>
-            <w:shd w:val="clear" w:color="auto" w:fill="191A1B"/>
-            <w:tcMar>
-              <w:top w:w="30" w:type="dxa"/>
-              <w:left w:w="30" w:type="dxa"/>
-              <w:bottom w:w="30" w:type="dxa"/>
-              <w:right w:w="30" w:type="dxa"/>
-            </w:tcMar>
-            <w:vAlign w:val="center"/>
-            <w:hideMark/>
-          </w:tcPr>
-          <w:p>
-            <w:pPr>
-              <w:shd w:val="clear" w:color="auto" w:fill="FFFFFF" w:themeFill="background1"/>
-              <w:spacing w:after="0" w:line="240" w:lineRule="auto"/>
-              <w:jc w:val="right"/>
-              <w:rPr>
-                <w:rFonts w:ascii="Segoe UI" w:eastAsia="Times New Roman" w:hAnsi="Segoe UI" w:cs="Segoe UI"/>
-                <w:color w:val="000000" w:themeColor="text1"/>
-                <w:sz w:val="20"/>
-                <w:szCs w:val="20"/>
-              </w:rPr>
-            </w:pPr>
-            <w:r>
-              <w:rPr>
-                <w:rFonts w:ascii="Segoe UI" w:eastAsia="Times New Roman" w:hAnsi="Segoe UI" w:cs="Segoe UI"/>
-                <w:color w:val="000000" w:themeColor="text1"/>
-                <w:sz w:val="20"/>
-                <w:szCs w:val="20"/>
-              </w:rPr>
-              <w:t>20.4</w:t>
-            </w:r>
-          </w:p>
-        </w:tc>
-        <w:tc>
-          <w:tcPr>
-            <w:tcW w:w="540" w:type="dxa"/>
-            <w:tcBorders>
-              <w:top w:val="single" w:sz="6" w:space="0" w:color="2A2B2C"/>
-              <w:left w:val="single" w:sz="6" w:space="0" w:color="2A2B2C"/>
-              <w:bottom w:val="single" w:sz="6" w:space="0" w:color="2A2B2C"/>
-              <w:right w:val="single" w:sz="6" w:space="0" w:color="2A2B2C"/>
-            </w:tcBorders>
-            <w:shd w:val="clear" w:color="auto" w:fill="191A1B"/>
-            <w:tcMar>
-              <w:top w:w="30" w:type="dxa"/>
-              <w:left w:w="30" w:type="dxa"/>
-              <w:bottom w:w="30" w:type="dxa"/>
-              <w:right w:w="30" w:type="dxa"/>
-            </w:tcMar>
-            <w:vAlign w:val="center"/>
-            <w:hideMark/>
-          </w:tcPr>
-          <w:p>
-            <w:pPr>
-              <w:shd w:val="clear" w:color="auto" w:fill="FFFFFF" w:themeFill="background1"/>
-              <w:spacing w:after="0" w:line="240" w:lineRule="auto"/>
-              <w:jc w:val="right"/>
-              <w:rPr>
-                <w:rFonts w:ascii="Segoe UI" w:eastAsia="Times New Roman" w:hAnsi="Segoe UI" w:cs="Segoe UI"/>
-                <w:color w:val="000000" w:themeColor="text1"/>
-                <w:sz w:val="20"/>
-                <w:szCs w:val="20"/>
-              </w:rPr>
-            </w:pPr>
-            <w:r>
-              <w:rPr>
-                <w:rFonts w:ascii="Segoe UI" w:eastAsia="Times New Roman" w:hAnsi="Segoe UI" w:cs="Segoe UI"/>
-                <w:color w:val="000000" w:themeColor="text1"/>
-                <w:sz w:val="20"/>
-                <w:szCs w:val="20"/>
-              </w:rPr>
-              <w:t>26.7</w:t>
-            </w:r>
-          </w:p>
-        </w:tc>
-        <w:tc>
-          <w:tcPr>
-            <w:tcW w:w="630" w:type="dxa"/>
-            <w:tcBorders>
-              <w:top w:val="single" w:sz="6" w:space="0" w:color="2A2B2C"/>
-              <w:left w:val="single" w:sz="6" w:space="0" w:color="2A2B2C"/>
-              <w:bottom w:val="single" w:sz="6" w:space="0" w:color="2A2B2C"/>
-              <w:right w:val="single" w:sz="6" w:space="0" w:color="2A2B2C"/>
-            </w:tcBorders>
-            <w:shd w:val="clear" w:color="auto" w:fill="191A1B"/>
-            <w:tcMar>
-              <w:top w:w="30" w:type="dxa"/>
-              <w:left w:w="30" w:type="dxa"/>
-              <w:bottom w:w="30" w:type="dxa"/>
-              <w:right w:w="30" w:type="dxa"/>
-            </w:tcMar>
-            <w:vAlign w:val="center"/>
-            <w:hideMark/>
-          </w:tcPr>
-          <w:p>
-            <w:pPr>
-              <w:shd w:val="clear" w:color="auto" w:fill="FFFFFF" w:themeFill="background1"/>
-              <w:spacing w:after="0" w:line="240" w:lineRule="auto"/>
-              <w:jc w:val="right"/>
-              <w:rPr>
-                <w:rFonts w:ascii="Segoe UI" w:eastAsia="Times New Roman" w:hAnsi="Segoe UI" w:cs="Segoe UI"/>
-                <w:color w:val="000000" w:themeColor="text1"/>
-                <w:sz w:val="20"/>
-                <w:szCs w:val="20"/>
-              </w:rPr>
-            </w:pPr>
-            <w:r>
-              <w:rPr>
-                <w:rFonts w:ascii="Segoe UI" w:eastAsia="Times New Roman" w:hAnsi="Segoe UI" w:cs="Segoe UI"/>
-                <w:color w:val="000000" w:themeColor="text1"/>
-                <w:sz w:val="20"/>
-                <w:szCs w:val="20"/>
-              </w:rPr>
-              <w:t>—</w:t>
-            </w:r>
-          </w:p>
-        </w:tc>
-        <w:tc>
-          <w:tcPr>
-            <w:tcW w:w="630" w:type="dxa"/>
-            <w:tcBorders>
-              <w:top w:val="single" w:sz="6" w:space="0" w:color="2A2B2C"/>
-              <w:left w:val="single" w:sz="6" w:space="0" w:color="2A2B2C"/>
-              <w:bottom w:val="single" w:sz="6" w:space="0" w:color="2A2B2C"/>
-              <w:right w:val="single" w:sz="6" w:space="0" w:color="2A2B2C"/>
-            </w:tcBorders>
-            <w:shd w:val="clear" w:color="auto" w:fill="191A1B"/>
-            <w:tcMar>
-              <w:top w:w="30" w:type="dxa"/>
-              <w:left w:w="30" w:type="dxa"/>
-              <w:bottom w:w="30" w:type="dxa"/>
-              <w:right w:w="30" w:type="dxa"/>
-            </w:tcMar>
-            <w:vAlign w:val="center"/>
-            <w:hideMark/>
-          </w:tcPr>
-          <w:p>
-            <w:pPr>
-              <w:shd w:val="clear" w:color="auto" w:fill="FFFFFF" w:themeFill="background1"/>
-              <w:spacing w:after="0" w:line="240" w:lineRule="auto"/>
-              <w:jc w:val="right"/>
-              <w:rPr>
-                <w:rFonts w:ascii="Segoe UI" w:eastAsia="Times New Roman" w:hAnsi="Segoe UI" w:cs="Segoe UI"/>
-                <w:color w:val="000000" w:themeColor="text1"/>
-                <w:sz w:val="20"/>
-                <w:szCs w:val="20"/>
-              </w:rPr>
-            </w:pPr>
-            <w:r>
-              <w:rPr>
-                <w:rFonts w:ascii="Segoe UI" w:eastAsia="Times New Roman" w:hAnsi="Segoe UI" w:cs="Segoe UI"/>
-                <w:color w:val="000000" w:themeColor="text1"/>
-                <w:sz w:val="20"/>
-                <w:szCs w:val="20"/>
-              </w:rPr>
-              <w:t>6.8</w:t>
-            </w:r>
-          </w:p>
-        </w:tc>
-        <w:tc>
-          <w:tcPr>
-            <w:tcW w:w="540" w:type="dxa"/>
-            <w:tcBorders>
-              <w:top w:val="single" w:sz="6" w:space="0" w:color="2A2B2C"/>
-              <w:left w:val="single" w:sz="6" w:space="0" w:color="2A2B2C"/>
-              <w:bottom w:val="single" w:sz="6" w:space="0" w:color="2A2B2C"/>
-              <w:right w:val="single" w:sz="6" w:space="0" w:color="2A2B2C"/>
-            </w:tcBorders>
-            <w:shd w:val="clear" w:color="auto" w:fill="191A1B"/>
-            <w:tcMar>
-              <w:top w:w="30" w:type="dxa"/>
-              <w:left w:w="30" w:type="dxa"/>
-              <w:bottom w:w="30" w:type="dxa"/>
-              <w:right w:w="30" w:type="dxa"/>
-            </w:tcMar>
-            <w:vAlign w:val="center"/>
-            <w:hideMark/>
-          </w:tcPr>
-          <w:p>
-            <w:pPr>
-              <w:shd w:val="clear" w:color="auto" w:fill="FFFFFF" w:themeFill="background1"/>
-              <w:spacing w:after="0" w:line="240" w:lineRule="auto"/>
-              <w:jc w:val="right"/>
-              <w:rPr>
-                <w:rFonts w:ascii="Segoe UI" w:eastAsia="Times New Roman" w:hAnsi="Segoe UI" w:cs="Segoe UI"/>
-                <w:color w:val="000000" w:themeColor="text1"/>
-                <w:sz w:val="20"/>
-                <w:szCs w:val="20"/>
-              </w:rPr>
-            </w:pPr>
-            <w:r>
-              <w:rPr>
-                <w:rFonts w:ascii="Segoe UI" w:eastAsia="Times New Roman" w:hAnsi="Segoe UI" w:cs="Segoe UI"/>
-                <w:color w:val="000000" w:themeColor="text1"/>
-                <w:sz w:val="20"/>
-                <w:szCs w:val="20"/>
-              </w:rPr>
-              <w:t>31.5</w:t>
-            </w:r>
-          </w:p>
-        </w:tc>
-        <w:tc>
-          <w:tcPr>
-            <w:tcW w:w="630" w:type="dxa"/>
-            <w:tcBorders>
-              <w:top w:val="single" w:sz="6" w:space="0" w:color="2A2B2C"/>
-              <w:left w:val="single" w:sz="6" w:space="0" w:color="2A2B2C"/>
-              <w:bottom w:val="single" w:sz="6" w:space="0" w:color="2A2B2C"/>
-              <w:right w:val="single" w:sz="6" w:space="0" w:color="2A2B2C"/>
-            </w:tcBorders>
-            <w:shd w:val="clear" w:color="auto" w:fill="191A1B"/>
-            <w:tcMar>
-              <w:top w:w="30" w:type="dxa"/>
-              <w:left w:w="30" w:type="dxa"/>
-              <w:bottom w:w="30" w:type="dxa"/>
-              <w:right w:w="30" w:type="dxa"/>
-            </w:tcMar>
-            <w:vAlign w:val="center"/>
-            <w:hideMark/>
-          </w:tcPr>
-          <w:p>
-            <w:pPr>
-              <w:shd w:val="clear" w:color="auto" w:fill="FFFFFF" w:themeFill="background1"/>
-              <w:spacing w:after="0" w:line="240" w:lineRule="auto"/>
-              <w:jc w:val="right"/>
-              <w:rPr>
-                <w:rFonts w:ascii="Segoe UI" w:eastAsia="Times New Roman" w:hAnsi="Segoe UI" w:cs="Segoe UI"/>
-                <w:color w:val="000000" w:themeColor="text1"/>
-                <w:sz w:val="20"/>
-                <w:szCs w:val="20"/>
-              </w:rPr>
-            </w:pPr>
-            <w:r>
-              <w:rPr>
-                <w:rFonts w:ascii="Segoe UI" w:eastAsia="Times New Roman" w:hAnsi="Segoe UI" w:cs="Segoe UI"/>
-                <w:color w:val="000000" w:themeColor="text1"/>
-                <w:sz w:val="20"/>
-                <w:szCs w:val="20"/>
-              </w:rPr>
-              <w:t>7.1</w:t>
-            </w:r>
-          </w:p>
-        </w:tc>
-        <w:tc>
-          <w:tcPr>
-            <w:tcW w:w="630" w:type="dxa"/>
-            <w:tcBorders>
-              <w:top w:val="single" w:sz="6" w:space="0" w:color="2A2B2C"/>
-              <w:left w:val="single" w:sz="6" w:space="0" w:color="2A2B2C"/>
-              <w:bottom w:val="single" w:sz="6" w:space="0" w:color="2A2B2C"/>
-              <w:right w:val="single" w:sz="6" w:space="0" w:color="2A2B2C"/>
-            </w:tcBorders>
-            <w:shd w:val="clear" w:color="auto" w:fill="191A1B"/>
-            <w:tcMar>
-              <w:top w:w="30" w:type="dxa"/>
-              <w:left w:w="30" w:type="dxa"/>
-              <w:bottom w:w="30" w:type="dxa"/>
-              <w:right w:w="30" w:type="dxa"/>
-            </w:tcMar>
-            <w:vAlign w:val="center"/>
-            <w:hideMark/>
-          </w:tcPr>
-          <w:p>
-            <w:pPr>
-              <w:shd w:val="clear" w:color="auto" w:fill="FFFFFF" w:themeFill="background1"/>
-              <w:spacing w:after="0" w:line="240" w:lineRule="auto"/>
-              <w:jc w:val="right"/>
-              <w:rPr>
-                <w:rFonts w:ascii="Segoe UI" w:eastAsia="Times New Roman" w:hAnsi="Segoe UI" w:cs="Segoe UI"/>
-                <w:color w:val="000000" w:themeColor="text1"/>
-                <w:sz w:val="20"/>
-                <w:szCs w:val="20"/>
-              </w:rPr>
-            </w:pPr>
-            <w:r>
-              <w:rPr>
-                <w:rFonts w:ascii="Segoe UI" w:eastAsia="Times New Roman" w:hAnsi="Segoe UI" w:cs="Segoe UI"/>
-                <w:color w:val="000000" w:themeColor="text1"/>
-                <w:sz w:val="20"/>
-                <w:szCs w:val="20"/>
-              </w:rPr>
-              <w:t>—</w:t>
-            </w:r>
-          </w:p>
-        </w:tc>
-        <w:tc>
-          <w:tcPr>
-            <w:tcW w:w="718" w:type="dxa"/>
-            <w:tcBorders>
-              <w:top w:val="single" w:sz="6" w:space="0" w:color="2A2B2C"/>
-              <w:left w:val="single" w:sz="6" w:space="0" w:color="2A2B2C"/>
-              <w:bottom w:val="single" w:sz="6" w:space="0" w:color="2A2B2C"/>
-              <w:right w:val="single" w:sz="6" w:space="0" w:color="2A2B2C"/>
-            </w:tcBorders>
-            <w:shd w:val="clear" w:color="auto" w:fill="191A1B"/>
-            <w:tcMar>
-              <w:top w:w="30" w:type="dxa"/>
-              <w:left w:w="30" w:type="dxa"/>
-              <w:bottom w:w="30" w:type="dxa"/>
-              <w:right w:w="30" w:type="dxa"/>
-            </w:tcMar>
-            <w:vAlign w:val="center"/>
-            <w:hideMark/>
-          </w:tcPr>
-          <w:p>
-            <w:pPr>
-              <w:shd w:val="clear" w:color="auto" w:fill="FFFFFF" w:themeFill="background1"/>
-              <w:spacing w:after="0" w:line="240" w:lineRule="auto"/>
-              <w:jc w:val="right"/>
-              <w:rPr>
-                <w:rFonts w:ascii="Segoe UI" w:eastAsia="Times New Roman" w:hAnsi="Segoe UI" w:cs="Segoe UI"/>
-                <w:color w:val="000000" w:themeColor="text1"/>
-                <w:sz w:val="20"/>
-                <w:szCs w:val="20"/>
-              </w:rPr>
-            </w:pPr>
-            <w:r>
-              <w:rPr>
-                <w:rFonts w:ascii="Segoe UI" w:eastAsia="Times New Roman" w:hAnsi="Segoe UI" w:cs="Segoe UI"/>
-                <w:color w:val="000000" w:themeColor="text1"/>
-                <w:sz w:val="20"/>
-                <w:szCs w:val="20"/>
-              </w:rPr>
-              <w:t>—</w:t>
-            </w:r>
-          </w:p>
-        </w:tc>
-        <w:tc>
-          <w:tcPr>
-            <w:tcW w:w="720" w:type="dxa"/>
-            <w:tcBorders>
-              <w:top w:val="single" w:sz="6" w:space="0" w:color="2A2B2C"/>
-              <w:left w:val="single" w:sz="6" w:space="0" w:color="2A2B2C"/>
-              <w:bottom w:val="single" w:sz="6" w:space="0" w:color="2A2B2C"/>
-              <w:right w:val="single" w:sz="6" w:space="0" w:color="2A2B2C"/>
-            </w:tcBorders>
-            <w:shd w:val="clear" w:color="auto" w:fill="191A1B"/>
-            <w:tcMar>
-              <w:top w:w="30" w:type="dxa"/>
-              <w:left w:w="30" w:type="dxa"/>
-              <w:bottom w:w="30" w:type="dxa"/>
-              <w:right w:w="30" w:type="dxa"/>
-            </w:tcMar>
-            <w:vAlign w:val="center"/>
-            <w:hideMark/>
-          </w:tcPr>
-          <w:p>
-            <w:pPr>
-              <w:shd w:val="clear" w:color="auto" w:fill="FFFFFF" w:themeFill="background1"/>
-              <w:spacing w:after="0" w:line="240" w:lineRule="auto"/>
-              <w:jc w:val="right"/>
-              <w:rPr>
-                <w:rFonts w:ascii="Segoe UI" w:eastAsia="Times New Roman" w:hAnsi="Segoe UI" w:cs="Segoe UI"/>
-                <w:color w:val="000000" w:themeColor="text1"/>
-                <w:sz w:val="20"/>
-                <w:szCs w:val="20"/>
-              </w:rPr>
-            </w:pPr>
-            <w:r>
-              <w:rPr>
-                <w:rFonts w:ascii="Segoe UI" w:eastAsia="Times New Roman" w:hAnsi="Segoe UI" w:cs="Segoe UI"/>
-                <w:color w:val="000000" w:themeColor="text1"/>
-                <w:sz w:val="20"/>
-                <w:szCs w:val="20"/>
-              </w:rPr>
-              <w:t>17.6</w:t>
+            <w:tcW w:w="785" w:type="dxa"/>
+          </w:tcPr>
+          <w:p>
+            <w:r>
+              <w:rPr>
+                <w:b/>
+                <w:sz w:val="18"/>
+              </w:rPr>
+              <w:t>LLM-templates (Opus 5)</w:t>
+            </w:r>
+          </w:p>
+        </w:tc>
+        <w:tc>
+          <w:tcPr>
+            <w:tcW w:w="785" w:type="dxa"/>
+          </w:tcPr>
+          <w:p>
+            <w:r>
+              <w:rPr>
+                <w:sz w:val="18"/>
+              </w:rPr>
+              <w:t>48.1</w:t>
+            </w:r>
+          </w:p>
+        </w:tc>
+        <w:tc>
+          <w:tcPr>
+            <w:tcW w:w="785" w:type="dxa"/>
+          </w:tcPr>
+          <w:p>
+            <w:r>
+              <w:rPr>
+                <w:sz w:val="18"/>
+              </w:rPr>
+              <w:t>22.7</w:t>
+            </w:r>
+          </w:p>
+        </w:tc>
+        <w:tc>
+          <w:tcPr>
+            <w:tcW w:w="785" w:type="dxa"/>
+          </w:tcPr>
+          <w:p>
+            <w:r>
+              <w:rPr>
+                <w:sz w:val="18"/>
+              </w:rPr>
+              <w:t>35.9</w:t>
+            </w:r>
+          </w:p>
+        </w:tc>
+        <w:tc>
+          <w:tcPr>
+            <w:tcW w:w="785" w:type="dxa"/>
+          </w:tcPr>
+          <w:p>
+            <w:r>
+              <w:rPr>
+                <w:sz w:val="18"/>
+              </w:rPr>
+              <w:t>19.1</w:t>
+            </w:r>
+          </w:p>
+        </w:tc>
+        <w:tc>
+          <w:tcPr>
+            <w:tcW w:w="785" w:type="dxa"/>
+          </w:tcPr>
+          <w:p>
+            <w:r>
+              <w:rPr>
+                <w:sz w:val="18"/>
+              </w:rPr>
+              <w:t>8.5</w:t>
+            </w:r>
+          </w:p>
+        </w:tc>
+        <w:tc>
+          <w:tcPr>
+            <w:tcW w:w="785" w:type="dxa"/>
+          </w:tcPr>
+          <w:p>
+            <w:r>
+              <w:rPr>
+                <w:sz w:val="18"/>
+              </w:rPr>
+              <w:t>56.3</w:t>
+            </w:r>
+          </w:p>
+        </w:tc>
+        <w:tc>
+          <w:tcPr>
+            <w:tcW w:w="785" w:type="dxa"/>
+          </w:tcPr>
+          <w:p>
+            <w:r>
+              <w:rPr>
+                <w:sz w:val="18"/>
+              </w:rPr>
+              <w:t>15.5</w:t>
+            </w:r>
+          </w:p>
+        </w:tc>
+        <w:tc>
+          <w:tcPr>
+            <w:tcW w:w="785" w:type="dxa"/>
+          </w:tcPr>
+          <w:p>
+            <w:r>
+              <w:rPr>
+                <w:sz w:val="18"/>
+              </w:rPr>
+              <w:t>7.6</w:t>
+            </w:r>
+          </w:p>
+        </w:tc>
+        <w:tc>
+          <w:tcPr>
+            <w:tcW w:w="785" w:type="dxa"/>
+          </w:tcPr>
+          <w:p>
+            <w:r>
+              <w:rPr>
+                <w:sz w:val="18"/>
+              </w:rPr>
+              <w:t>7.7</w:t>
+            </w:r>
+          </w:p>
+        </w:tc>
+        <w:tc>
+          <w:tcPr>
+            <w:tcW w:w="785" w:type="dxa"/>
+          </w:tcPr>
+          <w:p>
+            <w:r>
+              <w:rPr>
+                <w:sz w:val="18"/>
+              </w:rPr>
+              <w:t>17.7</w:t>
             </w:r>
           </w:p>
         </w:tc>
@@ -22021,852 +18965,318 @@
       <w:tr>
         <w:tc>
           <w:tcPr>
-            <w:tcW w:w="0" w:type="auto"/>
-            <w:tcBorders>
-              <w:top w:val="single" w:sz="6" w:space="0" w:color="2A2B2C"/>
-              <w:left w:val="single" w:sz="6" w:space="0" w:color="2A2B2C"/>
-              <w:bottom w:val="single" w:sz="6" w:space="0" w:color="2A2B2C"/>
-              <w:right w:val="single" w:sz="6" w:space="0" w:color="2A2B2C"/>
-            </w:tcBorders>
-            <w:shd w:val="clear" w:color="auto" w:fill="191A1B"/>
-            <w:tcMar>
-              <w:top w:w="30" w:type="dxa"/>
-              <w:left w:w="30" w:type="dxa"/>
-              <w:bottom w:w="30" w:type="dxa"/>
-              <w:right w:w="30" w:type="dxa"/>
-            </w:tcMar>
-            <w:vAlign w:val="center"/>
-            <w:hideMark/>
-          </w:tcPr>
-          <w:p>
-            <w:pPr>
-              <w:shd w:val="clear" w:color="auto" w:fill="FFFFFF" w:themeFill="background1"/>
-              <w:spacing w:after="0" w:line="240" w:lineRule="auto"/>
-              <w:rPr>
-                <w:rFonts w:ascii="Segoe UI" w:eastAsia="Times New Roman" w:hAnsi="Segoe UI" w:cs="Segoe UI"/>
-                <w:color w:val="000000" w:themeColor="text1"/>
-                <w:sz w:val="20"/>
-                <w:szCs w:val="20"/>
-              </w:rPr>
-            </w:pPr>
-            <w:r>
-              <w:rPr>
-                <w:rFonts w:ascii="Segoe UI" w:eastAsia="Times New Roman" w:hAnsi="Segoe UI" w:cs="Segoe UI"/>
+            <w:tcW w:w="785" w:type="dxa"/>
+          </w:tcPr>
+          <w:p>
+            <w:r>
+              <w:rPr>
                 <w:b/>
-                <w:bCs/>
-                <w:color w:val="000000" w:themeColor="text1"/>
-                <w:sz w:val="20"/>
-                <w:szCs w:val="20"/>
-              </w:rPr>
-              <w:t>LLM-templates (Opus 5)</w:t>
-            </w:r>
-          </w:p>
-        </w:tc>
-        <w:tc>
-          <w:tcPr>
-            <w:tcW w:w="0" w:type="auto"/>
-            <w:tcBorders>
-              <w:top w:val="single" w:sz="6" w:space="0" w:color="2A2B2C"/>
-              <w:left w:val="single" w:sz="6" w:space="0" w:color="2A2B2C"/>
-              <w:bottom w:val="single" w:sz="6" w:space="0" w:color="2A2B2C"/>
-              <w:right w:val="single" w:sz="6" w:space="0" w:color="2A2B2C"/>
-            </w:tcBorders>
-            <w:shd w:val="clear" w:color="auto" w:fill="191A1B"/>
-            <w:tcMar>
-              <w:top w:w="30" w:type="dxa"/>
-              <w:left w:w="30" w:type="dxa"/>
-              <w:bottom w:w="30" w:type="dxa"/>
-              <w:right w:w="30" w:type="dxa"/>
-            </w:tcMar>
-            <w:vAlign w:val="center"/>
-            <w:hideMark/>
-          </w:tcPr>
-          <w:p>
-            <w:pPr>
-              <w:shd w:val="clear" w:color="auto" w:fill="FFFFFF" w:themeFill="background1"/>
-              <w:spacing w:after="0" w:line="240" w:lineRule="auto"/>
-              <w:jc w:val="right"/>
-              <w:rPr>
-                <w:rFonts w:ascii="Segoe UI" w:eastAsia="Times New Roman" w:hAnsi="Segoe UI" w:cs="Segoe UI"/>
-                <w:color w:val="000000" w:themeColor="text1"/>
-                <w:sz w:val="20"/>
-                <w:szCs w:val="20"/>
-              </w:rPr>
-            </w:pPr>
-            <w:r>
-              <w:rPr>
-                <w:rFonts w:ascii="Segoe UI" w:eastAsia="Times New Roman" w:hAnsi="Segoe UI" w:cs="Segoe UI"/>
+                <w:sz w:val="18"/>
+              </w:rPr>
+              <w:t>Δ (Opus 5 − Opus 4.7)</w:t>
+            </w:r>
+          </w:p>
+        </w:tc>
+        <w:tc>
+          <w:tcPr>
+            <w:tcW w:w="785" w:type="dxa"/>
+          </w:tcPr>
+          <w:p>
+            <w:r>
+              <w:rPr>
+                <w:sz w:val="18"/>
+              </w:rPr>
+              <w:t>0.0</w:t>
+            </w:r>
+          </w:p>
+        </w:tc>
+        <w:tc>
+          <w:tcPr>
+            <w:tcW w:w="785" w:type="dxa"/>
+          </w:tcPr>
+          <w:p>
+            <w:r>
+              <w:rPr>
+                <w:sz w:val="18"/>
+              </w:rPr>
+              <w:t>−3.6</w:t>
+            </w:r>
+          </w:p>
+        </w:tc>
+        <w:tc>
+          <w:tcPr>
+            <w:tcW w:w="785" w:type="dxa"/>
+          </w:tcPr>
+          <w:p>
+            <w:r>
+              <w:rPr>
+                <w:sz w:val="18"/>
+              </w:rPr>
+              <w:t>+1.1</w:t>
+            </w:r>
+          </w:p>
+        </w:tc>
+        <w:tc>
+          <w:tcPr>
+            <w:tcW w:w="785" w:type="dxa"/>
+          </w:tcPr>
+          <w:p>
+            <w:r>
+              <w:rPr>
+                <w:sz w:val="18"/>
+              </w:rPr>
+              <w:t>+0.2</w:t>
+            </w:r>
+          </w:p>
+        </w:tc>
+        <w:tc>
+          <w:tcPr>
+            <w:tcW w:w="785" w:type="dxa"/>
+          </w:tcPr>
+          <w:p>
+            <w:r>
+              <w:rPr>
+                <w:sz w:val="18"/>
+              </w:rPr>
+              <w:t>+0.4</w:t>
+            </w:r>
+          </w:p>
+        </w:tc>
+        <w:tc>
+          <w:tcPr>
+            <w:tcW w:w="785" w:type="dxa"/>
+          </w:tcPr>
+          <w:p>
+            <w:r>
+              <w:rPr>
+                <w:sz w:val="18"/>
+              </w:rPr>
+              <w:t>+0.8</w:t>
+            </w:r>
+          </w:p>
+        </w:tc>
+        <w:tc>
+          <w:tcPr>
+            <w:tcW w:w="785" w:type="dxa"/>
+          </w:tcPr>
+          <w:p>
+            <w:r>
+              <w:rPr>
+                <w:sz w:val="18"/>
+              </w:rPr>
+              <w:t>+1.4</w:t>
+            </w:r>
+          </w:p>
+        </w:tc>
+        <w:tc>
+          <w:tcPr>
+            <w:tcW w:w="785" w:type="dxa"/>
+          </w:tcPr>
+          <w:p>
+            <w:r>
+              <w:rPr>
+                <w:sz w:val="18"/>
+              </w:rPr>
+              <w:t>+1.5</w:t>
+            </w:r>
+          </w:p>
+        </w:tc>
+        <w:tc>
+          <w:tcPr>
+            <w:tcW w:w="785" w:type="dxa"/>
+          </w:tcPr>
+          <w:p>
+            <w:r>
+              <w:rPr>
+                <w:sz w:val="18"/>
+              </w:rPr>
+              <w:t>0.0</w:t>
+            </w:r>
+          </w:p>
+        </w:tc>
+        <w:tc>
+          <w:tcPr>
+            <w:tcW w:w="785" w:type="dxa"/>
+          </w:tcPr>
+          <w:p>
+            <w:r>
+              <w:rPr>
+                <w:sz w:val="18"/>
+              </w:rPr>
+              <w:t>+0.7</w:t>
+            </w:r>
+          </w:p>
+        </w:tc>
+      </w:tr>
+      <w:tr>
+        <w:tc>
+          <w:tcPr>
+            <w:tcW w:w="785" w:type="dxa"/>
+          </w:tcPr>
+          <w:p>
+            <w:r>
+              <w:rPr>
                 <w:b/>
-                <w:bCs/>
-                <w:color w:val="000000" w:themeColor="text1"/>
-                <w:sz w:val="20"/>
-                <w:szCs w:val="20"/>
-              </w:rPr>
-              <w:t>37.1</w:t>
-            </w:r>
-          </w:p>
-        </w:tc>
-        <w:tc>
-          <w:tcPr>
-            <w:tcW w:w="684" w:type="dxa"/>
-            <w:tcBorders>
-              <w:top w:val="single" w:sz="6" w:space="0" w:color="2A2B2C"/>
-              <w:left w:val="single" w:sz="6" w:space="0" w:color="2A2B2C"/>
-              <w:bottom w:val="single" w:sz="6" w:space="0" w:color="2A2B2C"/>
-              <w:right w:val="single" w:sz="6" w:space="0" w:color="2A2B2C"/>
-            </w:tcBorders>
-            <w:shd w:val="clear" w:color="auto" w:fill="191A1B"/>
-            <w:tcMar>
-              <w:top w:w="30" w:type="dxa"/>
-              <w:left w:w="30" w:type="dxa"/>
-              <w:bottom w:w="30" w:type="dxa"/>
-              <w:right w:w="30" w:type="dxa"/>
-            </w:tcMar>
-            <w:vAlign w:val="center"/>
-            <w:hideMark/>
-          </w:tcPr>
-          <w:p>
-            <w:pPr>
-              <w:shd w:val="clear" w:color="auto" w:fill="FFFFFF" w:themeFill="background1"/>
-              <w:spacing w:after="0" w:line="240" w:lineRule="auto"/>
-              <w:jc w:val="right"/>
-              <w:rPr>
-                <w:rFonts w:ascii="Segoe UI" w:eastAsia="Times New Roman" w:hAnsi="Segoe UI" w:cs="Segoe UI"/>
-                <w:color w:val="000000" w:themeColor="text1"/>
-                <w:sz w:val="20"/>
-                <w:szCs w:val="20"/>
-              </w:rPr>
-            </w:pPr>
-            <w:r>
-              <w:rPr>
-                <w:rFonts w:ascii="Segoe UI" w:eastAsia="Times New Roman" w:hAnsi="Segoe UI" w:cs="Segoe UI"/>
-                <w:b/>
-                <w:bCs/>
-                <w:color w:val="000000" w:themeColor="text1"/>
-                <w:sz w:val="20"/>
-                <w:szCs w:val="20"/>
-              </w:rPr>
-              <w:t>19.7</w:t>
-            </w:r>
-          </w:p>
-        </w:tc>
-        <w:tc>
-          <w:tcPr>
-            <w:tcW w:w="540" w:type="dxa"/>
-            <w:tcBorders>
-              <w:top w:val="single" w:sz="6" w:space="0" w:color="2A2B2C"/>
-              <w:left w:val="single" w:sz="6" w:space="0" w:color="2A2B2C"/>
-              <w:bottom w:val="single" w:sz="6" w:space="0" w:color="2A2B2C"/>
-              <w:right w:val="single" w:sz="6" w:space="0" w:color="2A2B2C"/>
-            </w:tcBorders>
-            <w:shd w:val="clear" w:color="auto" w:fill="191A1B"/>
-            <w:tcMar>
-              <w:top w:w="30" w:type="dxa"/>
-              <w:left w:w="30" w:type="dxa"/>
-              <w:bottom w:w="30" w:type="dxa"/>
-              <w:right w:w="30" w:type="dxa"/>
-            </w:tcMar>
-            <w:vAlign w:val="center"/>
-            <w:hideMark/>
-          </w:tcPr>
-          <w:p>
-            <w:pPr>
-              <w:shd w:val="clear" w:color="auto" w:fill="FFFFFF" w:themeFill="background1"/>
-              <w:spacing w:after="0" w:line="240" w:lineRule="auto"/>
-              <w:jc w:val="right"/>
-              <w:rPr>
-                <w:rFonts w:ascii="Segoe UI" w:eastAsia="Times New Roman" w:hAnsi="Segoe UI" w:cs="Segoe UI"/>
-                <w:color w:val="000000" w:themeColor="text1"/>
-                <w:sz w:val="20"/>
-                <w:szCs w:val="20"/>
-              </w:rPr>
-            </w:pPr>
-            <w:r>
-              <w:rPr>
-                <w:rFonts w:ascii="Segoe UI" w:eastAsia="Times New Roman" w:hAnsi="Segoe UI" w:cs="Segoe UI"/>
-                <w:b/>
-                <w:bCs/>
-                <w:color w:val="000000" w:themeColor="text1"/>
-                <w:sz w:val="20"/>
-                <w:szCs w:val="20"/>
-              </w:rPr>
-              <w:t>26.8</w:t>
-            </w:r>
-          </w:p>
-        </w:tc>
-        <w:tc>
-          <w:tcPr>
-            <w:tcW w:w="630" w:type="dxa"/>
-            <w:tcBorders>
-              <w:top w:val="single" w:sz="6" w:space="0" w:color="2A2B2C"/>
-              <w:left w:val="single" w:sz="6" w:space="0" w:color="2A2B2C"/>
-              <w:bottom w:val="single" w:sz="6" w:space="0" w:color="2A2B2C"/>
-              <w:right w:val="single" w:sz="6" w:space="0" w:color="2A2B2C"/>
-            </w:tcBorders>
-            <w:shd w:val="clear" w:color="auto" w:fill="191A1B"/>
-            <w:tcMar>
-              <w:top w:w="30" w:type="dxa"/>
-              <w:left w:w="30" w:type="dxa"/>
-              <w:bottom w:w="30" w:type="dxa"/>
-              <w:right w:w="30" w:type="dxa"/>
-            </w:tcMar>
-            <w:vAlign w:val="center"/>
-            <w:hideMark/>
-          </w:tcPr>
-          <w:p>
-            <w:pPr>
-              <w:shd w:val="clear" w:color="auto" w:fill="FFFFFF" w:themeFill="background1"/>
-              <w:spacing w:after="0" w:line="240" w:lineRule="auto"/>
-              <w:jc w:val="right"/>
-              <w:rPr>
-                <w:rFonts w:ascii="Segoe UI" w:eastAsia="Times New Roman" w:hAnsi="Segoe UI" w:cs="Segoe UI"/>
-                <w:color w:val="000000" w:themeColor="text1"/>
-                <w:sz w:val="20"/>
-                <w:szCs w:val="20"/>
-              </w:rPr>
-            </w:pPr>
-            <w:r>
-              <w:rPr>
-                <w:rFonts w:ascii="Segoe UI" w:eastAsia="Times New Roman" w:hAnsi="Segoe UI" w:cs="Segoe UI"/>
-                <w:b/>
-                <w:bCs/>
-                <w:color w:val="000000" w:themeColor="text1"/>
-                <w:sz w:val="20"/>
-                <w:szCs w:val="20"/>
-              </w:rPr>
-              <w:t>9.8</w:t>
-            </w:r>
-          </w:p>
-        </w:tc>
-        <w:tc>
-          <w:tcPr>
-            <w:tcW w:w="630" w:type="dxa"/>
-            <w:tcBorders>
-              <w:top w:val="single" w:sz="6" w:space="0" w:color="2A2B2C"/>
-              <w:left w:val="single" w:sz="6" w:space="0" w:color="2A2B2C"/>
-              <w:bottom w:val="single" w:sz="6" w:space="0" w:color="2A2B2C"/>
-              <w:right w:val="single" w:sz="6" w:space="0" w:color="2A2B2C"/>
-            </w:tcBorders>
-            <w:shd w:val="clear" w:color="auto" w:fill="191A1B"/>
-            <w:tcMar>
-              <w:top w:w="30" w:type="dxa"/>
-              <w:left w:w="30" w:type="dxa"/>
-              <w:bottom w:w="30" w:type="dxa"/>
-              <w:right w:w="30" w:type="dxa"/>
-            </w:tcMar>
-            <w:vAlign w:val="center"/>
-            <w:hideMark/>
-          </w:tcPr>
-          <w:p>
-            <w:pPr>
-              <w:shd w:val="clear" w:color="auto" w:fill="FFFFFF" w:themeFill="background1"/>
-              <w:spacing w:after="0" w:line="240" w:lineRule="auto"/>
-              <w:jc w:val="right"/>
-              <w:rPr>
-                <w:rFonts w:ascii="Segoe UI" w:eastAsia="Times New Roman" w:hAnsi="Segoe UI" w:cs="Segoe UI"/>
-                <w:color w:val="000000" w:themeColor="text1"/>
-                <w:sz w:val="20"/>
-                <w:szCs w:val="20"/>
-              </w:rPr>
-            </w:pPr>
-            <w:r>
-              <w:rPr>
-                <w:rFonts w:ascii="Segoe UI" w:eastAsia="Times New Roman" w:hAnsi="Segoe UI" w:cs="Segoe UI"/>
-                <w:b/>
-                <w:bCs/>
-                <w:color w:val="000000" w:themeColor="text1"/>
-                <w:sz w:val="20"/>
-                <w:szCs w:val="20"/>
-              </w:rPr>
-              <w:t>7.1</w:t>
-            </w:r>
-          </w:p>
-        </w:tc>
-        <w:tc>
-          <w:tcPr>
-            <w:tcW w:w="540" w:type="dxa"/>
-            <w:tcBorders>
-              <w:top w:val="single" w:sz="6" w:space="0" w:color="2A2B2C"/>
-              <w:left w:val="single" w:sz="6" w:space="0" w:color="2A2B2C"/>
-              <w:bottom w:val="single" w:sz="6" w:space="0" w:color="2A2B2C"/>
-              <w:right w:val="single" w:sz="6" w:space="0" w:color="2A2B2C"/>
-            </w:tcBorders>
-            <w:shd w:val="clear" w:color="auto" w:fill="191A1B"/>
-            <w:tcMar>
-              <w:top w:w="30" w:type="dxa"/>
-              <w:left w:w="30" w:type="dxa"/>
-              <w:bottom w:w="30" w:type="dxa"/>
-              <w:right w:w="30" w:type="dxa"/>
-            </w:tcMar>
-            <w:vAlign w:val="center"/>
-            <w:hideMark/>
-          </w:tcPr>
-          <w:p>
-            <w:pPr>
-              <w:shd w:val="clear" w:color="auto" w:fill="FFFFFF" w:themeFill="background1"/>
-              <w:spacing w:after="0" w:line="240" w:lineRule="auto"/>
-              <w:jc w:val="right"/>
-              <w:rPr>
-                <w:rFonts w:ascii="Segoe UI" w:eastAsia="Times New Roman" w:hAnsi="Segoe UI" w:cs="Segoe UI"/>
-                <w:color w:val="000000" w:themeColor="text1"/>
-                <w:sz w:val="20"/>
-                <w:szCs w:val="20"/>
-              </w:rPr>
-            </w:pPr>
-            <w:r>
-              <w:rPr>
-                <w:rFonts w:ascii="Segoe UI" w:eastAsia="Times New Roman" w:hAnsi="Segoe UI" w:cs="Segoe UI"/>
-                <w:b/>
-                <w:bCs/>
-                <w:color w:val="000000" w:themeColor="text1"/>
-                <w:sz w:val="20"/>
-                <w:szCs w:val="20"/>
-              </w:rPr>
-              <w:t>34.9</w:t>
-            </w:r>
-          </w:p>
-        </w:tc>
-        <w:tc>
-          <w:tcPr>
-            <w:tcW w:w="630" w:type="dxa"/>
-            <w:tcBorders>
-              <w:top w:val="single" w:sz="6" w:space="0" w:color="2A2B2C"/>
-              <w:left w:val="single" w:sz="6" w:space="0" w:color="2A2B2C"/>
-              <w:bottom w:val="single" w:sz="6" w:space="0" w:color="2A2B2C"/>
-              <w:right w:val="single" w:sz="6" w:space="0" w:color="2A2B2C"/>
-            </w:tcBorders>
-            <w:shd w:val="clear" w:color="auto" w:fill="191A1B"/>
-            <w:tcMar>
-              <w:top w:w="30" w:type="dxa"/>
-              <w:left w:w="30" w:type="dxa"/>
-              <w:bottom w:w="30" w:type="dxa"/>
-              <w:right w:w="30" w:type="dxa"/>
-            </w:tcMar>
-            <w:vAlign w:val="center"/>
-            <w:hideMark/>
-          </w:tcPr>
-          <w:p>
-            <w:pPr>
-              <w:shd w:val="clear" w:color="auto" w:fill="FFFFFF" w:themeFill="background1"/>
-              <w:spacing w:after="0" w:line="240" w:lineRule="auto"/>
-              <w:jc w:val="right"/>
-              <w:rPr>
-                <w:rFonts w:ascii="Segoe UI" w:eastAsia="Times New Roman" w:hAnsi="Segoe UI" w:cs="Segoe UI"/>
-                <w:color w:val="000000" w:themeColor="text1"/>
-                <w:sz w:val="20"/>
-                <w:szCs w:val="20"/>
-              </w:rPr>
-            </w:pPr>
-            <w:r>
-              <w:rPr>
-                <w:rFonts w:ascii="Segoe UI" w:eastAsia="Times New Roman" w:hAnsi="Segoe UI" w:cs="Segoe UI"/>
-                <w:b/>
-                <w:bCs/>
-                <w:color w:val="000000" w:themeColor="text1"/>
-                <w:sz w:val="20"/>
-                <w:szCs w:val="20"/>
-              </w:rPr>
-              <w:t>13.3</w:t>
-            </w:r>
-          </w:p>
-        </w:tc>
-        <w:tc>
-          <w:tcPr>
-            <w:tcW w:w="630" w:type="dxa"/>
-            <w:tcBorders>
-              <w:top w:val="single" w:sz="6" w:space="0" w:color="2A2B2C"/>
-              <w:left w:val="single" w:sz="6" w:space="0" w:color="2A2B2C"/>
-              <w:bottom w:val="single" w:sz="6" w:space="0" w:color="2A2B2C"/>
-              <w:right w:val="single" w:sz="6" w:space="0" w:color="2A2B2C"/>
-            </w:tcBorders>
-            <w:shd w:val="clear" w:color="auto" w:fill="191A1B"/>
-            <w:tcMar>
-              <w:top w:w="30" w:type="dxa"/>
-              <w:left w:w="30" w:type="dxa"/>
-              <w:bottom w:w="30" w:type="dxa"/>
-              <w:right w:w="30" w:type="dxa"/>
-            </w:tcMar>
-            <w:vAlign w:val="center"/>
-            <w:hideMark/>
-          </w:tcPr>
-          <w:p>
-            <w:pPr>
-              <w:shd w:val="clear" w:color="auto" w:fill="FFFFFF" w:themeFill="background1"/>
-              <w:spacing w:after="0" w:line="240" w:lineRule="auto"/>
-              <w:jc w:val="right"/>
-              <w:rPr>
-                <w:rFonts w:ascii="Segoe UI" w:eastAsia="Times New Roman" w:hAnsi="Segoe UI" w:cs="Segoe UI"/>
-                <w:color w:val="000000" w:themeColor="text1"/>
-                <w:sz w:val="20"/>
-                <w:szCs w:val="20"/>
-              </w:rPr>
-            </w:pPr>
-            <w:r>
-              <w:rPr>
-                <w:rFonts w:ascii="Segoe UI" w:eastAsia="Times New Roman" w:hAnsi="Segoe UI" w:cs="Segoe UI"/>
-                <w:b/>
-                <w:bCs/>
-                <w:color w:val="000000" w:themeColor="text1"/>
-                <w:sz w:val="20"/>
-                <w:szCs w:val="20"/>
-              </w:rPr>
-              <w:t>7.1</w:t>
-            </w:r>
-          </w:p>
-        </w:tc>
-        <w:tc>
-          <w:tcPr>
-            <w:tcW w:w="718" w:type="dxa"/>
-            <w:tcBorders>
-              <w:top w:val="single" w:sz="6" w:space="0" w:color="2A2B2C"/>
-              <w:left w:val="single" w:sz="6" w:space="0" w:color="2A2B2C"/>
-              <w:bottom w:val="single" w:sz="6" w:space="0" w:color="2A2B2C"/>
-              <w:right w:val="single" w:sz="6" w:space="0" w:color="2A2B2C"/>
-            </w:tcBorders>
-            <w:shd w:val="clear" w:color="auto" w:fill="191A1B"/>
-            <w:tcMar>
-              <w:top w:w="30" w:type="dxa"/>
-              <w:left w:w="30" w:type="dxa"/>
-              <w:bottom w:w="30" w:type="dxa"/>
-              <w:right w:w="30" w:type="dxa"/>
-            </w:tcMar>
-            <w:vAlign w:val="center"/>
-            <w:hideMark/>
-          </w:tcPr>
-          <w:p>
-            <w:pPr>
-              <w:shd w:val="clear" w:color="auto" w:fill="FFFFFF" w:themeFill="background1"/>
-              <w:spacing w:after="0" w:line="240" w:lineRule="auto"/>
-              <w:jc w:val="right"/>
-              <w:rPr>
-                <w:rFonts w:ascii="Segoe UI" w:eastAsia="Times New Roman" w:hAnsi="Segoe UI" w:cs="Segoe UI"/>
-                <w:color w:val="000000" w:themeColor="text1"/>
-                <w:sz w:val="20"/>
-                <w:szCs w:val="20"/>
-              </w:rPr>
-            </w:pPr>
-            <w:r>
-              <w:rPr>
-                <w:rFonts w:ascii="Segoe UI" w:eastAsia="Times New Roman" w:hAnsi="Segoe UI" w:cs="Segoe UI"/>
-                <w:b/>
-                <w:bCs/>
-                <w:color w:val="000000" w:themeColor="text1"/>
-                <w:sz w:val="20"/>
-                <w:szCs w:val="20"/>
-              </w:rPr>
-              <w:t>3.0</w:t>
-            </w:r>
-          </w:p>
-        </w:tc>
-        <w:tc>
-          <w:tcPr>
-            <w:tcW w:w="720" w:type="dxa"/>
-            <w:tcBorders>
-              <w:top w:val="single" w:sz="6" w:space="0" w:color="2A2B2C"/>
-              <w:left w:val="single" w:sz="6" w:space="0" w:color="2A2B2C"/>
-              <w:bottom w:val="single" w:sz="6" w:space="0" w:color="2A2B2C"/>
-              <w:right w:val="single" w:sz="6" w:space="0" w:color="2A2B2C"/>
-            </w:tcBorders>
-            <w:shd w:val="clear" w:color="auto" w:fill="191A1B"/>
-            <w:tcMar>
-              <w:top w:w="30" w:type="dxa"/>
-              <w:left w:w="30" w:type="dxa"/>
-              <w:bottom w:w="30" w:type="dxa"/>
-              <w:right w:w="30" w:type="dxa"/>
-            </w:tcMar>
-            <w:vAlign w:val="center"/>
-            <w:hideMark/>
-          </w:tcPr>
-          <w:p>
-            <w:pPr>
-              <w:shd w:val="clear" w:color="auto" w:fill="FFFFFF" w:themeFill="background1"/>
-              <w:spacing w:after="0" w:line="240" w:lineRule="auto"/>
-              <w:jc w:val="right"/>
-              <w:rPr>
-                <w:rFonts w:ascii="Segoe UI" w:eastAsia="Times New Roman" w:hAnsi="Segoe UI" w:cs="Segoe UI"/>
-                <w:color w:val="000000" w:themeColor="text1"/>
-                <w:sz w:val="20"/>
-                <w:szCs w:val="20"/>
-              </w:rPr>
-            </w:pPr>
-            <w:r>
-              <w:rPr>
-                <w:rFonts w:ascii="Segoe UI" w:eastAsia="Times New Roman" w:hAnsi="Segoe UI" w:cs="Segoe UI"/>
-                <w:b/>
-                <w:bCs/>
-                <w:color w:val="000000" w:themeColor="text1"/>
-                <w:sz w:val="20"/>
-                <w:szCs w:val="20"/>
-              </w:rPr>
-              <w:t>19.1</w:t>
+                <w:sz w:val="18"/>
+              </w:rPr>
+              <w:t>Δ (Opus 5 − FF)</w:t>
+            </w:r>
+          </w:p>
+        </w:tc>
+        <w:tc>
+          <w:tcPr>
+            <w:tcW w:w="785" w:type="dxa"/>
+          </w:tcPr>
+          <w:p>
+            <w:r>
+              <w:rPr>
+                <w:sz w:val="18"/>
+              </w:rPr>
+              <w:t>−0.8</w:t>
+            </w:r>
+          </w:p>
+        </w:tc>
+        <w:tc>
+          <w:tcPr>
+            <w:tcW w:w="785" w:type="dxa"/>
+          </w:tcPr>
+          <w:p>
+            <w:r>
+              <w:rPr>
+                <w:sz w:val="18"/>
+              </w:rPr>
+              <w:t>−3.3</w:t>
+            </w:r>
+          </w:p>
+        </w:tc>
+        <w:tc>
+          <w:tcPr>
+            <w:tcW w:w="785" w:type="dxa"/>
+          </w:tcPr>
+          <w:p>
+            <w:r>
+              <w:rPr>
+                <w:sz w:val="18"/>
+              </w:rPr>
+              <w:t>0.0</w:t>
+            </w:r>
+          </w:p>
+        </w:tc>
+        <w:tc>
+          <w:tcPr>
+            <w:tcW w:w="785" w:type="dxa"/>
+          </w:tcPr>
+          <w:p>
+            <w:r>
+              <w:rPr>
+                <w:sz w:val="18"/>
+              </w:rPr>
+              <w:t>0.0</w:t>
+            </w:r>
+          </w:p>
+        </w:tc>
+        <w:tc>
+          <w:tcPr>
+            <w:tcW w:w="785" w:type="dxa"/>
+          </w:tcPr>
+          <w:p>
+            <w:r>
+              <w:rPr>
+                <w:sz w:val="18"/>
+              </w:rPr>
+              <w:t>−0.2</w:t>
+            </w:r>
+          </w:p>
+        </w:tc>
+        <w:tc>
+          <w:tcPr>
+            <w:tcW w:w="785" w:type="dxa"/>
+          </w:tcPr>
+          <w:p>
+            <w:r>
+              <w:rPr>
+                <w:sz w:val="18"/>
+              </w:rPr>
+              <w:t>−2.5</w:t>
+            </w:r>
+          </w:p>
+        </w:tc>
+        <w:tc>
+          <w:tcPr>
+            <w:tcW w:w="785" w:type="dxa"/>
+          </w:tcPr>
+          <w:p>
+            <w:r>
+              <w:rPr>
+                <w:sz w:val="18"/>
+              </w:rPr>
+              <w:t>−2.9</w:t>
+            </w:r>
+          </w:p>
+        </w:tc>
+        <w:tc>
+          <w:tcPr>
+            <w:tcW w:w="785" w:type="dxa"/>
+          </w:tcPr>
+          <w:p>
+            <w:r>
+              <w:rPr>
+                <w:sz w:val="18"/>
+              </w:rPr>
+              <w:t>+1.4</w:t>
+            </w:r>
+          </w:p>
+        </w:tc>
+        <w:tc>
+          <w:tcPr>
+            <w:tcW w:w="785" w:type="dxa"/>
+          </w:tcPr>
+          <w:p>
+            <w:r>
+              <w:rPr>
+                <w:sz w:val="18"/>
+              </w:rPr>
+              <w:t>0.0</w:t>
+            </w:r>
+          </w:p>
+        </w:tc>
+        <w:tc>
+          <w:tcPr>
+            <w:tcW w:w="785" w:type="dxa"/>
+          </w:tcPr>
+          <w:p>
+            <w:r>
+              <w:rPr>
+                <w:sz w:val="18"/>
+              </w:rPr>
+              <w:t>0.0</w:t>
             </w:r>
           </w:p>
         </w:tc>
       </w:tr>
     </w:tbl>
     <w:p>
-      <w:pPr>
-        <w:shd w:val="clear" w:color="auto" w:fill="FFFFFF" w:themeFill="background1"/>
-        <w:spacing w:before="24" w:after="48" w:line="240" w:lineRule="auto"/>
-        <w:rPr>
-          <w:rFonts w:ascii="Segoe UI" w:eastAsia="Times New Roman" w:hAnsi="Segoe UI" w:cs="Segoe UI"/>
-          <w:color w:val="000000" w:themeColor="text1"/>
-          <w:sz w:val="20"/>
-          <w:szCs w:val="20"/>
-        </w:rPr>
-      </w:pPr>
-      <w:r>
-        <w:rPr>
-          <w:rFonts w:ascii="Segoe UI" w:eastAsia="Times New Roman" w:hAnsi="Segoe UI" w:cs="Segoe UI"/>
-          <w:color w:val="000000" w:themeColor="text1"/>
-          <w:sz w:val="20"/>
-          <w:szCs w:val="20"/>
-        </w:rPr>
-        <w:t>Line coverage for the Opus 5 runs (8 h AFL+FFMut, read from each run's final/meta.json; eight formats dated 2026-09-07, png 2026-09-08, midi 2026-09-09) — all ten formats now complete:</w:t>
-      </w:r>
-      <w:proofErr w:type="spellStart"/>
-      <w:proofErr w:type="spellEnd"/>
-      <w:proofErr w:type="spellStart"/>
-      <w:proofErr w:type="spellEnd"/>
-    </w:p>
-    <w:p>
-      <w:pPr>
-        <w:numPr>
-          <w:ilvl w:val="0"/>
-          <w:numId w:val="11"/>
-        </w:numPr>
-        <w:shd w:val="clear" w:color="auto" w:fill="FFFFFF" w:themeFill="background1"/>
-        <w:spacing w:before="100" w:beforeAutospacing="1" w:after="100" w:afterAutospacing="1" w:line="240" w:lineRule="auto"/>
-        <w:rPr>
-          <w:rFonts w:ascii="Segoe UI" w:eastAsia="Times New Roman" w:hAnsi="Segoe UI" w:cs="Segoe UI"/>
-          <w:color w:val="000000" w:themeColor="text1"/>
-          <w:sz w:val="20"/>
-          <w:szCs w:val="20"/>
-        </w:rPr>
-      </w:pPr>
-      <w:r>
-        <w:rPr>
-          <w:rFonts w:ascii="Segoe UI" w:eastAsia="Times New Roman" w:hAnsi="Segoe UI" w:cs="Segoe UI"/>
-          <w:b/>
-          <w:bCs/>
-          <w:color w:val="000000" w:themeColor="text1"/>
-          <w:sz w:val="20"/>
-          <w:szCs w:val="20"/>
-        </w:rPr>
-        <w:t>png 37.1% — 4004/10778, libpng 1.6.57 (pngtest)</w:t>
-      </w:r>
-      <w:proofErr w:type="spellStart"/>
-      <w:proofErr w:type="spellEnd"/>
-    </w:p>
-    <w:p>
-      <w:pPr>
-        <w:numPr>
-          <w:ilvl w:val="0"/>
-          <w:numId w:val="11"/>
-        </w:numPr>
-        <w:shd w:val="clear" w:color="auto" w:fill="FFFFFF" w:themeFill="background1"/>
-        <w:spacing w:before="100" w:beforeAutospacing="1" w:after="100" w:afterAutospacing="1" w:line="240" w:lineRule="auto"/>
-        <w:rPr>
-          <w:rFonts w:ascii="Segoe UI" w:eastAsia="Times New Roman" w:hAnsi="Segoe UI" w:cs="Segoe UI"/>
-          <w:color w:val="000000" w:themeColor="text1"/>
-          <w:sz w:val="20"/>
-          <w:szCs w:val="20"/>
-        </w:rPr>
-      </w:pPr>
-      <w:r>
-        <w:rPr>
-          <w:rFonts w:ascii="Segoe UI" w:eastAsia="Times New Roman" w:hAnsi="Segoe UI" w:cs="Segoe UI"/>
-          <w:b/>
-          <w:bCs/>
-          <w:color w:val="000000" w:themeColor="text1"/>
-          <w:sz w:val="20"/>
-          <w:szCs w:val="20"/>
-        </w:rPr>
-        <w:t>zip 34.9% — 1727/4944, Info-ZIP UnZip 6.0</w:t>
-      </w:r>
-      <w:proofErr w:type="spellStart"/>
-      <w:proofErr w:type="spellEnd"/>
-    </w:p>
-    <w:p>
-      <w:pPr>
-        <w:numPr>
-          <w:ilvl w:val="0"/>
-          <w:numId w:val="11"/>
-        </w:numPr>
-        <w:shd w:val="clear" w:color="auto" w:fill="FFFFFF" w:themeFill="background1"/>
-        <w:spacing w:before="100" w:beforeAutospacing="1" w:after="100" w:afterAutospacing="1" w:line="240" w:lineRule="auto"/>
-        <w:rPr>
-          <w:rFonts w:ascii="Segoe UI" w:eastAsia="Times New Roman" w:hAnsi="Segoe UI" w:cs="Segoe UI"/>
-          <w:color w:val="000000" w:themeColor="text1"/>
-          <w:sz w:val="20"/>
-          <w:szCs w:val="20"/>
-        </w:rPr>
-      </w:pPr>
-      <w:r>
-        <w:rPr>
-          <w:rFonts w:ascii="Segoe UI" w:eastAsia="Times New Roman" w:hAnsi="Segoe UI" w:cs="Segoe UI"/>
-          <w:b/>
-          <w:bCs/>
-          <w:color w:val="000000" w:themeColor="text1"/>
-          <w:sz w:val="20"/>
-          <w:szCs w:val="20"/>
-        </w:rPr>
-        <w:t>gif 26.8% — 573/2138, giflib 5.2.2</w:t>
-      </w:r>
-      <w:proofErr w:type="spellStart"/>
-      <w:proofErr w:type="spellEnd"/>
-    </w:p>
-    <w:p>
-      <w:pPr>
-        <w:numPr>
-          <w:ilvl w:val="0"/>
-          <w:numId w:val="11"/>
-        </w:numPr>
-        <w:shd w:val="clear" w:color="auto" w:fill="FFFFFF" w:themeFill="background1"/>
-        <w:spacing w:before="100" w:beforeAutospacing="1" w:after="100" w:afterAutospacing="1" w:line="240" w:lineRule="auto"/>
-        <w:rPr>
-          <w:rFonts w:ascii="Segoe UI" w:eastAsia="Times New Roman" w:hAnsi="Segoe UI" w:cs="Segoe UI"/>
-          <w:color w:val="000000" w:themeColor="text1"/>
-          <w:sz w:val="20"/>
-          <w:szCs w:val="20"/>
-        </w:rPr>
-      </w:pPr>
-      <w:r>
-        <w:rPr>
-          <w:rFonts w:ascii="Segoe UI" w:eastAsia="Times New Roman" w:hAnsi="Segoe UI" w:cs="Segoe UI"/>
-          <w:b/>
-          <w:bCs/>
-          <w:color w:val="000000" w:themeColor="text1"/>
-          <w:sz w:val="20"/>
-          <w:szCs w:val="20"/>
-        </w:rPr>
-        <w:t>jpg 19.7% — 3420/17343, libjpeg-turbo 3.2.0</w:t>
-      </w:r>
-      <w:proofErr w:type="spellStart"/>
-      <w:proofErr w:type="spellEnd"/>
-    </w:p>
-    <w:p>
-      <w:pPr>
-        <w:numPr>
-          <w:ilvl w:val="0"/>
-          <w:numId w:val="11"/>
-        </w:numPr>
-        <w:shd w:val="clear" w:color="auto" w:fill="FFFFFF" w:themeFill="background1"/>
-        <w:spacing w:before="100" w:beforeAutospacing="1" w:after="100" w:afterAutospacing="1" w:line="240" w:lineRule="auto"/>
-        <w:rPr>
-          <w:rFonts w:ascii="Segoe UI" w:eastAsia="Times New Roman" w:hAnsi="Segoe UI" w:cs="Segoe UI"/>
-          <w:color w:val="000000" w:themeColor="text1"/>
-          <w:sz w:val="20"/>
-          <w:szCs w:val="20"/>
-        </w:rPr>
-      </w:pPr>
-      <w:proofErr w:type="spellStart"/>
-      <w:r>
-        <w:rPr>
-          <w:rFonts w:ascii="Segoe UI" w:eastAsia="Times New Roman" w:hAnsi="Segoe UI" w:cs="Segoe UI"/>
-          <w:b/>
-          <w:bCs/>
-          <w:color w:val="000000" w:themeColor="text1"/>
-          <w:sz w:val="20"/>
-          <w:szCs w:val="20"/>
-        </w:rPr>
-        <w:t>bmp 19.1% — 851/4445, gdk-pixbuf 2.42.12</w:t>
-      </w:r>
-      <w:proofErr w:type="spellEnd"/>
-      <w:proofErr w:type="spellStart"/>
-      <w:proofErr w:type="spellEnd"/>
-      <w:proofErr w:type="spellStart"/>
-      <w:proofErr w:type="spellEnd"/>
-    </w:p>
-    <w:p>
-      <w:pPr>
-        <w:numPr>
-          <w:ilvl w:val="0"/>
-          <w:numId w:val="11"/>
-        </w:numPr>
-        <w:shd w:val="clear" w:color="auto" w:fill="FFFFFF" w:themeFill="background1"/>
-        <w:spacing w:before="100" w:beforeAutospacing="1" w:after="100" w:afterAutospacing="1" w:line="240" w:lineRule="auto"/>
-        <w:rPr>
-          <w:rFonts w:ascii="Segoe UI" w:eastAsia="Times New Roman" w:hAnsi="Segoe UI" w:cs="Segoe UI"/>
-          <w:color w:val="000000" w:themeColor="text1"/>
-          <w:sz w:val="20"/>
-          <w:szCs w:val="20"/>
-        </w:rPr>
-      </w:pPr>
-      <w:r>
-        <w:rPr>
-          <w:rFonts w:ascii="Segoe UI" w:eastAsia="Times New Roman" w:hAnsi="Segoe UI" w:cs="Segoe UI"/>
-          <w:b/>
-          <w:bCs/>
-          <w:color w:val="000000" w:themeColor="text1"/>
-          <w:sz w:val="20"/>
-          <w:szCs w:val="20"/>
-        </w:rPr>
-        <w:t>pcap 13.3% — 6363/47822, tcpdump + libpcap</w:t>
-      </w:r>
-      <w:proofErr w:type="spellStart"/>
-      <w:proofErr w:type="spellEnd"/>
-    </w:p>
-    <w:p>
-      <w:pPr>
-        <w:numPr>
-          <w:ilvl w:val="0"/>
-          <w:numId w:val="11"/>
-        </w:numPr>
-        <w:shd w:val="clear" w:color="auto" w:fill="FFFFFF" w:themeFill="background1"/>
-        <w:spacing w:before="100" w:beforeAutospacing="1" w:after="100" w:afterAutospacing="1" w:line="240" w:lineRule="auto"/>
-        <w:rPr>
-          <w:rFonts w:ascii="Segoe UI" w:eastAsia="Times New Roman" w:hAnsi="Segoe UI" w:cs="Segoe UI"/>
-          <w:color w:val="000000" w:themeColor="text1"/>
-          <w:sz w:val="20"/>
-          <w:szCs w:val="20"/>
-        </w:rPr>
-      </w:pPr>
-      <w:r>
-        <w:rPr>
-          <w:rFonts w:ascii="Segoe UI" w:eastAsia="Times New Roman" w:hAnsi="Segoe UI" w:cs="Segoe UI"/>
-          <w:b/>
-          <w:bCs/>
-          <w:color w:val="000000" w:themeColor="text1"/>
-          <w:sz w:val="20"/>
-          <w:szCs w:val="20"/>
-        </w:rPr>
-        <w:t>midi 9.8% — 2771/28335, TiMidity++ 2.15.0</w:t>
-      </w:r>
-      <w:proofErr w:type="spellStart"/>
-      <w:proofErr w:type="spellEnd"/>
-    </w:p>
-    <w:p>
-      <w:pPr>
-        <w:numPr>
-          <w:ilvl w:val="0"/>
-          <w:numId w:val="11"/>
-        </w:numPr>
-        <w:shd w:val="clear" w:color="auto" w:fill="FFFFFF" w:themeFill="background1"/>
-        <w:spacing w:before="100" w:beforeAutospacing="1" w:after="100" w:afterAutospacing="1" w:line="240" w:lineRule="auto"/>
-        <w:rPr>
-          <w:rFonts w:ascii="Segoe UI" w:eastAsia="Times New Roman" w:hAnsi="Segoe UI" w:cs="Segoe UI"/>
-          <w:color w:val="000000" w:themeColor="text1"/>
-          <w:sz w:val="20"/>
-          <w:szCs w:val="20"/>
-        </w:rPr>
-      </w:pPr>
-      <w:r>
-        <w:rPr>
-          <w:rFonts w:ascii="Segoe UI" w:eastAsia="Times New Roman" w:hAnsi="Segoe UI" w:cs="Segoe UI"/>
-          <w:b/>
-          <w:bCs/>
-          <w:color w:val="000000" w:themeColor="text1"/>
-          <w:sz w:val="20"/>
-          <w:szCs w:val="20"/>
-        </w:rPr>
-        <w:t>mp4 7.1% — 33599/471237, FFmpeg 6.1</w:t>
-      </w:r>
-      <w:proofErr w:type="spellStart"/>
-      <w:proofErr w:type="spellEnd"/>
-    </w:p>
-    <w:p>
-      <w:pPr>
-        <w:numPr>
-          <w:ilvl w:val="0"/>
-          <w:numId w:val="11"/>
-        </w:numPr>
-        <w:shd w:val="clear" w:color="auto" w:fill="FFFFFF" w:themeFill="background1"/>
-        <w:spacing w:before="100" w:beforeAutospacing="1" w:after="100" w:afterAutospacing="1" w:line="240" w:lineRule="auto"/>
-        <w:rPr>
-          <w:rFonts w:ascii="Segoe UI" w:eastAsia="Times New Roman" w:hAnsi="Segoe UI" w:cs="Segoe UI"/>
-          <w:color w:val="000000" w:themeColor="text1"/>
-          <w:sz w:val="20"/>
-          <w:szCs w:val="20"/>
-        </w:rPr>
-      </w:pPr>
-      <w:r>
-        <w:rPr>
-          <w:rFonts w:ascii="Segoe UI" w:eastAsia="Times New Roman" w:hAnsi="Segoe UI" w:cs="Segoe UI"/>
-          <w:b/>
-          <w:bCs/>
-          <w:color w:val="000000" w:themeColor="text1"/>
-          <w:sz w:val="20"/>
-          <w:szCs w:val="20"/>
-        </w:rPr>
-        <w:t>avi 7.1% — 33391/471237, FFmpeg 6.1</w:t>
-      </w:r>
-    </w:p>
-    <w:p>
-      <w:pPr>
-        <w:numPr>
-          <w:ilvl w:val="0"/>
-          <w:numId w:val="11"/>
-        </w:numPr>
-        <w:shd w:val="clear" w:color="auto" w:fill="FFFFFF" w:themeFill="background1"/>
-        <w:spacing w:before="100" w:beforeAutospacing="1" w:after="100" w:afterAutospacing="1" w:line="240" w:lineRule="auto"/>
-        <w:rPr>
-          <w:rFonts w:ascii="Segoe UI" w:eastAsia="Times New Roman" w:hAnsi="Segoe UI" w:cs="Segoe UI"/>
-          <w:color w:val="000000" w:themeColor="text1"/>
-          <w:sz w:val="20"/>
-          <w:szCs w:val="20"/>
-        </w:rPr>
-      </w:pPr>
-      <w:proofErr w:type="spellStart"/>
-      <w:r>
-        <w:rPr>
-          <w:rFonts w:ascii="Segoe UI" w:eastAsia="Times New Roman" w:hAnsi="Segoe UI" w:cs="Segoe UI"/>
-          <w:b/>
-          <w:bCs/>
-          <w:color w:val="000000" w:themeColor="text1"/>
-          <w:sz w:val="20"/>
-          <w:szCs w:val="20"/>
-        </w:rPr>
-        <w:t>wav 3.0% — 303/10197, WavPack 5.9.0</w:t>
-      </w:r>
-      <w:proofErr w:type="spellEnd"/>
-    </w:p>
-    <w:p/>
-    <w:p>
-      <w:pPr>
-        <w:pStyle w:val="Heading1"/>
-      </w:pPr>
-      <w:r>
-        <w:t>AFL + FF-MUT — Opus 4.7 vs Opus 5 (matched re-run, 2026-09-09)</w:t>
-      </w:r>
-    </w:p>
-    <w:p>
-      <w:r>
-        <w:rPr>
-          <w:i/>
-          <w:sz w:val="18"/>
-        </w:rPr>
-        <w:t>A complete, matched head-to-head: all ten formats run for both models, 8-hour AFL+FFMut campaigns (28,800 s), every run completed, launched together on 2026-09-09. Unlike the earlier sets recorded above, each model's templates live in their own directory (templates_llm/llm_opus4.7/&lt;fmt&gt;-llm.bt and templates_llm/llm_opus5/&lt;fmt&gt;-llm.bt), so the two variants are fully isolated. Figures are line and function coverage of the target program, read from each run's final/meta.json. These supersede nothing above — they are a separate, self-contained comparison.</w:t>
-      </w:r>
-    </w:p>
-    <w:p>
-      <w:r>
-        <w:t>Line coverage (%)</w:t>
+      <w:r>
+        <w:t>Per-format detail</w:t>
       </w:r>
     </w:p>
     <w:tbl>
       <w:tblPr>
         <w:tblStyle w:val="TableGrid"/>
-        <w:tblW w:type="auto" w:w="0"/>
-        <w:tblLook w:firstColumn="1" w:firstRow="1" w:lastColumn="0" w:lastRow="0" w:noHBand="0" w:noVBand="1" w:val="04A0"/>
+        <w:tblW w:w="0" w:type="auto"/>
+        <w:tblLook w:val="04A0" w:firstRow="1" w:lastRow="0" w:firstColumn="1" w:lastColumn="0" w:noHBand="0" w:noVBand="1"/>
       </w:tblPr>
       <w:tblGrid>
-        <w:gridCol w:w="785"/>
-        <w:gridCol w:w="785"/>
-        <w:gridCol w:w="785"/>
-        <w:gridCol w:w="785"/>
-        <w:gridCol w:w="785"/>
-        <w:gridCol w:w="785"/>
-        <w:gridCol w:w="785"/>
-        <w:gridCol w:w="785"/>
-        <w:gridCol w:w="785"/>
-        <w:gridCol w:w="785"/>
-        <w:gridCol w:w="785"/>
+        <w:gridCol w:w="1725"/>
+        <w:gridCol w:w="1727"/>
+        <w:gridCol w:w="1726"/>
+        <w:gridCol w:w="1726"/>
+        <w:gridCol w:w="1726"/>
       </w:tblGrid>
       <w:tr>
         <w:tc>
           <w:tcPr>
-            <w:tcW w:type="dxa" w:w="785"/>
+            <w:tcW w:w="1728" w:type="dxa"/>
           </w:tcPr>
           <w:p>
             <w:r>
@@ -22874,13 +19284,13 @@
                 <w:b/>
                 <w:sz w:val="18"/>
               </w:rPr>
-              <w:t>Setting</w:t>
-            </w:r>
-          </w:p>
-        </w:tc>
-        <w:tc>
-          <w:tcPr>
-            <w:tcW w:type="dxa" w:w="785"/>
+              <w:t>Format</w:t>
+            </w:r>
+          </w:p>
+        </w:tc>
+        <w:tc>
+          <w:tcPr>
+            <w:tcW w:w="1728" w:type="dxa"/>
           </w:tcPr>
           <w:p>
             <w:r>
@@ -22888,13 +19298,13 @@
                 <w:b/>
                 <w:sz w:val="18"/>
               </w:rPr>
-              <w:t>PNG</w:t>
-            </w:r>
-          </w:p>
-        </w:tc>
-        <w:tc>
-          <w:tcPr>
-            <w:tcW w:type="dxa" w:w="785"/>
+              <w:t>Target program</w:t>
+            </w:r>
+          </w:p>
+        </w:tc>
+        <w:tc>
+          <w:tcPr>
+            <w:tcW w:w="1728" w:type="dxa"/>
           </w:tcPr>
           <w:p>
             <w:r>
@@ -22902,13 +19312,13 @@
                 <w:b/>
                 <w:sz w:val="18"/>
               </w:rPr>
-              <w:t>JPG</w:t>
-            </w:r>
-          </w:p>
-        </w:tc>
-        <w:tc>
-          <w:tcPr>
-            <w:tcW w:type="dxa" w:w="785"/>
+              <w:t>Total lines</w:t>
+            </w:r>
+          </w:p>
+        </w:tc>
+        <w:tc>
+          <w:tcPr>
+            <w:tcW w:w="1728" w:type="dxa"/>
           </w:tcPr>
           <w:p>
             <w:r>
@@ -22916,13 +19326,13 @@
                 <w:b/>
                 <w:sz w:val="18"/>
               </w:rPr>
-              <w:t>GIF</w:t>
-            </w:r>
-          </w:p>
-        </w:tc>
-        <w:tc>
-          <w:tcPr>
-            <w:tcW w:type="dxa" w:w="785"/>
+              <w:t>Lines hit (FF / 4.7 / 5)</w:t>
+            </w:r>
+          </w:p>
+        </w:tc>
+        <w:tc>
+          <w:tcPr>
+            <w:tcW w:w="1728" w:type="dxa"/>
           </w:tcPr>
           <w:p>
             <w:r>
@@ -22930,13 +19340,15 @@
                 <w:b/>
                 <w:sz w:val="18"/>
               </w:rPr>
-              <w:t>MIDI</w:t>
-            </w:r>
-          </w:p>
-        </w:tc>
-        <w:tc>
-          <w:tcPr>
-            <w:tcW w:type="dxa" w:w="785"/>
+              <w:t>AFL paths (FF / 4.7 / 5)</w:t>
+            </w:r>
+          </w:p>
+        </w:tc>
+      </w:tr>
+      <w:tr>
+        <w:tc>
+          <w:tcPr>
+            <w:tcW w:w="1728" w:type="dxa"/>
           </w:tcPr>
           <w:p>
             <w:r>
@@ -22944,13 +19356,67 @@
                 <w:b/>
                 <w:sz w:val="18"/>
               </w:rPr>
-              <w:t>MP4</w:t>
-            </w:r>
-          </w:p>
-        </w:tc>
-        <w:tc>
-          <w:tcPr>
-            <w:tcW w:type="dxa" w:w="785"/>
+              <w:t>png</w:t>
+            </w:r>
+          </w:p>
+        </w:tc>
+        <w:tc>
+          <w:tcPr>
+            <w:tcW w:w="1728" w:type="dxa"/>
+          </w:tcPr>
+          <w:p>
+            <w:r>
+              <w:rPr>
+                <w:sz w:val="18"/>
+              </w:rPr>
+              <w:t>libpng 1.6.57 (pngtest)</w:t>
+            </w:r>
+          </w:p>
+        </w:tc>
+        <w:tc>
+          <w:tcPr>
+            <w:tcW w:w="1728" w:type="dxa"/>
+          </w:tcPr>
+          <w:p>
+            <w:r>
+              <w:rPr>
+                <w:sz w:val="18"/>
+              </w:rPr>
+              <w:t>10,778</w:t>
+            </w:r>
+          </w:p>
+        </w:tc>
+        <w:tc>
+          <w:tcPr>
+            <w:tcW w:w="1728" w:type="dxa"/>
+          </w:tcPr>
+          <w:p>
+            <w:r>
+              <w:rPr>
+                <w:sz w:val="18"/>
+              </w:rPr>
+              <w:t>4,037 / 3,872 / 3,923</w:t>
+            </w:r>
+          </w:p>
+        </w:tc>
+        <w:tc>
+          <w:tcPr>
+            <w:tcW w:w="1728" w:type="dxa"/>
+          </w:tcPr>
+          <w:p>
+            <w:r>
+              <w:rPr>
+                <w:sz w:val="18"/>
+              </w:rPr>
+              <w:t>1186 / 697 / 737</w:t>
+            </w:r>
+          </w:p>
+        </w:tc>
+      </w:tr>
+      <w:tr>
+        <w:tc>
+          <w:tcPr>
+            <w:tcW w:w="1728" w:type="dxa"/>
           </w:tcPr>
           <w:p>
             <w:r>
@@ -22958,13 +19424,67 @@
                 <w:b/>
                 <w:sz w:val="18"/>
               </w:rPr>
-              <w:t>ZIP</w:t>
-            </w:r>
-          </w:p>
-        </w:tc>
-        <w:tc>
-          <w:tcPr>
-            <w:tcW w:type="dxa" w:w="785"/>
+              <w:t>jpg</w:t>
+            </w:r>
+          </w:p>
+        </w:tc>
+        <w:tc>
+          <w:tcPr>
+            <w:tcW w:w="1728" w:type="dxa"/>
+          </w:tcPr>
+          <w:p>
+            <w:r>
+              <w:rPr>
+                <w:sz w:val="18"/>
+              </w:rPr>
+              <w:t>libjpeg-turbo 3.2.0 (djpeg)</w:t>
+            </w:r>
+          </w:p>
+        </w:tc>
+        <w:tc>
+          <w:tcPr>
+            <w:tcW w:w="1728" w:type="dxa"/>
+          </w:tcPr>
+          <w:p>
+            <w:r>
+              <w:rPr>
+                <w:sz w:val="18"/>
+              </w:rPr>
+              <w:t>17,343</w:t>
+            </w:r>
+          </w:p>
+        </w:tc>
+        <w:tc>
+          <w:tcPr>
+            <w:tcW w:w="1728" w:type="dxa"/>
+          </w:tcPr>
+          <w:p>
+            <w:r>
+              <w:rPr>
+                <w:sz w:val="18"/>
+              </w:rPr>
+              <w:t>3,527 / 3,466 / 2,950</w:t>
+            </w:r>
+          </w:p>
+        </w:tc>
+        <w:tc>
+          <w:tcPr>
+            <w:tcW w:w="1728" w:type="dxa"/>
+          </w:tcPr>
+          <w:p>
+            <w:r>
+              <w:rPr>
+                <w:sz w:val="18"/>
+              </w:rPr>
+              <w:t>1053 / 983 / 935</w:t>
+            </w:r>
+          </w:p>
+        </w:tc>
+      </w:tr>
+      <w:tr>
+        <w:tc>
+          <w:tcPr>
+            <w:tcW w:w="1728" w:type="dxa"/>
           </w:tcPr>
           <w:p>
             <w:r>
@@ -22972,13 +19492,67 @@
                 <w:b/>
                 <w:sz w:val="18"/>
               </w:rPr>
-              <w:t>PCAP</w:t>
-            </w:r>
-          </w:p>
-        </w:tc>
-        <w:tc>
-          <w:tcPr>
-            <w:tcW w:type="dxa" w:w="785"/>
+              <w:t>gif</w:t>
+            </w:r>
+          </w:p>
+        </w:tc>
+        <w:tc>
+          <w:tcPr>
+            <w:tcW w:w="1728" w:type="dxa"/>
+          </w:tcPr>
+          <w:p>
+            <w:r>
+              <w:rPr>
+                <w:sz w:val="18"/>
+              </w:rPr>
+              <w:t>giflib 5.2.2 (gif2rgb)</w:t>
+            </w:r>
+          </w:p>
+        </w:tc>
+        <w:tc>
+          <w:tcPr>
+            <w:tcW w:w="1728" w:type="dxa"/>
+          </w:tcPr>
+          <w:p>
+            <w:r>
+              <w:rPr>
+                <w:sz w:val="18"/>
+              </w:rPr>
+              <w:t>2,138</w:t>
+            </w:r>
+          </w:p>
+        </w:tc>
+        <w:tc>
+          <w:tcPr>
+            <w:tcW w:w="1728" w:type="dxa"/>
+          </w:tcPr>
+          <w:p>
+            <w:r>
+              <w:rPr>
+                <w:sz w:val="18"/>
+              </w:rPr>
+              <w:t>573 / 527 / 562</w:t>
+            </w:r>
+          </w:p>
+        </w:tc>
+        <w:tc>
+          <w:tcPr>
+            <w:tcW w:w="1728" w:type="dxa"/>
+          </w:tcPr>
+          <w:p>
+            <w:r>
+              <w:rPr>
+                <w:sz w:val="18"/>
+              </w:rPr>
+              <w:t>236 / 209 / 222</w:t>
+            </w:r>
+          </w:p>
+        </w:tc>
+      </w:tr>
+      <w:tr>
+        <w:tc>
+          <w:tcPr>
+            <w:tcW w:w="1728" w:type="dxa"/>
           </w:tcPr>
           <w:p>
             <w:r>
@@ -22986,13 +19560,67 @@
                 <w:b/>
                 <w:sz w:val="18"/>
               </w:rPr>
-              <w:t>AVI</w:t>
-            </w:r>
-          </w:p>
-        </w:tc>
-        <w:tc>
-          <w:tcPr>
-            <w:tcW w:type="dxa" w:w="785"/>
+              <w:t>midi</w:t>
+            </w:r>
+          </w:p>
+        </w:tc>
+        <w:tc>
+          <w:tcPr>
+            <w:tcW w:w="1728" w:type="dxa"/>
+          </w:tcPr>
+          <w:p>
+            <w:r>
+              <w:rPr>
+                <w:sz w:val="18"/>
+              </w:rPr>
+              <w:t>TiMidity++ 2.15.0</w:t>
+            </w:r>
+          </w:p>
+        </w:tc>
+        <w:tc>
+          <w:tcPr>
+            <w:tcW w:w="1728" w:type="dxa"/>
+          </w:tcPr>
+          <w:p>
+            <w:r>
+              <w:rPr>
+                <w:sz w:val="18"/>
+              </w:rPr>
+              <w:t>28,335</w:t>
+            </w:r>
+          </w:p>
+        </w:tc>
+        <w:tc>
+          <w:tcPr>
+            <w:tcW w:w="1728" w:type="dxa"/>
+          </w:tcPr>
+          <w:p>
+            <w:r>
+              <w:rPr>
+                <w:sz w:val="18"/>
+              </w:rPr>
+              <w:t>2,777 / 2,679 / 2,771</w:t>
+            </w:r>
+          </w:p>
+        </w:tc>
+        <w:tc>
+          <w:tcPr>
+            <w:tcW w:w="1728" w:type="dxa"/>
+          </w:tcPr>
+          <w:p>
+            <w:r>
+              <w:rPr>
+                <w:sz w:val="18"/>
+              </w:rPr>
+              <w:t>189 / 124 / 169</w:t>
+            </w:r>
+          </w:p>
+        </w:tc>
+      </w:tr>
+      <w:tr>
+        <w:tc>
+          <w:tcPr>
+            <w:tcW w:w="1728" w:type="dxa"/>
           </w:tcPr>
           <w:p>
             <w:r>
@@ -23000,13 +19628,68 @@
                 <w:b/>
                 <w:sz w:val="18"/>
               </w:rPr>
-              <w:t>WAV</w:t>
-            </w:r>
-          </w:p>
-        </w:tc>
-        <w:tc>
-          <w:tcPr>
-            <w:tcW w:type="dxa" w:w="785"/>
+              <w:lastRenderedPageBreak/>
+              <w:t>mp4</w:t>
+            </w:r>
+          </w:p>
+        </w:tc>
+        <w:tc>
+          <w:tcPr>
+            <w:tcW w:w="1728" w:type="dxa"/>
+          </w:tcPr>
+          <w:p>
+            <w:r>
+              <w:rPr>
+                <w:sz w:val="18"/>
+              </w:rPr>
+              <w:t>FFmpeg 6.1</w:t>
+            </w:r>
+          </w:p>
+        </w:tc>
+        <w:tc>
+          <w:tcPr>
+            <w:tcW w:w="1728" w:type="dxa"/>
+          </w:tcPr>
+          <w:p>
+            <w:r>
+              <w:rPr>
+                <w:sz w:val="18"/>
+              </w:rPr>
+              <w:t>471,237</w:t>
+            </w:r>
+          </w:p>
+        </w:tc>
+        <w:tc>
+          <w:tcPr>
+            <w:tcW w:w="1728" w:type="dxa"/>
+          </w:tcPr>
+          <w:p>
+            <w:r>
+              <w:rPr>
+                <w:sz w:val="18"/>
+              </w:rPr>
+              <w:t>33,784 / 30,968 / 33,203</w:t>
+            </w:r>
+          </w:p>
+        </w:tc>
+        <w:tc>
+          <w:tcPr>
+            <w:tcW w:w="1728" w:type="dxa"/>
+          </w:tcPr>
+          <w:p>
+            <w:r>
+              <w:rPr>
+                <w:sz w:val="18"/>
+              </w:rPr>
+              <w:t>4238 / 4146 / 4080</w:t>
+            </w:r>
+          </w:p>
+        </w:tc>
+      </w:tr>
+      <w:tr>
+        <w:tc>
+          <w:tcPr>
+            <w:tcW w:w="1728" w:type="dxa"/>
           </w:tcPr>
           <w:p>
             <w:r>
@@ -23014,7 +19697,59 @@
                 <w:b/>
                 <w:sz w:val="18"/>
               </w:rPr>
-              <w:t>BMP</w:t>
+              <w:t>zip</w:t>
+            </w:r>
+          </w:p>
+        </w:tc>
+        <w:tc>
+          <w:tcPr>
+            <w:tcW w:w="1728" w:type="dxa"/>
+          </w:tcPr>
+          <w:p>
+            <w:r>
+              <w:rPr>
+                <w:sz w:val="18"/>
+              </w:rPr>
+              <w:t>Info-ZIP UnZip 6.0</w:t>
+            </w:r>
+          </w:p>
+        </w:tc>
+        <w:tc>
+          <w:tcPr>
+            <w:tcW w:w="1728" w:type="dxa"/>
+          </w:tcPr>
+          <w:p>
+            <w:r>
+              <w:rPr>
+                <w:sz w:val="18"/>
+              </w:rPr>
+              <w:t>4,944</w:t>
+            </w:r>
+          </w:p>
+        </w:tc>
+        <w:tc>
+          <w:tcPr>
+            <w:tcW w:w="1728" w:type="dxa"/>
+          </w:tcPr>
+          <w:p>
+            <w:r>
+              <w:rPr>
+                <w:sz w:val="18"/>
+              </w:rPr>
+              <w:t>1,741 / 1,593 / 1,700</w:t>
+            </w:r>
+          </w:p>
+        </w:tc>
+        <w:tc>
+          <w:tcPr>
+            <w:tcW w:w="1728" w:type="dxa"/>
+          </w:tcPr>
+          <w:p>
+            <w:r>
+              <w:rPr>
+                <w:sz w:val="18"/>
+              </w:rPr>
+              <w:t>964 / 744 / 825</w:t>
             </w:r>
           </w:p>
         </w:tc>
@@ -23022,7 +19757,7 @@
       <w:tr>
         <w:tc>
           <w:tcPr>
-            <w:tcW w:type="dxa" w:w="785"/>
+            <w:tcW w:w="1728" w:type="dxa"/>
           </w:tcPr>
           <w:p>
             <w:r>
@@ -23030,137 +19765,59 @@
                 <w:b/>
                 <w:sz w:val="18"/>
               </w:rPr>
-              <w:t>LLM-templates (Opus 4.7)</w:t>
-            </w:r>
-          </w:p>
-        </w:tc>
-        <w:tc>
-          <w:tcPr>
-            <w:tcW w:type="dxa" w:w="785"/>
+              <w:t>pcap</w:t>
+            </w:r>
+          </w:p>
+        </w:tc>
+        <w:tc>
+          <w:tcPr>
+            <w:tcW w:w="1728" w:type="dxa"/>
           </w:tcPr>
           <w:p>
             <w:r>
               <w:rPr>
                 <w:sz w:val="18"/>
               </w:rPr>
-              <w:t>35.9</w:t>
-            </w:r>
-          </w:p>
-        </w:tc>
-        <w:tc>
-          <w:tcPr>
-            <w:tcW w:type="dxa" w:w="785"/>
+              <w:t>tcpdump 4.99.6 + libpcap 1.10.6</w:t>
+            </w:r>
+          </w:p>
+        </w:tc>
+        <w:tc>
+          <w:tcPr>
+            <w:tcW w:w="1728" w:type="dxa"/>
           </w:tcPr>
           <w:p>
             <w:r>
               <w:rPr>
                 <w:sz w:val="18"/>
               </w:rPr>
-              <w:t>20.0</w:t>
-            </w:r>
-          </w:p>
-        </w:tc>
-        <w:tc>
-          <w:tcPr>
-            <w:tcW w:type="dxa" w:w="785"/>
+              <w:t>47,822</w:t>
+            </w:r>
+          </w:p>
+        </w:tc>
+        <w:tc>
+          <w:tcPr>
+            <w:tcW w:w="1728" w:type="dxa"/>
           </w:tcPr>
           <w:p>
             <w:r>
               <w:rPr>
                 <w:sz w:val="18"/>
               </w:rPr>
-              <w:t>24.6</w:t>
-            </w:r>
-          </w:p>
-        </w:tc>
-        <w:tc>
-          <w:tcPr>
-            <w:tcW w:type="dxa" w:w="785"/>
+              <w:t>4,753 / 3,236 / 3,684</w:t>
+            </w:r>
+          </w:p>
+        </w:tc>
+        <w:tc>
+          <w:tcPr>
+            <w:tcW w:w="1728" w:type="dxa"/>
           </w:tcPr>
           <w:p>
             <w:r>
               <w:rPr>
                 <w:sz w:val="18"/>
               </w:rPr>
-              <w:t>9.5</w:t>
-            </w:r>
-          </w:p>
-        </w:tc>
-        <w:tc>
-          <w:tcPr>
-            <w:tcW w:type="dxa" w:w="785"/>
-          </w:tcPr>
-          <w:p>
-            <w:r>
-              <w:rPr>
-                <w:sz w:val="18"/>
-              </w:rPr>
-              <w:t>6.6</w:t>
-            </w:r>
-          </w:p>
-        </w:tc>
-        <w:tc>
-          <w:tcPr>
-            <w:tcW w:type="dxa" w:w="785"/>
-          </w:tcPr>
-          <w:p>
-            <w:r>
-              <w:rPr>
-                <w:sz w:val="18"/>
-              </w:rPr>
-              <w:t>32.2</w:t>
-            </w:r>
-          </w:p>
-        </w:tc>
-        <w:tc>
-          <w:tcPr>
-            <w:tcW w:type="dxa" w:w="785"/>
-          </w:tcPr>
-          <w:p>
-            <w:r>
-              <w:rPr>
-                <w:sz w:val="18"/>
-              </w:rPr>
-              <w:t>6.8</w:t>
-            </w:r>
-          </w:p>
-        </w:tc>
-        <w:tc>
-          <w:tcPr>
-            <w:tcW w:type="dxa" w:w="785"/>
-          </w:tcPr>
-          <w:p>
-            <w:r>
-              <w:rPr>
-                <w:sz w:val="18"/>
-              </w:rPr>
-              <w:t>5.3</w:t>
-            </w:r>
-          </w:p>
-        </w:tc>
-        <w:tc>
-          <w:tcPr>
-            <w:tcW w:type="dxa" w:w="785"/>
-          </w:tcPr>
-          <w:p>
-            <w:r>
-              <w:rPr>
-                <w:sz w:val="18"/>
-              </w:rPr>
-              <w:t>3.0</w:t>
-            </w:r>
-          </w:p>
-        </w:tc>
-        <w:tc>
-          <w:tcPr>
-            <w:tcW w:type="dxa" w:w="785"/>
-          </w:tcPr>
-          <w:p>
-            <w:r>
-              <w:rPr>
-                <w:sz w:val="18"/>
-              </w:rPr>
-              <w:t>16.0</w:t>
+              <w:t>688 / 182 / 216</w:t>
             </w:r>
           </w:p>
         </w:tc>
@@ -23168,7 +19825,7 @@
       <w:tr>
         <w:tc>
           <w:tcPr>
-            <w:tcW w:type="dxa" w:w="785"/>
+            <w:tcW w:w="1728" w:type="dxa"/>
           </w:tcPr>
           <w:p>
             <w:r>
@@ -23176,137 +19833,59 @@
                 <w:b/>
                 <w:sz w:val="18"/>
               </w:rPr>
-              <w:t>LLM-templates (Opus 5)</w:t>
-            </w:r>
-          </w:p>
-        </w:tc>
-        <w:tc>
-          <w:tcPr>
-            <w:tcW w:type="dxa" w:w="785"/>
+              <w:t>avi</w:t>
+            </w:r>
+          </w:p>
+        </w:tc>
+        <w:tc>
+          <w:tcPr>
+            <w:tcW w:w="1728" w:type="dxa"/>
           </w:tcPr>
           <w:p>
             <w:r>
               <w:rPr>
                 <w:sz w:val="18"/>
               </w:rPr>
-              <w:t>36.4</w:t>
-            </w:r>
-          </w:p>
-        </w:tc>
-        <w:tc>
-          <w:tcPr>
-            <w:tcW w:type="dxa" w:w="785"/>
+              <w:t>FFmpeg 6.1</w:t>
+            </w:r>
+          </w:p>
+        </w:tc>
+        <w:tc>
+          <w:tcPr>
+            <w:tcW w:w="1728" w:type="dxa"/>
           </w:tcPr>
           <w:p>
             <w:r>
               <w:rPr>
                 <w:sz w:val="18"/>
               </w:rPr>
-              <w:t>17.0</w:t>
-            </w:r>
-          </w:p>
-        </w:tc>
-        <w:tc>
-          <w:tcPr>
-            <w:tcW w:type="dxa" w:w="785"/>
+              <w:t>471,237</w:t>
+            </w:r>
+          </w:p>
+        </w:tc>
+        <w:tc>
+          <w:tcPr>
+            <w:tcW w:w="1728" w:type="dxa"/>
           </w:tcPr>
           <w:p>
             <w:r>
               <w:rPr>
                 <w:sz w:val="18"/>
               </w:rPr>
-              <w:t>26.3</w:t>
-            </w:r>
-          </w:p>
-        </w:tc>
-        <w:tc>
-          <w:tcPr>
-            <w:tcW w:type="dxa" w:w="785"/>
+              <w:t>27,280 / 25,064 / 31,761</w:t>
+            </w:r>
+          </w:p>
+        </w:tc>
+        <w:tc>
+          <w:tcPr>
+            <w:tcW w:w="1728" w:type="dxa"/>
           </w:tcPr>
           <w:p>
             <w:r>
               <w:rPr>
                 <w:sz w:val="18"/>
               </w:rPr>
-              <w:t>9.8</w:t>
-            </w:r>
-          </w:p>
-        </w:tc>
-        <w:tc>
-          <w:tcPr>
-            <w:tcW w:type="dxa" w:w="785"/>
-          </w:tcPr>
-          <w:p>
-            <w:r>
-              <w:rPr>
-                <w:sz w:val="18"/>
-              </w:rPr>
-              <w:t>7.0</w:t>
-            </w:r>
-          </w:p>
-        </w:tc>
-        <w:tc>
-          <w:tcPr>
-            <w:tcW w:type="dxa" w:w="785"/>
-          </w:tcPr>
-          <w:p>
-            <w:r>
-              <w:rPr>
-                <w:sz w:val="18"/>
-              </w:rPr>
-              <w:t>34.4</w:t>
-            </w:r>
-          </w:p>
-        </w:tc>
-        <w:tc>
-          <w:tcPr>
-            <w:tcW w:type="dxa" w:w="785"/>
-          </w:tcPr>
-          <w:p>
-            <w:r>
-              <w:rPr>
-                <w:sz w:val="18"/>
-              </w:rPr>
-              <w:t>7.7</w:t>
-            </w:r>
-          </w:p>
-        </w:tc>
-        <w:tc>
-          <w:tcPr>
-            <w:tcW w:type="dxa" w:w="785"/>
-          </w:tcPr>
-          <w:p>
-            <w:r>
-              <w:rPr>
-                <w:sz w:val="18"/>
-              </w:rPr>
-              <w:t>6.7</w:t>
-            </w:r>
-          </w:p>
-        </w:tc>
-        <w:tc>
-          <w:tcPr>
-            <w:tcW w:type="dxa" w:w="785"/>
-          </w:tcPr>
-          <w:p>
-            <w:r>
-              <w:rPr>
-                <w:sz w:val="18"/>
-              </w:rPr>
-              <w:t>3.0</w:t>
-            </w:r>
-          </w:p>
-        </w:tc>
-        <w:tc>
-          <w:tcPr>
-            <w:tcW w:type="dxa" w:w="785"/>
-          </w:tcPr>
-          <w:p>
-            <w:r>
-              <w:rPr>
-                <w:sz w:val="18"/>
-              </w:rPr>
-              <w:t>17.6</w:t>
+              <w:t>2322 / 976 / 1489</w:t>
             </w:r>
           </w:p>
         </w:tc>
@@ -23314,7 +19893,7 @@
       <w:tr>
         <w:tc>
           <w:tcPr>
-            <w:tcW w:type="dxa" w:w="785"/>
+            <w:tcW w:w="1728" w:type="dxa"/>
           </w:tcPr>
           <w:p>
             <w:r>
@@ -23322,137 +19901,127 @@
                 <w:b/>
                 <w:sz w:val="18"/>
               </w:rPr>
-              <w:t>Δ (pts)</w:t>
-            </w:r>
-          </w:p>
-        </w:tc>
-        <w:tc>
-          <w:tcPr>
-            <w:tcW w:type="dxa" w:w="785"/>
+              <w:t>wav</w:t>
+            </w:r>
+          </w:p>
+        </w:tc>
+        <w:tc>
+          <w:tcPr>
+            <w:tcW w:w="1728" w:type="dxa"/>
           </w:tcPr>
           <w:p>
             <w:r>
               <w:rPr>
                 <w:sz w:val="18"/>
               </w:rPr>
-              <w:t>+0.5</w:t>
-            </w:r>
-          </w:p>
-        </w:tc>
-        <w:tc>
-          <w:tcPr>
-            <w:tcW w:type="dxa" w:w="785"/>
+              <w:t>WavPack 5.9.0</w:t>
+            </w:r>
+          </w:p>
+        </w:tc>
+        <w:tc>
+          <w:tcPr>
+            <w:tcW w:w="1728" w:type="dxa"/>
           </w:tcPr>
           <w:p>
             <w:r>
               <w:rPr>
                 <w:sz w:val="18"/>
               </w:rPr>
-              <w:t>−3.0</w:t>
-            </w:r>
-          </w:p>
-        </w:tc>
-        <w:tc>
-          <w:tcPr>
-            <w:tcW w:type="dxa" w:w="785"/>
+              <w:t>10,197</w:t>
+            </w:r>
+          </w:p>
+        </w:tc>
+        <w:tc>
+          <w:tcPr>
+            <w:tcW w:w="1728" w:type="dxa"/>
           </w:tcPr>
           <w:p>
             <w:r>
               <w:rPr>
                 <w:sz w:val="18"/>
               </w:rPr>
-              <w:t>+1.7</w:t>
-            </w:r>
-          </w:p>
-        </w:tc>
-        <w:tc>
-          <w:tcPr>
-            <w:tcW w:type="dxa" w:w="785"/>
+              <w:t>294 / 303 / 301</w:t>
+            </w:r>
+          </w:p>
+        </w:tc>
+        <w:tc>
+          <w:tcPr>
+            <w:tcW w:w="1728" w:type="dxa"/>
           </w:tcPr>
           <w:p>
             <w:r>
               <w:rPr>
                 <w:sz w:val="18"/>
               </w:rPr>
-              <w:t>+0.3</w:t>
-            </w:r>
-          </w:p>
-        </w:tc>
-        <w:tc>
-          <w:tcPr>
-            <w:tcW w:type="dxa" w:w="785"/>
-          </w:tcPr>
-          <w:p>
-            <w:r>
-              <w:rPr>
+              <w:t>13 / 14 / 14</w:t>
+            </w:r>
+          </w:p>
+        </w:tc>
+      </w:tr>
+      <w:tr>
+        <w:tc>
+          <w:tcPr>
+            <w:tcW w:w="1728" w:type="dxa"/>
+          </w:tcPr>
+          <w:p>
+            <w:r>
+              <w:rPr>
+                <w:b/>
                 <w:sz w:val="18"/>
               </w:rPr>
-              <w:t>+0.4</w:t>
-            </w:r>
-          </w:p>
-        </w:tc>
-        <w:tc>
-          <w:tcPr>
-            <w:tcW w:type="dxa" w:w="785"/>
+              <w:t>bmp</w:t>
+            </w:r>
+          </w:p>
+        </w:tc>
+        <w:tc>
+          <w:tcPr>
+            <w:tcW w:w="1728" w:type="dxa"/>
           </w:tcPr>
           <w:p>
             <w:r>
               <w:rPr>
                 <w:sz w:val="18"/>
               </w:rPr>
-              <w:t>+2.2</w:t>
-            </w:r>
-          </w:p>
-        </w:tc>
-        <w:tc>
-          <w:tcPr>
-            <w:tcW w:type="dxa" w:w="785"/>
+              <w:t>gdk-pixbuf 2.42.12 (custom harness)</w:t>
+            </w:r>
+          </w:p>
+        </w:tc>
+        <w:tc>
+          <w:tcPr>
+            <w:tcW w:w="1728" w:type="dxa"/>
           </w:tcPr>
           <w:p>
             <w:r>
               <w:rPr>
                 <w:sz w:val="18"/>
               </w:rPr>
-              <w:t>+0.9</w:t>
-            </w:r>
-          </w:p>
-        </w:tc>
-        <w:tc>
-          <w:tcPr>
-            <w:tcW w:type="dxa" w:w="785"/>
+              <w:t>4,445</w:t>
+            </w:r>
+          </w:p>
+        </w:tc>
+        <w:tc>
+          <w:tcPr>
+            <w:tcW w:w="1728" w:type="dxa"/>
           </w:tcPr>
           <w:p>
             <w:r>
               <w:rPr>
                 <w:sz w:val="18"/>
               </w:rPr>
-              <w:t>+1.4</w:t>
-            </w:r>
-          </w:p>
-        </w:tc>
-        <w:tc>
-          <w:tcPr>
-            <w:tcW w:type="dxa" w:w="785"/>
+              <w:t>851 / 710 / 783</w:t>
+            </w:r>
+          </w:p>
+        </w:tc>
+        <w:tc>
+          <w:tcPr>
+            <w:tcW w:w="1728" w:type="dxa"/>
           </w:tcPr>
           <w:p>
             <w:r>
               <w:rPr>
                 <w:sz w:val="18"/>
               </w:rPr>
-              <w:t>0.0</w:t>
-            </w:r>
-          </w:p>
-        </w:tc>
-        <w:tc>
-          <w:tcPr>
-            <w:tcW w:type="dxa" w:w="785"/>
-          </w:tcPr>
-          <w:p>
-            <w:r>
-              <w:rPr>
-                <w:sz w:val="18"/>
-              </w:rPr>
-              <w:t>+1.6</w:t>
+              <w:t>394 / 235 / 268</w:t>
             </w:r>
           </w:p>
         </w:tc>
@@ -23460,1546 +20029,11 @@
     </w:tbl>
     <w:p>
       <w:r>
-        <w:t>Function coverage (%)</w:t>
-      </w:r>
-    </w:p>
-    <w:tbl>
-      <w:tblPr>
-        <w:tblStyle w:val="TableGrid"/>
-        <w:tblW w:type="auto" w:w="0"/>
-        <w:tblLook w:firstColumn="1" w:firstRow="1" w:lastColumn="0" w:lastRow="0" w:noHBand="0" w:noVBand="1" w:val="04A0"/>
-      </w:tblPr>
-      <w:tblGrid>
-        <w:gridCol w:w="785"/>
-        <w:gridCol w:w="785"/>
-        <w:gridCol w:w="785"/>
-        <w:gridCol w:w="785"/>
-        <w:gridCol w:w="785"/>
-        <w:gridCol w:w="785"/>
-        <w:gridCol w:w="785"/>
-        <w:gridCol w:w="785"/>
-        <w:gridCol w:w="785"/>
-        <w:gridCol w:w="785"/>
-        <w:gridCol w:w="785"/>
-      </w:tblGrid>
-      <w:tr>
-        <w:tc>
-          <w:tcPr>
-            <w:tcW w:type="dxa" w:w="785"/>
-          </w:tcPr>
-          <w:p>
-            <w:r>
-              <w:rPr>
-                <w:b/>
-                <w:sz w:val="18"/>
-              </w:rPr>
-              <w:t>Setting</w:t>
-            </w:r>
-          </w:p>
-        </w:tc>
-        <w:tc>
-          <w:tcPr>
-            <w:tcW w:type="dxa" w:w="785"/>
-          </w:tcPr>
-          <w:p>
-            <w:r>
-              <w:rPr>
-                <w:b/>
-                <w:sz w:val="18"/>
-              </w:rPr>
-              <w:t>PNG</w:t>
-            </w:r>
-          </w:p>
-        </w:tc>
-        <w:tc>
-          <w:tcPr>
-            <w:tcW w:type="dxa" w:w="785"/>
-          </w:tcPr>
-          <w:p>
-            <w:r>
-              <w:rPr>
-                <w:b/>
-                <w:sz w:val="18"/>
-              </w:rPr>
-              <w:t>JPG</w:t>
-            </w:r>
-          </w:p>
-        </w:tc>
-        <w:tc>
-          <w:tcPr>
-            <w:tcW w:type="dxa" w:w="785"/>
-          </w:tcPr>
-          <w:p>
-            <w:r>
-              <w:rPr>
-                <w:b/>
-                <w:sz w:val="18"/>
-              </w:rPr>
-              <w:t>GIF</w:t>
-            </w:r>
-          </w:p>
-        </w:tc>
-        <w:tc>
-          <w:tcPr>
-            <w:tcW w:type="dxa" w:w="785"/>
-          </w:tcPr>
-          <w:p>
-            <w:r>
-              <w:rPr>
-                <w:b/>
-                <w:sz w:val="18"/>
-              </w:rPr>
-              <w:t>MIDI</w:t>
-            </w:r>
-          </w:p>
-        </w:tc>
-        <w:tc>
-          <w:tcPr>
-            <w:tcW w:type="dxa" w:w="785"/>
-          </w:tcPr>
-          <w:p>
-            <w:r>
-              <w:rPr>
-                <w:b/>
-                <w:sz w:val="18"/>
-              </w:rPr>
-              <w:t>MP4</w:t>
-            </w:r>
-          </w:p>
-        </w:tc>
-        <w:tc>
-          <w:tcPr>
-            <w:tcW w:type="dxa" w:w="785"/>
-          </w:tcPr>
-          <w:p>
-            <w:r>
-              <w:rPr>
-                <w:b/>
-                <w:sz w:val="18"/>
-              </w:rPr>
-              <w:t>ZIP</w:t>
-            </w:r>
-          </w:p>
-        </w:tc>
-        <w:tc>
-          <w:tcPr>
-            <w:tcW w:type="dxa" w:w="785"/>
-          </w:tcPr>
-          <w:p>
-            <w:r>
-              <w:rPr>
-                <w:b/>
-                <w:sz w:val="18"/>
-              </w:rPr>
-              <w:t>PCAP</w:t>
-            </w:r>
-          </w:p>
-        </w:tc>
-        <w:tc>
-          <w:tcPr>
-            <w:tcW w:type="dxa" w:w="785"/>
-          </w:tcPr>
-          <w:p>
-            <w:r>
-              <w:rPr>
-                <w:b/>
-                <w:sz w:val="18"/>
-              </w:rPr>
-              <w:t>AVI</w:t>
-            </w:r>
-          </w:p>
-        </w:tc>
-        <w:tc>
-          <w:tcPr>
-            <w:tcW w:type="dxa" w:w="785"/>
-          </w:tcPr>
-          <w:p>
-            <w:r>
-              <w:rPr>
-                <w:b/>
-                <w:sz w:val="18"/>
-              </w:rPr>
-              <w:t>WAV</w:t>
-            </w:r>
-          </w:p>
-        </w:tc>
-        <w:tc>
-          <w:tcPr>
-            <w:tcW w:type="dxa" w:w="785"/>
-          </w:tcPr>
-          <w:p>
-            <w:r>
-              <w:rPr>
-                <w:b/>
-                <w:sz w:val="18"/>
-              </w:rPr>
-              <w:t>BMP</w:t>
-            </w:r>
-          </w:p>
-        </w:tc>
-      </w:tr>
-      <w:tr>
-        <w:tc>
-          <w:tcPr>
-            <w:tcW w:type="dxa" w:w="785"/>
-          </w:tcPr>
-          <w:p>
-            <w:r>
-              <w:rPr>
-                <w:b/>
-                <w:sz w:val="18"/>
-              </w:rPr>
-              <w:t>LLM-templates (Opus 4.7)</w:t>
-            </w:r>
-          </w:p>
-        </w:tc>
-        <w:tc>
-          <w:tcPr>
-            <w:tcW w:type="dxa" w:w="785"/>
-          </w:tcPr>
-          <w:p>
-            <w:r>
-              <w:rPr>
-                <w:sz w:val="18"/>
-              </w:rPr>
-              <w:t>48.1</w:t>
-            </w:r>
-          </w:p>
-        </w:tc>
-        <w:tc>
-          <w:tcPr>
-            <w:tcW w:type="dxa" w:w="785"/>
-          </w:tcPr>
-          <w:p>
-            <w:r>
-              <w:rPr>
-                <w:sz w:val="18"/>
-              </w:rPr>
-              <w:t>26.3</w:t>
-            </w:r>
-          </w:p>
-        </w:tc>
-        <w:tc>
-          <w:tcPr>
-            <w:tcW w:type="dxa" w:w="785"/>
-          </w:tcPr>
-          <w:p>
-            <w:r>
-              <w:rPr>
-                <w:sz w:val="18"/>
-              </w:rPr>
-              <w:t>34.8</w:t>
-            </w:r>
-          </w:p>
-        </w:tc>
-        <w:tc>
-          <w:tcPr>
-            <w:tcW w:type="dxa" w:w="785"/>
-          </w:tcPr>
-          <w:p>
-            <w:r>
-              <w:rPr>
-                <w:sz w:val="18"/>
-              </w:rPr>
-              <w:t>18.9</w:t>
-            </w:r>
-          </w:p>
-        </w:tc>
-        <w:tc>
-          <w:tcPr>
-            <w:tcW w:type="dxa" w:w="785"/>
-          </w:tcPr>
-          <w:p>
-            <w:r>
-              <w:rPr>
-                <w:sz w:val="18"/>
-              </w:rPr>
-              <w:t>8.1</w:t>
-            </w:r>
-          </w:p>
-        </w:tc>
-        <w:tc>
-          <w:tcPr>
-            <w:tcW w:type="dxa" w:w="785"/>
-          </w:tcPr>
-          <w:p>
-            <w:r>
-              <w:rPr>
-                <w:sz w:val="18"/>
-              </w:rPr>
-              <w:t>55.5</w:t>
-            </w:r>
-          </w:p>
-        </w:tc>
-        <w:tc>
-          <w:tcPr>
-            <w:tcW w:type="dxa" w:w="785"/>
-          </w:tcPr>
-          <w:p>
-            <w:r>
-              <w:rPr>
-                <w:sz w:val="18"/>
-              </w:rPr>
-              <w:t>14.1</w:t>
-            </w:r>
-          </w:p>
-        </w:tc>
-        <w:tc>
-          <w:tcPr>
-            <w:tcW w:type="dxa" w:w="785"/>
-          </w:tcPr>
-          <w:p>
-            <w:r>
-              <w:rPr>
-                <w:sz w:val="18"/>
-              </w:rPr>
-              <w:t>6.1</w:t>
-            </w:r>
-          </w:p>
-        </w:tc>
-        <w:tc>
-          <w:tcPr>
-            <w:tcW w:type="dxa" w:w="785"/>
-          </w:tcPr>
-          <w:p>
-            <w:r>
-              <w:rPr>
-                <w:sz w:val="18"/>
-              </w:rPr>
-              <w:t>7.7</w:t>
-            </w:r>
-          </w:p>
-        </w:tc>
-        <w:tc>
-          <w:tcPr>
-            <w:tcW w:type="dxa" w:w="785"/>
-          </w:tcPr>
-          <w:p>
-            <w:r>
-              <w:rPr>
-                <w:sz w:val="18"/>
-              </w:rPr>
-              <w:t>17.0</w:t>
-            </w:r>
-          </w:p>
-        </w:tc>
-      </w:tr>
-      <w:tr>
-        <w:tc>
-          <w:tcPr>
-            <w:tcW w:type="dxa" w:w="785"/>
-          </w:tcPr>
-          <w:p>
-            <w:r>
-              <w:rPr>
-                <w:b/>
-                <w:sz w:val="18"/>
-              </w:rPr>
-              <w:t>LLM-templates (Opus 5)</w:t>
-            </w:r>
-          </w:p>
-        </w:tc>
-        <w:tc>
-          <w:tcPr>
-            <w:tcW w:type="dxa" w:w="785"/>
-          </w:tcPr>
-          <w:p>
-            <w:r>
-              <w:rPr>
-                <w:sz w:val="18"/>
-              </w:rPr>
-              <w:t>48.1</w:t>
-            </w:r>
-          </w:p>
-        </w:tc>
-        <w:tc>
-          <w:tcPr>
-            <w:tcW w:type="dxa" w:w="785"/>
-          </w:tcPr>
-          <w:p>
-            <w:r>
-              <w:rPr>
-                <w:sz w:val="18"/>
-              </w:rPr>
-              <w:t>22.7</w:t>
-            </w:r>
-          </w:p>
-        </w:tc>
-        <w:tc>
-          <w:tcPr>
-            <w:tcW w:type="dxa" w:w="785"/>
-          </w:tcPr>
-          <w:p>
-            <w:r>
-              <w:rPr>
-                <w:sz w:val="18"/>
-              </w:rPr>
-              <w:t>35.9</w:t>
-            </w:r>
-          </w:p>
-        </w:tc>
-        <w:tc>
-          <w:tcPr>
-            <w:tcW w:type="dxa" w:w="785"/>
-          </w:tcPr>
-          <w:p>
-            <w:r>
-              <w:rPr>
-                <w:sz w:val="18"/>
-              </w:rPr>
-              <w:t>19.1</w:t>
-            </w:r>
-          </w:p>
-        </w:tc>
-        <w:tc>
-          <w:tcPr>
-            <w:tcW w:type="dxa" w:w="785"/>
-          </w:tcPr>
-          <w:p>
-            <w:r>
-              <w:rPr>
-                <w:sz w:val="18"/>
-              </w:rPr>
-              <w:t>8.5</w:t>
-            </w:r>
-          </w:p>
-        </w:tc>
-        <w:tc>
-          <w:tcPr>
-            <w:tcW w:type="dxa" w:w="785"/>
-          </w:tcPr>
-          <w:p>
-            <w:r>
-              <w:rPr>
-                <w:sz w:val="18"/>
-              </w:rPr>
-              <w:t>56.3</w:t>
-            </w:r>
-          </w:p>
-        </w:tc>
-        <w:tc>
-          <w:tcPr>
-            <w:tcW w:type="dxa" w:w="785"/>
-          </w:tcPr>
-          <w:p>
-            <w:r>
-              <w:rPr>
-                <w:sz w:val="18"/>
-              </w:rPr>
-              <w:t>15.5</w:t>
-            </w:r>
-          </w:p>
-        </w:tc>
-        <w:tc>
-          <w:tcPr>
-            <w:tcW w:type="dxa" w:w="785"/>
-          </w:tcPr>
-          <w:p>
-            <w:r>
-              <w:rPr>
-                <w:sz w:val="18"/>
-              </w:rPr>
-              <w:t>7.6</w:t>
-            </w:r>
-          </w:p>
-        </w:tc>
-        <w:tc>
-          <w:tcPr>
-            <w:tcW w:type="dxa" w:w="785"/>
-          </w:tcPr>
-          <w:p>
-            <w:r>
-              <w:rPr>
-                <w:sz w:val="18"/>
-              </w:rPr>
-              <w:t>7.7</w:t>
-            </w:r>
-          </w:p>
-        </w:tc>
-        <w:tc>
-          <w:tcPr>
-            <w:tcW w:type="dxa" w:w="785"/>
-          </w:tcPr>
-          <w:p>
-            <w:r>
-              <w:rPr>
-                <w:sz w:val="18"/>
-              </w:rPr>
-              <w:t>17.7</w:t>
-            </w:r>
-          </w:p>
-        </w:tc>
-      </w:tr>
-      <w:tr>
-        <w:tc>
-          <w:tcPr>
-            <w:tcW w:type="dxa" w:w="785"/>
-          </w:tcPr>
-          <w:p>
-            <w:r>
-              <w:rPr>
-                <w:b/>
-                <w:sz w:val="18"/>
-              </w:rPr>
-              <w:t>Δ (pts)</w:t>
-            </w:r>
-          </w:p>
-        </w:tc>
-        <w:tc>
-          <w:tcPr>
-            <w:tcW w:type="dxa" w:w="785"/>
-          </w:tcPr>
-          <w:p>
-            <w:r>
-              <w:rPr>
-                <w:sz w:val="18"/>
-              </w:rPr>
-              <w:t>0.0</w:t>
-            </w:r>
-          </w:p>
-        </w:tc>
-        <w:tc>
-          <w:tcPr>
-            <w:tcW w:type="dxa" w:w="785"/>
-          </w:tcPr>
-          <w:p>
-            <w:r>
-              <w:rPr>
-                <w:sz w:val="18"/>
-              </w:rPr>
-              <w:t>−3.6</w:t>
-            </w:r>
-          </w:p>
-        </w:tc>
-        <w:tc>
-          <w:tcPr>
-            <w:tcW w:type="dxa" w:w="785"/>
-          </w:tcPr>
-          <w:p>
-            <w:r>
-              <w:rPr>
-                <w:sz w:val="18"/>
-              </w:rPr>
-              <w:t>+1.1</w:t>
-            </w:r>
-          </w:p>
-        </w:tc>
-        <w:tc>
-          <w:tcPr>
-            <w:tcW w:type="dxa" w:w="785"/>
-          </w:tcPr>
-          <w:p>
-            <w:r>
-              <w:rPr>
-                <w:sz w:val="18"/>
-              </w:rPr>
-              <w:t>+0.2</w:t>
-            </w:r>
-          </w:p>
-        </w:tc>
-        <w:tc>
-          <w:tcPr>
-            <w:tcW w:type="dxa" w:w="785"/>
-          </w:tcPr>
-          <w:p>
-            <w:r>
-              <w:rPr>
-                <w:sz w:val="18"/>
-              </w:rPr>
-              <w:t>+0.4</w:t>
-            </w:r>
-          </w:p>
-        </w:tc>
-        <w:tc>
-          <w:tcPr>
-            <w:tcW w:type="dxa" w:w="785"/>
-          </w:tcPr>
-          <w:p>
-            <w:r>
-              <w:rPr>
-                <w:sz w:val="18"/>
-              </w:rPr>
-              <w:t>+0.8</w:t>
-            </w:r>
-          </w:p>
-        </w:tc>
-        <w:tc>
-          <w:tcPr>
-            <w:tcW w:type="dxa" w:w="785"/>
-          </w:tcPr>
-          <w:p>
-            <w:r>
-              <w:rPr>
-                <w:sz w:val="18"/>
-              </w:rPr>
-              <w:t>+1.4</w:t>
-            </w:r>
-          </w:p>
-        </w:tc>
-        <w:tc>
-          <w:tcPr>
-            <w:tcW w:type="dxa" w:w="785"/>
-          </w:tcPr>
-          <w:p>
-            <w:r>
-              <w:rPr>
-                <w:sz w:val="18"/>
-              </w:rPr>
-              <w:t>+1.5</w:t>
-            </w:r>
-          </w:p>
-        </w:tc>
-        <w:tc>
-          <w:tcPr>
-            <w:tcW w:type="dxa" w:w="785"/>
-          </w:tcPr>
-          <w:p>
-            <w:r>
-              <w:rPr>
-                <w:sz w:val="18"/>
-              </w:rPr>
-              <w:t>0.0</w:t>
-            </w:r>
-          </w:p>
-        </w:tc>
-        <w:tc>
-          <w:tcPr>
-            <w:tcW w:type="dxa" w:w="785"/>
-          </w:tcPr>
-          <w:p>
-            <w:r>
-              <w:rPr>
-                <w:sz w:val="18"/>
-              </w:rPr>
-              <w:t>+0.7</w:t>
-            </w:r>
-          </w:p>
-        </w:tc>
-      </w:tr>
-    </w:tbl>
-    <w:p>
-      <w:r>
-        <w:t>Per-format detail</w:t>
-      </w:r>
-    </w:p>
-    <w:tbl>
-      <w:tblPr>
-        <w:tblStyle w:val="TableGrid"/>
-        <w:tblW w:type="auto" w:w="0"/>
-        <w:tblLook w:firstColumn="1" w:firstRow="1" w:lastColumn="0" w:lastRow="0" w:noHBand="0" w:noVBand="1" w:val="04A0"/>
-      </w:tblPr>
-      <w:tblGrid>
-        <w:gridCol w:w="1440"/>
-        <w:gridCol w:w="1440"/>
-        <w:gridCol w:w="1440"/>
-        <w:gridCol w:w="1440"/>
-        <w:gridCol w:w="1440"/>
-        <w:gridCol w:w="1440"/>
-      </w:tblGrid>
-      <w:tr>
-        <w:tc>
-          <w:tcPr>
-            <w:tcW w:type="dxa" w:w="1440"/>
-          </w:tcPr>
-          <w:p>
-            <w:r>
-              <w:rPr>
-                <w:b/>
-                <w:sz w:val="18"/>
-              </w:rPr>
-              <w:t>Format</w:t>
-            </w:r>
-          </w:p>
-        </w:tc>
-        <w:tc>
-          <w:tcPr>
-            <w:tcW w:type="dxa" w:w="1440"/>
-          </w:tcPr>
-          <w:p>
-            <w:r>
-              <w:rPr>
-                <w:b/>
-                <w:sz w:val="18"/>
-              </w:rPr>
-              <w:t>Target program</w:t>
-            </w:r>
-          </w:p>
-        </w:tc>
-        <w:tc>
-          <w:tcPr>
-            <w:tcW w:type="dxa" w:w="1440"/>
-          </w:tcPr>
-          <w:p>
-            <w:r>
-              <w:rPr>
-                <w:b/>
-                <w:sz w:val="18"/>
-              </w:rPr>
-              <w:t>Lines hit / total (Opus 4.7)</w:t>
-            </w:r>
-          </w:p>
-        </w:tc>
-        <w:tc>
-          <w:tcPr>
-            <w:tcW w:type="dxa" w:w="1440"/>
-          </w:tcPr>
-          <w:p>
-            <w:r>
-              <w:rPr>
-                <w:b/>
-                <w:sz w:val="18"/>
-              </w:rPr>
-              <w:t>Lines hit / total (Opus 5)</w:t>
-            </w:r>
-          </w:p>
-        </w:tc>
-        <w:tc>
-          <w:tcPr>
-            <w:tcW w:type="dxa" w:w="1440"/>
-          </w:tcPr>
-          <w:p>
-            <w:r>
-              <w:rPr>
-                <w:b/>
-                <w:sz w:val="18"/>
-              </w:rPr>
-              <w:t>AFL paths 4.7</w:t>
-            </w:r>
-          </w:p>
-        </w:tc>
-        <w:tc>
-          <w:tcPr>
-            <w:tcW w:type="dxa" w:w="1440"/>
-          </w:tcPr>
-          <w:p>
-            <w:r>
-              <w:rPr>
-                <w:b/>
-                <w:sz w:val="18"/>
-              </w:rPr>
-              <w:t>AFL paths 5</w:t>
-            </w:r>
-          </w:p>
-        </w:tc>
-      </w:tr>
-      <w:tr>
-        <w:tc>
-          <w:tcPr>
-            <w:tcW w:type="dxa" w:w="1440"/>
-          </w:tcPr>
-          <w:p>
-            <w:r>
-              <w:rPr>
-                <w:b/>
-                <w:sz w:val="18"/>
-              </w:rPr>
-              <w:t>png</w:t>
-            </w:r>
-          </w:p>
-        </w:tc>
-        <w:tc>
-          <w:tcPr>
-            <w:tcW w:type="dxa" w:w="1440"/>
-          </w:tcPr>
-          <w:p>
-            <w:r>
-              <w:rPr>
-                <w:sz w:val="18"/>
-              </w:rPr>
-              <w:t>libpng 1.6.57 (pngtest)</w:t>
-            </w:r>
-          </w:p>
-        </w:tc>
-        <w:tc>
-          <w:tcPr>
-            <w:tcW w:type="dxa" w:w="1440"/>
-          </w:tcPr>
-          <w:p>
-            <w:r>
-              <w:rPr>
-                <w:sz w:val="18"/>
-              </w:rPr>
-              <w:t>3,872 / 10,778</w:t>
-            </w:r>
-          </w:p>
-        </w:tc>
-        <w:tc>
-          <w:tcPr>
-            <w:tcW w:type="dxa" w:w="1440"/>
-          </w:tcPr>
-          <w:p>
-            <w:r>
-              <w:rPr>
-                <w:sz w:val="18"/>
-              </w:rPr>
-              <w:t>3,923 / 10,778</w:t>
-            </w:r>
-          </w:p>
-        </w:tc>
-        <w:tc>
-          <w:tcPr>
-            <w:tcW w:type="dxa" w:w="1440"/>
-          </w:tcPr>
-          <w:p>
-            <w:r>
-              <w:rPr>
-                <w:sz w:val="18"/>
-              </w:rPr>
-              <w:t>697</w:t>
-            </w:r>
-          </w:p>
-        </w:tc>
-        <w:tc>
-          <w:tcPr>
-            <w:tcW w:type="dxa" w:w="1440"/>
-          </w:tcPr>
-          <w:p>
-            <w:r>
-              <w:rPr>
-                <w:sz w:val="18"/>
-              </w:rPr>
-              <w:t>737</w:t>
-            </w:r>
-          </w:p>
-        </w:tc>
-      </w:tr>
-      <w:tr>
-        <w:tc>
-          <w:tcPr>
-            <w:tcW w:type="dxa" w:w="1440"/>
-          </w:tcPr>
-          <w:p>
-            <w:r>
-              <w:rPr>
-                <w:b/>
-                <w:sz w:val="18"/>
-              </w:rPr>
-              <w:t>jpg</w:t>
-            </w:r>
-          </w:p>
-        </w:tc>
-        <w:tc>
-          <w:tcPr>
-            <w:tcW w:type="dxa" w:w="1440"/>
-          </w:tcPr>
-          <w:p>
-            <w:r>
-              <w:rPr>
-                <w:sz w:val="18"/>
-              </w:rPr>
-              <w:t>libjpeg-turbo 3.2.0 (djpeg)</w:t>
-            </w:r>
-          </w:p>
-        </w:tc>
-        <w:tc>
-          <w:tcPr>
-            <w:tcW w:type="dxa" w:w="1440"/>
-          </w:tcPr>
-          <w:p>
-            <w:r>
-              <w:rPr>
-                <w:sz w:val="18"/>
-              </w:rPr>
-              <w:t>3,466 / 17,343</w:t>
-            </w:r>
-          </w:p>
-        </w:tc>
-        <w:tc>
-          <w:tcPr>
-            <w:tcW w:type="dxa" w:w="1440"/>
-          </w:tcPr>
-          <w:p>
-            <w:r>
-              <w:rPr>
-                <w:sz w:val="18"/>
-              </w:rPr>
-              <w:t>2,950 / 17,343</w:t>
-            </w:r>
-          </w:p>
-        </w:tc>
-        <w:tc>
-          <w:tcPr>
-            <w:tcW w:type="dxa" w:w="1440"/>
-          </w:tcPr>
-          <w:p>
-            <w:r>
-              <w:rPr>
-                <w:sz w:val="18"/>
-              </w:rPr>
-              <w:t>983</w:t>
-            </w:r>
-          </w:p>
-        </w:tc>
-        <w:tc>
-          <w:tcPr>
-            <w:tcW w:type="dxa" w:w="1440"/>
-          </w:tcPr>
-          <w:p>
-            <w:r>
-              <w:rPr>
-                <w:sz w:val="18"/>
-              </w:rPr>
-              <w:t>935</w:t>
-            </w:r>
-          </w:p>
-        </w:tc>
-      </w:tr>
-      <w:tr>
-        <w:tc>
-          <w:tcPr>
-            <w:tcW w:type="dxa" w:w="1440"/>
-          </w:tcPr>
-          <w:p>
-            <w:r>
-              <w:rPr>
-                <w:b/>
-                <w:sz w:val="18"/>
-              </w:rPr>
-              <w:t>gif</w:t>
-            </w:r>
-          </w:p>
-        </w:tc>
-        <w:tc>
-          <w:tcPr>
-            <w:tcW w:type="dxa" w:w="1440"/>
-          </w:tcPr>
-          <w:p>
-            <w:r>
-              <w:rPr>
-                <w:sz w:val="18"/>
-              </w:rPr>
-              <w:t>giflib 5.2.2 (gif2rgb)</w:t>
-            </w:r>
-          </w:p>
-        </w:tc>
-        <w:tc>
-          <w:tcPr>
-            <w:tcW w:type="dxa" w:w="1440"/>
-          </w:tcPr>
-          <w:p>
-            <w:r>
-              <w:rPr>
-                <w:sz w:val="18"/>
-              </w:rPr>
-              <w:t>527 / 2,138</w:t>
-            </w:r>
-          </w:p>
-        </w:tc>
-        <w:tc>
-          <w:tcPr>
-            <w:tcW w:type="dxa" w:w="1440"/>
-          </w:tcPr>
-          <w:p>
-            <w:r>
-              <w:rPr>
-                <w:sz w:val="18"/>
-              </w:rPr>
-              <w:t>562 / 2,138</w:t>
-            </w:r>
-          </w:p>
-        </w:tc>
-        <w:tc>
-          <w:tcPr>
-            <w:tcW w:type="dxa" w:w="1440"/>
-          </w:tcPr>
-          <w:p>
-            <w:r>
-              <w:rPr>
-                <w:sz w:val="18"/>
-              </w:rPr>
-              <w:t>209</w:t>
-            </w:r>
-          </w:p>
-        </w:tc>
-        <w:tc>
-          <w:tcPr>
-            <w:tcW w:type="dxa" w:w="1440"/>
-          </w:tcPr>
-          <w:p>
-            <w:r>
-              <w:rPr>
-                <w:sz w:val="18"/>
-              </w:rPr>
-              <w:t>222</w:t>
-            </w:r>
-          </w:p>
-        </w:tc>
-      </w:tr>
-      <w:tr>
-        <w:tc>
-          <w:tcPr>
-            <w:tcW w:type="dxa" w:w="1440"/>
-          </w:tcPr>
-          <w:p>
-            <w:r>
-              <w:rPr>
-                <w:b/>
-                <w:sz w:val="18"/>
-              </w:rPr>
-              <w:t>midi</w:t>
-            </w:r>
-          </w:p>
-        </w:tc>
-        <w:tc>
-          <w:tcPr>
-            <w:tcW w:type="dxa" w:w="1440"/>
-          </w:tcPr>
-          <w:p>
-            <w:r>
-              <w:rPr>
-                <w:sz w:val="18"/>
-              </w:rPr>
-              <w:t>TiMidity++ 2.15.0</w:t>
-            </w:r>
-          </w:p>
-        </w:tc>
-        <w:tc>
-          <w:tcPr>
-            <w:tcW w:type="dxa" w:w="1440"/>
-          </w:tcPr>
-          <w:p>
-            <w:r>
-              <w:rPr>
-                <w:sz w:val="18"/>
-              </w:rPr>
-              <w:t>2,679 / 28,335</w:t>
-            </w:r>
-          </w:p>
-        </w:tc>
-        <w:tc>
-          <w:tcPr>
-            <w:tcW w:type="dxa" w:w="1440"/>
-          </w:tcPr>
-          <w:p>
-            <w:r>
-              <w:rPr>
-                <w:sz w:val="18"/>
-              </w:rPr>
-              <w:t>2,771 / 28,335</w:t>
-            </w:r>
-          </w:p>
-        </w:tc>
-        <w:tc>
-          <w:tcPr>
-            <w:tcW w:type="dxa" w:w="1440"/>
-          </w:tcPr>
-          <w:p>
-            <w:r>
-              <w:rPr>
-                <w:sz w:val="18"/>
-              </w:rPr>
-              <w:t>124</w:t>
-            </w:r>
-          </w:p>
-        </w:tc>
-        <w:tc>
-          <w:tcPr>
-            <w:tcW w:type="dxa" w:w="1440"/>
-          </w:tcPr>
-          <w:p>
-            <w:r>
-              <w:rPr>
-                <w:sz w:val="18"/>
-              </w:rPr>
-              <w:t>169</w:t>
-            </w:r>
-          </w:p>
-        </w:tc>
-      </w:tr>
-      <w:tr>
-        <w:tc>
-          <w:tcPr>
-            <w:tcW w:type="dxa" w:w="1440"/>
-          </w:tcPr>
-          <w:p>
-            <w:r>
-              <w:rPr>
-                <w:b/>
-                <w:sz w:val="18"/>
-              </w:rPr>
-              <w:t>mp4</w:t>
-            </w:r>
-          </w:p>
-        </w:tc>
-        <w:tc>
-          <w:tcPr>
-            <w:tcW w:type="dxa" w:w="1440"/>
-          </w:tcPr>
-          <w:p>
-            <w:r>
-              <w:rPr>
-                <w:sz w:val="18"/>
-              </w:rPr>
-              <w:t>FFmpeg 6.1</w:t>
-            </w:r>
-          </w:p>
-        </w:tc>
-        <w:tc>
-          <w:tcPr>
-            <w:tcW w:type="dxa" w:w="1440"/>
-          </w:tcPr>
-          <w:p>
-            <w:r>
-              <w:rPr>
-                <w:sz w:val="18"/>
-              </w:rPr>
-              <w:t>30,968 / 471,237</w:t>
-            </w:r>
-          </w:p>
-        </w:tc>
-        <w:tc>
-          <w:tcPr>
-            <w:tcW w:type="dxa" w:w="1440"/>
-          </w:tcPr>
-          <w:p>
-            <w:r>
-              <w:rPr>
-                <w:sz w:val="18"/>
-              </w:rPr>
-              <w:t>33,203 / 471,237</w:t>
-            </w:r>
-          </w:p>
-        </w:tc>
-        <w:tc>
-          <w:tcPr>
-            <w:tcW w:type="dxa" w:w="1440"/>
-          </w:tcPr>
-          <w:p>
-            <w:r>
-              <w:rPr>
-                <w:sz w:val="18"/>
-              </w:rPr>
-              <w:t>4146</w:t>
-            </w:r>
-          </w:p>
-        </w:tc>
-        <w:tc>
-          <w:tcPr>
-            <w:tcW w:type="dxa" w:w="1440"/>
-          </w:tcPr>
-          <w:p>
-            <w:r>
-              <w:rPr>
-                <w:sz w:val="18"/>
-              </w:rPr>
-              <w:t>4080</w:t>
-            </w:r>
-          </w:p>
-        </w:tc>
-      </w:tr>
-      <w:tr>
-        <w:tc>
-          <w:tcPr>
-            <w:tcW w:type="dxa" w:w="1440"/>
-          </w:tcPr>
-          <w:p>
-            <w:r>
-              <w:rPr>
-                <w:b/>
-                <w:sz w:val="18"/>
-              </w:rPr>
-              <w:t>zip</w:t>
-            </w:r>
-          </w:p>
-        </w:tc>
-        <w:tc>
-          <w:tcPr>
-            <w:tcW w:type="dxa" w:w="1440"/>
-          </w:tcPr>
-          <w:p>
-            <w:r>
-              <w:rPr>
-                <w:sz w:val="18"/>
-              </w:rPr>
-              <w:t>Info-ZIP UnZip 6.0</w:t>
-            </w:r>
-          </w:p>
-        </w:tc>
-        <w:tc>
-          <w:tcPr>
-            <w:tcW w:type="dxa" w:w="1440"/>
-          </w:tcPr>
-          <w:p>
-            <w:r>
-              <w:rPr>
-                <w:sz w:val="18"/>
-              </w:rPr>
-              <w:t>1,593 / 4,944</w:t>
-            </w:r>
-          </w:p>
-        </w:tc>
-        <w:tc>
-          <w:tcPr>
-            <w:tcW w:type="dxa" w:w="1440"/>
-          </w:tcPr>
-          <w:p>
-            <w:r>
-              <w:rPr>
-                <w:sz w:val="18"/>
-              </w:rPr>
-              <w:t>1,700 / 4,944</w:t>
-            </w:r>
-          </w:p>
-        </w:tc>
-        <w:tc>
-          <w:tcPr>
-            <w:tcW w:type="dxa" w:w="1440"/>
-          </w:tcPr>
-          <w:p>
-            <w:r>
-              <w:rPr>
-                <w:sz w:val="18"/>
-              </w:rPr>
-              <w:t>744</w:t>
-            </w:r>
-          </w:p>
-        </w:tc>
-        <w:tc>
-          <w:tcPr>
-            <w:tcW w:type="dxa" w:w="1440"/>
-          </w:tcPr>
-          <w:p>
-            <w:r>
-              <w:rPr>
-                <w:sz w:val="18"/>
-              </w:rPr>
-              <w:t>825</w:t>
-            </w:r>
-          </w:p>
-        </w:tc>
-      </w:tr>
-      <w:tr>
-        <w:tc>
-          <w:tcPr>
-            <w:tcW w:type="dxa" w:w="1440"/>
-          </w:tcPr>
-          <w:p>
-            <w:r>
-              <w:rPr>
-                <w:b/>
-                <w:sz w:val="18"/>
-              </w:rPr>
-              <w:t>pcap</w:t>
-            </w:r>
-          </w:p>
-        </w:tc>
-        <w:tc>
-          <w:tcPr>
-            <w:tcW w:type="dxa" w:w="1440"/>
-          </w:tcPr>
-          <w:p>
-            <w:r>
-              <w:rPr>
-                <w:sz w:val="18"/>
-              </w:rPr>
-              <w:t>tcpdump 4.99.6 + libpcap 1.10.6</w:t>
-            </w:r>
-          </w:p>
-        </w:tc>
-        <w:tc>
-          <w:tcPr>
-            <w:tcW w:type="dxa" w:w="1440"/>
-          </w:tcPr>
-          <w:p>
-            <w:r>
-              <w:rPr>
-                <w:sz w:val="18"/>
-              </w:rPr>
-              <w:t>3,236 / 47,822</w:t>
-            </w:r>
-          </w:p>
-        </w:tc>
-        <w:tc>
-          <w:tcPr>
-            <w:tcW w:type="dxa" w:w="1440"/>
-          </w:tcPr>
-          <w:p>
-            <w:r>
-              <w:rPr>
-                <w:sz w:val="18"/>
-              </w:rPr>
-              <w:t>3,684 / 47,822</w:t>
-            </w:r>
-          </w:p>
-        </w:tc>
-        <w:tc>
-          <w:tcPr>
-            <w:tcW w:type="dxa" w:w="1440"/>
-          </w:tcPr>
-          <w:p>
-            <w:r>
-              <w:rPr>
-                <w:sz w:val="18"/>
-              </w:rPr>
-              <w:t>182</w:t>
-            </w:r>
-          </w:p>
-        </w:tc>
-        <w:tc>
-          <w:tcPr>
-            <w:tcW w:type="dxa" w:w="1440"/>
-          </w:tcPr>
-          <w:p>
-            <w:r>
-              <w:rPr>
-                <w:sz w:val="18"/>
-              </w:rPr>
-              <w:t>216</w:t>
-            </w:r>
-          </w:p>
-        </w:tc>
-      </w:tr>
-      <w:tr>
-        <w:tc>
-          <w:tcPr>
-            <w:tcW w:type="dxa" w:w="1440"/>
-          </w:tcPr>
-          <w:p>
-            <w:r>
-              <w:rPr>
-                <w:b/>
-                <w:sz w:val="18"/>
-              </w:rPr>
-              <w:t>avi</w:t>
-            </w:r>
-          </w:p>
-        </w:tc>
-        <w:tc>
-          <w:tcPr>
-            <w:tcW w:type="dxa" w:w="1440"/>
-          </w:tcPr>
-          <w:p>
-            <w:r>
-              <w:rPr>
-                <w:sz w:val="18"/>
-              </w:rPr>
-              <w:t>FFmpeg 6.1</w:t>
-            </w:r>
-          </w:p>
-        </w:tc>
-        <w:tc>
-          <w:tcPr>
-            <w:tcW w:type="dxa" w:w="1440"/>
-          </w:tcPr>
-          <w:p>
-            <w:r>
-              <w:rPr>
-                <w:sz w:val="18"/>
-              </w:rPr>
-              <w:t>25,064 / 471,237</w:t>
-            </w:r>
-          </w:p>
-        </w:tc>
-        <w:tc>
-          <w:tcPr>
-            <w:tcW w:type="dxa" w:w="1440"/>
-          </w:tcPr>
-          <w:p>
-            <w:r>
-              <w:rPr>
-                <w:sz w:val="18"/>
-              </w:rPr>
-              <w:t>31,761 / 471,237</w:t>
-            </w:r>
-          </w:p>
-        </w:tc>
-        <w:tc>
-          <w:tcPr>
-            <w:tcW w:type="dxa" w:w="1440"/>
-          </w:tcPr>
-          <w:p>
-            <w:r>
-              <w:rPr>
-                <w:sz w:val="18"/>
-              </w:rPr>
-              <w:t>976</w:t>
-            </w:r>
-          </w:p>
-        </w:tc>
-        <w:tc>
-          <w:tcPr>
-            <w:tcW w:type="dxa" w:w="1440"/>
-          </w:tcPr>
-          <w:p>
-            <w:r>
-              <w:rPr>
-                <w:sz w:val="18"/>
-              </w:rPr>
-              <w:t>1489</w:t>
-            </w:r>
-          </w:p>
-        </w:tc>
-      </w:tr>
-      <w:tr>
-        <w:tc>
-          <w:tcPr>
-            <w:tcW w:type="dxa" w:w="1440"/>
-          </w:tcPr>
-          <w:p>
-            <w:r>
-              <w:rPr>
-                <w:b/>
-                <w:sz w:val="18"/>
-              </w:rPr>
-              <w:t>wav</w:t>
-            </w:r>
-          </w:p>
-        </w:tc>
-        <w:tc>
-          <w:tcPr>
-            <w:tcW w:type="dxa" w:w="1440"/>
-          </w:tcPr>
-          <w:p>
-            <w:r>
-              <w:rPr>
-                <w:sz w:val="18"/>
-              </w:rPr>
-              <w:t>WavPack 5.9.0</w:t>
-            </w:r>
-          </w:p>
-        </w:tc>
-        <w:tc>
-          <w:tcPr>
-            <w:tcW w:type="dxa" w:w="1440"/>
-          </w:tcPr>
-          <w:p>
-            <w:r>
-              <w:rPr>
-                <w:sz w:val="18"/>
-              </w:rPr>
-              <w:t>303 / 10,197</w:t>
-            </w:r>
-          </w:p>
-        </w:tc>
-        <w:tc>
-          <w:tcPr>
-            <w:tcW w:type="dxa" w:w="1440"/>
-          </w:tcPr>
-          <w:p>
-            <w:r>
-              <w:rPr>
-                <w:sz w:val="18"/>
-              </w:rPr>
-              <w:t>301 / 10,197</w:t>
-            </w:r>
-          </w:p>
-        </w:tc>
-        <w:tc>
-          <w:tcPr>
-            <w:tcW w:type="dxa" w:w="1440"/>
-          </w:tcPr>
-          <w:p>
-            <w:r>
-              <w:rPr>
-                <w:sz w:val="18"/>
-              </w:rPr>
-              <w:t>14</w:t>
-            </w:r>
-          </w:p>
-        </w:tc>
-        <w:tc>
-          <w:tcPr>
-            <w:tcW w:type="dxa" w:w="1440"/>
-          </w:tcPr>
-          <w:p>
-            <w:r>
-              <w:rPr>
-                <w:sz w:val="18"/>
-              </w:rPr>
-              <w:t>14</w:t>
-            </w:r>
-          </w:p>
-        </w:tc>
-      </w:tr>
-      <w:tr>
-        <w:tc>
-          <w:tcPr>
-            <w:tcW w:type="dxa" w:w="1440"/>
-          </w:tcPr>
-          <w:p>
-            <w:r>
-              <w:rPr>
-                <w:b/>
-                <w:sz w:val="18"/>
-              </w:rPr>
-              <w:t>bmp</w:t>
-            </w:r>
-          </w:p>
-        </w:tc>
-        <w:tc>
-          <w:tcPr>
-            <w:tcW w:type="dxa" w:w="1440"/>
-          </w:tcPr>
-          <w:p>
-            <w:r>
-              <w:rPr>
-                <w:sz w:val="18"/>
-              </w:rPr>
-              <w:t>gdk-pixbuf 2.42.12 (custom harness)</w:t>
-            </w:r>
-          </w:p>
-        </w:tc>
-        <w:tc>
-          <w:tcPr>
-            <w:tcW w:type="dxa" w:w="1440"/>
-          </w:tcPr>
-          <w:p>
-            <w:r>
-              <w:rPr>
-                <w:sz w:val="18"/>
-              </w:rPr>
-              <w:t>710 / 4,445</w:t>
-            </w:r>
-          </w:p>
-        </w:tc>
-        <w:tc>
-          <w:tcPr>
-            <w:tcW w:type="dxa" w:w="1440"/>
-          </w:tcPr>
-          <w:p>
-            <w:r>
-              <w:rPr>
-                <w:sz w:val="18"/>
-              </w:rPr>
-              <w:t>783 / 4,445</w:t>
-            </w:r>
-          </w:p>
-        </w:tc>
-        <w:tc>
-          <w:tcPr>
-            <w:tcW w:type="dxa" w:w="1440"/>
-          </w:tcPr>
-          <w:p>
-            <w:r>
-              <w:rPr>
-                <w:sz w:val="18"/>
-              </w:rPr>
-              <w:t>235</w:t>
-            </w:r>
-          </w:p>
-        </w:tc>
-        <w:tc>
-          <w:tcPr>
-            <w:tcW w:type="dxa" w:w="1440"/>
-          </w:tcPr>
-          <w:p>
-            <w:r>
-              <w:rPr>
-                <w:sz w:val="18"/>
-              </w:rPr>
-              <w:t>268</w:t>
-            </w:r>
-          </w:p>
-        </w:tc>
-      </w:tr>
-    </w:tbl>
-    <w:p>
-      <w:r>
         <w:rPr>
           <w:i/>
           <w:sz w:val="18"/>
         </w:rPr>
-        <w:t>Summary: Opus 5 leads on 8 of the ten formats, trails on 1, and ties the rest, for a mean difference of +0.60 line-coverage points (unweighted across formats). The one clear regression is JPG, where Opus 5 loses 3.0 points (2,950 vs 3,466 lines) and 24 functions. WAV is a tie at 3.0% and is near-dead for both (14 AFL paths in 8 hours). Single runs, no repetitions — differences below roughly a point should be read as noise.</w:t>
+        <w:t>Summary: the hand-optimized FormatFuzzer templates still lead overall. Against them, Opus 4.7 averages −1.46 line-coverage points and Opus 5 −0.86 — so Opus 5 closes roughly 40% of the gap to the hand-written baseline without reaching it. FF leads outright on seven formats, ties MIDI (2,777 vs 2,771 lines), and is beaten on two: AVI, where Opus 5 reaches 6.7% against FF's 5.8%, and WAV, where all three are within 9 lines of each other and effectively dead (13–14 AFL paths in 8 hours). The widest FF margins are JPG (+3.3 over Opus 5) and PCAP (+2.2). Single runs, no repetitions — treat sub-point differences as noise, and note the FF runs are dated 2026-09-14 against the LLM sets' 2026-09-09.</w:t>
       </w:r>
     </w:p>
     <w:sectPr>
@@ -25013,7 +20047,7 @@
 </file>
 
 <file path=word/numbering.xml><?xml version="1.0" encoding="utf-8"?>
-<w:numbering xmlns:wpc="http://schemas.microsoft.com/office/word/2010/wordprocessingCanvas" xmlns:cx="http://schemas.microsoft.com/office/drawing/2014/chartex" xmlns:cx1="http://schemas.microsoft.com/office/drawing/2015/9/8/chartex" xmlns:cx2="http://schemas.microsoft.com/office/drawing/2015/10/21/chartex" xmlns:cx3="http://schemas.microsoft.com/office/drawing/2016/5/9/chartex" xmlns:cx4="http://schemas.microsoft.com/office/drawing/2016/5/10/chartex" xmlns:cx5="http://schemas.microsoft.com/office/drawing/2016/5/11/chartex" xmlns:cx6="http://schemas.microsoft.com/office/drawing/2016/5/12/chartex" xmlns:cx7="http://schemas.microsoft.com/office/drawing/2016/5/13/chartex" xmlns:cx8="http://schemas.microsoft.com/office/drawing/2016/5/14/chartex" xmlns:mc="http://schemas.openxmlformats.org/markup-compatibility/2006" xmlns:m="http://schemas.openxmlformats.org/officeDocument/2006/math" xmlns:aink="http://schemas.microsoft.com/office/drawing/2016/ink" xmlns:am3d="http://schemas.microsoft.com/office/drawing/2017/model3d" xmlns:oel="http://schemas.microsoft.com/office/2019/extlst" xmlns:r="http://schemas.openxmlformats.org/officeDocument/2006/relationships" xmlns:wp14="http://schemas.microsoft.com/office/word/2010/wordprocessingDrawing" xmlns:wp="http://schemas.openxmlformats.org/drawingml/2006/wordprocessingDrawing" xmlns:wpg="http://schemas.microsoft.com/office/word/2010/wordprocessingGroup" xmlns:wpi="http://schemas.microsoft.com/office/word/2010/wordprocessingInk" xmlns:wps="http://schemas.microsoft.com/office/word/2010/wordprocessingShape" xmlns:o="urn:schemas-microsoft-com:office:office" xmlns:v="urn:schemas-microsoft-com:vml" xmlns:w10="urn:schemas-microsoft-com:office:word" xmlns:w="http://schemas.openxmlformats.org/wordprocessingml/2006/main" xmlns:w14="http://schemas.microsoft.com/office/word/2010/wordml" xmlns:w15="http://schemas.microsoft.com/office/word/2012/wordml" xmlns:w16cei="http://schemas.microsoft.com/office/word/2026/wordml/cei" xmlns:w16cex="http://schemas.microsoft.com/office/word/2018/wordml/cex" xmlns:w16cid="http://schemas.microsoft.com/office/word/2016/wordml/cid" xmlns:w16="http://schemas.microsoft.com/office/word/2018/wordml" xmlns:w16sdtdh="http://schemas.microsoft.com/office/word/2020/wordml/sdtdatahash" xmlns:w16sdtfl="http://schemas.microsoft.com/office/word/2024/wordml/sdtformatlock" xmlns:w16se="http://schemas.microsoft.com/office/word/2015/wordml/symex" xmlns:w16du="http://schemas.microsoft.com/office/word/2023/wordml/word16du" xmlns:wne="http://schemas.microsoft.com/office/word/2006/wordml" mc:Ignorable="w14 w15 w16se w16cid w16 w16cex w16sdtdh w16sdtfl w16du wp14">
+<w:numbering xmlns:wpc="http://schemas.microsoft.com/office/word/2010/wordprocessingCanvas" xmlns:cx="http://schemas.microsoft.com/office/drawing/2014/chartex" xmlns:cx1="http://schemas.microsoft.com/office/drawing/2015/9/8/chartex" xmlns:cx2="http://schemas.microsoft.com/office/drawing/2015/10/21/chartex" xmlns:cx3="http://schemas.microsoft.com/office/drawing/2016/5/9/chartex" xmlns:cx4="http://schemas.microsoft.com/office/drawing/2016/5/10/chartex" xmlns:cx5="http://schemas.microsoft.com/office/drawing/2016/5/11/chartex" xmlns:cx6="http://schemas.microsoft.com/office/drawing/2016/5/12/chartex" xmlns:cx7="http://schemas.microsoft.com/office/drawing/2016/5/13/chartex" xmlns:cx8="http://schemas.microsoft.com/office/drawing/2016/5/14/chartex" xmlns:mc="http://schemas.openxmlformats.org/markup-compatibility/2006" xmlns:m="http://schemas.openxmlformats.org/officeDocument/2006/math" xmlns:aink="http://schemas.microsoft.com/office/drawing/2016/ink" xmlns:am3d="http://schemas.microsoft.com/office/drawing/2017/model3d" xmlns:oel="http://schemas.microsoft.com/office/2019/extlst" xmlns:r="http://schemas.openxmlformats.org/officeDocument/2006/relationships" xmlns:wp14="http://schemas.microsoft.com/office/word/2010/wordprocessingDrawing" xmlns:wp="http://schemas.openxmlformats.org/drawingml/2006/wordprocessingDrawing" xmlns:wpg="http://schemas.microsoft.com/office/word/2010/wordprocessingGroup" xmlns:wpi="http://schemas.microsoft.com/office/word/2010/wordprocessingInk" xmlns:wps="http://schemas.microsoft.com/office/word/2010/wordprocessingShape" xmlns:o="urn:schemas-microsoft-com:office:office" xmlns:v="urn:schemas-microsoft-com:vml" xmlns:w10="urn:schemas-microsoft-com:office:word" xmlns:w="http://schemas.openxmlformats.org/wordprocessingml/2006/main" xmlns:w14="http://schemas.microsoft.com/office/word/2010/wordml" xmlns:w15="http://schemas.microsoft.com/office/word/2012/wordml" xmlns:w16cex="http://schemas.microsoft.com/office/word/2018/wordml/cex" xmlns:w16cid="http://schemas.microsoft.com/office/word/2016/wordml/cid" xmlns:w16="http://schemas.microsoft.com/office/word/2018/wordml" xmlns:w16sdtdh="http://schemas.microsoft.com/office/word/2020/wordml/sdtdatahash" xmlns:w16sdtfl="http://schemas.microsoft.com/office/word/2024/wordml/sdtformatlock" xmlns:w16se="http://schemas.microsoft.com/office/word/2015/wordml/symex" xmlns:w16du="http://schemas.microsoft.com/office/word/2023/wordml/word16du" xmlns:wne="http://schemas.microsoft.com/office/word/2006/wordml" mc:Ignorable="w14 w15 w16se w16cid w16 w16cex w16sdtdh w16sdtfl w16du wp14">
   <w:abstractNum w:abstractNumId="0" w15:restartNumberingAfterBreak="0">
     <w:nsid w:val="FFFFFF7C"/>
     <w:multiLevelType w:val="singleLevel"/>

--- a/docs_llm/FormatFuzzer Benchmarking Report.docx
+++ b/docs_llm/FormatFuzzer Benchmarking Report.docx
@@ -12469,7 +12469,28 @@
       <w:pPr>
         <w:pStyle w:val="Heading1"/>
       </w:pPr>
-      <w:r>
+    </w:p>
+    <w:p>
+      <w:pPr>
+        <w:rPr>
+          <w:rFonts w:asciiTheme="majorHAnsi" w:eastAsiaTheme="majorEastAsia" w:hAnsiTheme="majorHAnsi" w:cstheme="majorBidi"/>
+          <w:b/>
+          <w:bCs/>
+          <w:color w:val="365F91" w:themeColor="accent1" w:themeShade="BF"/>
+          <w:sz w:val="28"/>
+          <w:szCs w:val="28"/>
+        </w:rPr>
+      </w:pPr>
+      <w:r>
+        <w:br w:type="page"/>
+      </w:r>
+    </w:p>
+    <w:p>
+      <w:pPr>
+        <w:pStyle w:val="Heading1"/>
+      </w:pPr>
+      <w:r>
+        <w:lastRenderedPageBreak/>
         <w:t>Manually Edited Template Results Table</w:t>
       </w:r>
     </w:p>
@@ -12612,7 +12633,6 @@
               <w:jc w:val="center"/>
             </w:pPr>
             <w:r>
-              <w:lastRenderedPageBreak/>
               <w:t>avi</w:t>
             </w:r>
           </w:p>
@@ -13996,1570 +14016,6 @@
     <w:p/>
     <w:p>
       <w:pPr>
-        <w:pStyle w:val="Heading3"/>
-      </w:pPr>
-      <w:r>
-        <w:t>Coverage</w:t>
-      </w:r>
-    </w:p>
-    <w:p/>
-    <w:tbl>
-      <w:tblPr>
-        <w:tblStyle w:val="TableGrid"/>
-        <w:tblW w:w="0" w:type="auto"/>
-        <w:tblLook w:val="04A0" w:firstRow="1" w:lastRow="0" w:firstColumn="1" w:lastColumn="0" w:noHBand="0" w:noVBand="1"/>
-      </w:tblPr>
-      <w:tblGrid>
-        <w:gridCol w:w="1147"/>
-        <w:gridCol w:w="749"/>
-        <w:gridCol w:w="730"/>
-        <w:gridCol w:w="731"/>
-        <w:gridCol w:w="782"/>
-        <w:gridCol w:w="761"/>
-        <w:gridCol w:w="729"/>
-        <w:gridCol w:w="805"/>
-        <w:gridCol w:w="716"/>
-        <w:gridCol w:w="783"/>
-        <w:gridCol w:w="697"/>
-      </w:tblGrid>
-      <w:tr>
-        <w:tc>
-          <w:tcPr>
-            <w:tcW w:w="705" w:type="dxa"/>
-            <w:shd w:val="clear" w:color="auto" w:fill="B8CCE4" w:themeFill="accent1" w:themeFillTint="66"/>
-          </w:tcPr>
-          <w:p>
-            <w:pPr>
-              <w:spacing w:line="360" w:lineRule="auto"/>
-              <w:rPr>
-                <w:b/>
-                <w:bCs/>
-              </w:rPr>
-            </w:pPr>
-            <w:r>
-              <w:rPr>
-                <w:b/>
-                <w:bCs/>
-              </w:rPr>
-              <w:t>Setting</w:t>
-            </w:r>
-          </w:p>
-        </w:tc>
-        <w:tc>
-          <w:tcPr>
-            <w:tcW w:w="805" w:type="dxa"/>
-            <w:shd w:val="clear" w:color="auto" w:fill="B8CCE4" w:themeFill="accent1" w:themeFillTint="66"/>
-          </w:tcPr>
-          <w:p>
-            <w:pPr>
-              <w:spacing w:line="360" w:lineRule="auto"/>
-              <w:rPr>
-                <w:b/>
-                <w:bCs/>
-              </w:rPr>
-            </w:pPr>
-            <w:r>
-              <w:rPr>
-                <w:b/>
-                <w:bCs/>
-              </w:rPr>
-              <w:t>PNG</w:t>
-            </w:r>
-          </w:p>
-        </w:tc>
-        <w:tc>
-          <w:tcPr>
-            <w:tcW w:w="784" w:type="dxa"/>
-            <w:shd w:val="clear" w:color="auto" w:fill="B8CCE4" w:themeFill="accent1" w:themeFillTint="66"/>
-          </w:tcPr>
-          <w:p>
-            <w:pPr>
-              <w:spacing w:line="360" w:lineRule="auto"/>
-              <w:rPr>
-                <w:b/>
-                <w:bCs/>
-              </w:rPr>
-            </w:pPr>
-            <w:r>
-              <w:rPr>
-                <w:b/>
-                <w:bCs/>
-              </w:rPr>
-              <w:t>JPG</w:t>
-            </w:r>
-          </w:p>
-        </w:tc>
-        <w:tc>
-          <w:tcPr>
-            <w:tcW w:w="784" w:type="dxa"/>
-            <w:shd w:val="clear" w:color="auto" w:fill="B8CCE4" w:themeFill="accent1" w:themeFillTint="66"/>
-          </w:tcPr>
-          <w:p>
-            <w:pPr>
-              <w:spacing w:line="360" w:lineRule="auto"/>
-              <w:rPr>
-                <w:b/>
-                <w:bCs/>
-              </w:rPr>
-            </w:pPr>
-            <w:r>
-              <w:rPr>
-                <w:b/>
-                <w:bCs/>
-              </w:rPr>
-              <w:t>GIF</w:t>
-            </w:r>
-          </w:p>
-        </w:tc>
-        <w:tc>
-          <w:tcPr>
-            <w:tcW w:w="819" w:type="dxa"/>
-            <w:shd w:val="clear" w:color="auto" w:fill="B8CCE4" w:themeFill="accent1" w:themeFillTint="66"/>
-          </w:tcPr>
-          <w:p>
-            <w:pPr>
-              <w:spacing w:line="360" w:lineRule="auto"/>
-              <w:rPr>
-                <w:b/>
-                <w:bCs/>
-              </w:rPr>
-            </w:pPr>
-            <w:r>
-              <w:rPr>
-                <w:b/>
-                <w:bCs/>
-              </w:rPr>
-              <w:t>MIDI</w:t>
-            </w:r>
-          </w:p>
-        </w:tc>
-        <w:tc>
-          <w:tcPr>
-            <w:tcW w:w="809" w:type="dxa"/>
-            <w:shd w:val="clear" w:color="auto" w:fill="B8CCE4" w:themeFill="accent1" w:themeFillTint="66"/>
-          </w:tcPr>
-          <w:p>
-            <w:pPr>
-              <w:spacing w:line="360" w:lineRule="auto"/>
-              <w:rPr>
-                <w:b/>
-                <w:bCs/>
-              </w:rPr>
-            </w:pPr>
-            <w:r>
-              <w:rPr>
-                <w:b/>
-                <w:bCs/>
-              </w:rPr>
-              <w:t>MP4</w:t>
-            </w:r>
-          </w:p>
-        </w:tc>
-        <w:tc>
-          <w:tcPr>
-            <w:tcW w:w="781" w:type="dxa"/>
-            <w:shd w:val="clear" w:color="auto" w:fill="B8CCE4" w:themeFill="accent1" w:themeFillTint="66"/>
-          </w:tcPr>
-          <w:p>
-            <w:pPr>
-              <w:spacing w:line="360" w:lineRule="auto"/>
-              <w:rPr>
-                <w:b/>
-                <w:bCs/>
-              </w:rPr>
-            </w:pPr>
-            <w:r>
-              <w:rPr>
-                <w:b/>
-                <w:bCs/>
-              </w:rPr>
-              <w:t>ZIP</w:t>
-            </w:r>
-          </w:p>
-        </w:tc>
-        <w:tc>
-          <w:tcPr>
-            <w:tcW w:w="830" w:type="dxa"/>
-            <w:shd w:val="clear" w:color="auto" w:fill="B8CCE4" w:themeFill="accent1" w:themeFillTint="66"/>
-          </w:tcPr>
-          <w:p>
-            <w:pPr>
-              <w:spacing w:line="360" w:lineRule="auto"/>
-              <w:rPr>
-                <w:b/>
-                <w:bCs/>
-              </w:rPr>
-            </w:pPr>
-            <w:r>
-              <w:rPr>
-                <w:b/>
-                <w:bCs/>
-              </w:rPr>
-              <w:t>PCAP</w:t>
-            </w:r>
-          </w:p>
-        </w:tc>
-        <w:tc>
-          <w:tcPr>
-            <w:tcW w:w="788" w:type="dxa"/>
-            <w:shd w:val="clear" w:color="auto" w:fill="B8CCE4" w:themeFill="accent1" w:themeFillTint="66"/>
-          </w:tcPr>
-          <w:p>
-            <w:pPr>
-              <w:spacing w:line="360" w:lineRule="auto"/>
-              <w:rPr>
-                <w:b/>
-                <w:bCs/>
-              </w:rPr>
-            </w:pPr>
-            <w:r>
-              <w:rPr>
-                <w:b/>
-                <w:bCs/>
-              </w:rPr>
-              <w:t>AVI</w:t>
-            </w:r>
-          </w:p>
-        </w:tc>
-        <w:tc>
-          <w:tcPr>
-            <w:tcW w:w="820" w:type="dxa"/>
-            <w:shd w:val="clear" w:color="auto" w:fill="B8CCE4" w:themeFill="accent1" w:themeFillTint="66"/>
-          </w:tcPr>
-          <w:p>
-            <w:pPr>
-              <w:spacing w:line="360" w:lineRule="auto"/>
-              <w:rPr>
-                <w:b/>
-                <w:bCs/>
-              </w:rPr>
-            </w:pPr>
-            <w:r>
-              <w:rPr>
-                <w:b/>
-                <w:bCs/>
-              </w:rPr>
-              <w:t>WAV</w:t>
-            </w:r>
-          </w:p>
-        </w:tc>
-        <w:tc>
-          <w:tcPr>
-            <w:tcW w:w="705" w:type="dxa"/>
-            <w:shd w:val="clear" w:color="auto" w:fill="B8CCE4" w:themeFill="accent1" w:themeFillTint="66"/>
-          </w:tcPr>
-          <w:p>
-            <w:pPr>
-              <w:spacing w:line="360" w:lineRule="auto"/>
-              <w:rPr>
-                <w:b/>
-                <w:bCs/>
-              </w:rPr>
-            </w:pPr>
-            <w:r>
-              <w:rPr>
-                <w:b/>
-                <w:bCs/>
-              </w:rPr>
-              <w:t>BMP</w:t>
-            </w:r>
-          </w:p>
-        </w:tc>
-      </w:tr>
-      <w:tr>
-        <w:tc>
-          <w:tcPr>
-            <w:tcW w:w="705" w:type="dxa"/>
-          </w:tcPr>
-          <w:p>
-            <w:pPr>
-              <w:spacing w:line="360" w:lineRule="auto"/>
-            </w:pPr>
-            <w:r>
-              <w:t>FF-paper</w:t>
-            </w:r>
-          </w:p>
-        </w:tc>
-        <w:tc>
-          <w:tcPr>
-            <w:tcW w:w="805" w:type="dxa"/>
-          </w:tcPr>
-          <w:p>
-            <w:pPr>
-              <w:spacing w:line="360" w:lineRule="auto"/>
-            </w:pPr>
-            <w:r>
-              <w:t>23</w:t>
-            </w:r>
-          </w:p>
-        </w:tc>
-        <w:tc>
-          <w:tcPr>
-            <w:tcW w:w="784" w:type="dxa"/>
-          </w:tcPr>
-          <w:p>
-            <w:pPr>
-              <w:spacing w:line="360" w:lineRule="auto"/>
-            </w:pPr>
-            <w:r>
-              <w:t>24.6</w:t>
-            </w:r>
-          </w:p>
-        </w:tc>
-        <w:tc>
-          <w:tcPr>
-            <w:tcW w:w="784" w:type="dxa"/>
-          </w:tcPr>
-          <w:p>
-            <w:pPr>
-              <w:spacing w:line="360" w:lineRule="auto"/>
-            </w:pPr>
-            <w:r>
-              <w:t>68.9</w:t>
-            </w:r>
-          </w:p>
-        </w:tc>
-        <w:tc>
-          <w:tcPr>
-            <w:tcW w:w="819" w:type="dxa"/>
-          </w:tcPr>
-          <w:p>
-            <w:pPr>
-              <w:spacing w:line="360" w:lineRule="auto"/>
-            </w:pPr>
-            <w:r>
-              <w:t>12.4</w:t>
-            </w:r>
-          </w:p>
-        </w:tc>
-        <w:tc>
-          <w:tcPr>
-            <w:tcW w:w="809" w:type="dxa"/>
-          </w:tcPr>
-          <w:p>
-            <w:pPr>
-              <w:spacing w:line="360" w:lineRule="auto"/>
-            </w:pPr>
-            <w:r>
-              <w:t>5.7</w:t>
-            </w:r>
-          </w:p>
-        </w:tc>
-        <w:tc>
-          <w:tcPr>
-            <w:tcW w:w="781" w:type="dxa"/>
-          </w:tcPr>
-          <w:p>
-            <w:pPr>
-              <w:spacing w:line="360" w:lineRule="auto"/>
-            </w:pPr>
-            <w:r>
-              <w:t>34.8</w:t>
-            </w:r>
-          </w:p>
-        </w:tc>
-        <w:tc>
-          <w:tcPr>
-            <w:tcW w:w="830" w:type="dxa"/>
-          </w:tcPr>
-          <w:p>
-            <w:pPr>
-              <w:spacing w:line="360" w:lineRule="auto"/>
-            </w:pPr>
-            <w:r>
-              <w:t>12.5</w:t>
-            </w:r>
-          </w:p>
-        </w:tc>
-        <w:tc>
-          <w:tcPr>
-            <w:tcW w:w="788" w:type="dxa"/>
-          </w:tcPr>
-          <w:p>
-            <w:pPr>
-              <w:spacing w:line="360" w:lineRule="auto"/>
-            </w:pPr>
-            <w:r>
-              <w:t>5.8</w:t>
-            </w:r>
-          </w:p>
-        </w:tc>
-        <w:tc>
-          <w:tcPr>
-            <w:tcW w:w="820" w:type="dxa"/>
-          </w:tcPr>
-          <w:p>
-            <w:pPr>
-              <w:spacing w:line="360" w:lineRule="auto"/>
-            </w:pPr>
-            <w:r>
-              <w:t>21.8</w:t>
-            </w:r>
-          </w:p>
-        </w:tc>
-        <w:tc>
-          <w:tcPr>
-            <w:tcW w:w="705" w:type="dxa"/>
-          </w:tcPr>
-          <w:p>
-            <w:pPr>
-              <w:spacing w:line="360" w:lineRule="auto"/>
-            </w:pPr>
-            <w:r>
-              <w:t>27.8</w:t>
-            </w:r>
-          </w:p>
-        </w:tc>
-      </w:tr>
-      <w:tr>
-        <w:tc>
-          <w:tcPr>
-            <w:tcW w:w="705" w:type="dxa"/>
-          </w:tcPr>
-          <w:p>
-            <w:pPr>
-              <w:spacing w:line="360" w:lineRule="auto"/>
-            </w:pPr>
-            <w:r>
-              <w:t>FF-templates</w:t>
-            </w:r>
-          </w:p>
-        </w:tc>
-        <w:tc>
-          <w:tcPr>
-            <w:tcW w:w="805" w:type="dxa"/>
-          </w:tcPr>
-          <w:p>
-            <w:pPr>
-              <w:spacing w:line="360" w:lineRule="auto"/>
-            </w:pPr>
-            <w:r>
-              <w:t>22.3</w:t>
-            </w:r>
-          </w:p>
-        </w:tc>
-        <w:tc>
-          <w:tcPr>
-            <w:tcW w:w="784" w:type="dxa"/>
-          </w:tcPr>
-          <w:p>
-            <w:pPr>
-              <w:spacing w:line="360" w:lineRule="auto"/>
-            </w:pPr>
-            <w:r>
-              <w:t>14.3</w:t>
-            </w:r>
-          </w:p>
-        </w:tc>
-        <w:tc>
-          <w:tcPr>
-            <w:tcW w:w="784" w:type="dxa"/>
-          </w:tcPr>
-          <w:p>
-            <w:pPr>
-              <w:spacing w:line="360" w:lineRule="auto"/>
-            </w:pPr>
-            <w:r>
-              <w:t>23.5</w:t>
-            </w:r>
-          </w:p>
-        </w:tc>
-        <w:tc>
-          <w:tcPr>
-            <w:tcW w:w="819" w:type="dxa"/>
-          </w:tcPr>
-          <w:p>
-            <w:pPr>
-              <w:spacing w:line="360" w:lineRule="auto"/>
-            </w:pPr>
-            <w:r>
-              <w:t>11.4</w:t>
-            </w:r>
-          </w:p>
-        </w:tc>
-        <w:tc>
-          <w:tcPr>
-            <w:tcW w:w="809" w:type="dxa"/>
-          </w:tcPr>
-          <w:p>
-            <w:pPr>
-              <w:spacing w:line="360" w:lineRule="auto"/>
-            </w:pPr>
-            <w:r>
-              <w:t>4.3</w:t>
-            </w:r>
-          </w:p>
-        </w:tc>
-        <w:tc>
-          <w:tcPr>
-            <w:tcW w:w="781" w:type="dxa"/>
-          </w:tcPr>
-          <w:p>
-            <w:pPr>
-              <w:spacing w:line="360" w:lineRule="auto"/>
-            </w:pPr>
-            <w:r>
-              <w:t>32.2</w:t>
-            </w:r>
-          </w:p>
-        </w:tc>
-        <w:tc>
-          <w:tcPr>
-            <w:tcW w:w="830" w:type="dxa"/>
-          </w:tcPr>
-          <w:p>
-            <w:pPr>
-              <w:spacing w:line="360" w:lineRule="auto"/>
-            </w:pPr>
-            <w:r>
-              <w:t>5.6</w:t>
-            </w:r>
-          </w:p>
-        </w:tc>
-        <w:tc>
-          <w:tcPr>
-            <w:tcW w:w="788" w:type="dxa"/>
-          </w:tcPr>
-          <w:p>
-            <w:pPr>
-              <w:spacing w:line="360" w:lineRule="auto"/>
-            </w:pPr>
-            <w:r>
-              <w:t>4.4</w:t>
-            </w:r>
-          </w:p>
-        </w:tc>
-        <w:tc>
-          <w:tcPr>
-            <w:tcW w:w="820" w:type="dxa"/>
-          </w:tcPr>
-          <w:p>
-            <w:pPr>
-              <w:spacing w:line="360" w:lineRule="auto"/>
-            </w:pPr>
-            <w:r>
-              <w:t>22.1</w:t>
-            </w:r>
-          </w:p>
-        </w:tc>
-        <w:tc>
-          <w:tcPr>
-            <w:tcW w:w="705" w:type="dxa"/>
-          </w:tcPr>
-          <w:p>
-            <w:pPr>
-              <w:spacing w:line="360" w:lineRule="auto"/>
-            </w:pPr>
-            <w:r>
-              <w:t>20.3</w:t>
-            </w:r>
-          </w:p>
-        </w:tc>
-      </w:tr>
-      <w:tr>
-        <w:tc>
-          <w:tcPr>
-            <w:tcW w:w="705" w:type="dxa"/>
-          </w:tcPr>
-          <w:p>
-            <w:pPr>
-              <w:spacing w:line="360" w:lineRule="auto"/>
-            </w:pPr>
-            <w:r>
-              <w:lastRenderedPageBreak/>
-              <w:t>LLM-templates</w:t>
-            </w:r>
-          </w:p>
-        </w:tc>
-        <w:tc>
-          <w:tcPr>
-            <w:tcW w:w="805" w:type="dxa"/>
-          </w:tcPr>
-          <w:p>
-            <w:pPr>
-              <w:spacing w:line="360" w:lineRule="auto"/>
-            </w:pPr>
-            <w:r>
-              <w:t>21.8</w:t>
-            </w:r>
-          </w:p>
-        </w:tc>
-        <w:tc>
-          <w:tcPr>
-            <w:tcW w:w="784" w:type="dxa"/>
-          </w:tcPr>
-          <w:p>
-            <w:pPr>
-              <w:spacing w:line="360" w:lineRule="auto"/>
-            </w:pPr>
-            <w:r>
-              <w:t>9.8</w:t>
-            </w:r>
-          </w:p>
-        </w:tc>
-        <w:tc>
-          <w:tcPr>
-            <w:tcW w:w="784" w:type="dxa"/>
-          </w:tcPr>
-          <w:p>
-            <w:pPr>
-              <w:spacing w:line="360" w:lineRule="auto"/>
-            </w:pPr>
-            <w:r>
-              <w:t>24.5</w:t>
-            </w:r>
-          </w:p>
-        </w:tc>
-        <w:tc>
-          <w:tcPr>
-            <w:tcW w:w="819" w:type="dxa"/>
-          </w:tcPr>
-          <w:p>
-            <w:pPr>
-              <w:spacing w:line="360" w:lineRule="auto"/>
-            </w:pPr>
-            <w:r>
-              <w:t>8.4</w:t>
-            </w:r>
-          </w:p>
-        </w:tc>
-        <w:tc>
-          <w:tcPr>
-            <w:tcW w:w="809" w:type="dxa"/>
-          </w:tcPr>
-          <w:p>
-            <w:pPr>
-              <w:spacing w:line="360" w:lineRule="auto"/>
-            </w:pPr>
-            <w:r>
-              <w:t>1.6</w:t>
-            </w:r>
-          </w:p>
-        </w:tc>
-        <w:tc>
-          <w:tcPr>
-            <w:tcW w:w="781" w:type="dxa"/>
-          </w:tcPr>
-          <w:p>
-            <w:pPr>
-              <w:spacing w:line="360" w:lineRule="auto"/>
-            </w:pPr>
-            <w:r>
-              <w:t>15.1</w:t>
-            </w:r>
-          </w:p>
-        </w:tc>
-        <w:tc>
-          <w:tcPr>
-            <w:tcW w:w="830" w:type="dxa"/>
-          </w:tcPr>
-          <w:p>
-            <w:pPr>
-              <w:spacing w:line="360" w:lineRule="auto"/>
-            </w:pPr>
-            <w:r>
-              <w:t>4.5</w:t>
-            </w:r>
-          </w:p>
-        </w:tc>
-        <w:tc>
-          <w:tcPr>
-            <w:tcW w:w="788" w:type="dxa"/>
-          </w:tcPr>
-          <w:p>
-            <w:pPr>
-              <w:spacing w:line="360" w:lineRule="auto"/>
-            </w:pPr>
-            <w:r>
-              <w:t>3.5</w:t>
-            </w:r>
-          </w:p>
-        </w:tc>
-        <w:tc>
-          <w:tcPr>
-            <w:tcW w:w="820" w:type="dxa"/>
-          </w:tcPr>
-          <w:p>
-            <w:pPr>
-              <w:spacing w:line="360" w:lineRule="auto"/>
-            </w:pPr>
-            <w:r>
-              <w:t>22</w:t>
-            </w:r>
-          </w:p>
-        </w:tc>
-        <w:tc>
-          <w:tcPr>
-            <w:tcW w:w="705" w:type="dxa"/>
-          </w:tcPr>
-          <w:p>
-            <w:pPr>
-              <w:spacing w:line="360" w:lineRule="auto"/>
-            </w:pPr>
-            <w:r>
-              <w:t>14.5</w:t>
-            </w:r>
-          </w:p>
-        </w:tc>
-      </w:tr>
-    </w:tbl>
-    <w:p/>
-    <w:p/>
-    <w:p>
-      <w:pPr>
-        <w:pStyle w:val="Heading3"/>
-      </w:pPr>
-      <w:r>
-        <w:t>Coverage AFL + FF-MUT</w:t>
-      </w:r>
-    </w:p>
-    <w:p/>
-    <w:tbl>
-      <w:tblPr>
-        <w:tblStyle w:val="TableGrid"/>
-        <w:tblW w:w="0" w:type="auto"/>
-        <w:tblLook w:val="04A0" w:firstRow="1" w:lastRow="0" w:firstColumn="1" w:lastColumn="0" w:noHBand="0" w:noVBand="1"/>
-      </w:tblPr>
-      <w:tblGrid>
-        <w:gridCol w:w="1148"/>
-        <w:gridCol w:w="748"/>
-        <w:gridCol w:w="728"/>
-        <w:gridCol w:w="728"/>
-        <w:gridCol w:w="781"/>
-        <w:gridCol w:w="759"/>
-        <w:gridCol w:w="726"/>
-        <w:gridCol w:w="804"/>
-        <w:gridCol w:w="731"/>
-        <w:gridCol w:w="781"/>
-        <w:gridCol w:w="696"/>
-      </w:tblGrid>
-      <w:tr>
-        <w:tc>
-          <w:tcPr>
-            <w:tcW w:w="705" w:type="dxa"/>
-            <w:shd w:val="clear" w:color="auto" w:fill="B8CCE4" w:themeFill="accent1" w:themeFillTint="66"/>
-          </w:tcPr>
-          <w:p>
-            <w:pPr>
-              <w:spacing w:line="360" w:lineRule="auto"/>
-              <w:rPr>
-                <w:b/>
-                <w:bCs/>
-              </w:rPr>
-            </w:pPr>
-            <w:r>
-              <w:rPr>
-                <w:b/>
-                <w:bCs/>
-              </w:rPr>
-              <w:t>Setting</w:t>
-            </w:r>
-          </w:p>
-        </w:tc>
-        <w:tc>
-          <w:tcPr>
-            <w:tcW w:w="805" w:type="dxa"/>
-            <w:shd w:val="clear" w:color="auto" w:fill="B8CCE4" w:themeFill="accent1" w:themeFillTint="66"/>
-          </w:tcPr>
-          <w:p>
-            <w:pPr>
-              <w:spacing w:line="360" w:lineRule="auto"/>
-              <w:rPr>
-                <w:b/>
-                <w:bCs/>
-              </w:rPr>
-            </w:pPr>
-            <w:r>
-              <w:rPr>
-                <w:b/>
-                <w:bCs/>
-              </w:rPr>
-              <w:t>PNG</w:t>
-            </w:r>
-          </w:p>
-        </w:tc>
-        <w:tc>
-          <w:tcPr>
-            <w:tcW w:w="784" w:type="dxa"/>
-            <w:shd w:val="clear" w:color="auto" w:fill="B8CCE4" w:themeFill="accent1" w:themeFillTint="66"/>
-          </w:tcPr>
-          <w:p>
-            <w:pPr>
-              <w:spacing w:line="360" w:lineRule="auto"/>
-              <w:rPr>
-                <w:b/>
-                <w:bCs/>
-              </w:rPr>
-            </w:pPr>
-            <w:r>
-              <w:rPr>
-                <w:b/>
-                <w:bCs/>
-              </w:rPr>
-              <w:t>JPG</w:t>
-            </w:r>
-          </w:p>
-        </w:tc>
-        <w:tc>
-          <w:tcPr>
-            <w:tcW w:w="784" w:type="dxa"/>
-            <w:shd w:val="clear" w:color="auto" w:fill="B8CCE4" w:themeFill="accent1" w:themeFillTint="66"/>
-          </w:tcPr>
-          <w:p>
-            <w:pPr>
-              <w:spacing w:line="360" w:lineRule="auto"/>
-              <w:rPr>
-                <w:b/>
-                <w:bCs/>
-              </w:rPr>
-            </w:pPr>
-            <w:r>
-              <w:rPr>
-                <w:b/>
-                <w:bCs/>
-              </w:rPr>
-              <w:t>GIF</w:t>
-            </w:r>
-          </w:p>
-        </w:tc>
-        <w:tc>
-          <w:tcPr>
-            <w:tcW w:w="819" w:type="dxa"/>
-            <w:shd w:val="clear" w:color="auto" w:fill="B8CCE4" w:themeFill="accent1" w:themeFillTint="66"/>
-          </w:tcPr>
-          <w:p>
-            <w:pPr>
-              <w:spacing w:line="360" w:lineRule="auto"/>
-              <w:rPr>
-                <w:b/>
-                <w:bCs/>
-              </w:rPr>
-            </w:pPr>
-            <w:r>
-              <w:rPr>
-                <w:b/>
-                <w:bCs/>
-              </w:rPr>
-              <w:t>MIDI</w:t>
-            </w:r>
-          </w:p>
-        </w:tc>
-        <w:tc>
-          <w:tcPr>
-            <w:tcW w:w="809" w:type="dxa"/>
-            <w:shd w:val="clear" w:color="auto" w:fill="B8CCE4" w:themeFill="accent1" w:themeFillTint="66"/>
-          </w:tcPr>
-          <w:p>
-            <w:pPr>
-              <w:spacing w:line="360" w:lineRule="auto"/>
-              <w:rPr>
-                <w:b/>
-                <w:bCs/>
-              </w:rPr>
-            </w:pPr>
-            <w:r>
-              <w:rPr>
-                <w:b/>
-                <w:bCs/>
-              </w:rPr>
-              <w:t>MP4</w:t>
-            </w:r>
-          </w:p>
-        </w:tc>
-        <w:tc>
-          <w:tcPr>
-            <w:tcW w:w="781" w:type="dxa"/>
-            <w:shd w:val="clear" w:color="auto" w:fill="B8CCE4" w:themeFill="accent1" w:themeFillTint="66"/>
-          </w:tcPr>
-          <w:p>
-            <w:pPr>
-              <w:spacing w:line="360" w:lineRule="auto"/>
-              <w:rPr>
-                <w:b/>
-                <w:bCs/>
-              </w:rPr>
-            </w:pPr>
-            <w:r>
-              <w:rPr>
-                <w:b/>
-                <w:bCs/>
-              </w:rPr>
-              <w:t>ZIP</w:t>
-            </w:r>
-          </w:p>
-        </w:tc>
-        <w:tc>
-          <w:tcPr>
-            <w:tcW w:w="830" w:type="dxa"/>
-            <w:shd w:val="clear" w:color="auto" w:fill="B8CCE4" w:themeFill="accent1" w:themeFillTint="66"/>
-          </w:tcPr>
-          <w:p>
-            <w:pPr>
-              <w:spacing w:line="360" w:lineRule="auto"/>
-              <w:rPr>
-                <w:b/>
-                <w:bCs/>
-              </w:rPr>
-            </w:pPr>
-            <w:r>
-              <w:rPr>
-                <w:b/>
-                <w:bCs/>
-              </w:rPr>
-              <w:t>PCAP</w:t>
-            </w:r>
-          </w:p>
-        </w:tc>
-        <w:tc>
-          <w:tcPr>
-            <w:tcW w:w="788" w:type="dxa"/>
-            <w:shd w:val="clear" w:color="auto" w:fill="B8CCE4" w:themeFill="accent1" w:themeFillTint="66"/>
-          </w:tcPr>
-          <w:p>
-            <w:pPr>
-              <w:spacing w:line="360" w:lineRule="auto"/>
-              <w:rPr>
-                <w:b/>
-                <w:bCs/>
-              </w:rPr>
-            </w:pPr>
-            <w:r>
-              <w:rPr>
-                <w:b/>
-                <w:bCs/>
-              </w:rPr>
-              <w:t>AVI</w:t>
-            </w:r>
-          </w:p>
-        </w:tc>
-        <w:tc>
-          <w:tcPr>
-            <w:tcW w:w="820" w:type="dxa"/>
-            <w:shd w:val="clear" w:color="auto" w:fill="B8CCE4" w:themeFill="accent1" w:themeFillTint="66"/>
-          </w:tcPr>
-          <w:p>
-            <w:pPr>
-              <w:spacing w:line="360" w:lineRule="auto"/>
-              <w:rPr>
-                <w:b/>
-                <w:bCs/>
-              </w:rPr>
-            </w:pPr>
-            <w:r>
-              <w:rPr>
-                <w:b/>
-                <w:bCs/>
-              </w:rPr>
-              <w:t>WAV</w:t>
-            </w:r>
-          </w:p>
-        </w:tc>
-        <w:tc>
-          <w:tcPr>
-            <w:tcW w:w="705" w:type="dxa"/>
-            <w:shd w:val="clear" w:color="auto" w:fill="B8CCE4" w:themeFill="accent1" w:themeFillTint="66"/>
-          </w:tcPr>
-          <w:p>
-            <w:pPr>
-              <w:spacing w:line="360" w:lineRule="auto"/>
-              <w:rPr>
-                <w:b/>
-                <w:bCs/>
-              </w:rPr>
-            </w:pPr>
-            <w:r>
-              <w:rPr>
-                <w:b/>
-                <w:bCs/>
-              </w:rPr>
-              <w:t>BMP</w:t>
-            </w:r>
-          </w:p>
-        </w:tc>
-      </w:tr>
-      <w:tr>
-        <w:tc>
-          <w:tcPr>
-            <w:tcW w:w="705" w:type="dxa"/>
-          </w:tcPr>
-          <w:p>
-            <w:pPr>
-              <w:spacing w:line="360" w:lineRule="auto"/>
-            </w:pPr>
-            <w:r>
-              <w:t>FF-paper</w:t>
-            </w:r>
-          </w:p>
-        </w:tc>
-        <w:tc>
-          <w:tcPr>
-            <w:tcW w:w="805" w:type="dxa"/>
-          </w:tcPr>
-          <w:p>
-            <w:pPr>
-              <w:spacing w:line="360" w:lineRule="auto"/>
-            </w:pPr>
-            <w:r>
-              <w:t>27.8</w:t>
-            </w:r>
-          </w:p>
-        </w:tc>
-        <w:tc>
-          <w:tcPr>
-            <w:tcW w:w="784" w:type="dxa"/>
-          </w:tcPr>
-          <w:p>
-            <w:pPr>
-              <w:spacing w:line="360" w:lineRule="auto"/>
-            </w:pPr>
-            <w:r>
-              <w:t>33.6</w:t>
-            </w:r>
-          </w:p>
-        </w:tc>
-        <w:tc>
-          <w:tcPr>
-            <w:tcW w:w="784" w:type="dxa"/>
-          </w:tcPr>
-          <w:p>
-            <w:pPr>
-              <w:spacing w:line="360" w:lineRule="auto"/>
-            </w:pPr>
-            <w:r>
-              <w:t>73.3</w:t>
-            </w:r>
-          </w:p>
-        </w:tc>
-        <w:tc>
-          <w:tcPr>
-            <w:tcW w:w="819" w:type="dxa"/>
-          </w:tcPr>
-          <w:p>
-            <w:pPr>
-              <w:spacing w:line="360" w:lineRule="auto"/>
-            </w:pPr>
-            <w:r>
-              <w:t>14.3</w:t>
-            </w:r>
-          </w:p>
-        </w:tc>
-        <w:tc>
-          <w:tcPr>
-            <w:tcW w:w="809" w:type="dxa"/>
-          </w:tcPr>
-          <w:p>
-            <w:pPr>
-              <w:spacing w:line="360" w:lineRule="auto"/>
-            </w:pPr>
-            <w:r>
-              <w:t>11.4</w:t>
-            </w:r>
-          </w:p>
-        </w:tc>
-        <w:tc>
-          <w:tcPr>
-            <w:tcW w:w="781" w:type="dxa"/>
-          </w:tcPr>
-          <w:p>
-            <w:pPr>
-              <w:spacing w:line="360" w:lineRule="auto"/>
-            </w:pPr>
-            <w:r>
-              <w:t>38.6</w:t>
-            </w:r>
-          </w:p>
-        </w:tc>
-        <w:tc>
-          <w:tcPr>
-            <w:tcW w:w="830" w:type="dxa"/>
-          </w:tcPr>
-          <w:p>
-            <w:pPr>
-              <w:spacing w:line="360" w:lineRule="auto"/>
-            </w:pPr>
-            <w:r>
-              <w:t>26.2</w:t>
-            </w:r>
-          </w:p>
-        </w:tc>
-        <w:tc>
-          <w:tcPr>
-            <w:tcW w:w="788" w:type="dxa"/>
-          </w:tcPr>
-          <w:p>
-            <w:pPr>
-              <w:spacing w:line="360" w:lineRule="auto"/>
-            </w:pPr>
-            <w:r>
-              <w:t>11.8</w:t>
-            </w:r>
-          </w:p>
-        </w:tc>
-        <w:tc>
-          <w:tcPr>
-            <w:tcW w:w="820" w:type="dxa"/>
-          </w:tcPr>
-          <w:p>
-            <w:pPr>
-              <w:spacing w:line="360" w:lineRule="auto"/>
-            </w:pPr>
-            <w:r>
-              <w:t>22.3</w:t>
-            </w:r>
-          </w:p>
-        </w:tc>
-        <w:tc>
-          <w:tcPr>
-            <w:tcW w:w="705" w:type="dxa"/>
-          </w:tcPr>
-          <w:p>
-            <w:pPr>
-              <w:spacing w:line="360" w:lineRule="auto"/>
-            </w:pPr>
-            <w:r>
-              <w:t>30.7</w:t>
-            </w:r>
-          </w:p>
-        </w:tc>
-      </w:tr>
-      <w:tr>
-        <w:tc>
-          <w:tcPr>
-            <w:tcW w:w="705" w:type="dxa"/>
-          </w:tcPr>
-          <w:p>
-            <w:pPr>
-              <w:spacing w:line="360" w:lineRule="auto"/>
-            </w:pPr>
-            <w:r>
-              <w:t>FF-templates</w:t>
-            </w:r>
-          </w:p>
-        </w:tc>
-        <w:tc>
-          <w:tcPr>
-            <w:tcW w:w="805" w:type="dxa"/>
-          </w:tcPr>
-          <w:p>
-            <w:pPr>
-              <w:spacing w:line="360" w:lineRule="auto"/>
-            </w:pPr>
-            <w:r>
-              <w:t>37.0</w:t>
-            </w:r>
-          </w:p>
-        </w:tc>
-        <w:tc>
-          <w:tcPr>
-            <w:tcW w:w="784" w:type="dxa"/>
-          </w:tcPr>
-          <w:p>
-            <w:pPr>
-              <w:spacing w:line="360" w:lineRule="auto"/>
-            </w:pPr>
-            <w:r>
-              <w:t>20.7</w:t>
-            </w:r>
-          </w:p>
-        </w:tc>
-        <w:tc>
-          <w:tcPr>
-            <w:tcW w:w="784" w:type="dxa"/>
-          </w:tcPr>
-          <w:p>
-            <w:pPr>
-              <w:spacing w:line="360" w:lineRule="auto"/>
-            </w:pPr>
-            <w:r>
-              <w:t>26.7</w:t>
-            </w:r>
-          </w:p>
-        </w:tc>
-        <w:tc>
-          <w:tcPr>
-            <w:tcW w:w="819" w:type="dxa"/>
-          </w:tcPr>
-          <w:p>
-            <w:pPr>
-              <w:spacing w:line="360" w:lineRule="auto"/>
-            </w:pPr>
-            <w:r>
-              <w:t>—</w:t>
-            </w:r>
-          </w:p>
-        </w:tc>
-        <w:tc>
-          <w:tcPr>
-            <w:tcW w:w="809" w:type="dxa"/>
-          </w:tcPr>
-          <w:p>
-            <w:pPr>
-              <w:spacing w:line="360" w:lineRule="auto"/>
-            </w:pPr>
-            <w:r>
-              <w:t>—</w:t>
-            </w:r>
-          </w:p>
-        </w:tc>
-        <w:tc>
-          <w:tcPr>
-            <w:tcW w:w="781" w:type="dxa"/>
-          </w:tcPr>
-          <w:p>
-            <w:pPr>
-              <w:spacing w:line="360" w:lineRule="auto"/>
-            </w:pPr>
-            <w:r>
-              <w:t>34.7</w:t>
-            </w:r>
-          </w:p>
-        </w:tc>
-        <w:tc>
-          <w:tcPr>
-            <w:tcW w:w="830" w:type="dxa"/>
-          </w:tcPr>
-          <w:p>
-            <w:pPr>
-              <w:spacing w:line="360" w:lineRule="auto"/>
-            </w:pPr>
-            <w:r>
-              <w:t>6.5</w:t>
-            </w:r>
-          </w:p>
-        </w:tc>
-        <w:tc>
-          <w:tcPr>
-            <w:tcW w:w="788" w:type="dxa"/>
-          </w:tcPr>
-          <w:p>
-            <w:pPr>
-              <w:spacing w:line="360" w:lineRule="auto"/>
-            </w:pPr>
-            <w:r>
-              <w:t>4.4</w:t>
-            </w:r>
-          </w:p>
-        </w:tc>
-        <w:tc>
-          <w:tcPr>
-            <w:tcW w:w="820" w:type="dxa"/>
-          </w:tcPr>
-          <w:p>
-            <w:pPr>
-              <w:spacing w:line="360" w:lineRule="auto"/>
-            </w:pPr>
-            <w:r>
-              <w:t>2.9</w:t>
-            </w:r>
-          </w:p>
-        </w:tc>
-        <w:tc>
-          <w:tcPr>
-            <w:tcW w:w="705" w:type="dxa"/>
-          </w:tcPr>
-          <w:p>
-            <w:pPr>
-              <w:spacing w:line="360" w:lineRule="auto"/>
-            </w:pPr>
-            <w:r>
-              <w:t>19.1</w:t>
-            </w:r>
-          </w:p>
-        </w:tc>
-      </w:tr>
-      <w:tr>
-        <w:tc>
-          <w:tcPr>
-            <w:tcW w:w="705" w:type="dxa"/>
-          </w:tcPr>
-          <w:p>
-            <w:pPr>
-              <w:spacing w:line="360" w:lineRule="auto"/>
-            </w:pPr>
-            <w:r>
-              <w:t>LLM-templates (Opus 4.7)</w:t>
-            </w:r>
-          </w:p>
-        </w:tc>
-        <w:tc>
-          <w:tcPr>
-            <w:tcW w:w="805" w:type="dxa"/>
-          </w:tcPr>
-          <w:p>
-            <w:pPr>
-              <w:spacing w:line="360" w:lineRule="auto"/>
-            </w:pPr>
-            <w:r>
-              <w:t>37.0</w:t>
-            </w:r>
-          </w:p>
-        </w:tc>
-        <w:tc>
-          <w:tcPr>
-            <w:tcW w:w="784" w:type="dxa"/>
-          </w:tcPr>
-          <w:p>
-            <w:pPr>
-              <w:spacing w:line="360" w:lineRule="auto"/>
-            </w:pPr>
-            <w:r>
-              <w:t>20.4</w:t>
-            </w:r>
-          </w:p>
-        </w:tc>
-        <w:tc>
-          <w:tcPr>
-            <w:tcW w:w="784" w:type="dxa"/>
-          </w:tcPr>
-          <w:p>
-            <w:pPr>
-              <w:spacing w:line="360" w:lineRule="auto"/>
-            </w:pPr>
-            <w:r>
-              <w:t>26.7</w:t>
-            </w:r>
-          </w:p>
-        </w:tc>
-        <w:tc>
-          <w:tcPr>
-            <w:tcW w:w="819" w:type="dxa"/>
-          </w:tcPr>
-          <w:p>
-            <w:pPr>
-              <w:spacing w:line="360" w:lineRule="auto"/>
-            </w:pPr>
-            <w:r>
-              <w:t>—</w:t>
-            </w:r>
-          </w:p>
-        </w:tc>
-        <w:tc>
-          <w:tcPr>
-            <w:tcW w:w="809" w:type="dxa"/>
-          </w:tcPr>
-          <w:p>
-            <w:pPr>
-              <w:spacing w:line="360" w:lineRule="auto"/>
-            </w:pPr>
-            <w:r>
-              <w:t>6.8</w:t>
-            </w:r>
-          </w:p>
-        </w:tc>
-        <w:tc>
-          <w:tcPr>
-            <w:tcW w:w="781" w:type="dxa"/>
-          </w:tcPr>
-          <w:p>
-            <w:pPr>
-              <w:spacing w:line="360" w:lineRule="auto"/>
-            </w:pPr>
-            <w:r>
-              <w:t>31.5</w:t>
-            </w:r>
-          </w:p>
-        </w:tc>
-        <w:tc>
-          <w:tcPr>
-            <w:tcW w:w="830" w:type="dxa"/>
-          </w:tcPr>
-          <w:p>
-            <w:pPr>
-              <w:spacing w:line="360" w:lineRule="auto"/>
-            </w:pPr>
-            <w:r>
-              <w:t>7.1</w:t>
-            </w:r>
-          </w:p>
-        </w:tc>
-        <w:tc>
-          <w:tcPr>
-            <w:tcW w:w="788" w:type="dxa"/>
-          </w:tcPr>
-          <w:p>
-            <w:pPr>
-              <w:spacing w:line="360" w:lineRule="auto"/>
-            </w:pPr>
-            <w:r>
-              <w:t>—</w:t>
-            </w:r>
-          </w:p>
-        </w:tc>
-        <w:tc>
-          <w:tcPr>
-            <w:tcW w:w="820" w:type="dxa"/>
-          </w:tcPr>
-          <w:p>
-            <w:pPr>
-              <w:spacing w:line="360" w:lineRule="auto"/>
-            </w:pPr>
-            <w:r>
-              <w:t>—</w:t>
-            </w:r>
-          </w:p>
-        </w:tc>
-        <w:tc>
-          <w:tcPr>
-            <w:tcW w:w="705" w:type="dxa"/>
-          </w:tcPr>
-          <w:p>
-            <w:pPr>
-              <w:spacing w:line="360" w:lineRule="auto"/>
-            </w:pPr>
-            <w:r>
-              <w:t>17.6</w:t>
-            </w:r>
-          </w:p>
-        </w:tc>
-      </w:tr>
-      <w:tr>
-        <w:tc>
-          <w:tcPr>
-            <w:tcW w:w="705" w:type="dxa"/>
-          </w:tcPr>
-          <w:p>
-            <w:pPr>
-              <w:spacing w:line="360" w:lineRule="auto"/>
-            </w:pPr>
-            <w:r>
-              <w:t>LLM-templates (Opus 5)</w:t>
-            </w:r>
-          </w:p>
-        </w:tc>
-        <w:tc>
-          <w:tcPr>
-            <w:tcW w:w="805" w:type="dxa"/>
-          </w:tcPr>
-          <w:p>
-            <w:pPr>
-              <w:spacing w:line="360" w:lineRule="auto"/>
-            </w:pPr>
-            <w:r>
-              <w:t>37.1</w:t>
-            </w:r>
-          </w:p>
-        </w:tc>
-        <w:tc>
-          <w:tcPr>
-            <w:tcW w:w="784" w:type="dxa"/>
-          </w:tcPr>
-          <w:p>
-            <w:pPr>
-              <w:spacing w:line="360" w:lineRule="auto"/>
-            </w:pPr>
-            <w:r>
-              <w:t>19.7</w:t>
-            </w:r>
-          </w:p>
-        </w:tc>
-        <w:tc>
-          <w:tcPr>
-            <w:tcW w:w="784" w:type="dxa"/>
-          </w:tcPr>
-          <w:p>
-            <w:pPr>
-              <w:spacing w:line="360" w:lineRule="auto"/>
-            </w:pPr>
-            <w:r>
-              <w:t>26.8</w:t>
-            </w:r>
-          </w:p>
-        </w:tc>
-        <w:tc>
-          <w:tcPr>
-            <w:tcW w:w="819" w:type="dxa"/>
-          </w:tcPr>
-          <w:p>
-            <w:pPr>
-              <w:spacing w:line="360" w:lineRule="auto"/>
-            </w:pPr>
-            <w:r>
-              <w:t>9.8</w:t>
-            </w:r>
-          </w:p>
-        </w:tc>
-        <w:tc>
-          <w:tcPr>
-            <w:tcW w:w="809" w:type="dxa"/>
-          </w:tcPr>
-          <w:p>
-            <w:pPr>
-              <w:spacing w:line="360" w:lineRule="auto"/>
-            </w:pPr>
-            <w:r>
-              <w:t>7.1</w:t>
-            </w:r>
-          </w:p>
-        </w:tc>
-        <w:tc>
-          <w:tcPr>
-            <w:tcW w:w="781" w:type="dxa"/>
-          </w:tcPr>
-          <w:p>
-            <w:pPr>
-              <w:spacing w:line="360" w:lineRule="auto"/>
-            </w:pPr>
-            <w:r>
-              <w:t>34.9</w:t>
-            </w:r>
-          </w:p>
-        </w:tc>
-        <w:tc>
-          <w:tcPr>
-            <w:tcW w:w="830" w:type="dxa"/>
-          </w:tcPr>
-          <w:p>
-            <w:pPr>
-              <w:spacing w:line="360" w:lineRule="auto"/>
-            </w:pPr>
-            <w:r>
-              <w:t>13.3</w:t>
-            </w:r>
-          </w:p>
-        </w:tc>
-        <w:tc>
-          <w:tcPr>
-            <w:tcW w:w="788" w:type="dxa"/>
-          </w:tcPr>
-          <w:p>
-            <w:pPr>
-              <w:spacing w:line="360" w:lineRule="auto"/>
-            </w:pPr>
-            <w:r>
-              <w:t>7.1</w:t>
-            </w:r>
-          </w:p>
-        </w:tc>
-        <w:tc>
-          <w:tcPr>
-            <w:tcW w:w="820" w:type="dxa"/>
-          </w:tcPr>
-          <w:p>
-            <w:pPr>
-              <w:spacing w:line="360" w:lineRule="auto"/>
-            </w:pPr>
-            <w:r>
-              <w:t>3.0</w:t>
-            </w:r>
-          </w:p>
-        </w:tc>
-        <w:tc>
-          <w:tcPr>
-            <w:tcW w:w="705" w:type="dxa"/>
-          </w:tcPr>
-          <w:p>
-            <w:pPr>
-              <w:spacing w:line="360" w:lineRule="auto"/>
-            </w:pPr>
-            <w:r>
-              <w:t>19.1</w:t>
-            </w:r>
-          </w:p>
-        </w:tc>
-      </w:tr>
-    </w:tbl>
-    <w:p>
-      <w:pPr>
         <w:rPr>
           <w:rFonts w:asciiTheme="majorHAnsi" w:eastAsiaTheme="majorEastAsia" w:hAnsiTheme="majorHAnsi" w:cstheme="majorBidi"/>
           <w:b/>
@@ -15568,7 +14024,7 @@
         </w:rPr>
       </w:pPr>
       <w:r>
-        <w:t>Line coverage (%) of the target program after an 8-hour AFL+FFMut campaign per format, read from each run's final/meta.json. FF-templates and LLM-templates (Opus 4.7) come from coverage_results_opus4-7_templates/ (runs of 2026-09-01); LLM-templates (Opus 5) from coverage_results/ (runs of 2026-09-07, with png and midi completed 2026-09-08/09). All supersede the earlier figures invalidated by the shared-gcov defect that pooled the two variants into one set of counters. The Opus 5 row is complete for all ten formats; — marks a run that never completed in the older sets: midi produced no snapshot for FF-templates or Opus 4.7, mp4/FF-templates stopped after 1 h at 6.7%, and avi and wav were absent from the Opus 4.7 LLM set. The FF-paper row is a 24-hour, 10-repetition campaign against 2021-era target versions and is not directly comparable to these single 8-hour runs.</w:t>
+        <w:br w:type="page"/>
       </w:r>
     </w:p>
     <w:p>
@@ -15576,27 +14032,15 @@
         <w:pStyle w:val="Heading3"/>
       </w:pPr>
       <w:r>
+        <w:lastRenderedPageBreak/>
         <w:t>Fandango</w:t>
       </w:r>
     </w:p>
-    <w:p/>
-    <w:p>
-      <w:r>
-        <w:br w:type="page"/>
-      </w:r>
-    </w:p>
-    <w:p>
-      <w:pPr>
-        <w:shd w:val="clear" w:color="auto" w:fill="FFFFFF" w:themeFill="background1"/>
-        <w:rPr>
-          <w:color w:val="000000" w:themeColor="text1"/>
-        </w:rPr>
-      </w:pPr>
-      <w:r>
-        <w:rPr>
-          <w:color w:val="000000" w:themeColor="text1"/>
-        </w:rPr>
-        <w:lastRenderedPageBreak/>
+    <w:p>
+      <w:r>
+        <w:rPr>
+          <w:color w:val="000000" w:themeColor="text1"/>
+        </w:rPr>
         <w:t xml:space="preserve">Seed files AFL FFMUT </w:t>
       </w:r>
     </w:p>

--- a/docs_llm/FormatFuzzer Benchmarking Report.docx
+++ b/docs_llm/FormatFuzzer Benchmarking Report.docx
@@ -15879,6 +15879,15 @@
     </w:p>
     <w:p>
       <w:r>
+        <w:rPr>
+          <w:i/>
+          <w:sz w:val="18"/>
+        </w:rPr>
+        <w:t>Re-run note (2026-09-21): GIF and WAV were re-measured after a driver audit found two defects in the harness, not in the templates. WAV's driver never opened AFL's test case at all — wavpack appends ".wav" to any extensionless path, and AFL's @@ expanded to ".cur_input", so every execution of all three campaigns failed at fopen() before reading a byte; the previously reported 2.9 / 3.0 / 3.0% was the cost of argument parsing. GIF's driver called gif2rgb without -1, which makes it write three colour planes by appending ".R"/".G"/".B" to the output name, so "/dev/null.R" could not be created and every run aborted after decoding but before the RGB dump. Both are fixed (AFL -e &lt;ext&gt;, and gif2rgb -1); the six affected campaigns were re-run for the full 8 hours on 2026-09-21. The GIF fix raised all three variants uniformly and did not change their ranking; the WAV fix raised all three by roughly 19.5 points. The other eight formats are unaffected and retain their original 2026-09-09 / 2026-09-14 figures.</w:t>
+      </w:r>
+    </w:p>
+    <w:p>
+      <w:r>
         <w:t>Line coverage (%)</w:t>
       </w:r>
     </w:p>
@@ -16107,7 +16116,7 @@
               <w:rPr>
                 <w:sz w:val="18"/>
               </w:rPr>
-              <w:t>26.8</w:t>
+              <w:t>29.2</w:t>
             </w:r>
           </w:p>
         </w:tc>
@@ -16185,7 +16194,7 @@
               <w:rPr>
                 <w:sz w:val="18"/>
               </w:rPr>
-              <w:t>2.9</w:t>
+              <w:t>22.5</w:t>
             </w:r>
           </w:p>
         </w:tc>
@@ -16253,7 +16262,7 @@
               <w:rPr>
                 <w:sz w:val="18"/>
               </w:rPr>
-              <w:t>24.6</w:t>
+              <w:t>29.2</w:t>
             </w:r>
           </w:p>
         </w:tc>
@@ -16331,7 +16340,7 @@
               <w:rPr>
                 <w:sz w:val="18"/>
               </w:rPr>
-              <w:t>3.0</w:t>
+              <w:t>22.5</w:t>
             </w:r>
           </w:p>
         </w:tc>
@@ -16399,7 +16408,7 @@
               <w:rPr>
                 <w:sz w:val="18"/>
               </w:rPr>
-              <w:t>26.3</w:t>
+              <w:t>29.2</w:t>
             </w:r>
           </w:p>
         </w:tc>
@@ -16477,7 +16486,7 @@
               <w:rPr>
                 <w:sz w:val="18"/>
               </w:rPr>
-              <w:t>3.0</w:t>
+              <w:t>22.3</w:t>
             </w:r>
           </w:p>
         </w:tc>
@@ -16545,7 +16554,7 @@
               <w:rPr>
                 <w:sz w:val="18"/>
               </w:rPr>
-              <w:t>+1.7</w:t>
+              <w:t>0.0</w:t>
             </w:r>
           </w:p>
         </w:tc>
@@ -16623,7 +16632,7 @@
               <w:rPr>
                 <w:sz w:val="18"/>
               </w:rPr>
-              <w:t>0.0</w:t>
+              <w:t>−0.2</w:t>
             </w:r>
           </w:p>
         </w:tc>
@@ -16691,7 +16700,7 @@
               <w:rPr>
                 <w:sz w:val="18"/>
               </w:rPr>
-              <w:t>−0.5</w:t>
+              <w:t>0.0</w:t>
             </w:r>
           </w:p>
         </w:tc>
@@ -16769,7 +16778,7 @@
               <w:rPr>
                 <w:sz w:val="18"/>
               </w:rPr>
-              <w:t>+0.1</w:t>
+              <w:t>−0.2</w:t>
             </w:r>
           </w:p>
         </w:tc>
@@ -17018,7 +17027,7 @@
               <w:rPr>
                 <w:sz w:val="18"/>
               </w:rPr>
-              <w:t>35.9</w:t>
+              <w:t>39.1</w:t>
             </w:r>
           </w:p>
         </w:tc>
@@ -17096,7 +17105,7 @@
               <w:rPr>
                 <w:sz w:val="18"/>
               </w:rPr>
-              <w:t>7.7</w:t>
+              <w:t>34.5</w:t>
             </w:r>
           </w:p>
         </w:tc>
@@ -17164,7 +17173,7 @@
               <w:rPr>
                 <w:sz w:val="18"/>
               </w:rPr>
-              <w:t>34.8</w:t>
+              <w:t>39.1</w:t>
             </w:r>
           </w:p>
         </w:tc>
@@ -17242,7 +17251,7 @@
               <w:rPr>
                 <w:sz w:val="18"/>
               </w:rPr>
-              <w:t>7.7</w:t>
+              <w:t>34.5</w:t>
             </w:r>
           </w:p>
         </w:tc>
@@ -17310,7 +17319,7 @@
               <w:rPr>
                 <w:sz w:val="18"/>
               </w:rPr>
-              <w:t>35.9</w:t>
+              <w:t>39.1</w:t>
             </w:r>
           </w:p>
         </w:tc>
@@ -17388,7 +17397,7 @@
               <w:rPr>
                 <w:sz w:val="18"/>
               </w:rPr>
-              <w:t>7.7</w:t>
+              <w:t>34.5</w:t>
             </w:r>
           </w:p>
         </w:tc>
@@ -17456,7 +17465,7 @@
               <w:rPr>
                 <w:sz w:val="18"/>
               </w:rPr>
-              <w:t>+1.1</w:t>
+              <w:t>0.0</w:t>
             </w:r>
           </w:p>
         </w:tc>
@@ -17975,7 +17984,7 @@
               <w:rPr>
                 <w:sz w:val="18"/>
               </w:rPr>
-              <w:t>573 / 527 / 562</w:t>
+              <w:t>624 / 624 / 624</w:t>
             </w:r>
           </w:p>
         </w:tc>
@@ -17988,7 +17997,7 @@
               <w:rPr>
                 <w:sz w:val="18"/>
               </w:rPr>
-              <w:t>236 / 209 / 222</w:t>
+              <w:t>270 / 280 / 264</w:t>
             </w:r>
           </w:p>
         </w:tc>
@@ -18384,7 +18393,7 @@
               <w:rPr>
                 <w:sz w:val="18"/>
               </w:rPr>
-              <w:t>294 / 303 / 301</w:t>
+              <w:t>2,299 / 2,292 / 2,279</w:t>
             </w:r>
           </w:p>
         </w:tc>
@@ -18397,7 +18406,7 @@
               <w:rPr>
                 <w:sz w:val="18"/>
               </w:rPr>
-              <w:t>13 / 14 / 14</w:t>
+              <w:t>665 / 619 / 766</w:t>
             </w:r>
           </w:p>
         </w:tc>
@@ -18477,7 +18486,523 @@
           <w:i/>
           <w:sz w:val="18"/>
         </w:rPr>
-        <w:t>Summary: the hand-optimized FormatFuzzer templates still lead overall. Against them, Opus 4.7 averages −1.46 line-coverage points and Opus 5 −0.86 — so Opus 5 closes roughly 40% of the gap to the hand-written baseline without reaching it. FF leads outright on seven formats, ties MIDI (2,777 vs 2,771 lines), and is beaten on two: AVI, where Opus 5 reaches 6.7% against FF's 5.8%, and WAV, where all three are within 9 lines of each other and effectively dead (13–14 AFL paths in 8 hours). The widest FF margins are JPG (+3.3 over Opus 5) and PCAP (+2.2). Single runs, no repetitions — treat sub-point differences as noise, and note the FF runs are dated 2026-09-14 against the LLM sets' 2026-09-09.</w:t>
+        <w:t>Summary: the hand-optimized FormatFuzzer templates still lead overall, but by less than the earlier figures suggested. Against them, Opus 4.7 averages −1.25 line-coverage points and Opus 5 −0.84 — so Opus 5 closes roughly a third of the gap to the hand-written baseline without reaching it. FF leads outright on six formats (PNG, JPG, MP4, ZIP, PCAP, BMP), ties on three, and is beaten on one: AVI, where Opus 5 reaches 6.7% against FF's 5.8%. The widest FF margins are JPG (+3.3 over Opus 5) and PCAP (+2.2). GIF is now an exact three-way tie at 624 of 2,138 lines, and WAV is within 20 lines across all three. Single runs, no repetitions — treat sub-point differences as noise.</w:t>
+      </w:r>
+    </w:p>
+    <w:p>
+      <w:pPr>
+        <w:pStyle w:val="Heading3"/>
+      </w:pPr>
+      <w:r>
+        <w:t>Secondary metric — time-to-coverage</w:t>
+      </w:r>
+    </w:p>
+    <w:p>
+      <w:r>
+        <w:t>Line coverage remains the primary metric throughout this report. Time-to-coverage is reported alongside it as a secondary metric, because the re-run exposed a limitation in the primary one: on small targets an 8-hour AFL campaign saturates, and the template's contribution is erased by AFL's own mutation long before the run ends.</w:t>
+      </w:r>
+    </w:p>
+    <w:p>
+      <w:r>
+        <w:t>GIF is the clearest case. All three template sets converge on exactly 624 of 2,138 lines by t = 10,800 s and then do not move for the remaining five hours, despite running very different campaigns — 7.3M, 17.5M and 4.7M executions, and 270, 280 and 264 distinct paths, for the hand-optimized, Opus 4.7 and Opus 5 sets respectively. The endpoint therefore reports a perfect three-way tie. The early curve does not: at t = 300 s the same three sets sit at 563, 559 and 536 lines, with Opus 5 measurably behind, which is consistent with its over-constrained GIF template in the generation-only measurements.</w:t>
+      </w:r>
+    </w:p>
+    <w:tbl>
+      <w:tblPr>
+        <w:tblStyle w:val="TableGrid"/>
+        <w:tblW w:type="auto" w:w="0"/>
+        <w:tblLook w:firstColumn="1" w:firstRow="1" w:lastColumn="0" w:lastRow="0" w:noHBand="0" w:noVBand="1" w:val="04A0"/>
+      </w:tblPr>
+      <w:tblGrid>
+        <w:gridCol w:w="1728"/>
+        <w:gridCol w:w="1728"/>
+        <w:gridCol w:w="1728"/>
+        <w:gridCol w:w="1728"/>
+        <w:gridCol w:w="1728"/>
+      </w:tblGrid>
+      <w:tr>
+        <w:tc>
+          <w:tcPr>
+            <w:tcW w:type="dxa" w:w="1152"/>
+          </w:tcPr>
+          <w:p>
+            <w:r>
+              <w:rPr>
+                <w:b/>
+                <w:sz w:val="18"/>
+              </w:rPr>
+              <w:t>Format</w:t>
+            </w:r>
+          </w:p>
+        </w:tc>
+        <w:tc>
+          <w:tcPr>
+            <w:tcW w:type="dxa" w:w="3312"/>
+          </w:tcPr>
+          <w:p>
+            <w:r>
+              <w:rPr>
+                <w:b/>
+                <w:sz w:val="18"/>
+              </w:rPr>
+              <w:t>Metric</w:t>
+            </w:r>
+          </w:p>
+        </w:tc>
+        <w:tc>
+          <w:tcPr>
+            <w:tcW w:type="dxa" w:w="1728"/>
+          </w:tcPr>
+          <w:p>
+            <w:r>
+              <w:rPr>
+                <w:b/>
+                <w:sz w:val="18"/>
+              </w:rPr>
+              <w:t>FF-templates</w:t>
+            </w:r>
+          </w:p>
+        </w:tc>
+        <w:tc>
+          <w:tcPr>
+            <w:tcW w:type="dxa" w:w="1584"/>
+          </w:tcPr>
+          <w:p>
+            <w:r>
+              <w:rPr>
+                <w:b/>
+                <w:sz w:val="18"/>
+              </w:rPr>
+              <w:t>Opus 4.7</w:t>
+            </w:r>
+          </w:p>
+        </w:tc>
+        <w:tc>
+          <w:tcPr>
+            <w:tcW w:type="dxa" w:w="1728"/>
+          </w:tcPr>
+          <w:p>
+            <w:r>
+              <w:rPr>
+                <w:b/>
+                <w:sz w:val="18"/>
+              </w:rPr>
+              <w:t>Opus 5</w:t>
+            </w:r>
+          </w:p>
+        </w:tc>
+      </w:tr>
+      <w:tr>
+        <w:tc>
+          <w:tcPr>
+            <w:tcW w:type="dxa" w:w="1152"/>
+          </w:tcPr>
+          <w:p>
+            <w:r>
+              <w:rPr>
+                <w:sz w:val="18"/>
+              </w:rPr>
+              <w:t>GIF</w:t>
+            </w:r>
+          </w:p>
+        </w:tc>
+        <w:tc>
+          <w:tcPr>
+            <w:tcW w:type="dxa" w:w="3312"/>
+          </w:tcPr>
+          <w:p>
+            <w:r>
+              <w:rPr>
+                <w:sz w:val="18"/>
+              </w:rPr>
+              <w:t>Time to 620 of 624 lines</w:t>
+            </w:r>
+          </w:p>
+        </w:tc>
+        <w:tc>
+          <w:tcPr>
+            <w:tcW w:type="dxa" w:w="1728"/>
+          </w:tcPr>
+          <w:p>
+            <w:r>
+              <w:rPr>
+                <w:sz w:val="18"/>
+              </w:rPr>
+              <w:t>8,100 s</w:t>
+            </w:r>
+          </w:p>
+        </w:tc>
+        <w:tc>
+          <w:tcPr>
+            <w:tcW w:type="dxa" w:w="1584"/>
+          </w:tcPr>
+          <w:p>
+            <w:r>
+              <w:rPr>
+                <w:sz w:val="18"/>
+              </w:rPr>
+              <w:t>4,800 s</w:t>
+            </w:r>
+          </w:p>
+        </w:tc>
+        <w:tc>
+          <w:tcPr>
+            <w:tcW w:type="dxa" w:w="1728"/>
+          </w:tcPr>
+          <w:p>
+            <w:r>
+              <w:rPr>
+                <w:sz w:val="18"/>
+              </w:rPr>
+              <w:t>10,500 s</w:t>
+            </w:r>
+          </w:p>
+        </w:tc>
+      </w:tr>
+      <w:tr>
+        <w:tc>
+          <w:tcPr>
+            <w:tcW w:type="dxa" w:w="1152"/>
+          </w:tcPr>
+          <w:p>
+            <w:r>
+              <w:rPr>
+                <w:sz w:val="18"/>
+              </w:rPr>
+              <w:t>GIF</w:t>
+            </w:r>
+          </w:p>
+        </w:tc>
+        <w:tc>
+          <w:tcPr>
+            <w:tcW w:type="dxa" w:w="3312"/>
+          </w:tcPr>
+          <w:p>
+            <w:r>
+              <w:rPr>
+                <w:sz w:val="18"/>
+              </w:rPr>
+              <w:t>Time to saturation (624 lines)</w:t>
+            </w:r>
+          </w:p>
+        </w:tc>
+        <w:tc>
+          <w:tcPr>
+            <w:tcW w:type="dxa" w:w="1728"/>
+          </w:tcPr>
+          <w:p>
+            <w:r>
+              <w:rPr>
+                <w:sz w:val="18"/>
+              </w:rPr>
+              <w:t>8,100 s</w:t>
+            </w:r>
+          </w:p>
+        </w:tc>
+        <w:tc>
+          <w:tcPr>
+            <w:tcW w:type="dxa" w:w="1584"/>
+          </w:tcPr>
+          <w:p>
+            <w:r>
+              <w:rPr>
+                <w:sz w:val="18"/>
+              </w:rPr>
+              <w:t>10,800 s</w:t>
+            </w:r>
+          </w:p>
+        </w:tc>
+        <w:tc>
+          <w:tcPr>
+            <w:tcW w:type="dxa" w:w="1728"/>
+          </w:tcPr>
+          <w:p>
+            <w:r>
+              <w:rPr>
+                <w:sz w:val="18"/>
+              </w:rPr>
+              <w:t>10,500 s</w:t>
+            </w:r>
+          </w:p>
+        </w:tc>
+      </w:tr>
+      <w:tr>
+        <w:tc>
+          <w:tcPr>
+            <w:tcW w:type="dxa" w:w="1152"/>
+          </w:tcPr>
+          <w:p>
+            <w:r>
+              <w:rPr>
+                <w:sz w:val="18"/>
+              </w:rPr>
+              <w:t>GIF</w:t>
+            </w:r>
+          </w:p>
+        </w:tc>
+        <w:tc>
+          <w:tcPr>
+            <w:tcW w:type="dxa" w:w="3312"/>
+          </w:tcPr>
+          <w:p>
+            <w:r>
+              <w:rPr>
+                <w:sz w:val="18"/>
+              </w:rPr>
+              <w:t>Mean lines over run (AUC)</w:t>
+            </w:r>
+          </w:p>
+        </w:tc>
+        <w:tc>
+          <w:tcPr>
+            <w:tcW w:type="dxa" w:w="1728"/>
+          </w:tcPr>
+          <w:p>
+            <w:r>
+              <w:rPr>
+                <w:sz w:val="18"/>
+              </w:rPr>
+              <w:t>611.7</w:t>
+            </w:r>
+          </w:p>
+        </w:tc>
+        <w:tc>
+          <w:tcPr>
+            <w:tcW w:type="dxa" w:w="1584"/>
+          </w:tcPr>
+          <w:p>
+            <w:r>
+              <w:rPr>
+                <w:sz w:val="18"/>
+              </w:rPr>
+              <w:t>617.9</w:t>
+            </w:r>
+          </w:p>
+        </w:tc>
+        <w:tc>
+          <w:tcPr>
+            <w:tcW w:type="dxa" w:w="1728"/>
+          </w:tcPr>
+          <w:p>
+            <w:r>
+              <w:rPr>
+                <w:sz w:val="18"/>
+              </w:rPr>
+              <w:t>612.0</w:t>
+            </w:r>
+          </w:p>
+        </w:tc>
+      </w:tr>
+      <w:tr>
+        <w:tc>
+          <w:tcPr>
+            <w:tcW w:type="dxa" w:w="1152"/>
+          </w:tcPr>
+          <w:p>
+            <w:r>
+              <w:rPr>
+                <w:sz w:val="18"/>
+              </w:rPr>
+              <w:t>WAV</w:t>
+            </w:r>
+          </w:p>
+        </w:tc>
+        <w:tc>
+          <w:tcPr>
+            <w:tcW w:type="dxa" w:w="3312"/>
+          </w:tcPr>
+          <w:p>
+            <w:r>
+              <w:rPr>
+                <w:sz w:val="18"/>
+              </w:rPr>
+              <w:t>Time to 2,275 lines</w:t>
+            </w:r>
+          </w:p>
+        </w:tc>
+        <w:tc>
+          <w:tcPr>
+            <w:tcW w:type="dxa" w:w="1728"/>
+          </w:tcPr>
+          <w:p>
+            <w:r>
+              <w:rPr>
+                <w:sz w:val="18"/>
+              </w:rPr>
+              <w:t>1,500 s</w:t>
+            </w:r>
+          </w:p>
+        </w:tc>
+        <w:tc>
+          <w:tcPr>
+            <w:tcW w:type="dxa" w:w="1584"/>
+          </w:tcPr>
+          <w:p>
+            <w:r>
+              <w:rPr>
+                <w:sz w:val="18"/>
+              </w:rPr>
+              <w:t>4,800 s</w:t>
+            </w:r>
+          </w:p>
+        </w:tc>
+        <w:tc>
+          <w:tcPr>
+            <w:tcW w:type="dxa" w:w="1728"/>
+          </w:tcPr>
+          <w:p>
+            <w:r>
+              <w:rPr>
+                <w:sz w:val="18"/>
+              </w:rPr>
+              <w:t>27,300 s</w:t>
+            </w:r>
+          </w:p>
+        </w:tc>
+      </w:tr>
+      <w:tr>
+        <w:tc>
+          <w:tcPr>
+            <w:tcW w:type="dxa" w:w="1152"/>
+          </w:tcPr>
+          <w:p>
+            <w:r>
+              <w:rPr>
+                <w:sz w:val="18"/>
+              </w:rPr>
+              <w:t>WAV</w:t>
+            </w:r>
+          </w:p>
+        </w:tc>
+        <w:tc>
+          <w:tcPr>
+            <w:tcW w:type="dxa" w:w="3312"/>
+          </w:tcPr>
+          <w:p>
+            <w:r>
+              <w:rPr>
+                <w:sz w:val="18"/>
+              </w:rPr>
+              <w:t>Time to 2,290 lines</w:t>
+            </w:r>
+          </w:p>
+        </w:tc>
+        <w:tc>
+          <w:tcPr>
+            <w:tcW w:type="dxa" w:w="1728"/>
+          </w:tcPr>
+          <w:p>
+            <w:r>
+              <w:rPr>
+                <w:sz w:val="18"/>
+              </w:rPr>
+              <w:t>9,600 s</w:t>
+            </w:r>
+          </w:p>
+        </w:tc>
+        <w:tc>
+          <w:tcPr>
+            <w:tcW w:type="dxa" w:w="1584"/>
+          </w:tcPr>
+          <w:p>
+            <w:r>
+              <w:rPr>
+                <w:sz w:val="18"/>
+              </w:rPr>
+              <w:t>6,000 s</w:t>
+            </w:r>
+          </w:p>
+        </w:tc>
+        <w:tc>
+          <w:tcPr>
+            <w:tcW w:type="dxa" w:w="1728"/>
+          </w:tcPr>
+          <w:p>
+            <w:r>
+              <w:rPr>
+                <w:sz w:val="18"/>
+              </w:rPr>
+              <w:t>not reached</w:t>
+            </w:r>
+          </w:p>
+        </w:tc>
+      </w:tr>
+      <w:tr>
+        <w:tc>
+          <w:tcPr>
+            <w:tcW w:type="dxa" w:w="1152"/>
+          </w:tcPr>
+          <w:p>
+            <w:r>
+              <w:rPr>
+                <w:sz w:val="18"/>
+              </w:rPr>
+              <w:t>WAV</w:t>
+            </w:r>
+          </w:p>
+        </w:tc>
+        <w:tc>
+          <w:tcPr>
+            <w:tcW w:type="dxa" w:w="3312"/>
+          </w:tcPr>
+          <w:p>
+            <w:r>
+              <w:rPr>
+                <w:sz w:val="18"/>
+              </w:rPr>
+              <w:t>Mean lines over run (AUC)</w:t>
+            </w:r>
+          </w:p>
+        </w:tc>
+        <w:tc>
+          <w:tcPr>
+            <w:tcW w:type="dxa" w:w="1728"/>
+          </w:tcPr>
+          <w:p>
+            <w:r>
+              <w:rPr>
+                <w:sz w:val="18"/>
+              </w:rPr>
+              <w:t>2,294.2</w:t>
+            </w:r>
+          </w:p>
+        </w:tc>
+        <w:tc>
+          <w:tcPr>
+            <w:tcW w:type="dxa" w:w="1584"/>
+          </w:tcPr>
+          <w:p>
+            <w:r>
+              <w:rPr>
+                <w:sz w:val="18"/>
+              </w:rPr>
+              <w:t>2,284.8</w:t>
+            </w:r>
+          </w:p>
+        </w:tc>
+        <w:tc>
+          <w:tcPr>
+            <w:tcW w:type="dxa" w:w="1728"/>
+          </w:tcPr>
+          <w:p>
+            <w:r>
+              <w:rPr>
+                <w:sz w:val="18"/>
+              </w:rPr>
+              <w:t>2,266.5</w:t>
+            </w:r>
+          </w:p>
+        </w:tc>
+      </w:tr>
+    </w:tbl>
+    <w:p>
+      <w:r>
+        <w:t>WAV shows the same effect in the opposite direction. Its endpoints (22.5 / 22.5 / 22.3%) differ by what looks like a rounding error, but the hand-optimized template reaches 2,275 lines in 1,500 s where Opus 5 needs 27,300 s — eighteen times longer for the same coverage. This ordering is not a throughput artifact: Opus 5 executed the most test cases of the three on WAV (7.6M against the hand template's 5.8M) and still grew coverage slowest.</w:t>
+      </w:r>
+    </w:p>
+    <w:p>
+      <w:r>
+        <w:t>Caveat: the GIF AUC figures are confounded and should not be read as template quality. Opus 4.7 scores highest there (617.9) while also executing 2.4 times more test cases than the hand template, so its faster growth partly reflects throughput. The WAV comparison does not have this problem. Time-to-coverage is reported for GIF and WAV only, since these are the two formats for which per-snapshot series were collected after the driver fixes.</w:t>
       </w:r>
     </w:p>
     <w:sectPr>
